--- a/is295/manuscript-template.docx
+++ b/is295/manuscript-template.docx
@@ -5101,6 +5101,34 @@
         <w:rPr>
           <w:rtl w:val="0"/>
         </w:rPr>
+        <w:t xml:space="preserve">This section is not a copy of the Software Requirements Specification (SRS), which is submitted as a separate document. The SRS states what the system must do; this section explains how the design meets those requirements and why it was designed that way. Refer to requirements by their SRS IDs (e.g., FR-03 to FR-07) rather than reproducing them.</w:t>
+      </w:r>
+    </w:p>
+    <w:p>
+      <w:pPr>
+        <w:spacing w:line="480" w:lineRule="auto"/>
+        <w:ind w:firstLine="567"/>
+        <w:jc w:val="both"/>
+        <w:rPr/>
+      </w:pPr>
+      <w:r>
+        <w:rPr>
+          <w:rtl w:val="0"/>
+        </w:rPr>
+        <w:t xml:space="preserve">Organize the discussion by module rather than by requirement. For each major module, explain its purpose, key design decisions, and the requirements it satisfies, and summarize this traceability in a single table that maps modules to SRS requirement IDs. Explain the design rationale, including alternatives considered, trade-offs, and how the framework in Chapter III-B shaped the design. Follow every diagram with a discussion of what it shows. Avoid "The system shall…" statements, which belong in the SRS.</w:t>
+      </w:r>
+    </w:p>
+    <w:p>
+      <w:pPr>
+        <w:spacing w:line="480" w:lineRule="auto"/>
+        <w:ind w:firstLine="567"/>
+        <w:jc w:val="both"/>
+        <w:rPr/>
+      </w:pPr>
+      <w:r>
+        <w:rPr>
+          <w:rtl w:val="0"/>
+        </w:rPr>
         <w:t xml:space="preserve">Overly detailed implementation diagrams, CRUD walkthroughs, exhaustive database documentation, complete API specifications, source code listings, and similar code-level technical artifacts should be placed in the Appendices.</w:t>
       </w:r>
     </w:p>
@@ -5699,7 +5727,7 @@
         <w:rPr>
           <w:rtl w:val="0"/>
         </w:rPr>
-        <w:t xml:space="preserve">Do not merely repeat the results already presented in Sections B and C. Explain what the findings mean and why they matter.</w:t>
+        <w:t xml:space="preserve">Do not merely repeat the results already presented in Chapters V-B and V-C. Explain what the findings mean and why they matter.</w:t>
       </w:r>
     </w:p>
     <w:p>

--- a/is295/manuscript-template.docx
+++ b/is295/manuscript-template.docx
@@ -5087,7 +5087,7 @@
         <w:rPr>
           <w:rtl w:val="0"/>
         </w:rPr>
-        <w:t xml:space="preserve">At the IS 295a stage, interface mockups, wireframes, or prototypes may be included to communicate the intended design. Screenshots demonstrating the completed system and its implemented features should generally be presented in Chapter V rather than here.</w:t>
+        <w:t xml:space="preserve">In IS 295a, interface mockups, wireframes, or prototypes may be included to communicate the intended design. In IS 295b, move them to the Appendices, since screenshots of the completed system are presented in Chapter V. Keep a mockup in Chapter III only when it is needed to explain a design decision.</w:t>
       </w:r>
     </w:p>
     <w:p>

--- a/is295/manuscript-template.docx
+++ b/is295/manuscript-template.docx
@@ -10,22 +10,25 @@
     <w:p>
       <w:pPr>
         <w:pStyle w:val="Heading4"/>
+        <w:rPr>
+          <w:lang w:val="en-PH"/>
+        </w:rPr>
       </w:pPr>
       <w:r>
         <w:rPr>
           <w:noProof/>
         </w:rPr>
         <w:drawing>
-          <wp:inline distT="0" distB="0" distL="0" distR="0" wp14:anchorId="3A81BF3E" wp14:editId="1E927BFA">
-            <wp:extent cx="1401097" cy="1378975"/>
-            <wp:effectExtent l="0" t="0" r="0" b="5715"/>
-            <wp:docPr id="7" name="image1.png"/>
+          <wp:inline distT="0" distB="0" distL="0" distR="0" wp14:anchorId="2DBB2F49" wp14:editId="7CFB3706">
+            <wp:extent cx="1673334" cy="1585452"/>
+            <wp:effectExtent l="0" t="0" r="3175" b="2540"/>
+            <wp:docPr id="7" name="image1.png" descr="A logo with a bird in the center&#10;&#10;AI-generated content may be incorrect."/>
             <wp:cNvGraphicFramePr/>
             <a:graphic xmlns:a="http://schemas.openxmlformats.org/drawingml/2006/main">
               <a:graphicData uri="http://schemas.openxmlformats.org/drawingml/2006/picture">
                 <pic:pic xmlns:pic="http://schemas.openxmlformats.org/drawingml/2006/picture">
                   <pic:nvPicPr>
-                    <pic:cNvPr id="7" name="image1.png"/>
+                    <pic:cNvPr id="7" name="image1.png" descr="A logo with a bird in the center&#10;&#10;AI-generated content may be incorrect."/>
                     <pic:cNvPicPr preferRelativeResize="0"/>
                   </pic:nvPicPr>
                   <pic:blipFill>
@@ -43,7 +46,7 @@
                   <pic:spPr>
                     <a:xfrm>
                       <a:off x="0" y="0"/>
-                      <a:ext cx="1418097" cy="1395707"/>
+                      <a:ext cx="1673334" cy="1585452"/>
                     </a:xfrm>
                     <a:prstGeom prst="rect">
                       <a:avLst/>
@@ -151,10 +154,7 @@
         </w:rPr>
       </w:pPr>
       <w:r>
-        <w:t>Special Project</w:t>
-      </w:r>
-      <w:r>
-        <w:t xml:space="preserve"> Adviser:</w:t>
+        <w:t>Special Project Adviser:</w:t>
       </w:r>
     </w:p>
     <w:p>
@@ -416,6 +416,12 @@
           <w:i/>
         </w:rPr>
         <w:t xml:space="preserve"> “I hereby grant the University of the Philippines a non-exclusive, worldwide, royalty-free license to reproduce, publish and publicly distribute copies of </w:t>
+      </w:r>
+      <w:r>
+        <w:rPr>
+          <w:i/>
+        </w:rPr>
+        <w:t xml:space="preserve">this </w:t>
       </w:r>
       <w:r>
         <w:rPr>

--- a/is295/manuscript-template.docx
+++ b/is295/manuscript-template.docx
@@ -1,44 +1,40 @@
 
 <file path=word/document.xml><?xml version="1.0" encoding="utf-8"?>
-<w:document xmlns:wpc="http://schemas.microsoft.com/office/word/2010/wordprocessingCanvas" xmlns:cx="http://schemas.microsoft.com/office/drawing/2014/chartex" xmlns:cx1="http://schemas.microsoft.com/office/drawing/2015/9/8/chartex" xmlns:cx2="http://schemas.microsoft.com/office/drawing/2015/10/21/chartex" xmlns:cx3="http://schemas.microsoft.com/office/drawing/2016/5/9/chartex" xmlns:cx4="http://schemas.microsoft.com/office/drawing/2016/5/10/chartex" xmlns:cx5="http://schemas.microsoft.com/office/drawing/2016/5/11/chartex" xmlns:cx6="http://schemas.microsoft.com/office/drawing/2016/5/12/chartex" xmlns:cx7="http://schemas.microsoft.com/office/drawing/2016/5/13/chartex" xmlns:cx8="http://schemas.microsoft.com/office/drawing/2016/5/14/chartex" xmlns:mc="http://schemas.openxmlformats.org/markup-compatibility/2006" xmlns:aink="http://schemas.microsoft.com/office/drawing/2016/ink" xmlns:am3d="http://schemas.microsoft.com/office/drawing/2017/model3d" xmlns:o="urn:schemas-microsoft-com:office:office" xmlns:oel="http://schemas.microsoft.com/office/2019/extlst" xmlns:r="http://schemas.openxmlformats.org/officeDocument/2006/relationships" xmlns:m="http://schemas.openxmlformats.org/officeDocument/2006/math" xmlns:v="urn:schemas-microsoft-com:vml" xmlns:wp14="http://schemas.microsoft.com/office/word/2010/wordprocessingDrawing" xmlns:wp="http://schemas.openxmlformats.org/drawingml/2006/wordprocessingDrawing" xmlns:w10="urn:schemas-microsoft-com:office:word" xmlns:w="http://schemas.openxmlformats.org/wordprocessingml/2006/main" xmlns:w14="http://schemas.microsoft.com/office/word/2010/wordml" xmlns:w15="http://schemas.microsoft.com/office/word/2012/wordml" xmlns:w16cex="http://schemas.microsoft.com/office/word/2018/wordml/cex" xmlns:w16cid="http://schemas.microsoft.com/office/word/2016/wordml/cid" xmlns:w16="http://schemas.microsoft.com/office/word/2018/wordml" xmlns:w16du="http://schemas.microsoft.com/office/word/2023/wordml/word16du" xmlns:w16sdtdh="http://schemas.microsoft.com/office/word/2020/wordml/sdtdatahash" xmlns:w16sdtfl="http://schemas.microsoft.com/office/word/2024/wordml/sdtformatlock" xmlns:w16se="http://schemas.microsoft.com/office/word/2015/wordml/symex" xmlns:wpg="http://schemas.microsoft.com/office/word/2010/wordprocessingGroup" xmlns:wpi="http://schemas.microsoft.com/office/word/2010/wordprocessingInk" xmlns:wne="http://schemas.microsoft.com/office/word/2006/wordml" xmlns:wps="http://schemas.microsoft.com/office/word/2010/wordprocessingShape" mc:Ignorable="w14 w15 w16se w16cid w16 w16cex w16sdtdh w16sdtfl w16du wp14">
+<w:document xmlns:mc="http://schemas.openxmlformats.org/markup-compatibility/2006" xmlns:o="urn:schemas-microsoft-com:office:office" xmlns:r="http://schemas.openxmlformats.org/officeDocument/2006/relationships" xmlns:m="http://schemas.openxmlformats.org/officeDocument/2006/math" xmlns:v="urn:schemas-microsoft-com:vml" xmlns:wp="http://schemas.openxmlformats.org/drawingml/2006/wordprocessingDrawing" xmlns:w10="urn:schemas-microsoft-com:office:word" xmlns:w="http://schemas.openxmlformats.org/wordprocessingml/2006/main" xmlns:wne="http://schemas.microsoft.com/office/word/2006/wordml" xmlns:sl="http://schemas.openxmlformats.org/schemaLibrary/2006/main" xmlns:a="http://schemas.openxmlformats.org/drawingml/2006/main" xmlns:pic="http://schemas.openxmlformats.org/drawingml/2006/picture" xmlns:c="http://schemas.openxmlformats.org/drawingml/2006/chart" xmlns:lc="http://schemas.openxmlformats.org/drawingml/2006/lockedCanvas" xmlns:dgm="http://schemas.openxmlformats.org/drawingml/2006/diagram" xmlns:wps="http://schemas.microsoft.com/office/word/2010/wordprocessingShape" xmlns:wpg="http://schemas.microsoft.com/office/word/2010/wordprocessingGroup" xmlns:w14="http://schemas.microsoft.com/office/word/2010/wordml" xmlns:w15="http://schemas.microsoft.com/office/word/2012/wordml" xmlns:w16="http://schemas.microsoft.com/office/word/2018/wordml" xmlns:w16cex="http://schemas.microsoft.com/office/word/2018/wordml/cex" xmlns:w16cid="http://schemas.microsoft.com/office/word/2016/wordml/cid" xmlns="http://schemas.microsoft.com/office/tasks/2019/documenttasks" xmlns:cr="http://schemas.microsoft.com/office/comments/2020/reactions">
   <w:body>
     <w:p>
       <w:pPr>
         <w:pStyle w:val="Heading4"/>
-      </w:pPr>
+        <w:rPr/>
+      </w:pPr>
+      <w:r>
+        <w:rPr>
+          <w:rtl w:val="0"/>
+        </w:rPr>
+      </w:r>
     </w:p>
     <w:p>
       <w:pPr>
         <w:pStyle w:val="Heading4"/>
-        <w:rPr>
-          <w:lang w:val="en-PH"/>
-        </w:rPr>
-      </w:pPr>
-      <w:r>
-        <w:rPr>
-          <w:noProof/>
-        </w:rPr>
+        <w:rPr/>
+      </w:pPr>
+      <w:r>
+        <w:rPr/>
         <w:drawing>
-          <wp:inline distT="0" distB="0" distL="0" distR="0" wp14:anchorId="2DBB2F49" wp14:editId="7CFB3706">
-            <wp:extent cx="1673334" cy="1585452"/>
-            <wp:effectExtent l="0" t="0" r="3175" b="2540"/>
-            <wp:docPr id="7" name="image1.png" descr="A logo with a bird in the center&#10;&#10;AI-generated content may be incorrect."/>
-            <wp:cNvGraphicFramePr/>
-            <a:graphic xmlns:a="http://schemas.openxmlformats.org/drawingml/2006/main">
+          <wp:inline distB="0" distT="0" distL="0" distR="0">
+            <wp:extent cx="1737360" cy="1701660"/>
+            <wp:effectExtent b="0" l="0" r="0" t="0"/>
+            <wp:docPr id="7" name="image1.png"/>
+            <a:graphic>
               <a:graphicData uri="http://schemas.openxmlformats.org/drawingml/2006/picture">
-                <pic:pic xmlns:pic="http://schemas.openxmlformats.org/drawingml/2006/picture">
+                <pic:pic>
                   <pic:nvPicPr>
-                    <pic:cNvPr id="7" name="image1.png" descr="A logo with a bird in the center&#10;&#10;AI-generated content may be incorrect."/>
+                    <pic:cNvPr id="0" name="image1.png"/>
                     <pic:cNvPicPr preferRelativeResize="0"/>
                   </pic:nvPicPr>
                   <pic:blipFill>
-                    <a:blip r:embed="rId8" cstate="print">
-                      <a:extLst>
-                        <a:ext uri="{28A0092B-C50C-407E-A947-70E740481C1C}">
-                          <a14:useLocalDpi xmlns:a14="http://schemas.microsoft.com/office/drawing/2010/main" val="0"/>
-                        </a:ext>
-                      </a:extLst>
-                    </a:blip>
+                    <a:blip r:embed="rId9"/>
+                    <a:srcRect b="0" l="0" r="0" t="0"/>
                     <a:stretch>
                       <a:fillRect/>
                     </a:stretch>
@@ -46,11 +42,9 @@
                   <pic:spPr>
                     <a:xfrm>
                       <a:off x="0" y="0"/>
-                      <a:ext cx="1673334" cy="1585452"/>
+                      <a:ext cx="1737360" cy="1701660"/>
                     </a:xfrm>
-                    <a:prstGeom prst="rect">
-                      <a:avLst/>
-                    </a:prstGeom>
+                    <a:prstGeom prst="rect"/>
                     <a:ln/>
                   </pic:spPr>
                 </pic:pic>
@@ -59,92 +53,209 @@
           </wp:inline>
         </w:drawing>
       </w:r>
-    </w:p>
-    <w:p/>
+      <w:r>
+        <w:rPr>
+          <w:rtl w:val="0"/>
+        </w:rPr>
+      </w:r>
+    </w:p>
+    <w:p>
+      <w:pPr>
+        <w:rPr/>
+      </w:pPr>
+      <w:r>
+        <w:rPr>
+          <w:rtl w:val="0"/>
+        </w:rPr>
+      </w:r>
+    </w:p>
     <w:p>
       <w:pPr>
         <w:pStyle w:val="Heading4"/>
-      </w:pPr>
-      <w:r>
-        <w:t>UNIVERSITY OF THE PHILIPPINES</w:t>
+        <w:rPr/>
+      </w:pPr>
+      <w:r>
+        <w:rPr>
+          <w:rtl w:val="0"/>
+        </w:rPr>
+        <w:t xml:space="preserve">UNIVERSITY OF THE PHILIPPINES</w:t>
       </w:r>
     </w:p>
     <w:p>
       <w:pPr>
         <w:pStyle w:val="Heading4"/>
-      </w:pPr>
-      <w:r>
-        <w:t>OPEN UNIVERSITY</w:t>
+        <w:rPr/>
+      </w:pPr>
+      <w:r>
+        <w:rPr>
+          <w:rtl w:val="0"/>
+        </w:rPr>
+        <w:t xml:space="preserve">OPEN UNIVERSITY</w:t>
       </w:r>
     </w:p>
     <w:p>
       <w:pPr>
         <w:pStyle w:val="Heading4"/>
-      </w:pPr>
+        <w:rPr/>
+      </w:pPr>
+      <w:r>
+        <w:rPr>
+          <w:rtl w:val="0"/>
+        </w:rPr>
+      </w:r>
     </w:p>
     <w:p>
       <w:pPr>
         <w:pStyle w:val="Heading4"/>
-      </w:pPr>
-      <w:r>
-        <w:t>Master of Information Systems</w:t>
+        <w:rPr/>
+      </w:pPr>
+      <w:r>
+        <w:rPr>
+          <w:rtl w:val="0"/>
+        </w:rPr>
+        <w:t xml:space="preserve">Master of Information Systems</w:t>
       </w:r>
     </w:p>
     <w:p>
       <w:pPr>
         <w:pStyle w:val="Heading4"/>
-      </w:pPr>
+        <w:rPr/>
+      </w:pPr>
+      <w:r>
+        <w:rPr>
+          <w:rtl w:val="0"/>
+        </w:rPr>
+      </w:r>
     </w:p>
     <w:p>
       <w:pPr>
         <w:pStyle w:val="Heading4"/>
-      </w:pPr>
+        <w:rPr/>
+      </w:pPr>
+      <w:r>
+        <w:rPr>
+          <w:rtl w:val="0"/>
+        </w:rPr>
+      </w:r>
     </w:p>
     <w:p>
       <w:pPr>
         <w:pStyle w:val="Heading4"/>
-      </w:pPr>
+        <w:rPr/>
+      </w:pPr>
+      <w:r>
+        <w:rPr>
+          <w:rtl w:val="0"/>
+        </w:rPr>
+      </w:r>
     </w:p>
     <w:p>
       <w:pPr>
         <w:pStyle w:val="Heading4"/>
-      </w:pPr>
+        <w:rPr/>
+      </w:pPr>
+      <w:r>
+        <w:rPr>
+          <w:rtl w:val="0"/>
+        </w:rPr>
+      </w:r>
     </w:p>
     <w:p>
       <w:pPr>
         <w:pStyle w:val="Heading4"/>
-      </w:pPr>
+        <w:rPr/>
+      </w:pPr>
+      <w:r>
+        <w:rPr>
+          <w:rtl w:val="0"/>
+        </w:rPr>
+      </w:r>
     </w:p>
     <w:p>
       <w:pPr>
         <w:pStyle w:val="Heading4"/>
-      </w:pPr>
-      <w:r>
-        <w:t>YOUR NAME</w:t>
+        <w:rPr/>
+      </w:pPr>
+      <w:r>
+        <w:rPr>
+          <w:rtl w:val="0"/>
+        </w:rPr>
+        <w:t xml:space="preserve">YOUR NAME</w:t>
       </w:r>
     </w:p>
     <w:p>
       <w:pPr>
         <w:pStyle w:val="Heading4"/>
-      </w:pPr>
+        <w:rPr/>
+      </w:pPr>
+      <w:r>
+        <w:rPr>
+          <w:rtl w:val="0"/>
+        </w:rPr>
+      </w:r>
     </w:p>
     <w:p>
       <w:pPr>
         <w:pStyle w:val="Heading4"/>
-      </w:pPr>
-      <w:r>
-        <w:t>TITLE OF YOUR SPECIAL PROJECT</w:t>
-      </w:r>
-    </w:p>
-    <w:p/>
-    <w:p/>
-    <w:p/>
-    <w:p/>
-    <w:p/>
-    <w:p/>
-    <w:p/>
-    <w:p/>
-    <w:p/>
+        <w:rPr/>
+      </w:pPr>
+      <w:r>
+        <w:rPr>
+          <w:rtl w:val="0"/>
+        </w:rPr>
+        <w:t xml:space="preserve">TITLE OF YOUR SPECIAL PROJECT</w:t>
+      </w:r>
+    </w:p>
+    <w:p>
+      <w:pPr>
+        <w:rPr/>
+      </w:pPr>
+      <w:r>
+        <w:rPr>
+          <w:rtl w:val="0"/>
+        </w:rPr>
+      </w:r>
+    </w:p>
+    <w:p>
+      <w:pPr>
+        <w:rPr/>
+      </w:pPr>
+      <w:r>
+        <w:rPr>
+          <w:rtl w:val="0"/>
+        </w:rPr>
+      </w:r>
+    </w:p>
+    <w:p>
+      <w:pPr>
+        <w:rPr/>
+      </w:pPr>
+      <w:r>
+        <w:rPr>
+          <w:rtl w:val="0"/>
+        </w:rPr>
+      </w:r>
+    </w:p>
+    <w:p>
+      <w:pPr>
+        <w:rPr/>
+      </w:pPr>
+      <w:r>
+        <w:rPr>
+          <w:rtl w:val="0"/>
+        </w:rPr>
+      </w:r>
+    </w:p>
+    <w:p>
+      <w:pPr>
+        <w:rPr/>
+      </w:pPr>
+      <w:r>
+        <w:rPr>
+          <w:rtl w:val="0"/>
+        </w:rPr>
+      </w:r>
+    </w:p>
     <w:p>
       <w:pPr>
         <w:jc w:val="center"/>
@@ -154,23 +265,32 @@
         </w:rPr>
       </w:pPr>
       <w:r>
-        <w:t>Special Project Adviser:</w:t>
+        <w:rPr>
+          <w:rtl w:val="0"/>
+        </w:rPr>
+        <w:t xml:space="preserve">Special Project Adviser:</w:t>
       </w:r>
     </w:p>
     <w:p>
       <w:pPr>
         <w:jc w:val="center"/>
         <w:rPr>
-          <w:b/>
+          <w:b w:val="1"/>
           <w:sz w:val="20"/>
           <w:szCs w:val="20"/>
         </w:rPr>
       </w:pPr>
       <w:r>
         <w:rPr>
-          <w:b/>
-        </w:rPr>
-        <w:t>Name of Adviser</w:t>
+          <w:b w:val="1"/>
+          <w:rtl w:val="0"/>
+        </w:rPr>
+        <w:t xml:space="preserve">Name of Adviser</w:t>
+      </w:r>
+      <w:r>
+        <w:rPr>
+          <w:rtl w:val="0"/>
+        </w:rPr>
       </w:r>
     </w:p>
     <w:p>
@@ -182,13 +302,22 @@
         </w:rPr>
       </w:pPr>
       <w:r>
-        <w:t>Faculty of Information and Communication Studies</w:t>
+        <w:rPr>
+          <w:rtl w:val="0"/>
+        </w:rPr>
+        <w:t xml:space="preserve">Faculty of Information and Communication Studies</w:t>
       </w:r>
     </w:p>
     <w:p>
       <w:pPr>
         <w:jc w:val="center"/>
-      </w:pPr>
+        <w:rPr/>
+      </w:pPr>
+      <w:r>
+        <w:rPr>
+          <w:rtl w:val="0"/>
+        </w:rPr>
+      </w:r>
     </w:p>
     <w:p>
       <w:pPr>
@@ -199,7 +328,10 @@
         </w:rPr>
       </w:pPr>
       <w:r>
-        <w:t>Date of Submission</w:t>
+        <w:rPr>
+          <w:rtl w:val="0"/>
+        </w:rPr>
+        <w:t xml:space="preserve">Date of Submission</w:t>
       </w:r>
     </w:p>
     <w:p>
@@ -211,145 +343,178 @@
         </w:rPr>
       </w:pPr>
       <w:r>
-        <w:t>20 June 2016</w:t>
+        <w:rPr>
+          <w:rtl w:val="0"/>
+        </w:rPr>
+        <w:t xml:space="preserve">20 June 2016</w:t>
       </w:r>
     </w:p>
     <w:p>
       <w:pPr>
         <w:pStyle w:val="Heading1"/>
-      </w:pPr>
+        <w:rPr/>
+      </w:pPr>
+      <w:r>
+        <w:rPr>
+          <w:rtl w:val="0"/>
+        </w:rPr>
+      </w:r>
     </w:p>
     <w:p>
       <w:pPr>
         <w:spacing w:after="160" w:line="240" w:lineRule="auto"/>
-      </w:pPr>
+        <w:rPr/>
+      </w:pPr>
+      <w:r>
+        <w:rPr>
+          <w:rtl w:val="0"/>
+        </w:rPr>
+      </w:r>
     </w:p>
     <w:p>
       <w:pPr>
         <w:spacing w:after="160" w:line="240" w:lineRule="auto"/>
-      </w:pPr>
-      <w:r>
-        <w:t xml:space="preserve">Permission is given for the </w:t>
-      </w:r>
-      <w:r>
-        <w:t>f</w:t>
-      </w:r>
-      <w:r>
-        <w:t xml:space="preserve">ollowing people to have access to this </w:t>
-      </w:r>
-      <w:r>
-        <w:t>special project</w:t>
-      </w:r>
-      <w:r>
-        <w:t>:</w:t>
+        <w:rPr/>
+      </w:pPr>
+      <w:r>
+        <w:rPr>
+          <w:rtl w:val="0"/>
+        </w:rPr>
+        <w:t xml:space="preserve">Permission is given for the following people to have access to this special project:</w:t>
       </w:r>
     </w:p>
     <w:tbl>
       <w:tblPr>
-        <w:tblStyle w:val="a"/>
-        <w:tblW w:w="9011" w:type="dxa"/>
+        <w:tblStyle w:val="Table1"/>
+        <w:tblW w:w="9011.0" w:type="dxa"/>
+        <w:jc w:val="left"/>
         <w:tblBorders>
-          <w:top w:val="single" w:sz="4" w:space="0" w:color="000000"/>
-          <w:left w:val="single" w:sz="4" w:space="0" w:color="000000"/>
-          <w:bottom w:val="single" w:sz="4" w:space="0" w:color="000000"/>
-          <w:right w:val="single" w:sz="4" w:space="0" w:color="000000"/>
-          <w:insideH w:val="single" w:sz="4" w:space="0" w:color="000000"/>
-          <w:insideV w:val="single" w:sz="4" w:space="0" w:color="000000"/>
+          <w:top w:color="000000" w:space="0" w:sz="4" w:val="single"/>
+          <w:left w:color="000000" w:space="0" w:sz="4" w:val="single"/>
+          <w:bottom w:color="000000" w:space="0" w:sz="4" w:val="single"/>
+          <w:right w:color="000000" w:space="0" w:sz="4" w:val="single"/>
+          <w:insideH w:color="000000" w:space="0" w:sz="4" w:val="single"/>
+          <w:insideV w:color="000000" w:space="0" w:sz="4" w:val="single"/>
         </w:tblBorders>
         <w:tblLayout w:type="fixed"/>
-        <w:tblLook w:val="0400" w:firstRow="0" w:lastRow="0" w:firstColumn="0" w:lastColumn="0" w:noHBand="0" w:noVBand="1"/>
+        <w:tblLook w:val="0400"/>
       </w:tblPr>
       <w:tblGrid>
         <w:gridCol w:w="8070"/>
         <w:gridCol w:w="941"/>
+        <w:tblGridChange w:id="0">
+          <w:tblGrid>
+            <w:gridCol w:w="8070"/>
+            <w:gridCol w:w="941"/>
+          </w:tblGrid>
+        </w:tblGridChange>
       </w:tblGrid>
       <w:tr>
+        <w:trPr>
+          <w:cantSplit w:val="0"/>
+          <w:tblHeader w:val="0"/>
+        </w:trPr>
         <w:tc>
-          <w:tcPr>
-            <w:tcW w:w="8070" w:type="dxa"/>
-          </w:tcPr>
+          <w:tcPr/>
           <w:p>
             <w:pPr>
               <w:spacing w:line="240" w:lineRule="auto"/>
+              <w:rPr/>
             </w:pPr>
             <w:r>
-              <w:t xml:space="preserve">Available to the </w:t>
+              <w:rPr>
+                <w:rtl w:val="0"/>
+              </w:rPr>
+              <w:t xml:space="preserve">Available to the general public</w:t>
             </w:r>
-            <w:proofErr w:type="gramStart"/>
-            <w:r>
-              <w:t>general public</w:t>
-            </w:r>
-            <w:proofErr w:type="gramEnd"/>
           </w:p>
         </w:tc>
         <w:tc>
-          <w:tcPr>
-            <w:tcW w:w="941" w:type="dxa"/>
-          </w:tcPr>
+          <w:tcPr/>
           <w:p>
             <w:pPr>
               <w:spacing w:line="240" w:lineRule="auto"/>
+              <w:rPr/>
             </w:pPr>
             <w:r>
-              <w:t>Yes/No</w:t>
+              <w:rPr>
+                <w:rtl w:val="0"/>
+              </w:rPr>
+              <w:t xml:space="preserve">Yes/No</w:t>
             </w:r>
           </w:p>
         </w:tc>
       </w:tr>
       <w:tr>
+        <w:trPr>
+          <w:cantSplit w:val="0"/>
+          <w:tblHeader w:val="0"/>
+        </w:trPr>
         <w:tc>
-          <w:tcPr>
-            <w:tcW w:w="8070" w:type="dxa"/>
-          </w:tcPr>
+          <w:tcPr/>
           <w:p>
             <w:pPr>
               <w:spacing w:line="240" w:lineRule="auto"/>
               <w:jc w:val="left"/>
+              <w:rPr/>
             </w:pPr>
             <w:r>
-              <w:t>Available only after consultation with author/adviser</w:t>
+              <w:rPr>
+                <w:rtl w:val="0"/>
+              </w:rPr>
+              <w:t xml:space="preserve">Available only after consultation with author/adviser</w:t>
             </w:r>
           </w:p>
         </w:tc>
         <w:tc>
-          <w:tcPr>
-            <w:tcW w:w="941" w:type="dxa"/>
-          </w:tcPr>
+          <w:tcPr/>
           <w:p>
             <w:pPr>
               <w:spacing w:line="240" w:lineRule="auto"/>
+              <w:rPr/>
             </w:pPr>
             <w:r>
-              <w:t>Yes/No</w:t>
+              <w:rPr>
+                <w:rtl w:val="0"/>
+              </w:rPr>
+              <w:t xml:space="preserve">Yes/No</w:t>
             </w:r>
           </w:p>
         </w:tc>
       </w:tr>
       <w:tr>
+        <w:trPr>
+          <w:cantSplit w:val="0"/>
+          <w:tblHeader w:val="0"/>
+        </w:trPr>
         <w:tc>
-          <w:tcPr>
-            <w:tcW w:w="8070" w:type="dxa"/>
-          </w:tcPr>
+          <w:tcPr/>
           <w:p>
             <w:pPr>
               <w:spacing w:line="240" w:lineRule="auto"/>
               <w:jc w:val="left"/>
+              <w:rPr/>
             </w:pPr>
             <w:r>
-              <w:t>Available only to those bound by confidentiality agreement</w:t>
+              <w:rPr>
+                <w:rtl w:val="0"/>
+              </w:rPr>
+              <w:t xml:space="preserve">Available only to those bound by confidentiality agreement</w:t>
             </w:r>
           </w:p>
         </w:tc>
         <w:tc>
-          <w:tcPr>
-            <w:tcW w:w="941" w:type="dxa"/>
-          </w:tcPr>
+          <w:tcPr/>
           <w:p>
             <w:pPr>
               <w:spacing w:line="240" w:lineRule="auto"/>
+              <w:rPr/>
             </w:pPr>
             <w:r>
-              <w:t>Yes/No</w:t>
+              <w:rPr>
+                <w:rtl w:val="0"/>
+              </w:rPr>
+              <w:t xml:space="preserve">Yes/No</w:t>
             </w:r>
           </w:p>
         </w:tc>
@@ -358,40 +523,47 @@
     <w:p>
       <w:pPr>
         <w:spacing w:after="160" w:line="240" w:lineRule="auto"/>
-      </w:pPr>
+        <w:rPr/>
+      </w:pPr>
+      <w:r>
+        <w:rPr>
+          <w:rtl w:val="0"/>
+        </w:rPr>
+      </w:r>
     </w:p>
     <w:p>
       <w:pPr>
         <w:spacing w:line="240" w:lineRule="auto"/>
-      </w:pPr>
-      <w:r>
+        <w:rPr/>
+      </w:pPr>
+      <w:r>
+        <w:rPr>
+          <w:rtl w:val="0"/>
+        </w:rPr>
         <w:tab/>
-        <w:t>Student’s Signature:</w:t>
+        <w:t xml:space="preserve">Student’s Signature:</w:t>
       </w:r>
     </w:p>
     <w:p>
       <w:pPr>
         <w:spacing w:line="240" w:lineRule="auto"/>
+        <w:rPr/>
         <w:sectPr>
-          <w:headerReference w:type="default" r:id="rId9"/>
-          <w:footerReference w:type="even" r:id="rId10"/>
-          <w:footerReference w:type="default" r:id="rId11"/>
-          <w:pgSz w:w="11901" w:h="16817"/>
-          <w:pgMar w:top="1440" w:right="1440" w:bottom="1440" w:left="1440" w:header="709" w:footer="709" w:gutter="0"/>
+          <w:headerReference r:id="rId10" w:type="default"/>
+          <w:footerReference r:id="rId11" w:type="default"/>
+          <w:footerReference r:id="rId12" w:type="even"/>
+          <w:pgSz w:h="16817" w:w="11901" w:orient="portrait"/>
+          <w:pgMar w:bottom="1440" w:top="1440" w:left="1440" w:right="1440" w:header="709" w:footer="709"/>
           <w:pgNumType w:start="1"/>
-          <w:cols w:space="720"/>
-          <w:titlePg/>
+          <w:titlePg w:val="1"/>
         </w:sectPr>
       </w:pPr>
       <w:r>
+        <w:rPr>
+          <w:rtl w:val="0"/>
+        </w:rPr>
         <w:tab/>
-        <w:t xml:space="preserve">Signature of </w:t>
-      </w:r>
-      <w:r>
-        <w:t xml:space="preserve">Special Project </w:t>
-      </w:r>
-      <w:r>
-        <w:t>Adviser:</w:t>
+        <w:t xml:space="preserve">Signature of Special Project Adviser:</w:t>
       </w:r>
     </w:p>
     <w:p>
@@ -399,41 +571,29 @@
         <w:spacing w:line="240" w:lineRule="auto"/>
         <w:jc w:val="left"/>
         <w:rPr>
-          <w:i/>
-        </w:rPr>
-      </w:pPr>
+          <w:i w:val="1"/>
+        </w:rPr>
+      </w:pPr>
+      <w:r>
+        <w:rPr>
+          <w:rtl w:val="0"/>
+        </w:rPr>
+      </w:r>
     </w:p>
     <w:p>
       <w:pPr>
         <w:spacing w:line="240" w:lineRule="auto"/>
         <w:jc w:val="left"/>
         <w:rPr>
-          <w:i/>
-        </w:rPr>
-      </w:pPr>
-      <w:r>
-        <w:rPr>
-          <w:i/>
-        </w:rPr>
-        <w:t xml:space="preserve"> “I hereby grant the University of the Philippines a non-exclusive, worldwide, royalty-free license to reproduce, publish and publicly distribute copies of </w:t>
-      </w:r>
-      <w:r>
-        <w:rPr>
-          <w:i/>
-        </w:rPr>
-        <w:t xml:space="preserve">this </w:t>
-      </w:r>
-      <w:r>
-        <w:rPr>
-          <w:i/>
-        </w:rPr>
-        <w:t>special project</w:t>
-      </w:r>
-      <w:r>
-        <w:rPr>
-          <w:i/>
-        </w:rPr>
-        <w:t xml:space="preserve"> in whatever form subject to the provisions of applicable laws, the provisions of the UP IRR policy and any contractual obligations, as well as more specific permission marking on the Title Page.” </w:t>
+          <w:i w:val="1"/>
+        </w:rPr>
+      </w:pPr>
+      <w:r>
+        <w:rPr>
+          <w:i w:val="1"/>
+          <w:rtl w:val="0"/>
+        </w:rPr>
+        <w:t xml:space="preserve"> “I hereby grant the University of the Philippines a non-exclusive, worldwide, royalty-free license to reproduce, publish and publicly distribute copies of this special project in whatever form subject to the provisions of applicable laws, the provisions of the UP IRR policy and any contractual obligations, as well as more specific permission marking on the Title Page.” </w:t>
       </w:r>
     </w:p>
     <w:p>
@@ -441,21 +601,27 @@
         <w:spacing w:line="240" w:lineRule="auto"/>
         <w:jc w:val="left"/>
         <w:rPr>
-          <w:i/>
-        </w:rPr>
-      </w:pPr>
+          <w:i w:val="1"/>
+        </w:rPr>
+      </w:pPr>
+      <w:r>
+        <w:rPr>
+          <w:rtl w:val="0"/>
+        </w:rPr>
+      </w:r>
     </w:p>
     <w:p>
       <w:pPr>
         <w:spacing w:line="240" w:lineRule="auto"/>
         <w:jc w:val="left"/>
         <w:rPr>
-          <w:i/>
-        </w:rPr>
-      </w:pPr>
-      <w:r>
-        <w:rPr>
-          <w:i/>
+          <w:i w:val="1"/>
+        </w:rPr>
+      </w:pPr>
+      <w:r>
+        <w:rPr>
+          <w:i w:val="1"/>
+          <w:rtl w:val="0"/>
         </w:rPr>
         <w:t xml:space="preserve">“Specifically, I grant the following rights to the University: </w:t>
       </w:r>
@@ -465,9 +631,14 @@
         <w:spacing w:line="240" w:lineRule="auto"/>
         <w:jc w:val="left"/>
         <w:rPr>
-          <w:i/>
-        </w:rPr>
-      </w:pPr>
+          <w:i w:val="1"/>
+        </w:rPr>
+      </w:pPr>
+      <w:r>
+        <w:rPr>
+          <w:rtl w:val="0"/>
+        </w:rPr>
+      </w:r>
     </w:p>
     <w:p>
       <w:pPr>
@@ -476,30 +647,18 @@
           <w:numId w:val="1"/>
         </w:numPr>
         <w:spacing w:line="240" w:lineRule="auto"/>
+        <w:ind w:left="1080" w:hanging="360"/>
         <w:jc w:val="left"/>
         <w:rPr>
-          <w:i/>
-        </w:rPr>
-      </w:pPr>
-      <w:r>
-        <w:rPr>
-          <w:i/>
-        </w:rPr>
-        <w:t xml:space="preserve">To upload a copy of the work in the theses database of the college/school/institute/ department and in any other databases available on the public </w:t>
-      </w:r>
-      <w:proofErr w:type="gramStart"/>
-      <w:r>
-        <w:rPr>
-          <w:i/>
-        </w:rPr>
-        <w:t>internet;</w:t>
-      </w:r>
-      <w:proofErr w:type="gramEnd"/>
-      <w:r>
-        <w:rPr>
-          <w:i/>
-        </w:rPr>
-        <w:t xml:space="preserve"> </w:t>
+          <w:i w:val="1"/>
+        </w:rPr>
+      </w:pPr>
+      <w:r>
+        <w:rPr>
+          <w:i w:val="1"/>
+          <w:rtl w:val="0"/>
+        </w:rPr>
+        <w:t xml:space="preserve">To upload a copy of the work in the theses database of the college/school/institute/ department and in any other databases available on the public internet; </w:t>
       </w:r>
     </w:p>
     <w:p>
@@ -509,14 +668,16 @@
           <w:numId w:val="1"/>
         </w:numPr>
         <w:spacing w:line="240" w:lineRule="auto"/>
+        <w:ind w:left="1080" w:hanging="360"/>
         <w:jc w:val="left"/>
         <w:rPr>
-          <w:i/>
-        </w:rPr>
-      </w:pPr>
-      <w:r>
-        <w:rPr>
-          <w:i/>
+          <w:i w:val="1"/>
+        </w:rPr>
+      </w:pPr>
+      <w:r>
+        <w:rPr>
+          <w:i w:val="1"/>
+          <w:rtl w:val="0"/>
         </w:rPr>
         <w:t xml:space="preserve">To publish the work in the college/school/institute /department journal, both in print and electronic or digital format and online; and </w:t>
       </w:r>
@@ -528,14 +689,16 @@
           <w:numId w:val="1"/>
         </w:numPr>
         <w:spacing w:line="240" w:lineRule="auto"/>
+        <w:ind w:left="1080" w:hanging="360"/>
         <w:jc w:val="left"/>
         <w:rPr>
-          <w:i/>
-        </w:rPr>
-      </w:pPr>
-      <w:r>
-        <w:rPr>
-          <w:i/>
+          <w:i w:val="1"/>
+        </w:rPr>
+      </w:pPr>
+      <w:r>
+        <w:rPr>
+          <w:i w:val="1"/>
+          <w:rtl w:val="0"/>
         </w:rPr>
         <w:t xml:space="preserve">To give open access to above-mentioned work, thus allowing “fair use” of the work in accordance with the provisions of the Intellectual Property Code of the Philippines (Republic Act No. 8293), especially for teaching, scholarly and research purposes.” </w:t>
       </w:r>
@@ -544,142 +707,294 @@
       <w:pPr>
         <w:spacing w:after="120" w:line="240" w:lineRule="auto"/>
         <w:jc w:val="left"/>
-      </w:pPr>
-      <w:r>
+        <w:rPr/>
+      </w:pPr>
+      <w:r>
+        <w:rPr>
+          <w:rtl w:val="0"/>
+        </w:rPr>
         <w:t xml:space="preserve"> </w:t>
       </w:r>
     </w:p>
     <w:p>
       <w:pPr>
         <w:spacing w:after="120" w:line="240" w:lineRule="auto"/>
-        <w:ind w:left="5040"/>
-        <w:jc w:val="left"/>
-      </w:pPr>
-      <w:r>
-        <w:t xml:space="preserve">_____________________________ </w:t>
-      </w:r>
-    </w:p>
-    <w:p>
-      <w:pPr>
+        <w:jc w:val="right"/>
+        <w:rPr/>
+      </w:pPr>
+    </w:p>
+    <w:p>
+      <w:pPr>
+        <w:pBdr>
+          <w:top w:val="single" w:sz="6" w:space="1" w:color="000000"/>
+        </w:pBdr>
         <w:spacing w:after="120" w:line="240" w:lineRule="auto"/>
-        <w:ind w:left="4320"/>
-        <w:jc w:val="left"/>
+        <w:ind w:left="4812" w:right="0" w:firstLine="0"/>
+        <w:jc w:val="right"/>
+        <w:rPr/>
         <w:sectPr>
-          <w:pgSz w:w="11901" w:h="16817"/>
-          <w:pgMar w:top="1440" w:right="1440" w:bottom="1440" w:left="1440" w:header="709" w:footer="709" w:gutter="0"/>
-          <w:cols w:space="720"/>
+          <w:type w:val="nextPage"/>
+          <w:pgSz w:h="16817" w:w="11901" w:orient="portrait"/>
+          <w:pgMar w:bottom="1440" w:top="1440" w:left="1440" w:right="1440" w:header="709" w:footer="709"/>
         </w:sectPr>
       </w:pPr>
       <w:r>
-        <w:t xml:space="preserve">      Student Name over Signature and Date</w:t>
-      </w:r>
-    </w:p>
-    <w:p/>
-    <w:p/>
+        <w:rPr>
+          <w:rtl w:val="0"/>
+        </w:rPr>
+        <w:t xml:space="preserve">Student Name over Signature and Date</w:t>
+      </w:r>
+    </w:p>
+    <w:p>
+      <w:pPr>
+        <w:rPr/>
+      </w:pPr>
+      <w:r>
+        <w:rPr>
+          <w:rtl w:val="0"/>
+        </w:rPr>
+      </w:r>
+    </w:p>
+    <w:p>
+      <w:pPr>
+        <w:rPr/>
+      </w:pPr>
+      <w:r>
+        <w:rPr>
+          <w:rtl w:val="0"/>
+        </w:rPr>
+      </w:r>
+    </w:p>
     <w:p>
       <w:pPr>
         <w:jc w:val="center"/>
-      </w:pPr>
+        <w:rPr/>
+      </w:pPr>
+      <w:r>
+        <w:rPr>
+          <w:rtl w:val="0"/>
+        </w:rPr>
+      </w:r>
     </w:p>
     <w:p>
       <w:pPr>
         <w:jc w:val="center"/>
-      </w:pPr>
+        <w:rPr/>
+      </w:pPr>
+      <w:r>
+        <w:rPr>
+          <w:rtl w:val="0"/>
+        </w:rPr>
+      </w:r>
     </w:p>
     <w:p>
       <w:pPr>
         <w:jc w:val="center"/>
-      </w:pPr>
+        <w:rPr/>
+      </w:pPr>
+      <w:r>
+        <w:rPr>
+          <w:rtl w:val="0"/>
+        </w:rPr>
+      </w:r>
     </w:p>
     <w:p>
       <w:pPr>
         <w:jc w:val="center"/>
-      </w:pPr>
+        <w:rPr/>
+      </w:pPr>
+      <w:r>
+        <w:rPr>
+          <w:rtl w:val="0"/>
+        </w:rPr>
+      </w:r>
     </w:p>
     <w:p>
       <w:pPr>
         <w:jc w:val="center"/>
-      </w:pPr>
+        <w:rPr/>
+      </w:pPr>
+      <w:r>
+        <w:rPr>
+          <w:rtl w:val="0"/>
+        </w:rPr>
+      </w:r>
     </w:p>
     <w:p>
       <w:pPr>
         <w:jc w:val="center"/>
-      </w:pPr>
+        <w:rPr/>
+      </w:pPr>
+      <w:r>
+        <w:rPr>
+          <w:rtl w:val="0"/>
+        </w:rPr>
+      </w:r>
     </w:p>
     <w:p>
       <w:pPr>
         <w:jc w:val="center"/>
-      </w:pPr>
+        <w:rPr/>
+      </w:pPr>
+      <w:r>
+        <w:rPr>
+          <w:rtl w:val="0"/>
+        </w:rPr>
+      </w:r>
     </w:p>
     <w:p>
       <w:pPr>
         <w:jc w:val="center"/>
-      </w:pPr>
+        <w:rPr/>
+      </w:pPr>
+      <w:r>
+        <w:rPr>
+          <w:rtl w:val="0"/>
+        </w:rPr>
+      </w:r>
     </w:p>
     <w:p>
       <w:pPr>
         <w:jc w:val="center"/>
-      </w:pPr>
+        <w:rPr/>
+      </w:pPr>
+      <w:r>
+        <w:rPr>
+          <w:rtl w:val="0"/>
+        </w:rPr>
+      </w:r>
     </w:p>
     <w:p>
       <w:pPr>
         <w:jc w:val="center"/>
-      </w:pPr>
+        <w:rPr/>
+      </w:pPr>
+      <w:r>
+        <w:rPr>
+          <w:rtl w:val="0"/>
+        </w:rPr>
+      </w:r>
     </w:p>
     <w:p>
       <w:pPr>
         <w:jc w:val="center"/>
-      </w:pPr>
+        <w:rPr/>
+      </w:pPr>
+      <w:r>
+        <w:rPr>
+          <w:rtl w:val="0"/>
+        </w:rPr>
+      </w:r>
     </w:p>
     <w:p>
       <w:pPr>
         <w:jc w:val="center"/>
-      </w:pPr>
+        <w:rPr/>
+      </w:pPr>
+      <w:r>
+        <w:rPr>
+          <w:rtl w:val="0"/>
+        </w:rPr>
+      </w:r>
     </w:p>
     <w:p>
       <w:pPr>
         <w:jc w:val="center"/>
-      </w:pPr>
+        <w:rPr/>
+      </w:pPr>
+      <w:r>
+        <w:rPr>
+          <w:rtl w:val="0"/>
+        </w:rPr>
+      </w:r>
     </w:p>
     <w:p>
       <w:pPr>
         <w:jc w:val="center"/>
-      </w:pPr>
+        <w:rPr/>
+      </w:pPr>
+      <w:r>
+        <w:rPr>
+          <w:rtl w:val="0"/>
+        </w:rPr>
+      </w:r>
     </w:p>
     <w:p>
       <w:pPr>
         <w:jc w:val="center"/>
-      </w:pPr>
+        <w:rPr/>
+      </w:pPr>
+      <w:r>
+        <w:rPr>
+          <w:rtl w:val="0"/>
+        </w:rPr>
+      </w:r>
     </w:p>
     <w:p>
       <w:pPr>
         <w:jc w:val="center"/>
-      </w:pPr>
+        <w:rPr/>
+      </w:pPr>
+      <w:r>
+        <w:rPr>
+          <w:rtl w:val="0"/>
+        </w:rPr>
+      </w:r>
     </w:p>
     <w:p>
       <w:pPr>
         <w:jc w:val="center"/>
-      </w:pPr>
+        <w:rPr/>
+      </w:pPr>
+      <w:r>
+        <w:rPr>
+          <w:rtl w:val="0"/>
+        </w:rPr>
+      </w:r>
     </w:p>
     <w:p>
       <w:pPr>
         <w:jc w:val="center"/>
-      </w:pPr>
+        <w:rPr/>
+      </w:pPr>
+      <w:r>
+        <w:rPr>
+          <w:rtl w:val="0"/>
+        </w:rPr>
+      </w:r>
     </w:p>
     <w:p>
       <w:pPr>
         <w:jc w:val="center"/>
-      </w:pPr>
+        <w:rPr/>
+      </w:pPr>
+      <w:r>
+        <w:rPr>
+          <w:rtl w:val="0"/>
+        </w:rPr>
+      </w:r>
     </w:p>
     <w:p>
       <w:pPr>
         <w:jc w:val="center"/>
-      </w:pPr>
+        <w:rPr/>
+      </w:pPr>
+      <w:r>
+        <w:rPr>
+          <w:rtl w:val="0"/>
+        </w:rPr>
+      </w:r>
     </w:p>
     <w:p>
       <w:pPr>
         <w:jc w:val="center"/>
-      </w:pPr>
+        <w:rPr/>
+      </w:pPr>
+      <w:r>
+        <w:rPr>
+          <w:rtl w:val="0"/>
+        </w:rPr>
+      </w:r>
     </w:p>
     <w:p>
       <w:pPr>
@@ -689,21 +1004,16 @@
           <w:szCs w:val="18"/>
         </w:rPr>
         <w:sectPr>
-          <w:pgSz w:w="11901" w:h="16817"/>
-          <w:pgMar w:top="1440" w:right="1440" w:bottom="1440" w:left="1440" w:header="709" w:footer="709" w:gutter="0"/>
-          <w:cols w:space="720"/>
+          <w:type w:val="nextPage"/>
+          <w:pgSz w:h="16817" w:w="11901" w:orient="portrait"/>
+          <w:pgMar w:bottom="1440" w:top="1440" w:left="1440" w:right="1440" w:header="709" w:footer="709"/>
         </w:sectPr>
       </w:pPr>
       <w:r>
-        <w:t xml:space="preserve">© 2018 </w:t>
-      </w:r>
-      <w:proofErr w:type="gramStart"/>
-      <w:r>
-        <w:t>By  Your</w:t>
-      </w:r>
-      <w:proofErr w:type="gramEnd"/>
-      <w:r>
-        <w:t xml:space="preserve"> Name</w:t>
+        <w:rPr>
+          <w:rtl w:val="0"/>
+        </w:rPr>
+        <w:t xml:space="preserve">© 2018 By  Your Name</w:t>
       </w:r>
     </w:p>
     <w:p>
@@ -714,6 +1024,11 @@
           <w:szCs w:val="28"/>
         </w:rPr>
       </w:pPr>
+      <w:r>
+        <w:rPr>
+          <w:rtl w:val="0"/>
+        </w:rPr>
+      </w:r>
     </w:p>
     <w:p>
       <w:pPr>
@@ -724,6 +1039,11 @@
           <w:szCs w:val="28"/>
         </w:rPr>
       </w:pPr>
+      <w:r>
+        <w:rPr>
+          <w:rtl w:val="0"/>
+        </w:rPr>
+      </w:r>
     </w:p>
     <w:p>
       <w:pPr>
@@ -734,6 +1054,11 @@
           <w:szCs w:val="28"/>
         </w:rPr>
       </w:pPr>
+      <w:r>
+        <w:rPr>
+          <w:rtl w:val="0"/>
+        </w:rPr>
+      </w:r>
     </w:p>
     <w:p>
       <w:pPr>
@@ -744,6 +1069,11 @@
           <w:szCs w:val="28"/>
         </w:rPr>
       </w:pPr>
+      <w:r>
+        <w:rPr>
+          <w:rtl w:val="0"/>
+        </w:rPr>
+      </w:r>
     </w:p>
     <w:p>
       <w:pPr>
@@ -758,8 +1088,9 @@
         <w:rPr>
           <w:sz w:val="28"/>
           <w:szCs w:val="28"/>
-        </w:rPr>
-        <w:t>This Special Project titled</w:t>
+          <w:rtl w:val="0"/>
+        </w:rPr>
+        <w:t xml:space="preserve">This Special Project titled</w:t>
       </w:r>
     </w:p>
     <w:p>
@@ -771,6 +1102,11 @@
           <w:szCs w:val="28"/>
         </w:rPr>
       </w:pPr>
+      <w:r>
+        <w:rPr>
+          <w:rtl w:val="0"/>
+        </w:rPr>
+      </w:r>
     </w:p>
     <w:p>
       <w:pPr>
@@ -785,8 +1121,9 @@
         <w:rPr>
           <w:sz w:val="28"/>
           <w:szCs w:val="28"/>
-        </w:rPr>
-        <w:t>_____________________________________________</w:t>
+          <w:rtl w:val="0"/>
+        </w:rPr>
+        <w:t xml:space="preserve">_____________________________________________</w:t>
       </w:r>
     </w:p>
     <w:p>
@@ -798,6 +1135,11 @@
           <w:szCs w:val="28"/>
         </w:rPr>
       </w:pPr>
+      <w:r>
+        <w:rPr>
+          <w:rtl w:val="0"/>
+        </w:rPr>
+      </w:r>
     </w:p>
     <w:p>
       <w:pPr>
@@ -812,8 +1154,9 @@
         <w:rPr>
           <w:sz w:val="28"/>
           <w:szCs w:val="28"/>
-        </w:rPr>
-        <w:t>is hereby accepted by the Faculty of Information and Communication Studies in partial fulfillment of the requirements for the Master of Information Systems.</w:t>
+          <w:rtl w:val="0"/>
+        </w:rPr>
+        <w:t xml:space="preserve">is hereby accepted by the Faculty of Information and Communication Studies in partial fulfillment of the requirements for the Master of Information Systems.</w:t>
       </w:r>
     </w:p>
     <w:p>
@@ -825,6 +1168,11 @@
           <w:szCs w:val="28"/>
         </w:rPr>
       </w:pPr>
+      <w:r>
+        <w:rPr>
+          <w:rtl w:val="0"/>
+        </w:rPr>
+      </w:r>
     </w:p>
     <w:p>
       <w:pPr>
@@ -834,6 +1182,11 @@
           <w:szCs w:val="28"/>
         </w:rPr>
       </w:pPr>
+      <w:r>
+        <w:rPr>
+          <w:rtl w:val="0"/>
+        </w:rPr>
+      </w:r>
     </w:p>
     <w:p>
       <w:pPr>
@@ -844,6 +1197,11 @@
           <w:szCs w:val="28"/>
         </w:rPr>
       </w:pPr>
+      <w:r>
+        <w:rPr>
+          <w:rtl w:val="0"/>
+        </w:rPr>
+      </w:r>
     </w:p>
     <w:p>
       <w:pPr>
@@ -853,6 +1211,11 @@
           <w:szCs w:val="28"/>
         </w:rPr>
       </w:pPr>
+      <w:r>
+        <w:rPr>
+          <w:rtl w:val="0"/>
+        </w:rPr>
+      </w:r>
     </w:p>
     <w:p>
       <w:pPr>
@@ -863,6 +1226,11 @@
           <w:szCs w:val="28"/>
         </w:rPr>
       </w:pPr>
+      <w:r>
+        <w:rPr>
+          <w:rtl w:val="0"/>
+        </w:rPr>
+      </w:r>
     </w:p>
     <w:p>
       <w:pPr>
@@ -877,8 +1245,9 @@
         <w:rPr>
           <w:sz w:val="28"/>
           <w:szCs w:val="28"/>
-        </w:rPr>
-        <w:t>__________________________</w:t>
+          <w:rtl w:val="0"/>
+        </w:rPr>
+        <w:t xml:space="preserve">__________________________</w:t>
       </w:r>
     </w:p>
     <w:p>
@@ -894,8 +1263,9 @@
         <w:rPr>
           <w:sz w:val="28"/>
           <w:szCs w:val="28"/>
-        </w:rPr>
-        <w:t>Adviser</w:t>
+          <w:rtl w:val="0"/>
+        </w:rPr>
+        <w:t xml:space="preserve">Adviser</w:t>
       </w:r>
     </w:p>
     <w:p>
@@ -911,8 +1281,9 @@
         <w:rPr>
           <w:sz w:val="28"/>
           <w:szCs w:val="28"/>
-        </w:rPr>
-        <w:t>____________</w:t>
+          <w:rtl w:val="0"/>
+        </w:rPr>
+        <w:t xml:space="preserve">____________</w:t>
       </w:r>
     </w:p>
     <w:p>
@@ -928,8 +1299,9 @@
         <w:rPr>
           <w:sz w:val="28"/>
           <w:szCs w:val="28"/>
-        </w:rPr>
-        <w:t>Date</w:t>
+          <w:rtl w:val="0"/>
+        </w:rPr>
+        <w:t xml:space="preserve">Date</w:t>
       </w:r>
     </w:p>
     <w:p>
@@ -940,6 +1312,11 @@
           <w:szCs w:val="28"/>
         </w:rPr>
       </w:pPr>
+      <w:r>
+        <w:rPr>
+          <w:rtl w:val="0"/>
+        </w:rPr>
+      </w:r>
     </w:p>
     <w:p>
       <w:pPr>
@@ -949,6 +1326,11 @@
           <w:szCs w:val="28"/>
         </w:rPr>
       </w:pPr>
+      <w:r>
+        <w:rPr>
+          <w:rtl w:val="0"/>
+        </w:rPr>
+      </w:r>
     </w:p>
     <w:p>
       <w:pPr>
@@ -959,6 +1341,11 @@
           <w:szCs w:val="28"/>
         </w:rPr>
       </w:pPr>
+      <w:r>
+        <w:rPr>
+          <w:rtl w:val="0"/>
+        </w:rPr>
+      </w:r>
     </w:p>
     <w:p>
       <w:pPr>
@@ -969,6 +1356,11 @@
           <w:szCs w:val="28"/>
         </w:rPr>
       </w:pPr>
+      <w:r>
+        <w:rPr>
+          <w:rtl w:val="0"/>
+        </w:rPr>
+      </w:r>
     </w:p>
     <w:p>
       <w:pPr>
@@ -979,6 +1371,11 @@
           <w:szCs w:val="28"/>
         </w:rPr>
       </w:pPr>
+      <w:r>
+        <w:rPr>
+          <w:rtl w:val="0"/>
+        </w:rPr>
+      </w:r>
     </w:p>
     <w:p>
       <w:pPr>
@@ -993,8 +1390,9 @@
         <w:rPr>
           <w:sz w:val="28"/>
           <w:szCs w:val="28"/>
-        </w:rPr>
-        <w:t>__________________________</w:t>
+          <w:rtl w:val="0"/>
+        </w:rPr>
+        <w:t xml:space="preserve">__________________________</w:t>
       </w:r>
     </w:p>
     <w:p>
@@ -1010,8 +1408,9 @@
         <w:rPr>
           <w:sz w:val="28"/>
           <w:szCs w:val="28"/>
-        </w:rPr>
-        <w:t>Program Chair</w:t>
+          <w:rtl w:val="0"/>
+        </w:rPr>
+        <w:t xml:space="preserve">Program Chair</w:t>
       </w:r>
     </w:p>
     <w:p>
@@ -1027,8 +1426,9 @@
         <w:rPr>
           <w:sz w:val="28"/>
           <w:szCs w:val="28"/>
-        </w:rPr>
-        <w:t>____________</w:t>
+          <w:rtl w:val="0"/>
+        </w:rPr>
+        <w:t xml:space="preserve">____________</w:t>
       </w:r>
     </w:p>
     <w:p>
@@ -1044,8 +1444,9 @@
         <w:rPr>
           <w:sz w:val="28"/>
           <w:szCs w:val="28"/>
-        </w:rPr>
-        <w:t>Date</w:t>
+          <w:rtl w:val="0"/>
+        </w:rPr>
+        <w:t xml:space="preserve">Date</w:t>
       </w:r>
     </w:p>
     <w:p>
@@ -1057,6 +1458,11 @@
           <w:szCs w:val="28"/>
         </w:rPr>
       </w:pPr>
+      <w:r>
+        <w:rPr>
+          <w:rtl w:val="0"/>
+        </w:rPr>
+      </w:r>
     </w:p>
     <w:p>
       <w:pPr>
@@ -1066,6 +1472,11 @@
           <w:szCs w:val="28"/>
         </w:rPr>
       </w:pPr>
+      <w:r>
+        <w:rPr>
+          <w:rtl w:val="0"/>
+        </w:rPr>
+      </w:r>
     </w:p>
     <w:p>
       <w:pPr>
@@ -1076,6 +1487,11 @@
           <w:szCs w:val="28"/>
         </w:rPr>
       </w:pPr>
+      <w:r>
+        <w:rPr>
+          <w:rtl w:val="0"/>
+        </w:rPr>
+      </w:r>
     </w:p>
     <w:p>
       <w:pPr>
@@ -1086,6 +1502,11 @@
           <w:szCs w:val="28"/>
         </w:rPr>
       </w:pPr>
+      <w:r>
+        <w:rPr>
+          <w:rtl w:val="0"/>
+        </w:rPr>
+      </w:r>
     </w:p>
     <w:p>
       <w:pPr>
@@ -1096,6 +1517,11 @@
           <w:szCs w:val="28"/>
         </w:rPr>
       </w:pPr>
+      <w:r>
+        <w:rPr>
+          <w:rtl w:val="0"/>
+        </w:rPr>
+      </w:r>
     </w:p>
     <w:p>
       <w:pPr>
@@ -1110,8 +1536,9 @@
         <w:rPr>
           <w:sz w:val="28"/>
           <w:szCs w:val="28"/>
-        </w:rPr>
-        <w:t>__________________________</w:t>
+          <w:rtl w:val="0"/>
+        </w:rPr>
+        <w:t xml:space="preserve">__________________________</w:t>
       </w:r>
     </w:p>
     <w:p>
@@ -1127,8 +1554,9 @@
         <w:rPr>
           <w:sz w:val="28"/>
           <w:szCs w:val="28"/>
-        </w:rPr>
-        <w:t>Dean</w:t>
+          <w:rtl w:val="0"/>
+        </w:rPr>
+        <w:t xml:space="preserve">Dean</w:t>
       </w:r>
     </w:p>
     <w:p>
@@ -1144,8 +1572,9 @@
         <w:rPr>
           <w:sz w:val="28"/>
           <w:szCs w:val="28"/>
-        </w:rPr>
-        <w:t>Faculty of Information and</w:t>
+          <w:rtl w:val="0"/>
+        </w:rPr>
+        <w:t xml:space="preserve">Faculty of Information and</w:t>
       </w:r>
     </w:p>
     <w:p>
@@ -1161,8 +1590,9 @@
         <w:rPr>
           <w:sz w:val="28"/>
           <w:szCs w:val="28"/>
-        </w:rPr>
-        <w:t>Communication Studies</w:t>
+          <w:rtl w:val="0"/>
+        </w:rPr>
+        <w:t xml:space="preserve">Communication Studies</w:t>
       </w:r>
     </w:p>
     <w:p>
@@ -1178,8 +1608,9 @@
         <w:rPr>
           <w:sz w:val="28"/>
           <w:szCs w:val="28"/>
-        </w:rPr>
-        <w:t>____________</w:t>
+          <w:rtl w:val="0"/>
+        </w:rPr>
+        <w:t xml:space="preserve">____________</w:t>
       </w:r>
     </w:p>
     <w:p>
@@ -1191,31 +1622,44 @@
           <w:szCs w:val="28"/>
         </w:rPr>
         <w:sectPr>
-          <w:pgSz w:w="11901" w:h="16817"/>
-          <w:pgMar w:top="1440" w:right="1440" w:bottom="1440" w:left="1440" w:header="709" w:footer="709" w:gutter="0"/>
-          <w:cols w:space="720"/>
+          <w:type w:val="nextPage"/>
+          <w:pgSz w:h="16817" w:w="11901" w:orient="portrait"/>
+          <w:pgMar w:bottom="1440" w:top="1440" w:left="1440" w:right="1440" w:header="709" w:footer="709"/>
         </w:sectPr>
       </w:pPr>
       <w:r>
         <w:rPr>
           <w:sz w:val="28"/>
           <w:szCs w:val="28"/>
-        </w:rPr>
-        <w:t>Date</w:t>
+          <w:rtl w:val="0"/>
+        </w:rPr>
+        <w:t xml:space="preserve">Date</w:t>
       </w:r>
     </w:p>
     <w:p>
       <w:pPr>
         <w:pStyle w:val="Heading1"/>
-      </w:pPr>
-      <w:bookmarkStart w:id="0" w:name="_heading=h.gjdgxs" w:colFirst="0" w:colLast="0"/>
+        <w:rPr/>
+      </w:pPr>
+      <w:bookmarkStart w:colFirst="0" w:colLast="0" w:name="_heading=h.gjdgxs" w:id="0"/>
       <w:bookmarkEnd w:id="0"/>
       <w:r>
-        <w:lastRenderedPageBreak/>
-        <w:t>Abstract</w:t>
-      </w:r>
-    </w:p>
-    <w:p/>
+        <w:rPr>
+          <w:rtl w:val="0"/>
+        </w:rPr>
+        <w:t xml:space="preserve">Abstract</w:t>
+      </w:r>
+    </w:p>
+    <w:p>
+      <w:pPr>
+        <w:rPr/>
+      </w:pPr>
+      <w:r>
+        <w:rPr>
+          <w:rtl w:val="0"/>
+        </w:rPr>
+      </w:r>
+    </w:p>
     <w:p>
       <w:pPr>
         <w:rPr>
@@ -1223,1265 +1667,2186 @@
           <w:szCs w:val="20"/>
         </w:rPr>
         <w:sectPr>
-          <w:pgSz w:w="11901" w:h="16817"/>
-          <w:pgMar w:top="1440" w:right="1440" w:bottom="1440" w:left="1440" w:header="709" w:footer="709" w:gutter="0"/>
-          <w:cols w:space="720"/>
+          <w:type w:val="nextPage"/>
+          <w:pgSz w:h="16817" w:w="11901" w:orient="portrait"/>
+          <w:pgMar w:bottom="1440" w:top="1440" w:left="1440" w:right="1440" w:header="709" w:footer="709"/>
         </w:sectPr>
       </w:pPr>
       <w:r>
-        <w:t>This section gives an overall view of your project in not more than 250 words. The contents must mention the following: Rationale, Problem, Methodology, Results, Application/Implication, Recommendations.</w:t>
+        <w:rPr>
+          <w:rtl w:val="0"/>
+        </w:rPr>
+        <w:t xml:space="preserve">This section gives an overall view of your project in not more than 250 words. The contents must mention the following: Rationale, Problem, Methodology, Results, Application/Implication, Recommendations.</w:t>
       </w:r>
     </w:p>
     <w:p>
       <w:pPr>
         <w:pStyle w:val="Heading1"/>
-      </w:pPr>
-      <w:bookmarkStart w:id="1" w:name="_heading=h.30j0zll" w:colFirst="0" w:colLast="0"/>
+        <w:rPr/>
+      </w:pPr>
+      <w:bookmarkStart w:colFirst="0" w:colLast="0" w:name="_heading=h.30j0zll" w:id="1"/>
       <w:bookmarkEnd w:id="1"/>
       <w:r>
-        <w:lastRenderedPageBreak/>
+        <w:rPr>
+          <w:rtl w:val="0"/>
+        </w:rPr>
         <w:t xml:space="preserve">Acknowledgments </w:t>
       </w:r>
     </w:p>
-    <w:p/>
-    <w:p>
-      <w:pPr>
+    <w:p>
+      <w:pPr>
+        <w:rPr/>
+      </w:pPr>
+      <w:r>
+        <w:rPr>
+          <w:rtl w:val="0"/>
+        </w:rPr>
+      </w:r>
+    </w:p>
+    <w:p>
+      <w:pPr>
+        <w:rPr/>
         <w:sectPr>
-          <w:pgSz w:w="11901" w:h="16817"/>
-          <w:pgMar w:top="1440" w:right="1440" w:bottom="1440" w:left="1440" w:header="709" w:footer="709" w:gutter="0"/>
-          <w:cols w:space="720"/>
+          <w:type w:val="nextPage"/>
+          <w:pgSz w:h="16817" w:w="11901" w:orient="portrait"/>
+          <w:pgMar w:bottom="1440" w:top="1440" w:left="1440" w:right="1440" w:header="709" w:footer="709"/>
         </w:sectPr>
       </w:pPr>
       <w:r>
+        <w:rPr>
+          <w:rtl w:val="0"/>
+        </w:rPr>
         <w:t xml:space="preserve">This page may be considered optional, but most theses and dissertations carry it for very good reasons. The acknowledgment page may be as brief as half a page, or as long as two pages. Who to acknowledge would depend on the decision of the author. </w:t>
       </w:r>
     </w:p>
     <w:p>
       <w:pPr>
         <w:pStyle w:val="Heading1"/>
-      </w:pPr>
-      <w:bookmarkStart w:id="2" w:name="_heading=h.1fob9te" w:colFirst="0" w:colLast="0"/>
+        <w:rPr/>
+      </w:pPr>
+      <w:bookmarkStart w:colFirst="0" w:colLast="0" w:name="_heading=h.1fob9te" w:id="2"/>
       <w:bookmarkEnd w:id="2"/>
       <w:r>
-        <w:lastRenderedPageBreak/>
-        <w:t>Table of Contents</w:t>
+        <w:rPr>
+          <w:rtl w:val="0"/>
+        </w:rPr>
+        <w:t xml:space="preserve">Table of Contents</w:t>
       </w:r>
     </w:p>
     <w:p>
       <w:pPr>
         <w:jc w:val="left"/>
-      </w:pPr>
+        <w:rPr/>
+      </w:pPr>
+      <w:r>
+        <w:rPr>
+          <w:rtl w:val="0"/>
+        </w:rPr>
+      </w:r>
     </w:p>
     <w:sdt>
       <w:sdtPr>
-        <w:id w:val="1359389332"/>
         <w:docPartObj>
           <w:docPartGallery w:val="Table of Contents"/>
-          <w:docPartUnique/>
+          <w:docPartUnique w:val="1"/>
         </w:docPartObj>
       </w:sdtPr>
       <w:sdtContent>
         <w:p>
           <w:pPr>
+            <w:keepNext w:val="0"/>
+            <w:keepLines w:val="0"/>
+            <w:pageBreakBefore w:val="0"/>
+            <w:widowControl w:val="1"/>
             <w:pBdr>
-              <w:top w:val="nil"/>
-              <w:left w:val="nil"/>
-              <w:bottom w:val="nil"/>
-              <w:right w:val="nil"/>
-              <w:between w:val="nil"/>
+              <w:top w:space="0" w:sz="0" w:val="nil"/>
+              <w:left w:space="0" w:sz="0" w:val="nil"/>
+              <w:bottom w:space="0" w:sz="0" w:val="nil"/>
+              <w:right w:space="0" w:sz="0" w:val="nil"/>
+              <w:between w:space="0" w:sz="0" w:val="nil"/>
             </w:pBdr>
+            <w:shd w:fill="auto" w:val="clear"/>
             <w:tabs>
-              <w:tab w:val="right" w:pos="9011"/>
+              <w:tab w:val="right" w:leader="none" w:pos="9011"/>
             </w:tabs>
-            <w:spacing w:after="100"/>
+            <w:spacing w:after="100" w:before="0" w:line="238" w:lineRule="auto"/>
+            <w:ind w:left="0" w:right="0" w:firstLine="0"/>
+            <w:jc w:val="both"/>
             <w:rPr>
-              <w:rFonts w:ascii="Calibri" w:eastAsia="Calibri" w:hAnsi="Calibri" w:cs="Calibri"/>
+              <w:rFonts w:ascii="Calibri" w:cs="Calibri" w:eastAsia="Calibri" w:hAnsi="Calibri"/>
+              <w:b w:val="0"/>
+              <w:i w:val="0"/>
+              <w:smallCaps w:val="0"/>
+              <w:strike w:val="0"/>
               <w:color w:val="000000"/>
+              <w:sz w:val="24"/>
+              <w:szCs w:val="24"/>
+              <w:u w:val="none"/>
+              <w:shd w:fill="auto" w:val="clear"/>
+              <w:vertAlign w:val="baseline"/>
             </w:rPr>
           </w:pPr>
           <w:r>
             <w:fldChar w:fldCharType="begin"/>
-          </w:r>
-          <w:r>
             <w:instrText xml:space="preserve"> TOC \h \u \z \t "Heading 1,1,Heading 2,2,Heading 3,3,Heading 4,4,Heading 5,5,Heading 6,6,"</w:instrText>
-          </w:r>
-          <w:r>
             <w:fldChar w:fldCharType="separate"/>
           </w:r>
           <w:hyperlink w:anchor="_heading=h.gjdgxs">
             <w:r>
               <w:rPr>
+                <w:rFonts w:ascii="Arial" w:cs="Arial" w:eastAsia="Arial" w:hAnsi="Arial"/>
+                <w:b w:val="0"/>
+                <w:i w:val="0"/>
+                <w:smallCaps w:val="0"/>
+                <w:strike w:val="0"/>
                 <w:color w:val="000000"/>
+                <w:sz w:val="24"/>
+                <w:szCs w:val="24"/>
+                <w:u w:val="none"/>
+                <w:shd w:fill="auto" w:val="clear"/>
+                <w:vertAlign w:val="baseline"/>
+                <w:rtl w:val="0"/>
               </w:rPr>
-              <w:t>Abstract</w:t>
-            </w:r>
-            <w:r>
-              <w:rPr>
-                <w:color w:val="000000"/>
-              </w:rPr>
+              <w:t xml:space="preserve">Abstract</w:t>
               <w:tab/>
-              <w:t>v</w:t>
+              <w:t xml:space="preserve">v</w:t>
             </w:r>
           </w:hyperlink>
+          <w:r>
+            <w:rPr>
+              <w:rtl w:val="0"/>
+            </w:rPr>
+          </w:r>
         </w:p>
         <w:p>
           <w:pPr>
+            <w:keepNext w:val="0"/>
+            <w:keepLines w:val="0"/>
+            <w:pageBreakBefore w:val="0"/>
+            <w:widowControl w:val="1"/>
             <w:pBdr>
-              <w:top w:val="nil"/>
-              <w:left w:val="nil"/>
-              <w:bottom w:val="nil"/>
-              <w:right w:val="nil"/>
-              <w:between w:val="nil"/>
+              <w:top w:space="0" w:sz="0" w:val="nil"/>
+              <w:left w:space="0" w:sz="0" w:val="nil"/>
+              <w:bottom w:space="0" w:sz="0" w:val="nil"/>
+              <w:right w:space="0" w:sz="0" w:val="nil"/>
+              <w:between w:space="0" w:sz="0" w:val="nil"/>
             </w:pBdr>
+            <w:shd w:fill="auto" w:val="clear"/>
             <w:tabs>
-              <w:tab w:val="right" w:pos="9011"/>
+              <w:tab w:val="right" w:leader="none" w:pos="9011"/>
             </w:tabs>
-            <w:spacing w:after="100"/>
+            <w:spacing w:after="100" w:before="0" w:line="238" w:lineRule="auto"/>
+            <w:ind w:left="0" w:right="0" w:firstLine="0"/>
+            <w:jc w:val="both"/>
             <w:rPr>
-              <w:rFonts w:ascii="Calibri" w:eastAsia="Calibri" w:hAnsi="Calibri" w:cs="Calibri"/>
+              <w:rFonts w:ascii="Calibri" w:cs="Calibri" w:eastAsia="Calibri" w:hAnsi="Calibri"/>
+              <w:b w:val="0"/>
+              <w:i w:val="0"/>
+              <w:smallCaps w:val="0"/>
+              <w:strike w:val="0"/>
               <w:color w:val="000000"/>
+              <w:sz w:val="24"/>
+              <w:szCs w:val="24"/>
+              <w:u w:val="none"/>
+              <w:shd w:fill="auto" w:val="clear"/>
+              <w:vertAlign w:val="baseline"/>
             </w:rPr>
           </w:pPr>
           <w:hyperlink w:anchor="_heading=h.30j0zll">
             <w:r>
               <w:rPr>
+                <w:rFonts w:ascii="Arial" w:cs="Arial" w:eastAsia="Arial" w:hAnsi="Arial"/>
+                <w:b w:val="0"/>
+                <w:i w:val="0"/>
+                <w:smallCaps w:val="0"/>
+                <w:strike w:val="0"/>
                 <w:color w:val="000000"/>
+                <w:sz w:val="24"/>
+                <w:szCs w:val="24"/>
+                <w:u w:val="none"/>
+                <w:shd w:fill="auto" w:val="clear"/>
+                <w:vertAlign w:val="baseline"/>
+                <w:rtl w:val="0"/>
               </w:rPr>
-              <w:t>Acknowledgments</w:t>
-            </w:r>
-            <w:r>
-              <w:rPr>
-                <w:color w:val="000000"/>
-              </w:rPr>
+              <w:t xml:space="preserve">Acknowledgments</w:t>
               <w:tab/>
-              <w:t>vi</w:t>
+              <w:t xml:space="preserve">vi</w:t>
             </w:r>
           </w:hyperlink>
+          <w:r>
+            <w:rPr>
+              <w:rtl w:val="0"/>
+            </w:rPr>
+          </w:r>
         </w:p>
         <w:p>
           <w:pPr>
+            <w:keepNext w:val="0"/>
+            <w:keepLines w:val="0"/>
+            <w:pageBreakBefore w:val="0"/>
+            <w:widowControl w:val="1"/>
             <w:pBdr>
-              <w:top w:val="nil"/>
-              <w:left w:val="nil"/>
-              <w:bottom w:val="nil"/>
-              <w:right w:val="nil"/>
-              <w:between w:val="nil"/>
+              <w:top w:space="0" w:sz="0" w:val="nil"/>
+              <w:left w:space="0" w:sz="0" w:val="nil"/>
+              <w:bottom w:space="0" w:sz="0" w:val="nil"/>
+              <w:right w:space="0" w:sz="0" w:val="nil"/>
+              <w:between w:space="0" w:sz="0" w:val="nil"/>
             </w:pBdr>
+            <w:shd w:fill="auto" w:val="clear"/>
             <w:tabs>
-              <w:tab w:val="right" w:pos="9011"/>
+              <w:tab w:val="right" w:leader="none" w:pos="9011"/>
             </w:tabs>
-            <w:spacing w:after="100"/>
+            <w:spacing w:after="100" w:before="0" w:line="238" w:lineRule="auto"/>
+            <w:ind w:left="0" w:right="0" w:firstLine="0"/>
+            <w:jc w:val="both"/>
             <w:rPr>
-              <w:rFonts w:ascii="Calibri" w:eastAsia="Calibri" w:hAnsi="Calibri" w:cs="Calibri"/>
+              <w:rFonts w:ascii="Calibri" w:cs="Calibri" w:eastAsia="Calibri" w:hAnsi="Calibri"/>
+              <w:b w:val="0"/>
+              <w:i w:val="0"/>
+              <w:smallCaps w:val="0"/>
+              <w:strike w:val="0"/>
               <w:color w:val="000000"/>
+              <w:sz w:val="24"/>
+              <w:szCs w:val="24"/>
+              <w:u w:val="none"/>
+              <w:shd w:fill="auto" w:val="clear"/>
+              <w:vertAlign w:val="baseline"/>
             </w:rPr>
           </w:pPr>
           <w:hyperlink w:anchor="_heading=h.1fob9te">
             <w:r>
               <w:rPr>
+                <w:rFonts w:ascii="Arial" w:cs="Arial" w:eastAsia="Arial" w:hAnsi="Arial"/>
+                <w:b w:val="0"/>
+                <w:i w:val="0"/>
+                <w:smallCaps w:val="0"/>
+                <w:strike w:val="0"/>
                 <w:color w:val="000000"/>
+                <w:sz w:val="24"/>
+                <w:szCs w:val="24"/>
+                <w:u w:val="none"/>
+                <w:shd w:fill="auto" w:val="clear"/>
+                <w:vertAlign w:val="baseline"/>
+                <w:rtl w:val="0"/>
               </w:rPr>
-              <w:t>Table of Contents</w:t>
-            </w:r>
-            <w:r>
-              <w:rPr>
-                <w:color w:val="000000"/>
-              </w:rPr>
+              <w:t xml:space="preserve">Table of Contents</w:t>
               <w:tab/>
-              <w:t>vii</w:t>
+              <w:t xml:space="preserve">vii</w:t>
             </w:r>
           </w:hyperlink>
+          <w:r>
+            <w:rPr>
+              <w:rtl w:val="0"/>
+            </w:rPr>
+          </w:r>
         </w:p>
         <w:p>
           <w:pPr>
+            <w:keepNext w:val="0"/>
+            <w:keepLines w:val="0"/>
+            <w:pageBreakBefore w:val="0"/>
+            <w:widowControl w:val="1"/>
             <w:pBdr>
-              <w:top w:val="nil"/>
-              <w:left w:val="nil"/>
-              <w:bottom w:val="nil"/>
-              <w:right w:val="nil"/>
-              <w:between w:val="nil"/>
+              <w:top w:space="0" w:sz="0" w:val="nil"/>
+              <w:left w:space="0" w:sz="0" w:val="nil"/>
+              <w:bottom w:space="0" w:sz="0" w:val="nil"/>
+              <w:right w:space="0" w:sz="0" w:val="nil"/>
+              <w:between w:space="0" w:sz="0" w:val="nil"/>
             </w:pBdr>
+            <w:shd w:fill="auto" w:val="clear"/>
             <w:tabs>
-              <w:tab w:val="right" w:pos="9011"/>
+              <w:tab w:val="right" w:leader="none" w:pos="9011"/>
             </w:tabs>
-            <w:spacing w:after="100"/>
+            <w:spacing w:after="100" w:before="0" w:line="238" w:lineRule="auto"/>
+            <w:ind w:left="567" w:right="0" w:hanging="567"/>
+            <w:jc w:val="both"/>
             <w:rPr>
-              <w:rFonts w:ascii="Calibri" w:eastAsia="Calibri" w:hAnsi="Calibri" w:cs="Calibri"/>
+              <w:rFonts w:ascii="Calibri" w:cs="Calibri" w:eastAsia="Calibri" w:hAnsi="Calibri"/>
+              <w:b w:val="0"/>
+              <w:i w:val="0"/>
+              <w:smallCaps w:val="0"/>
+              <w:strike w:val="0"/>
               <w:color w:val="000000"/>
+              <w:sz w:val="24"/>
+              <w:szCs w:val="24"/>
+              <w:u w:val="none"/>
+              <w:shd w:fill="auto" w:val="clear"/>
+              <w:vertAlign w:val="baseline"/>
             </w:rPr>
           </w:pPr>
           <w:hyperlink w:anchor="is295_ch1">
             <w:r>
               <w:rPr>
+                <w:rFonts w:ascii="Arial" w:cs="Arial" w:eastAsia="Arial" w:hAnsi="Arial"/>
+                <w:b w:val="0"/>
+                <w:i w:val="0"/>
+                <w:smallCaps w:val="0"/>
+                <w:strike w:val="0"/>
                 <w:color w:val="000000"/>
+                <w:sz w:val="24"/>
+                <w:szCs w:val="24"/>
+                <w:u w:val="none"/>
+                <w:shd w:fill="auto" w:val="clear"/>
+                <w:vertAlign w:val="baseline"/>
+                <w:rtl w:val="0"/>
               </w:rPr>
-              <w:t>Introduction</w:t>
-            </w:r>
-            <w:r>
-              <w:rPr>
-                <w:color w:val="000000"/>
-              </w:rPr>
+              <w:t xml:space="preserve">I.</w:t>
               <w:tab/>
-              <w:t>8</w:t>
+              <w:t xml:space="preserve">Introduction</w:t>
+              <w:tab/>
+              <w:t xml:space="preserve">8</w:t>
             </w:r>
           </w:hyperlink>
+          <w:r>
+            <w:rPr>
+              <w:rtl w:val="0"/>
+            </w:rPr>
+          </w:r>
         </w:p>
         <w:p>
           <w:pPr>
+            <w:keepNext w:val="0"/>
+            <w:keepLines w:val="0"/>
+            <w:pageBreakBefore w:val="0"/>
+            <w:widowControl w:val="1"/>
             <w:pBdr>
-              <w:top w:val="nil"/>
-              <w:left w:val="nil"/>
-              <w:bottom w:val="nil"/>
-              <w:right w:val="nil"/>
-              <w:between w:val="nil"/>
+              <w:top w:space="0" w:sz="0" w:val="nil"/>
+              <w:left w:space="0" w:sz="0" w:val="nil"/>
+              <w:bottom w:space="0" w:sz="0" w:val="nil"/>
+              <w:right w:space="0" w:sz="0" w:val="nil"/>
+              <w:between w:space="0" w:sz="0" w:val="nil"/>
             </w:pBdr>
+            <w:shd w:fill="auto" w:val="clear"/>
             <w:tabs>
-              <w:tab w:val="right" w:pos="9011"/>
+              <w:tab w:val="right" w:leader="none" w:pos="9011"/>
             </w:tabs>
-            <w:spacing w:after="100"/>
-            <w:ind w:left="240"/>
+            <w:spacing w:after="100" w:before="0" w:line="238" w:lineRule="auto"/>
+            <w:ind w:left="567" w:right="0" w:firstLine="0"/>
+            <w:jc w:val="both"/>
             <w:rPr>
-              <w:rFonts w:ascii="Calibri" w:eastAsia="Calibri" w:hAnsi="Calibri" w:cs="Calibri"/>
+              <w:rFonts w:ascii="Calibri" w:cs="Calibri" w:eastAsia="Calibri" w:hAnsi="Calibri"/>
+              <w:b w:val="0"/>
+              <w:i w:val="0"/>
+              <w:smallCaps w:val="0"/>
+              <w:strike w:val="0"/>
               <w:color w:val="000000"/>
+              <w:sz w:val="24"/>
+              <w:szCs w:val="24"/>
+              <w:u w:val="none"/>
+              <w:shd w:fill="auto" w:val="clear"/>
+              <w:vertAlign w:val="baseline"/>
             </w:rPr>
           </w:pPr>
           <w:hyperlink w:anchor="is295_ch1_a">
             <w:r>
               <w:rPr>
+                <w:rFonts w:ascii="Arial" w:cs="Arial" w:eastAsia="Arial" w:hAnsi="Arial"/>
+                <w:b w:val="0"/>
+                <w:i w:val="0"/>
+                <w:smallCaps w:val="0"/>
+                <w:strike w:val="0"/>
                 <w:color w:val="000000"/>
+                <w:sz w:val="24"/>
+                <w:szCs w:val="24"/>
+                <w:u w:val="none"/>
+                <w:shd w:fill="auto" w:val="clear"/>
+                <w:vertAlign w:val="baseline"/>
+                <w:rtl w:val="0"/>
               </w:rPr>
-              <w:t>A.    Background of the Study</w:t>
-            </w:r>
-            <w:r>
-              <w:rPr>
-                <w:color w:val="000000"/>
-              </w:rPr>
+              <w:t xml:space="preserve">A.    Background of the Study</w:t>
               <w:tab/>
-              <w:t>8</w:t>
+              <w:t xml:space="preserve">8</w:t>
             </w:r>
           </w:hyperlink>
+          <w:r>
+            <w:rPr>
+              <w:rtl w:val="0"/>
+            </w:rPr>
+          </w:r>
         </w:p>
         <w:p>
           <w:pPr>
+            <w:keepNext w:val="0"/>
+            <w:keepLines w:val="0"/>
+            <w:pageBreakBefore w:val="0"/>
+            <w:widowControl w:val="1"/>
             <w:pBdr>
-              <w:top w:val="nil"/>
-              <w:left w:val="nil"/>
-              <w:bottom w:val="nil"/>
-              <w:right w:val="nil"/>
-              <w:between w:val="nil"/>
+              <w:top w:space="0" w:sz="0" w:val="nil"/>
+              <w:left w:space="0" w:sz="0" w:val="nil"/>
+              <w:bottom w:space="0" w:sz="0" w:val="nil"/>
+              <w:right w:space="0" w:sz="0" w:val="nil"/>
+              <w:between w:space="0" w:sz="0" w:val="nil"/>
             </w:pBdr>
+            <w:shd w:fill="auto" w:val="clear"/>
             <w:tabs>
-              <w:tab w:val="right" w:pos="9011"/>
+              <w:tab w:val="right" w:leader="none" w:pos="9011"/>
             </w:tabs>
-            <w:spacing w:after="100"/>
-            <w:ind w:left="240"/>
+            <w:spacing w:after="100" w:before="0" w:line="238" w:lineRule="auto"/>
+            <w:ind w:left="567" w:right="0" w:firstLine="0"/>
+            <w:jc w:val="both"/>
             <w:rPr>
-              <w:rFonts w:ascii="Calibri" w:eastAsia="Calibri" w:hAnsi="Calibri" w:cs="Calibri"/>
+              <w:rFonts w:ascii="Calibri" w:cs="Calibri" w:eastAsia="Calibri" w:hAnsi="Calibri"/>
+              <w:b w:val="0"/>
+              <w:i w:val="0"/>
+              <w:smallCaps w:val="0"/>
+              <w:strike w:val="0"/>
               <w:color w:val="000000"/>
+              <w:sz w:val="24"/>
+              <w:szCs w:val="24"/>
+              <w:u w:val="none"/>
+              <w:shd w:fill="auto" w:val="clear"/>
+              <w:vertAlign w:val="baseline"/>
             </w:rPr>
           </w:pPr>
           <w:hyperlink w:anchor="is295_ch1_b">
             <w:r>
               <w:rPr>
+                <w:rFonts w:ascii="Arial" w:cs="Arial" w:eastAsia="Arial" w:hAnsi="Arial"/>
+                <w:b w:val="0"/>
+                <w:i w:val="0"/>
+                <w:smallCaps w:val="0"/>
+                <w:strike w:val="0"/>
                 <w:color w:val="000000"/>
+                <w:sz w:val="24"/>
+                <w:szCs w:val="24"/>
+                <w:u w:val="none"/>
+                <w:shd w:fill="auto" w:val="clear"/>
+                <w:vertAlign w:val="baseline"/>
+                <w:rtl w:val="0"/>
               </w:rPr>
-              <w:t>B.    Statement of the Problem</w:t>
-            </w:r>
-            <w:r>
-              <w:rPr>
-                <w:color w:val="000000"/>
-              </w:rPr>
+              <w:t xml:space="preserve">B.    Statement of the Problem</w:t>
               <w:tab/>
-              <w:t>8</w:t>
+              <w:t xml:space="preserve">8</w:t>
             </w:r>
           </w:hyperlink>
+          <w:r>
+            <w:rPr>
+              <w:rtl w:val="0"/>
+            </w:rPr>
+          </w:r>
         </w:p>
         <w:p>
           <w:pPr>
+            <w:keepNext w:val="0"/>
+            <w:keepLines w:val="0"/>
+            <w:pageBreakBefore w:val="0"/>
+            <w:widowControl w:val="1"/>
             <w:pBdr>
-              <w:top w:val="nil"/>
-              <w:left w:val="nil"/>
-              <w:bottom w:val="nil"/>
-              <w:right w:val="nil"/>
-              <w:between w:val="nil"/>
+              <w:top w:space="0" w:sz="0" w:val="nil"/>
+              <w:left w:space="0" w:sz="0" w:val="nil"/>
+              <w:bottom w:space="0" w:sz="0" w:val="nil"/>
+              <w:right w:space="0" w:sz="0" w:val="nil"/>
+              <w:between w:space="0" w:sz="0" w:val="nil"/>
             </w:pBdr>
+            <w:shd w:fill="auto" w:val="clear"/>
             <w:tabs>
-              <w:tab w:val="right" w:pos="9011"/>
+              <w:tab w:val="right" w:leader="none" w:pos="9011"/>
             </w:tabs>
-            <w:spacing w:after="100"/>
-            <w:ind w:left="240"/>
+            <w:spacing w:after="100" w:before="0" w:line="238" w:lineRule="auto"/>
+            <w:ind w:left="567" w:right="0" w:firstLine="0"/>
+            <w:jc w:val="both"/>
             <w:rPr>
-              <w:rFonts w:ascii="Calibri" w:eastAsia="Calibri" w:hAnsi="Calibri" w:cs="Calibri"/>
+              <w:rFonts w:ascii="Calibri" w:cs="Calibri" w:eastAsia="Calibri" w:hAnsi="Calibri"/>
+              <w:b w:val="0"/>
+              <w:i w:val="0"/>
+              <w:smallCaps w:val="0"/>
+              <w:strike w:val="0"/>
               <w:color w:val="000000"/>
+              <w:sz w:val="24"/>
+              <w:szCs w:val="24"/>
+              <w:u w:val="none"/>
+              <w:shd w:fill="auto" w:val="clear"/>
+              <w:vertAlign w:val="baseline"/>
             </w:rPr>
           </w:pPr>
           <w:hyperlink w:anchor="is295_ch1_c">
             <w:r>
               <w:rPr>
+                <w:rFonts w:ascii="Arial" w:cs="Arial" w:eastAsia="Arial" w:hAnsi="Arial"/>
+                <w:b w:val="0"/>
+                <w:i w:val="0"/>
+                <w:smallCaps w:val="0"/>
+                <w:strike w:val="0"/>
                 <w:color w:val="000000"/>
+                <w:sz w:val="24"/>
+                <w:szCs w:val="24"/>
+                <w:u w:val="none"/>
+                <w:shd w:fill="auto" w:val="clear"/>
+                <w:vertAlign w:val="baseline"/>
+                <w:rtl w:val="0"/>
               </w:rPr>
-              <w:t>C.    Objectives of the Study</w:t>
-            </w:r>
-            <w:r>
-              <w:rPr>
-                <w:color w:val="000000"/>
-              </w:rPr>
+              <w:t xml:space="preserve">C.    Objectives of the Study</w:t>
               <w:tab/>
-              <w:t>8</w:t>
+              <w:t xml:space="preserve">8</w:t>
             </w:r>
           </w:hyperlink>
+          <w:r>
+            <w:rPr>
+              <w:rtl w:val="0"/>
+            </w:rPr>
+          </w:r>
         </w:p>
         <w:p>
           <w:pPr>
+            <w:keepNext w:val="0"/>
+            <w:keepLines w:val="0"/>
+            <w:pageBreakBefore w:val="0"/>
+            <w:widowControl w:val="1"/>
             <w:pBdr>
-              <w:top w:val="nil"/>
-              <w:left w:val="nil"/>
-              <w:bottom w:val="nil"/>
-              <w:right w:val="nil"/>
-              <w:between w:val="nil"/>
+              <w:top w:space="0" w:sz="0" w:val="nil"/>
+              <w:left w:space="0" w:sz="0" w:val="nil"/>
+              <w:bottom w:space="0" w:sz="0" w:val="nil"/>
+              <w:right w:space="0" w:sz="0" w:val="nil"/>
+              <w:between w:space="0" w:sz="0" w:val="nil"/>
             </w:pBdr>
+            <w:shd w:fill="auto" w:val="clear"/>
             <w:tabs>
-              <w:tab w:val="right" w:pos="9011"/>
+              <w:tab w:val="right" w:leader="none" w:pos="9011"/>
             </w:tabs>
-            <w:spacing w:after="100"/>
-            <w:ind w:left="240"/>
+            <w:spacing w:after="100" w:before="0" w:line="238" w:lineRule="auto"/>
+            <w:ind w:left="567" w:right="0" w:firstLine="0"/>
+            <w:jc w:val="both"/>
             <w:rPr>
-              <w:rFonts w:ascii="Calibri" w:eastAsia="Calibri" w:hAnsi="Calibri" w:cs="Calibri"/>
+              <w:rFonts w:ascii="Calibri" w:cs="Calibri" w:eastAsia="Calibri" w:hAnsi="Calibri"/>
+              <w:b w:val="0"/>
+              <w:i w:val="0"/>
+              <w:smallCaps w:val="0"/>
+              <w:strike w:val="0"/>
               <w:color w:val="000000"/>
+              <w:sz w:val="24"/>
+              <w:szCs w:val="24"/>
+              <w:u w:val="none"/>
+              <w:shd w:fill="auto" w:val="clear"/>
+              <w:vertAlign w:val="baseline"/>
             </w:rPr>
           </w:pPr>
           <w:hyperlink w:anchor="is295_ch1_d">
             <w:r>
               <w:rPr>
+                <w:rFonts w:ascii="Arial" w:cs="Arial" w:eastAsia="Arial" w:hAnsi="Arial"/>
+                <w:b w:val="0"/>
+                <w:i w:val="0"/>
+                <w:smallCaps w:val="0"/>
+                <w:strike w:val="0"/>
                 <w:color w:val="000000"/>
+                <w:sz w:val="24"/>
+                <w:szCs w:val="24"/>
+                <w:u w:val="none"/>
+                <w:shd w:fill="auto" w:val="clear"/>
+                <w:vertAlign w:val="baseline"/>
+                <w:rtl w:val="0"/>
               </w:rPr>
-              <w:t>D.    Significance of the Study</w:t>
-            </w:r>
-            <w:r>
-              <w:rPr>
-                <w:color w:val="000000"/>
-              </w:rPr>
+              <w:t xml:space="preserve">D.    Significance of the Study</w:t>
               <w:tab/>
-              <w:t>9</w:t>
+              <w:t xml:space="preserve">9</w:t>
             </w:r>
           </w:hyperlink>
+          <w:r>
+            <w:rPr>
+              <w:rtl w:val="0"/>
+            </w:rPr>
+          </w:r>
         </w:p>
         <w:p>
           <w:pPr>
+            <w:keepNext w:val="0"/>
+            <w:keepLines w:val="0"/>
+            <w:pageBreakBefore w:val="0"/>
+            <w:widowControl w:val="1"/>
             <w:pBdr>
-              <w:top w:val="nil"/>
-              <w:left w:val="nil"/>
-              <w:bottom w:val="nil"/>
-              <w:right w:val="nil"/>
-              <w:between w:val="nil"/>
+              <w:top w:space="0" w:sz="0" w:val="nil"/>
+              <w:left w:space="0" w:sz="0" w:val="nil"/>
+              <w:bottom w:space="0" w:sz="0" w:val="nil"/>
+              <w:right w:space="0" w:sz="0" w:val="nil"/>
+              <w:between w:space="0" w:sz="0" w:val="nil"/>
             </w:pBdr>
+            <w:shd w:fill="auto" w:val="clear"/>
             <w:tabs>
-              <w:tab w:val="right" w:pos="9011"/>
+              <w:tab w:val="right" w:leader="none" w:pos="9011"/>
             </w:tabs>
-            <w:spacing w:after="100"/>
-            <w:ind w:left="240"/>
+            <w:spacing w:after="100" w:before="0" w:line="238" w:lineRule="auto"/>
+            <w:ind w:left="567" w:right="0" w:firstLine="0"/>
+            <w:jc w:val="both"/>
             <w:rPr>
-              <w:rFonts w:ascii="Calibri" w:eastAsia="Calibri" w:hAnsi="Calibri" w:cs="Calibri"/>
+              <w:rFonts w:ascii="Calibri" w:cs="Calibri" w:eastAsia="Calibri" w:hAnsi="Calibri"/>
+              <w:b w:val="0"/>
+              <w:i w:val="0"/>
+              <w:smallCaps w:val="0"/>
+              <w:strike w:val="0"/>
               <w:color w:val="000000"/>
+              <w:sz w:val="24"/>
+              <w:szCs w:val="24"/>
+              <w:u w:val="none"/>
+              <w:shd w:fill="auto" w:val="clear"/>
+              <w:vertAlign w:val="baseline"/>
             </w:rPr>
           </w:pPr>
           <w:hyperlink w:anchor="is295_ch1_e">
             <w:r>
               <w:rPr>
+                <w:rFonts w:ascii="Arial" w:cs="Arial" w:eastAsia="Arial" w:hAnsi="Arial"/>
+                <w:b w:val="0"/>
+                <w:i w:val="0"/>
+                <w:smallCaps w:val="0"/>
+                <w:strike w:val="0"/>
                 <w:color w:val="000000"/>
+                <w:sz w:val="24"/>
+                <w:szCs w:val="24"/>
+                <w:u w:val="none"/>
+                <w:shd w:fill="auto" w:val="clear"/>
+                <w:vertAlign w:val="baseline"/>
+                <w:rtl w:val="0"/>
               </w:rPr>
-              <w:t>E.    Scope and Limitations</w:t>
-            </w:r>
-            <w:r>
-              <w:rPr>
-                <w:color w:val="000000"/>
-              </w:rPr>
+              <w:t xml:space="preserve">E.    Scope and Limitations</w:t>
               <w:tab/>
-              <w:t>9</w:t>
+              <w:t xml:space="preserve">9</w:t>
             </w:r>
           </w:hyperlink>
+          <w:r>
+            <w:rPr>
+              <w:rtl w:val="0"/>
+            </w:rPr>
+          </w:r>
         </w:p>
         <w:p>
           <w:pPr>
+            <w:keepNext w:val="0"/>
+            <w:keepLines w:val="0"/>
+            <w:pageBreakBefore w:val="0"/>
+            <w:widowControl w:val="1"/>
             <w:pBdr>
-              <w:top w:val="nil"/>
-              <w:left w:val="nil"/>
-              <w:bottom w:val="nil"/>
-              <w:right w:val="nil"/>
-              <w:between w:val="nil"/>
+              <w:top w:space="0" w:sz="0" w:val="nil"/>
+              <w:left w:space="0" w:sz="0" w:val="nil"/>
+              <w:bottom w:space="0" w:sz="0" w:val="nil"/>
+              <w:right w:space="0" w:sz="0" w:val="nil"/>
+              <w:between w:space="0" w:sz="0" w:val="nil"/>
             </w:pBdr>
+            <w:shd w:fill="auto" w:val="clear"/>
             <w:tabs>
-              <w:tab w:val="right" w:pos="9011"/>
+              <w:tab w:val="right" w:leader="none" w:pos="9011"/>
             </w:tabs>
-            <w:spacing w:after="100"/>
+            <w:spacing w:after="100" w:before="0" w:line="238" w:lineRule="auto"/>
+            <w:ind w:left="567" w:right="0" w:hanging="567"/>
+            <w:jc w:val="both"/>
             <w:rPr>
-              <w:rFonts w:ascii="Calibri" w:eastAsia="Calibri" w:hAnsi="Calibri" w:cs="Calibri"/>
+              <w:rFonts w:ascii="Calibri" w:cs="Calibri" w:eastAsia="Calibri" w:hAnsi="Calibri"/>
+              <w:b w:val="0"/>
+              <w:i w:val="0"/>
+              <w:smallCaps w:val="0"/>
+              <w:strike w:val="0"/>
               <w:color w:val="000000"/>
+              <w:sz w:val="24"/>
+              <w:szCs w:val="24"/>
+              <w:u w:val="none"/>
+              <w:shd w:fill="auto" w:val="clear"/>
+              <w:vertAlign w:val="baseline"/>
             </w:rPr>
           </w:pPr>
           <w:hyperlink w:anchor="is295_ch2">
             <w:r>
               <w:rPr>
+                <w:rFonts w:ascii="Arial" w:cs="Arial" w:eastAsia="Arial" w:hAnsi="Arial"/>
+                <w:b w:val="0"/>
+                <w:i w:val="0"/>
+                <w:smallCaps w:val="0"/>
+                <w:strike w:val="0"/>
                 <w:color w:val="000000"/>
+                <w:sz w:val="24"/>
+                <w:szCs w:val="24"/>
+                <w:u w:val="none"/>
+                <w:shd w:fill="auto" w:val="clear"/>
+                <w:vertAlign w:val="baseline"/>
+                <w:rtl w:val="0"/>
               </w:rPr>
-              <w:t>Review of Related Works</w:t>
-            </w:r>
-            <w:r>
-              <w:rPr>
-                <w:color w:val="000000"/>
-              </w:rPr>
+              <w:t xml:space="preserve">II.</w:t>
               <w:tab/>
-              <w:t>11</w:t>
+              <w:t xml:space="preserve">Review of Related Works</w:t>
+              <w:tab/>
+              <w:t xml:space="preserve">11</w:t>
             </w:r>
           </w:hyperlink>
+          <w:r>
+            <w:rPr>
+              <w:rtl w:val="0"/>
+            </w:rPr>
+          </w:r>
         </w:p>
         <w:p>
           <w:pPr>
+            <w:keepNext w:val="0"/>
+            <w:keepLines w:val="0"/>
+            <w:pageBreakBefore w:val="0"/>
+            <w:widowControl w:val="1"/>
             <w:pBdr>
-              <w:top w:val="nil"/>
-              <w:left w:val="nil"/>
-              <w:bottom w:val="nil"/>
-              <w:right w:val="nil"/>
-              <w:between w:val="nil"/>
+              <w:top w:space="0" w:sz="0" w:val="nil"/>
+              <w:left w:space="0" w:sz="0" w:val="nil"/>
+              <w:bottom w:space="0" w:sz="0" w:val="nil"/>
+              <w:right w:space="0" w:sz="0" w:val="nil"/>
+              <w:between w:space="0" w:sz="0" w:val="nil"/>
             </w:pBdr>
+            <w:shd w:fill="auto" w:val="clear"/>
             <w:tabs>
-              <w:tab w:val="right" w:pos="9011"/>
+              <w:tab w:val="right" w:leader="none" w:pos="9011"/>
             </w:tabs>
-            <w:spacing w:after="100"/>
-            <w:ind w:left="240"/>
+            <w:spacing w:after="100" w:before="0" w:line="238" w:lineRule="auto"/>
+            <w:ind w:left="567" w:right="0" w:firstLine="0"/>
+            <w:jc w:val="both"/>
             <w:rPr>
-              <w:rFonts w:ascii="Calibri" w:eastAsia="Calibri" w:hAnsi="Calibri" w:cs="Calibri"/>
+              <w:rFonts w:ascii="Calibri" w:cs="Calibri" w:eastAsia="Calibri" w:hAnsi="Calibri"/>
+              <w:b w:val="0"/>
+              <w:i w:val="0"/>
+              <w:smallCaps w:val="0"/>
+              <w:strike w:val="0"/>
               <w:color w:val="000000"/>
+              <w:sz w:val="24"/>
+              <w:szCs w:val="24"/>
+              <w:u w:val="none"/>
+              <w:shd w:fill="auto" w:val="clear"/>
+              <w:vertAlign w:val="baseline"/>
             </w:rPr>
           </w:pPr>
           <w:hyperlink w:anchor="is295_ch2_a">
             <w:r>
               <w:rPr>
+                <w:rFonts w:ascii="Arial" w:cs="Arial" w:eastAsia="Arial" w:hAnsi="Arial"/>
+                <w:b w:val="0"/>
+                <w:i w:val="0"/>
+                <w:smallCaps w:val="0"/>
+                <w:strike w:val="0"/>
                 <w:color w:val="000000"/>
+                <w:sz w:val="24"/>
+                <w:szCs w:val="24"/>
+                <w:u w:val="none"/>
+                <w:shd w:fill="auto" w:val="clear"/>
+                <w:vertAlign w:val="baseline"/>
+                <w:rtl w:val="0"/>
               </w:rPr>
-              <w:t>A.    Related Studies and Existing Systems</w:t>
-            </w:r>
-            <w:r>
-              <w:rPr>
-                <w:color w:val="000000"/>
-              </w:rPr>
+              <w:t xml:space="preserve">A.    Related Studies and Existing Systems</w:t>
               <w:tab/>
-              <w:t>11</w:t>
+              <w:t xml:space="preserve">11</w:t>
             </w:r>
           </w:hyperlink>
+          <w:r>
+            <w:rPr>
+              <w:rtl w:val="0"/>
+            </w:rPr>
+          </w:r>
         </w:p>
         <w:p>
           <w:pPr>
+            <w:keepNext w:val="0"/>
+            <w:keepLines w:val="0"/>
+            <w:pageBreakBefore w:val="0"/>
+            <w:widowControl w:val="1"/>
             <w:pBdr>
-              <w:top w:val="nil"/>
-              <w:left w:val="nil"/>
-              <w:bottom w:val="nil"/>
-              <w:right w:val="nil"/>
-              <w:between w:val="nil"/>
+              <w:top w:space="0" w:sz="0" w:val="nil"/>
+              <w:left w:space="0" w:sz="0" w:val="nil"/>
+              <w:bottom w:space="0" w:sz="0" w:val="nil"/>
+              <w:right w:space="0" w:sz="0" w:val="nil"/>
+              <w:between w:space="0" w:sz="0" w:val="nil"/>
             </w:pBdr>
+            <w:shd w:fill="auto" w:val="clear"/>
             <w:tabs>
-              <w:tab w:val="right" w:pos="9011"/>
+              <w:tab w:val="right" w:leader="none" w:pos="9011"/>
             </w:tabs>
-            <w:spacing w:after="100"/>
-            <w:ind w:left="240"/>
+            <w:spacing w:after="100" w:before="0" w:line="238" w:lineRule="auto"/>
+            <w:ind w:left="567" w:right="0" w:firstLine="0"/>
+            <w:jc w:val="both"/>
             <w:rPr>
-              <w:rFonts w:ascii="Calibri" w:eastAsia="Calibri" w:hAnsi="Calibri" w:cs="Calibri"/>
+              <w:rFonts w:ascii="Calibri" w:cs="Calibri" w:eastAsia="Calibri" w:hAnsi="Calibri"/>
+              <w:b w:val="0"/>
+              <w:i w:val="0"/>
+              <w:smallCaps w:val="0"/>
+              <w:strike w:val="0"/>
               <w:color w:val="000000"/>
+              <w:sz w:val="24"/>
+              <w:szCs w:val="24"/>
+              <w:u w:val="none"/>
+              <w:shd w:fill="auto" w:val="clear"/>
+              <w:vertAlign w:val="baseline"/>
             </w:rPr>
           </w:pPr>
           <w:hyperlink w:anchor="is295_ch2_b">
             <w:r>
               <w:rPr>
+                <w:rFonts w:ascii="Arial" w:cs="Arial" w:eastAsia="Arial" w:hAnsi="Arial"/>
+                <w:b w:val="0"/>
+                <w:i w:val="0"/>
+                <w:smallCaps w:val="0"/>
+                <w:strike w:val="0"/>
                 <w:color w:val="000000"/>
+                <w:sz w:val="24"/>
+                <w:szCs w:val="24"/>
+                <w:u w:val="none"/>
+                <w:shd w:fill="auto" w:val="clear"/>
+                <w:vertAlign w:val="baseline"/>
+                <w:rtl w:val="0"/>
               </w:rPr>
-              <w:t>B.    Comparative Analysis</w:t>
-            </w:r>
-            <w:r>
-              <w:rPr>
-                <w:color w:val="000000"/>
-              </w:rPr>
+              <w:t xml:space="preserve">B.    Comparative Analysis</w:t>
               <w:tab/>
-              <w:t>11</w:t>
+              <w:t xml:space="preserve">11</w:t>
             </w:r>
           </w:hyperlink>
+          <w:r>
+            <w:rPr>
+              <w:rtl w:val="0"/>
+            </w:rPr>
+          </w:r>
         </w:p>
         <w:p>
           <w:pPr>
+            <w:keepNext w:val="0"/>
+            <w:keepLines w:val="0"/>
+            <w:pageBreakBefore w:val="0"/>
+            <w:widowControl w:val="1"/>
             <w:pBdr>
-              <w:top w:val="nil"/>
-              <w:left w:val="nil"/>
-              <w:bottom w:val="nil"/>
-              <w:right w:val="nil"/>
-              <w:between w:val="nil"/>
+              <w:top w:space="0" w:sz="0" w:val="nil"/>
+              <w:left w:space="0" w:sz="0" w:val="nil"/>
+              <w:bottom w:space="0" w:sz="0" w:val="nil"/>
+              <w:right w:space="0" w:sz="0" w:val="nil"/>
+              <w:between w:space="0" w:sz="0" w:val="nil"/>
             </w:pBdr>
+            <w:shd w:fill="auto" w:val="clear"/>
             <w:tabs>
-              <w:tab w:val="right" w:pos="9011"/>
+              <w:tab w:val="right" w:leader="none" w:pos="9011"/>
             </w:tabs>
-            <w:spacing w:after="100"/>
-            <w:ind w:left="240"/>
+            <w:spacing w:after="100" w:before="0" w:line="238" w:lineRule="auto"/>
+            <w:ind w:left="567" w:right="0" w:firstLine="0"/>
+            <w:jc w:val="both"/>
             <w:rPr>
-              <w:rFonts w:ascii="Calibri" w:eastAsia="Calibri" w:hAnsi="Calibri" w:cs="Calibri"/>
+              <w:rFonts w:ascii="Calibri" w:cs="Calibri" w:eastAsia="Calibri" w:hAnsi="Calibri"/>
+              <w:b w:val="0"/>
+              <w:i w:val="0"/>
+              <w:smallCaps w:val="0"/>
+              <w:strike w:val="0"/>
               <w:color w:val="000000"/>
+              <w:sz w:val="24"/>
+              <w:szCs w:val="24"/>
+              <w:u w:val="none"/>
+              <w:shd w:fill="auto" w:val="clear"/>
+              <w:vertAlign w:val="baseline"/>
             </w:rPr>
           </w:pPr>
           <w:hyperlink w:anchor="is295_ch2_c">
             <w:r>
               <w:rPr>
+                <w:rFonts w:ascii="Arial" w:cs="Arial" w:eastAsia="Arial" w:hAnsi="Arial"/>
+                <w:b w:val="0"/>
+                <w:i w:val="0"/>
+                <w:smallCaps w:val="0"/>
+                <w:strike w:val="0"/>
                 <w:color w:val="000000"/>
+                <w:sz w:val="24"/>
+                <w:szCs w:val="24"/>
+                <w:u w:val="none"/>
+                <w:shd w:fill="auto" w:val="clear"/>
+                <w:vertAlign w:val="baseline"/>
+                <w:rtl w:val="0"/>
               </w:rPr>
-              <w:t>C.    Identified Gaps and Opportunities</w:t>
-            </w:r>
-            <w:r>
-              <w:rPr>
-                <w:color w:val="000000"/>
-              </w:rPr>
+              <w:t xml:space="preserve">C.    Identified Gaps and Opportunities</w:t>
               <w:tab/>
-              <w:t>11</w:t>
+              <w:t xml:space="preserve">11</w:t>
             </w:r>
           </w:hyperlink>
+          <w:r>
+            <w:rPr>
+              <w:rtl w:val="0"/>
+            </w:rPr>
+          </w:r>
         </w:p>
         <w:p>
           <w:pPr>
+            <w:keepNext w:val="0"/>
+            <w:keepLines w:val="0"/>
+            <w:pageBreakBefore w:val="0"/>
+            <w:widowControl w:val="1"/>
             <w:pBdr>
-              <w:top w:val="nil"/>
-              <w:left w:val="nil"/>
-              <w:bottom w:val="nil"/>
-              <w:right w:val="nil"/>
-              <w:between w:val="nil"/>
+              <w:top w:space="0" w:sz="0" w:val="nil"/>
+              <w:left w:space="0" w:sz="0" w:val="nil"/>
+              <w:bottom w:space="0" w:sz="0" w:val="nil"/>
+              <w:right w:space="0" w:sz="0" w:val="nil"/>
+              <w:between w:space="0" w:sz="0" w:val="nil"/>
             </w:pBdr>
+            <w:shd w:fill="auto" w:val="clear"/>
             <w:tabs>
-              <w:tab w:val="right" w:pos="9011"/>
+              <w:tab w:val="right" w:leader="none" w:pos="9011"/>
             </w:tabs>
-            <w:spacing w:after="100"/>
-            <w:ind w:left="240"/>
+            <w:spacing w:after="100" w:before="0" w:line="238" w:lineRule="auto"/>
+            <w:ind w:left="567" w:right="0" w:firstLine="0"/>
+            <w:jc w:val="both"/>
             <w:rPr>
-              <w:rFonts w:ascii="Calibri" w:eastAsia="Calibri" w:hAnsi="Calibri" w:cs="Calibri"/>
+              <w:rFonts w:ascii="Calibri" w:cs="Calibri" w:eastAsia="Calibri" w:hAnsi="Calibri"/>
+              <w:b w:val="0"/>
+              <w:i w:val="0"/>
+              <w:smallCaps w:val="0"/>
+              <w:strike w:val="0"/>
               <w:color w:val="000000"/>
+              <w:sz w:val="24"/>
+              <w:szCs w:val="24"/>
+              <w:u w:val="none"/>
+              <w:shd w:fill="auto" w:val="clear"/>
+              <w:vertAlign w:val="baseline"/>
             </w:rPr>
           </w:pPr>
           <w:hyperlink w:anchor="is295_ch2_d">
             <w:r>
               <w:rPr>
+                <w:rFonts w:ascii="Arial" w:cs="Arial" w:eastAsia="Arial" w:hAnsi="Arial"/>
+                <w:b w:val="0"/>
+                <w:i w:val="0"/>
+                <w:smallCaps w:val="0"/>
+                <w:strike w:val="0"/>
                 <w:color w:val="000000"/>
+                <w:sz w:val="24"/>
+                <w:szCs w:val="24"/>
+                <w:u w:val="none"/>
+                <w:shd w:fill="auto" w:val="clear"/>
+                <w:vertAlign w:val="baseline"/>
+                <w:rtl w:val="0"/>
               </w:rPr>
-              <w:t>D.    Conceptual Positioning of the System</w:t>
-            </w:r>
-            <w:r>
-              <w:rPr>
-                <w:color w:val="000000"/>
-              </w:rPr>
+              <w:t xml:space="preserve">D.    Conceptual Positioning of the System</w:t>
               <w:tab/>
-              <w:t>12</w:t>
+              <w:t xml:space="preserve">12</w:t>
             </w:r>
           </w:hyperlink>
+          <w:r>
+            <w:rPr>
+              <w:rtl w:val="0"/>
+            </w:rPr>
+          </w:r>
         </w:p>
         <w:p>
           <w:pPr>
+            <w:keepNext w:val="0"/>
+            <w:keepLines w:val="0"/>
+            <w:pageBreakBefore w:val="0"/>
+            <w:widowControl w:val="1"/>
             <w:pBdr>
-              <w:top w:val="nil"/>
-              <w:left w:val="nil"/>
-              <w:bottom w:val="nil"/>
-              <w:right w:val="nil"/>
-              <w:between w:val="nil"/>
+              <w:top w:space="0" w:sz="0" w:val="nil"/>
+              <w:left w:space="0" w:sz="0" w:val="nil"/>
+              <w:bottom w:space="0" w:sz="0" w:val="nil"/>
+              <w:right w:space="0" w:sz="0" w:val="nil"/>
+              <w:between w:space="0" w:sz="0" w:val="nil"/>
             </w:pBdr>
+            <w:shd w:fill="auto" w:val="clear"/>
             <w:tabs>
-              <w:tab w:val="right" w:pos="9011"/>
+              <w:tab w:val="right" w:leader="none" w:pos="9011"/>
             </w:tabs>
-            <w:spacing w:after="100"/>
+            <w:spacing w:after="100" w:before="0" w:line="238" w:lineRule="auto"/>
+            <w:ind w:left="567" w:right="0" w:hanging="567"/>
+            <w:jc w:val="both"/>
             <w:rPr>
-              <w:rFonts w:ascii="Calibri" w:eastAsia="Calibri" w:hAnsi="Calibri" w:cs="Calibri"/>
+              <w:rFonts w:ascii="Calibri" w:cs="Calibri" w:eastAsia="Calibri" w:hAnsi="Calibri"/>
+              <w:b w:val="0"/>
+              <w:i w:val="0"/>
+              <w:smallCaps w:val="0"/>
+              <w:strike w:val="0"/>
               <w:color w:val="000000"/>
+              <w:sz w:val="24"/>
+              <w:szCs w:val="24"/>
+              <w:u w:val="none"/>
+              <w:shd w:fill="auto" w:val="clear"/>
+              <w:vertAlign w:val="baseline"/>
             </w:rPr>
           </w:pPr>
           <w:hyperlink w:anchor="is295_ch3">
             <w:r>
               <w:rPr>
+                <w:rFonts w:ascii="Arial" w:cs="Arial" w:eastAsia="Arial" w:hAnsi="Arial"/>
+                <w:b w:val="0"/>
+                <w:i w:val="0"/>
+                <w:smallCaps w:val="0"/>
+                <w:strike w:val="0"/>
                 <w:color w:val="000000"/>
+                <w:sz w:val="24"/>
+                <w:szCs w:val="24"/>
+                <w:u w:val="none"/>
+                <w:shd w:fill="auto" w:val="clear"/>
+                <w:vertAlign w:val="baseline"/>
+                <w:rtl w:val="0"/>
               </w:rPr>
-              <w:t>System Design and Development Methodology</w:t>
-            </w:r>
-            <w:r>
-              <w:rPr>
-                <w:color w:val="000000"/>
-              </w:rPr>
+              <w:t xml:space="preserve">III.</w:t>
               <w:tab/>
-              <w:t>13</w:t>
+              <w:t xml:space="preserve">System Design and Development Methodology</w:t>
+              <w:tab/>
+              <w:t xml:space="preserve">13</w:t>
             </w:r>
           </w:hyperlink>
+          <w:r>
+            <w:rPr>
+              <w:rtl w:val="0"/>
+            </w:rPr>
+          </w:r>
         </w:p>
         <w:p>
           <w:pPr>
+            <w:keepNext w:val="0"/>
+            <w:keepLines w:val="0"/>
+            <w:pageBreakBefore w:val="0"/>
+            <w:widowControl w:val="1"/>
             <w:pBdr>
-              <w:top w:val="nil"/>
-              <w:left w:val="nil"/>
-              <w:bottom w:val="nil"/>
-              <w:right w:val="nil"/>
-              <w:between w:val="nil"/>
+              <w:top w:space="0" w:sz="0" w:val="nil"/>
+              <w:left w:space="0" w:sz="0" w:val="nil"/>
+              <w:bottom w:space="0" w:sz="0" w:val="nil"/>
+              <w:right w:space="0" w:sz="0" w:val="nil"/>
+              <w:between w:space="0" w:sz="0" w:val="nil"/>
             </w:pBdr>
+            <w:shd w:fill="auto" w:val="clear"/>
             <w:tabs>
-              <w:tab w:val="right" w:pos="9011"/>
+              <w:tab w:val="right" w:leader="none" w:pos="9011"/>
             </w:tabs>
-            <w:spacing w:after="100"/>
-            <w:ind w:left="240"/>
+            <w:spacing w:after="100" w:before="0" w:line="238" w:lineRule="auto"/>
+            <w:ind w:left="567" w:right="0" w:firstLine="0"/>
+            <w:jc w:val="both"/>
             <w:rPr>
-              <w:rFonts w:ascii="Calibri" w:eastAsia="Calibri" w:hAnsi="Calibri" w:cs="Calibri"/>
+              <w:rFonts w:ascii="Calibri" w:cs="Calibri" w:eastAsia="Calibri" w:hAnsi="Calibri"/>
+              <w:b w:val="0"/>
+              <w:i w:val="0"/>
+              <w:smallCaps w:val="0"/>
+              <w:strike w:val="0"/>
               <w:color w:val="000000"/>
+              <w:sz w:val="24"/>
+              <w:szCs w:val="24"/>
+              <w:u w:val="none"/>
+              <w:shd w:fill="auto" w:val="clear"/>
+              <w:vertAlign w:val="baseline"/>
             </w:rPr>
           </w:pPr>
           <w:hyperlink w:anchor="is295_ch3_a">
             <w:r>
               <w:rPr>
+                <w:rFonts w:ascii="Arial" w:cs="Arial" w:eastAsia="Arial" w:hAnsi="Arial"/>
+                <w:b w:val="0"/>
+                <w:i w:val="0"/>
+                <w:smallCaps w:val="0"/>
+                <w:strike w:val="0"/>
                 <w:color w:val="000000"/>
+                <w:sz w:val="24"/>
+                <w:szCs w:val="24"/>
+                <w:u w:val="none"/>
+                <w:shd w:fill="auto" w:val="clear"/>
+                <w:vertAlign w:val="baseline"/>
+                <w:rtl w:val="0"/>
               </w:rPr>
-              <w:t>A.    Requirements Analysis</w:t>
-            </w:r>
-            <w:r>
-              <w:rPr>
-                <w:color w:val="000000"/>
-              </w:rPr>
+              <w:t xml:space="preserve">A.    Requirements Analysis</w:t>
               <w:tab/>
-              <w:t>13</w:t>
+              <w:t xml:space="preserve">13</w:t>
             </w:r>
           </w:hyperlink>
+          <w:r>
+            <w:rPr>
+              <w:rtl w:val="0"/>
+            </w:rPr>
+          </w:r>
         </w:p>
         <w:p>
           <w:pPr>
+            <w:keepNext w:val="0"/>
+            <w:keepLines w:val="0"/>
+            <w:pageBreakBefore w:val="0"/>
+            <w:widowControl w:val="1"/>
             <w:pBdr>
-              <w:top w:val="nil"/>
-              <w:left w:val="nil"/>
-              <w:bottom w:val="nil"/>
-              <w:right w:val="nil"/>
-              <w:between w:val="nil"/>
+              <w:top w:space="0" w:sz="0" w:val="nil"/>
+              <w:left w:space="0" w:sz="0" w:val="nil"/>
+              <w:bottom w:space="0" w:sz="0" w:val="nil"/>
+              <w:right w:space="0" w:sz="0" w:val="nil"/>
+              <w:between w:space="0" w:sz="0" w:val="nil"/>
             </w:pBdr>
+            <w:shd w:fill="auto" w:val="clear"/>
             <w:tabs>
-              <w:tab w:val="right" w:pos="9011"/>
+              <w:tab w:val="right" w:leader="none" w:pos="9011"/>
             </w:tabs>
-            <w:spacing w:after="100"/>
-            <w:ind w:left="240"/>
+            <w:spacing w:after="100" w:before="0" w:line="238" w:lineRule="auto"/>
+            <w:ind w:left="567" w:right="0" w:firstLine="0"/>
+            <w:jc w:val="both"/>
             <w:rPr>
-              <w:rFonts w:ascii="Calibri" w:eastAsia="Calibri" w:hAnsi="Calibri" w:cs="Calibri"/>
+              <w:rFonts w:ascii="Calibri" w:cs="Calibri" w:eastAsia="Calibri" w:hAnsi="Calibri"/>
+              <w:b w:val="0"/>
+              <w:i w:val="0"/>
+              <w:smallCaps w:val="0"/>
+              <w:strike w:val="0"/>
               <w:color w:val="000000"/>
+              <w:sz w:val="24"/>
+              <w:szCs w:val="24"/>
+              <w:u w:val="none"/>
+              <w:shd w:fill="auto" w:val="clear"/>
+              <w:vertAlign w:val="baseline"/>
             </w:rPr>
           </w:pPr>
           <w:hyperlink w:anchor="is295_ch3_b">
             <w:r>
               <w:rPr>
+                <w:rFonts w:ascii="Arial" w:cs="Arial" w:eastAsia="Arial" w:hAnsi="Arial"/>
+                <w:b w:val="0"/>
+                <w:i w:val="0"/>
+                <w:smallCaps w:val="0"/>
+                <w:strike w:val="0"/>
                 <w:color w:val="000000"/>
+                <w:sz w:val="24"/>
+                <w:szCs w:val="24"/>
+                <w:u w:val="none"/>
+                <w:shd w:fill="auto" w:val="clear"/>
+                <w:vertAlign w:val="baseline"/>
+                <w:rtl w:val="0"/>
               </w:rPr>
-              <w:t>B.    Theoretical and Conceptual Framework</w:t>
-            </w:r>
-            <w:r>
-              <w:rPr>
-                <w:color w:val="000000"/>
-              </w:rPr>
+              <w:t xml:space="preserve">B.    Theoretical and Conceptual Framework</w:t>
               <w:tab/>
-              <w:t>13</w:t>
+              <w:t xml:space="preserve">13</w:t>
             </w:r>
           </w:hyperlink>
+          <w:r>
+            <w:rPr>
+              <w:rtl w:val="0"/>
+            </w:rPr>
+          </w:r>
         </w:p>
         <w:p>
           <w:pPr>
+            <w:keepNext w:val="0"/>
+            <w:keepLines w:val="0"/>
+            <w:pageBreakBefore w:val="0"/>
+            <w:widowControl w:val="1"/>
             <w:pBdr>
-              <w:top w:val="nil"/>
-              <w:left w:val="nil"/>
-              <w:bottom w:val="nil"/>
-              <w:right w:val="nil"/>
-              <w:between w:val="nil"/>
+              <w:top w:space="0" w:sz="0" w:val="nil"/>
+              <w:left w:space="0" w:sz="0" w:val="nil"/>
+              <w:bottom w:space="0" w:sz="0" w:val="nil"/>
+              <w:right w:space="0" w:sz="0" w:val="nil"/>
+              <w:between w:space="0" w:sz="0" w:val="nil"/>
             </w:pBdr>
+            <w:shd w:fill="auto" w:val="clear"/>
             <w:tabs>
-              <w:tab w:val="right" w:pos="9011"/>
+              <w:tab w:val="right" w:leader="none" w:pos="9011"/>
             </w:tabs>
-            <w:spacing w:after="100"/>
-            <w:ind w:left="240"/>
+            <w:spacing w:after="100" w:before="0" w:line="238" w:lineRule="auto"/>
+            <w:ind w:left="567" w:right="0" w:firstLine="0"/>
+            <w:jc w:val="both"/>
             <w:rPr>
-              <w:rFonts w:ascii="Calibri" w:eastAsia="Calibri" w:hAnsi="Calibri" w:cs="Calibri"/>
+              <w:rFonts w:ascii="Calibri" w:cs="Calibri" w:eastAsia="Calibri" w:hAnsi="Calibri"/>
+              <w:b w:val="0"/>
+              <w:i w:val="0"/>
+              <w:smallCaps w:val="0"/>
+              <w:strike w:val="0"/>
               <w:color w:val="000000"/>
+              <w:sz w:val="24"/>
+              <w:szCs w:val="24"/>
+              <w:u w:val="none"/>
+              <w:shd w:fill="auto" w:val="clear"/>
+              <w:vertAlign w:val="baseline"/>
             </w:rPr>
           </w:pPr>
           <w:hyperlink w:anchor="is295_ch3_c">
             <w:r>
               <w:rPr>
+                <w:rFonts w:ascii="Arial" w:cs="Arial" w:eastAsia="Arial" w:hAnsi="Arial"/>
+                <w:b w:val="0"/>
+                <w:i w:val="0"/>
+                <w:smallCaps w:val="0"/>
+                <w:strike w:val="0"/>
                 <w:color w:val="000000"/>
+                <w:sz w:val="24"/>
+                <w:szCs w:val="24"/>
+                <w:u w:val="none"/>
+                <w:shd w:fill="auto" w:val="clear"/>
+                <w:vertAlign w:val="baseline"/>
+                <w:rtl w:val="0"/>
               </w:rPr>
-              <w:t>C.    System Development Approach</w:t>
-            </w:r>
-            <w:r>
-              <w:rPr>
-                <w:color w:val="000000"/>
-              </w:rPr>
+              <w:t xml:space="preserve">C.    System Development Approach</w:t>
               <w:tab/>
-              <w:t>14</w:t>
+              <w:t xml:space="preserve">14</w:t>
             </w:r>
           </w:hyperlink>
+          <w:r>
+            <w:rPr>
+              <w:rtl w:val="0"/>
+            </w:rPr>
+          </w:r>
         </w:p>
         <w:p>
           <w:pPr>
+            <w:keepNext w:val="0"/>
+            <w:keepLines w:val="0"/>
+            <w:pageBreakBefore w:val="0"/>
+            <w:widowControl w:val="1"/>
             <w:pBdr>
-              <w:top w:val="nil"/>
-              <w:left w:val="nil"/>
-              <w:bottom w:val="nil"/>
-              <w:right w:val="nil"/>
-              <w:between w:val="nil"/>
+              <w:top w:space="0" w:sz="0" w:val="nil"/>
+              <w:left w:space="0" w:sz="0" w:val="nil"/>
+              <w:bottom w:space="0" w:sz="0" w:val="nil"/>
+              <w:right w:space="0" w:sz="0" w:val="nil"/>
+              <w:between w:space="0" w:sz="0" w:val="nil"/>
             </w:pBdr>
+            <w:shd w:fill="auto" w:val="clear"/>
             <w:tabs>
-              <w:tab w:val="right" w:pos="9011"/>
+              <w:tab w:val="right" w:leader="none" w:pos="9011"/>
             </w:tabs>
-            <w:spacing w:after="100"/>
-            <w:ind w:left="240"/>
+            <w:spacing w:after="100" w:before="0" w:line="238" w:lineRule="auto"/>
+            <w:ind w:left="567" w:right="0" w:firstLine="0"/>
+            <w:jc w:val="both"/>
             <w:rPr>
-              <w:rFonts w:ascii="Calibri" w:eastAsia="Calibri" w:hAnsi="Calibri" w:cs="Calibri"/>
+              <w:rFonts w:ascii="Calibri" w:cs="Calibri" w:eastAsia="Calibri" w:hAnsi="Calibri"/>
+              <w:b w:val="0"/>
+              <w:i w:val="0"/>
+              <w:smallCaps w:val="0"/>
+              <w:strike w:val="0"/>
               <w:color w:val="000000"/>
+              <w:sz w:val="24"/>
+              <w:szCs w:val="24"/>
+              <w:u w:val="none"/>
+              <w:shd w:fill="auto" w:val="clear"/>
+              <w:vertAlign w:val="baseline"/>
             </w:rPr>
           </w:pPr>
           <w:hyperlink w:anchor="is295_ch3_d">
             <w:r>
               <w:rPr>
+                <w:rFonts w:ascii="Arial" w:cs="Arial" w:eastAsia="Arial" w:hAnsi="Arial"/>
+                <w:b w:val="0"/>
+                <w:i w:val="0"/>
+                <w:smallCaps w:val="0"/>
+                <w:strike w:val="0"/>
                 <w:color w:val="000000"/>
+                <w:sz w:val="24"/>
+                <w:szCs w:val="24"/>
+                <w:u w:val="none"/>
+                <w:shd w:fill="auto" w:val="clear"/>
+                <w:vertAlign w:val="baseline"/>
+                <w:rtl w:val="0"/>
               </w:rPr>
-              <w:t>D.    System Architecture and Technology Stack</w:t>
-            </w:r>
-            <w:r>
-              <w:rPr>
-                <w:color w:val="000000"/>
-              </w:rPr>
+              <w:t xml:space="preserve">D.    System Architecture and Technology Stack</w:t>
               <w:tab/>
-              <w:t>14</w:t>
+              <w:t xml:space="preserve">14</w:t>
             </w:r>
           </w:hyperlink>
+          <w:r>
+            <w:rPr>
+              <w:rtl w:val="0"/>
+            </w:rPr>
+          </w:r>
         </w:p>
         <w:p>
           <w:pPr>
+            <w:keepNext w:val="0"/>
+            <w:keepLines w:val="0"/>
+            <w:pageBreakBefore w:val="0"/>
+            <w:widowControl w:val="1"/>
             <w:pBdr>
-              <w:top w:val="nil"/>
-              <w:left w:val="nil"/>
-              <w:bottom w:val="nil"/>
-              <w:right w:val="nil"/>
-              <w:between w:val="nil"/>
+              <w:top w:space="0" w:sz="0" w:val="nil"/>
+              <w:left w:space="0" w:sz="0" w:val="nil"/>
+              <w:bottom w:space="0" w:sz="0" w:val="nil"/>
+              <w:right w:space="0" w:sz="0" w:val="nil"/>
+              <w:between w:space="0" w:sz="0" w:val="nil"/>
             </w:pBdr>
+            <w:shd w:fill="auto" w:val="clear"/>
             <w:tabs>
-              <w:tab w:val="right" w:pos="9011"/>
+              <w:tab w:val="right" w:leader="none" w:pos="9011"/>
             </w:tabs>
-            <w:spacing w:after="100"/>
-            <w:ind w:left="240"/>
+            <w:spacing w:after="100" w:before="0" w:line="238" w:lineRule="auto"/>
+            <w:ind w:left="567" w:right="0" w:firstLine="0"/>
+            <w:jc w:val="both"/>
             <w:rPr>
-              <w:rFonts w:ascii="Calibri" w:eastAsia="Calibri" w:hAnsi="Calibri" w:cs="Calibri"/>
+              <w:rFonts w:ascii="Calibri" w:cs="Calibri" w:eastAsia="Calibri" w:hAnsi="Calibri"/>
+              <w:b w:val="0"/>
+              <w:i w:val="0"/>
+              <w:smallCaps w:val="0"/>
+              <w:strike w:val="0"/>
               <w:color w:val="000000"/>
+              <w:sz w:val="24"/>
+              <w:szCs w:val="24"/>
+              <w:u w:val="none"/>
+              <w:shd w:fill="auto" w:val="clear"/>
+              <w:vertAlign w:val="baseline"/>
             </w:rPr>
           </w:pPr>
           <w:hyperlink w:anchor="is295_ch3_e">
             <w:r>
               <w:rPr>
+                <w:rFonts w:ascii="Arial" w:cs="Arial" w:eastAsia="Arial" w:hAnsi="Arial"/>
+                <w:b w:val="0"/>
+                <w:i w:val="0"/>
+                <w:smallCaps w:val="0"/>
+                <w:strike w:val="0"/>
                 <w:color w:val="000000"/>
+                <w:sz w:val="24"/>
+                <w:szCs w:val="24"/>
+                <w:u w:val="none"/>
+                <w:shd w:fill="auto" w:val="clear"/>
+                <w:vertAlign w:val="baseline"/>
+                <w:rtl w:val="0"/>
               </w:rPr>
-              <w:t>E.    System Design and Functional Modules</w:t>
-            </w:r>
-            <w:r>
-              <w:rPr>
-                <w:color w:val="000000"/>
-              </w:rPr>
+              <w:t xml:space="preserve">E.    System Design and Functional Modules</w:t>
               <w:tab/>
-              <w:t>14</w:t>
+              <w:t xml:space="preserve">14</w:t>
             </w:r>
           </w:hyperlink>
+          <w:r>
+            <w:rPr>
+              <w:rtl w:val="0"/>
+            </w:rPr>
+          </w:r>
         </w:p>
         <w:p>
           <w:pPr>
+            <w:keepNext w:val="0"/>
+            <w:keepLines w:val="0"/>
+            <w:pageBreakBefore w:val="0"/>
+            <w:widowControl w:val="1"/>
             <w:pBdr>
-              <w:top w:val="nil"/>
-              <w:left w:val="nil"/>
-              <w:bottom w:val="nil"/>
-              <w:right w:val="nil"/>
-              <w:between w:val="nil"/>
+              <w:top w:space="0" w:sz="0" w:val="nil"/>
+              <w:left w:space="0" w:sz="0" w:val="nil"/>
+              <w:bottom w:space="0" w:sz="0" w:val="nil"/>
+              <w:right w:space="0" w:sz="0" w:val="nil"/>
+              <w:between w:space="0" w:sz="0" w:val="nil"/>
             </w:pBdr>
+            <w:shd w:fill="auto" w:val="clear"/>
             <w:tabs>
-              <w:tab w:val="right" w:pos="9011"/>
+              <w:tab w:val="right" w:leader="none" w:pos="9011"/>
             </w:tabs>
-            <w:spacing w:after="100"/>
+            <w:spacing w:after="100" w:before="0" w:line="238" w:lineRule="auto"/>
+            <w:ind w:left="567" w:right="0" w:hanging="567"/>
+            <w:jc w:val="both"/>
             <w:rPr>
-              <w:rFonts w:ascii="Calibri" w:eastAsia="Calibri" w:hAnsi="Calibri" w:cs="Calibri"/>
+              <w:rFonts w:ascii="Calibri" w:cs="Calibri" w:eastAsia="Calibri" w:hAnsi="Calibri"/>
+              <w:b w:val="0"/>
+              <w:i w:val="0"/>
+              <w:smallCaps w:val="0"/>
+              <w:strike w:val="0"/>
               <w:color w:val="000000"/>
+              <w:sz w:val="24"/>
+              <w:szCs w:val="24"/>
+              <w:u w:val="none"/>
+              <w:shd w:fill="auto" w:val="clear"/>
+              <w:vertAlign w:val="baseline"/>
             </w:rPr>
           </w:pPr>
           <w:hyperlink w:anchor="is295_ch4">
             <w:r>
               <w:rPr>
+                <w:rFonts w:ascii="Arial" w:cs="Arial" w:eastAsia="Arial" w:hAnsi="Arial"/>
+                <w:b w:val="0"/>
+                <w:i w:val="0"/>
+                <w:smallCaps w:val="0"/>
+                <w:strike w:val="0"/>
                 <w:color w:val="000000"/>
+                <w:sz w:val="24"/>
+                <w:szCs w:val="24"/>
+                <w:u w:val="none"/>
+                <w:shd w:fill="auto" w:val="clear"/>
+                <w:vertAlign w:val="baseline"/>
+                <w:rtl w:val="0"/>
               </w:rPr>
-              <w:t>System Testing and Evaluation Methodology</w:t>
-            </w:r>
-            <w:r>
-              <w:rPr>
-                <w:color w:val="000000"/>
-              </w:rPr>
+              <w:t xml:space="preserve">IV.</w:t>
               <w:tab/>
-              <w:t>16</w:t>
+              <w:t xml:space="preserve">System Testing and Evaluation Methodology</w:t>
+              <w:tab/>
+              <w:t xml:space="preserve">16</w:t>
             </w:r>
           </w:hyperlink>
+          <w:r>
+            <w:rPr>
+              <w:rtl w:val="0"/>
+            </w:rPr>
+          </w:r>
         </w:p>
         <w:p>
           <w:pPr>
+            <w:keepNext w:val="0"/>
+            <w:keepLines w:val="0"/>
+            <w:pageBreakBefore w:val="0"/>
+            <w:widowControl w:val="1"/>
             <w:pBdr>
-              <w:top w:val="nil"/>
-              <w:left w:val="nil"/>
-              <w:bottom w:val="nil"/>
-              <w:right w:val="nil"/>
-              <w:between w:val="nil"/>
+              <w:top w:space="0" w:sz="0" w:val="nil"/>
+              <w:left w:space="0" w:sz="0" w:val="nil"/>
+              <w:bottom w:space="0" w:sz="0" w:val="nil"/>
+              <w:right w:space="0" w:sz="0" w:val="nil"/>
+              <w:between w:space="0" w:sz="0" w:val="nil"/>
             </w:pBdr>
+            <w:shd w:fill="auto" w:val="clear"/>
             <w:tabs>
-              <w:tab w:val="right" w:pos="9011"/>
+              <w:tab w:val="right" w:leader="none" w:pos="9011"/>
             </w:tabs>
-            <w:spacing w:after="100"/>
-            <w:ind w:left="240"/>
+            <w:spacing w:after="100" w:before="0" w:line="238" w:lineRule="auto"/>
+            <w:ind w:left="567" w:right="0" w:firstLine="0"/>
+            <w:jc w:val="both"/>
             <w:rPr>
-              <w:rFonts w:ascii="Calibri" w:eastAsia="Calibri" w:hAnsi="Calibri" w:cs="Calibri"/>
+              <w:rFonts w:ascii="Calibri" w:cs="Calibri" w:eastAsia="Calibri" w:hAnsi="Calibri"/>
+              <w:b w:val="0"/>
+              <w:i w:val="0"/>
+              <w:smallCaps w:val="0"/>
+              <w:strike w:val="0"/>
               <w:color w:val="000000"/>
+              <w:sz w:val="24"/>
+              <w:szCs w:val="24"/>
+              <w:u w:val="none"/>
+              <w:shd w:fill="auto" w:val="clear"/>
+              <w:vertAlign w:val="baseline"/>
             </w:rPr>
           </w:pPr>
           <w:hyperlink w:anchor="is295_ch4_a">
             <w:r>
               <w:rPr>
+                <w:rFonts w:ascii="Arial" w:cs="Arial" w:eastAsia="Arial" w:hAnsi="Arial"/>
+                <w:b w:val="0"/>
+                <w:i w:val="0"/>
+                <w:smallCaps w:val="0"/>
+                <w:strike w:val="0"/>
                 <w:color w:val="000000"/>
+                <w:sz w:val="24"/>
+                <w:szCs w:val="24"/>
+                <w:u w:val="none"/>
+                <w:shd w:fill="auto" w:val="clear"/>
+                <w:vertAlign w:val="baseline"/>
+                <w:rtl w:val="0"/>
               </w:rPr>
-              <w:t>A.    Testing and Technical Validation</w:t>
-            </w:r>
-            <w:r>
-              <w:rPr>
-                <w:color w:val="000000"/>
-              </w:rPr>
+              <w:t xml:space="preserve">A.    Testing and Technical Validation</w:t>
               <w:tab/>
-              <w:t>16</w:t>
+              <w:t xml:space="preserve">16</w:t>
             </w:r>
           </w:hyperlink>
+          <w:r>
+            <w:rPr>
+              <w:rtl w:val="0"/>
+            </w:rPr>
+          </w:r>
         </w:p>
         <w:p>
           <w:pPr>
+            <w:keepNext w:val="0"/>
+            <w:keepLines w:val="0"/>
+            <w:pageBreakBefore w:val="0"/>
+            <w:widowControl w:val="1"/>
             <w:pBdr>
-              <w:top w:val="nil"/>
-              <w:left w:val="nil"/>
-              <w:bottom w:val="nil"/>
-              <w:right w:val="nil"/>
-              <w:between w:val="nil"/>
+              <w:top w:space="0" w:sz="0" w:val="nil"/>
+              <w:left w:space="0" w:sz="0" w:val="nil"/>
+              <w:bottom w:space="0" w:sz="0" w:val="nil"/>
+              <w:right w:space="0" w:sz="0" w:val="nil"/>
+              <w:between w:space="0" w:sz="0" w:val="nil"/>
             </w:pBdr>
+            <w:shd w:fill="auto" w:val="clear"/>
             <w:tabs>
-              <w:tab w:val="right" w:pos="9011"/>
+              <w:tab w:val="right" w:leader="none" w:pos="9011"/>
             </w:tabs>
-            <w:spacing w:after="100"/>
-            <w:ind w:left="240"/>
+            <w:spacing w:after="100" w:before="0" w:line="238" w:lineRule="auto"/>
+            <w:ind w:left="567" w:right="0" w:firstLine="0"/>
+            <w:jc w:val="both"/>
             <w:rPr>
-              <w:rFonts w:ascii="Calibri" w:eastAsia="Calibri" w:hAnsi="Calibri" w:cs="Calibri"/>
+              <w:rFonts w:ascii="Calibri" w:cs="Calibri" w:eastAsia="Calibri" w:hAnsi="Calibri"/>
+              <w:b w:val="0"/>
+              <w:i w:val="0"/>
+              <w:smallCaps w:val="0"/>
+              <w:strike w:val="0"/>
               <w:color w:val="000000"/>
+              <w:sz w:val="24"/>
+              <w:szCs w:val="24"/>
+              <w:u w:val="none"/>
+              <w:shd w:fill="auto" w:val="clear"/>
+              <w:vertAlign w:val="baseline"/>
             </w:rPr>
           </w:pPr>
           <w:hyperlink w:anchor="is295_ch4_b">
             <w:r>
               <w:rPr>
+                <w:rFonts w:ascii="Arial" w:cs="Arial" w:eastAsia="Arial" w:hAnsi="Arial"/>
+                <w:b w:val="0"/>
+                <w:i w:val="0"/>
+                <w:smallCaps w:val="0"/>
+                <w:strike w:val="0"/>
                 <w:color w:val="000000"/>
+                <w:sz w:val="24"/>
+                <w:szCs w:val="24"/>
+                <w:u w:val="none"/>
+                <w:shd w:fill="auto" w:val="clear"/>
+                <w:vertAlign w:val="baseline"/>
+                <w:rtl w:val="0"/>
               </w:rPr>
-              <w:t>B.    User Evaluation Procedures</w:t>
-            </w:r>
-            <w:r>
-              <w:rPr>
-                <w:color w:val="000000"/>
-              </w:rPr>
+              <w:t xml:space="preserve">B.    User Evaluation Procedures</w:t>
               <w:tab/>
-              <w:t>16</w:t>
+              <w:t xml:space="preserve">16</w:t>
             </w:r>
           </w:hyperlink>
-        </w:p>
-        <w:commentRangeStart w:id="3"/>
-        <w:p>
-          <w:pPr>
-            <w:pBdr>
-              <w:top w:val="nil"/>
-              <w:left w:val="nil"/>
-              <w:bottom w:val="nil"/>
-              <w:right w:val="nil"/>
-              <w:between w:val="nil"/>
-            </w:pBdr>
-            <w:tabs>
-              <w:tab w:val="right" w:pos="9011"/>
-            </w:tabs>
-            <w:spacing w:after="100"/>
-            <w:rPr>
-              <w:rFonts w:ascii="Calibri" w:eastAsia="Calibri" w:hAnsi="Calibri" w:cs="Calibri"/>
-              <w:color w:val="000000"/>
-            </w:rPr>
-          </w:pPr>
-          <w:r>
-            <w:fldChar w:fldCharType="begin"/>
-          </w:r>
-          <w:r>
-            <w:instrText>HYPERLINK \l "is295_ch5" \h</w:instrText>
-          </w:r>
-          <w:r>
-            <w:fldChar w:fldCharType="separate"/>
-          </w:r>
           <w:r>
             <w:rPr>
-              <w:color w:val="000000"/>
+              <w:rtl w:val="0"/>
             </w:rPr>
-            <w:t>Results and Discussion</w:t>
-          </w:r>
-          <w:r>
-            <w:rPr>
-              <w:color w:val="000000"/>
-            </w:rPr>
-            <w:tab/>
-            <w:t>18</w:t>
-          </w:r>
-          <w:r>
-            <w:fldChar w:fldCharType="end"/>
           </w:r>
         </w:p>
         <w:p>
           <w:pPr>
+            <w:keepNext w:val="0"/>
+            <w:keepLines w:val="0"/>
+            <w:pageBreakBefore w:val="0"/>
+            <w:widowControl w:val="1"/>
             <w:pBdr>
-              <w:top w:val="nil"/>
-              <w:left w:val="nil"/>
-              <w:bottom w:val="nil"/>
-              <w:right w:val="nil"/>
-              <w:between w:val="nil"/>
+              <w:top w:space="0" w:sz="0" w:val="nil"/>
+              <w:left w:space="0" w:sz="0" w:val="nil"/>
+              <w:bottom w:space="0" w:sz="0" w:val="nil"/>
+              <w:right w:space="0" w:sz="0" w:val="nil"/>
+              <w:between w:space="0" w:sz="0" w:val="nil"/>
             </w:pBdr>
+            <w:shd w:fill="auto" w:val="clear"/>
             <w:tabs>
-              <w:tab w:val="right" w:pos="9011"/>
+              <w:tab w:val="right" w:leader="none" w:pos="9011"/>
             </w:tabs>
-            <w:spacing w:after="100"/>
-            <w:ind w:left="240"/>
+            <w:spacing w:after="100" w:before="0" w:line="238" w:lineRule="auto"/>
+            <w:ind w:left="567" w:right="0" w:hanging="567"/>
+            <w:jc w:val="both"/>
             <w:rPr>
-              <w:rFonts w:ascii="Calibri" w:eastAsia="Calibri" w:hAnsi="Calibri" w:cs="Calibri"/>
+              <w:rFonts w:ascii="Calibri" w:cs="Calibri" w:eastAsia="Calibri" w:hAnsi="Calibri"/>
+              <w:b w:val="0"/>
+              <w:i w:val="0"/>
+              <w:smallCaps w:val="0"/>
+              <w:strike w:val="0"/>
               <w:color w:val="000000"/>
+              <w:sz w:val="24"/>
+              <w:szCs w:val="24"/>
+              <w:u w:val="none"/>
+              <w:shd w:fill="auto" w:val="clear"/>
+              <w:vertAlign w:val="baseline"/>
+            </w:rPr>
+          </w:pPr>
+          <w:commentRangeStart w:id="0"/>
+          <w:hyperlink w:anchor="is295_ch5">
+            <w:r>
+              <w:rPr>
+                <w:rFonts w:ascii="Arial" w:cs="Arial" w:eastAsia="Arial" w:hAnsi="Arial"/>
+                <w:b w:val="0"/>
+                <w:i w:val="0"/>
+                <w:smallCaps w:val="0"/>
+                <w:strike w:val="0"/>
+                <w:color w:val="000000"/>
+                <w:sz w:val="24"/>
+                <w:szCs w:val="24"/>
+                <w:u w:val="none"/>
+                <w:shd w:fill="auto" w:val="clear"/>
+                <w:vertAlign w:val="baseline"/>
+                <w:rtl w:val="0"/>
+              </w:rPr>
+              <w:t xml:space="preserve">V.</w:t>
+              <w:tab/>
+              <w:t xml:space="preserve">Results and Discussion</w:t>
+              <w:tab/>
+              <w:t xml:space="preserve">18</w:t>
+            </w:r>
+          </w:hyperlink>
+          <w:r>
+            <w:rPr>
+              <w:rtl w:val="0"/>
+            </w:rPr>
+          </w:r>
+        </w:p>
+        <w:p>
+          <w:pPr>
+            <w:keepNext w:val="0"/>
+            <w:keepLines w:val="0"/>
+            <w:pageBreakBefore w:val="0"/>
+            <w:widowControl w:val="1"/>
+            <w:pBdr>
+              <w:top w:space="0" w:sz="0" w:val="nil"/>
+              <w:left w:space="0" w:sz="0" w:val="nil"/>
+              <w:bottom w:space="0" w:sz="0" w:val="nil"/>
+              <w:right w:space="0" w:sz="0" w:val="nil"/>
+              <w:between w:space="0" w:sz="0" w:val="nil"/>
+            </w:pBdr>
+            <w:shd w:fill="auto" w:val="clear"/>
+            <w:tabs>
+              <w:tab w:val="right" w:leader="none" w:pos="9011"/>
+            </w:tabs>
+            <w:spacing w:after="100" w:before="0" w:line="238" w:lineRule="auto"/>
+            <w:ind w:left="567" w:right="0" w:firstLine="0"/>
+            <w:jc w:val="both"/>
+            <w:rPr>
+              <w:rFonts w:ascii="Calibri" w:cs="Calibri" w:eastAsia="Calibri" w:hAnsi="Calibri"/>
+              <w:b w:val="0"/>
+              <w:i w:val="0"/>
+              <w:smallCaps w:val="0"/>
+              <w:strike w:val="0"/>
+              <w:color w:val="000000"/>
+              <w:sz w:val="24"/>
+              <w:szCs w:val="24"/>
+              <w:u w:val="none"/>
+              <w:shd w:fill="auto" w:val="clear"/>
+              <w:vertAlign w:val="baseline"/>
             </w:rPr>
           </w:pPr>
           <w:hyperlink w:anchor="is295_ch5_a">
             <w:r>
               <w:rPr>
+                <w:rFonts w:ascii="Arial" w:cs="Arial" w:eastAsia="Arial" w:hAnsi="Arial"/>
+                <w:b w:val="0"/>
+                <w:i w:val="0"/>
+                <w:smallCaps w:val="0"/>
+                <w:strike w:val="0"/>
                 <w:color w:val="000000"/>
+                <w:sz w:val="24"/>
+                <w:szCs w:val="24"/>
+                <w:u w:val="none"/>
+                <w:shd w:fill="auto" w:val="clear"/>
+                <w:vertAlign w:val="baseline"/>
+                <w:rtl w:val="0"/>
               </w:rPr>
-              <w:t>A.    Developed System and Major Features</w:t>
-            </w:r>
-            <w:r>
-              <w:rPr>
-                <w:color w:val="000000"/>
-              </w:rPr>
+              <w:t xml:space="preserve">A.    Developed System and Major Features</w:t>
               <w:tab/>
-              <w:t>18</w:t>
+              <w:t xml:space="preserve">18</w:t>
             </w:r>
           </w:hyperlink>
+          <w:r>
+            <w:rPr>
+              <w:rtl w:val="0"/>
+            </w:rPr>
+          </w:r>
         </w:p>
         <w:p>
           <w:pPr>
+            <w:keepNext w:val="0"/>
+            <w:keepLines w:val="0"/>
+            <w:pageBreakBefore w:val="0"/>
+            <w:widowControl w:val="1"/>
             <w:pBdr>
-              <w:top w:val="nil"/>
-              <w:left w:val="nil"/>
-              <w:bottom w:val="nil"/>
-              <w:right w:val="nil"/>
-              <w:between w:val="nil"/>
+              <w:top w:space="0" w:sz="0" w:val="nil"/>
+              <w:left w:space="0" w:sz="0" w:val="nil"/>
+              <w:bottom w:space="0" w:sz="0" w:val="nil"/>
+              <w:right w:space="0" w:sz="0" w:val="nil"/>
+              <w:between w:space="0" w:sz="0" w:val="nil"/>
             </w:pBdr>
+            <w:shd w:fill="auto" w:val="clear"/>
             <w:tabs>
-              <w:tab w:val="right" w:pos="9011"/>
+              <w:tab w:val="right" w:leader="none" w:pos="9011"/>
             </w:tabs>
-            <w:spacing w:after="100"/>
-            <w:ind w:left="240"/>
+            <w:spacing w:after="100" w:before="0" w:line="238" w:lineRule="auto"/>
+            <w:ind w:left="567" w:right="0" w:firstLine="0"/>
+            <w:jc w:val="both"/>
             <w:rPr>
-              <w:rFonts w:ascii="Calibri" w:eastAsia="Calibri" w:hAnsi="Calibri" w:cs="Calibri"/>
+              <w:rFonts w:ascii="Calibri" w:cs="Calibri" w:eastAsia="Calibri" w:hAnsi="Calibri"/>
+              <w:b w:val="0"/>
+              <w:i w:val="0"/>
+              <w:smallCaps w:val="0"/>
+              <w:strike w:val="0"/>
               <w:color w:val="000000"/>
+              <w:sz w:val="24"/>
+              <w:szCs w:val="24"/>
+              <w:u w:val="none"/>
+              <w:shd w:fill="auto" w:val="clear"/>
+              <w:vertAlign w:val="baseline"/>
             </w:rPr>
           </w:pPr>
           <w:hyperlink w:anchor="is295_ch5_b">
             <w:r>
               <w:rPr>
+                <w:rFonts w:ascii="Arial" w:cs="Arial" w:eastAsia="Arial" w:hAnsi="Arial"/>
+                <w:b w:val="0"/>
+                <w:i w:val="0"/>
+                <w:smallCaps w:val="0"/>
+                <w:strike w:val="0"/>
                 <w:color w:val="000000"/>
+                <w:sz w:val="24"/>
+                <w:szCs w:val="24"/>
+                <w:u w:val="none"/>
+                <w:shd w:fill="auto" w:val="clear"/>
+                <w:vertAlign w:val="baseline"/>
+                <w:rtl w:val="0"/>
               </w:rPr>
-              <w:t>B.    Technical Testing and Validation Results</w:t>
-            </w:r>
-            <w:r>
-              <w:rPr>
-                <w:color w:val="000000"/>
-              </w:rPr>
+              <w:t xml:space="preserve">B.    Technical Testing and Validation Results</w:t>
               <w:tab/>
-              <w:t>19</w:t>
+              <w:t xml:space="preserve">19</w:t>
             </w:r>
           </w:hyperlink>
+          <w:r>
+            <w:rPr>
+              <w:rtl w:val="0"/>
+            </w:rPr>
+          </w:r>
         </w:p>
         <w:p>
           <w:pPr>
+            <w:keepNext w:val="0"/>
+            <w:keepLines w:val="0"/>
+            <w:pageBreakBefore w:val="0"/>
+            <w:widowControl w:val="1"/>
             <w:pBdr>
-              <w:top w:val="nil"/>
-              <w:left w:val="nil"/>
-              <w:bottom w:val="nil"/>
-              <w:right w:val="nil"/>
-              <w:between w:val="nil"/>
+              <w:top w:space="0" w:sz="0" w:val="nil"/>
+              <w:left w:space="0" w:sz="0" w:val="nil"/>
+              <w:bottom w:space="0" w:sz="0" w:val="nil"/>
+              <w:right w:space="0" w:sz="0" w:val="nil"/>
+              <w:between w:space="0" w:sz="0" w:val="nil"/>
             </w:pBdr>
+            <w:shd w:fill="auto" w:val="clear"/>
             <w:tabs>
-              <w:tab w:val="right" w:pos="9011"/>
+              <w:tab w:val="right" w:leader="none" w:pos="9011"/>
             </w:tabs>
-            <w:spacing w:after="100"/>
-            <w:ind w:left="240"/>
+            <w:spacing w:after="100" w:before="0" w:line="238" w:lineRule="auto"/>
+            <w:ind w:left="567" w:right="0" w:firstLine="0"/>
+            <w:jc w:val="both"/>
             <w:rPr>
-              <w:rFonts w:ascii="Calibri" w:eastAsia="Calibri" w:hAnsi="Calibri" w:cs="Calibri"/>
+              <w:rFonts w:ascii="Calibri" w:cs="Calibri" w:eastAsia="Calibri" w:hAnsi="Calibri"/>
+              <w:b w:val="0"/>
+              <w:i w:val="0"/>
+              <w:smallCaps w:val="0"/>
+              <w:strike w:val="0"/>
               <w:color w:val="000000"/>
+              <w:sz w:val="24"/>
+              <w:szCs w:val="24"/>
+              <w:u w:val="none"/>
+              <w:shd w:fill="auto" w:val="clear"/>
+              <w:vertAlign w:val="baseline"/>
             </w:rPr>
           </w:pPr>
           <w:hyperlink w:anchor="is295_ch5_c">
             <w:r>
               <w:rPr>
+                <w:rFonts w:ascii="Arial" w:cs="Arial" w:eastAsia="Arial" w:hAnsi="Arial"/>
+                <w:b w:val="0"/>
+                <w:i w:val="0"/>
+                <w:smallCaps w:val="0"/>
+                <w:strike w:val="0"/>
                 <w:color w:val="000000"/>
+                <w:sz w:val="24"/>
+                <w:szCs w:val="24"/>
+                <w:u w:val="none"/>
+                <w:shd w:fill="auto" w:val="clear"/>
+                <w:vertAlign w:val="baseline"/>
+                <w:rtl w:val="0"/>
               </w:rPr>
-              <w:t>C.    User Evaluation Results</w:t>
-            </w:r>
-            <w:r>
-              <w:rPr>
-                <w:color w:val="000000"/>
-              </w:rPr>
+              <w:t xml:space="preserve">C.    User Evaluation Results</w:t>
               <w:tab/>
-              <w:t>19</w:t>
+              <w:t xml:space="preserve">19</w:t>
             </w:r>
           </w:hyperlink>
+          <w:r>
+            <w:rPr>
+              <w:rtl w:val="0"/>
+            </w:rPr>
+          </w:r>
         </w:p>
         <w:p>
           <w:pPr>
+            <w:keepNext w:val="0"/>
+            <w:keepLines w:val="0"/>
+            <w:pageBreakBefore w:val="0"/>
+            <w:widowControl w:val="1"/>
             <w:pBdr>
-              <w:top w:val="nil"/>
-              <w:left w:val="nil"/>
-              <w:bottom w:val="nil"/>
-              <w:right w:val="nil"/>
-              <w:between w:val="nil"/>
+              <w:top w:space="0" w:sz="0" w:val="nil"/>
+              <w:left w:space="0" w:sz="0" w:val="nil"/>
+              <w:bottom w:space="0" w:sz="0" w:val="nil"/>
+              <w:right w:space="0" w:sz="0" w:val="nil"/>
+              <w:between w:space="0" w:sz="0" w:val="nil"/>
             </w:pBdr>
+            <w:shd w:fill="auto" w:val="clear"/>
             <w:tabs>
-              <w:tab w:val="right" w:pos="9011"/>
+              <w:tab w:val="right" w:leader="none" w:pos="9011"/>
             </w:tabs>
-            <w:spacing w:after="100"/>
-            <w:ind w:left="240"/>
+            <w:spacing w:after="100" w:before="0" w:line="238" w:lineRule="auto"/>
+            <w:ind w:left="567" w:right="0" w:firstLine="0"/>
+            <w:jc w:val="both"/>
             <w:rPr>
-              <w:rFonts w:ascii="Calibri" w:eastAsia="Calibri" w:hAnsi="Calibri" w:cs="Calibri"/>
+              <w:rFonts w:ascii="Calibri" w:cs="Calibri" w:eastAsia="Calibri" w:hAnsi="Calibri"/>
+              <w:b w:val="0"/>
+              <w:i w:val="0"/>
+              <w:smallCaps w:val="0"/>
+              <w:strike w:val="0"/>
               <w:color w:val="000000"/>
+              <w:sz w:val="24"/>
+              <w:szCs w:val="24"/>
+              <w:u w:val="none"/>
+              <w:shd w:fill="auto" w:val="clear"/>
+              <w:vertAlign w:val="baseline"/>
             </w:rPr>
           </w:pPr>
           <w:hyperlink w:anchor="is295_ch5_d">
             <w:r>
               <w:rPr>
+                <w:rFonts w:ascii="Arial" w:cs="Arial" w:eastAsia="Arial" w:hAnsi="Arial"/>
+                <w:b w:val="0"/>
+                <w:i w:val="0"/>
+                <w:smallCaps w:val="0"/>
+                <w:strike w:val="0"/>
                 <w:color w:val="000000"/>
+                <w:sz w:val="24"/>
+                <w:szCs w:val="24"/>
+                <w:u w:val="none"/>
+                <w:shd w:fill="auto" w:val="clear"/>
+                <w:vertAlign w:val="baseline"/>
+                <w:rtl w:val="0"/>
               </w:rPr>
-              <w:t>D.    Discussion of Findings</w:t>
-            </w:r>
-            <w:r>
-              <w:rPr>
-                <w:color w:val="000000"/>
-              </w:rPr>
+              <w:t xml:space="preserve">D.    Discussion of Findings</w:t>
               <w:tab/>
-              <w:t>19</w:t>
+              <w:t xml:space="preserve">19</w:t>
             </w:r>
           </w:hyperlink>
+          <w:r>
+            <w:rPr>
+              <w:rtl w:val="0"/>
+            </w:rPr>
+          </w:r>
         </w:p>
         <w:p>
           <w:pPr>
+            <w:keepNext w:val="0"/>
+            <w:keepLines w:val="0"/>
+            <w:pageBreakBefore w:val="0"/>
+            <w:widowControl w:val="1"/>
             <w:pBdr>
-              <w:top w:val="nil"/>
-              <w:left w:val="nil"/>
-              <w:bottom w:val="nil"/>
-              <w:right w:val="nil"/>
-              <w:between w:val="nil"/>
+              <w:top w:space="0" w:sz="0" w:val="nil"/>
+              <w:left w:space="0" w:sz="0" w:val="nil"/>
+              <w:bottom w:space="0" w:sz="0" w:val="nil"/>
+              <w:right w:space="0" w:sz="0" w:val="nil"/>
+              <w:between w:space="0" w:sz="0" w:val="nil"/>
             </w:pBdr>
+            <w:shd w:fill="auto" w:val="clear"/>
             <w:tabs>
-              <w:tab w:val="right" w:pos="9011"/>
+              <w:tab w:val="right" w:leader="none" w:pos="9011"/>
             </w:tabs>
-            <w:spacing w:after="100"/>
+            <w:spacing w:after="100" w:before="0" w:line="238" w:lineRule="auto"/>
+            <w:ind w:left="567" w:right="0" w:hanging="567"/>
+            <w:jc w:val="both"/>
             <w:rPr>
-              <w:rFonts w:ascii="Calibri" w:eastAsia="Calibri" w:hAnsi="Calibri" w:cs="Calibri"/>
+              <w:rFonts w:ascii="Calibri" w:cs="Calibri" w:eastAsia="Calibri" w:hAnsi="Calibri"/>
+              <w:b w:val="0"/>
+              <w:i w:val="0"/>
+              <w:smallCaps w:val="0"/>
+              <w:strike w:val="0"/>
               <w:color w:val="000000"/>
+              <w:sz w:val="24"/>
+              <w:szCs w:val="24"/>
+              <w:u w:val="none"/>
+              <w:shd w:fill="auto" w:val="clear"/>
+              <w:vertAlign w:val="baseline"/>
             </w:rPr>
           </w:pPr>
           <w:hyperlink w:anchor="is295_ch6">
             <w:r>
               <w:rPr>
+                <w:rFonts w:ascii="Arial" w:cs="Arial" w:eastAsia="Arial" w:hAnsi="Arial"/>
+                <w:b w:val="0"/>
+                <w:i w:val="0"/>
+                <w:smallCaps w:val="0"/>
+                <w:strike w:val="0"/>
                 <w:color w:val="000000"/>
+                <w:sz w:val="24"/>
+                <w:szCs w:val="24"/>
+                <w:u w:val="none"/>
+                <w:shd w:fill="auto" w:val="clear"/>
+                <w:vertAlign w:val="baseline"/>
+                <w:rtl w:val="0"/>
               </w:rPr>
-              <w:t>Conclusion and Recommendations</w:t>
-            </w:r>
-            <w:r>
-              <w:rPr>
-                <w:color w:val="000000"/>
-              </w:rPr>
+              <w:t xml:space="preserve">VI.</w:t>
               <w:tab/>
-              <w:t>21</w:t>
+              <w:t xml:space="preserve">Conclusion and Recommendations</w:t>
+              <w:tab/>
+              <w:t xml:space="preserve">21</w:t>
             </w:r>
           </w:hyperlink>
+          <w:r>
+            <w:rPr>
+              <w:rtl w:val="0"/>
+            </w:rPr>
+          </w:r>
         </w:p>
         <w:p>
           <w:pPr>
+            <w:keepNext w:val="0"/>
+            <w:keepLines w:val="0"/>
+            <w:pageBreakBefore w:val="0"/>
+            <w:widowControl w:val="1"/>
             <w:pBdr>
-              <w:top w:val="nil"/>
-              <w:left w:val="nil"/>
-              <w:bottom w:val="nil"/>
-              <w:right w:val="nil"/>
-              <w:between w:val="nil"/>
+              <w:top w:space="0" w:sz="0" w:val="nil"/>
+              <w:left w:space="0" w:sz="0" w:val="nil"/>
+              <w:bottom w:space="0" w:sz="0" w:val="nil"/>
+              <w:right w:space="0" w:sz="0" w:val="nil"/>
+              <w:between w:space="0" w:sz="0" w:val="nil"/>
             </w:pBdr>
+            <w:shd w:fill="auto" w:val="clear"/>
             <w:tabs>
-              <w:tab w:val="right" w:pos="9011"/>
+              <w:tab w:val="right" w:leader="none" w:pos="9011"/>
             </w:tabs>
-            <w:spacing w:after="100"/>
-            <w:ind w:left="240"/>
+            <w:spacing w:after="100" w:before="0" w:line="238" w:lineRule="auto"/>
+            <w:ind w:left="567" w:right="0" w:firstLine="0"/>
+            <w:jc w:val="both"/>
             <w:rPr>
-              <w:rFonts w:ascii="Calibri" w:eastAsia="Calibri" w:hAnsi="Calibri" w:cs="Calibri"/>
+              <w:rFonts w:ascii="Calibri" w:cs="Calibri" w:eastAsia="Calibri" w:hAnsi="Calibri"/>
+              <w:b w:val="0"/>
+              <w:i w:val="0"/>
+              <w:smallCaps w:val="0"/>
+              <w:strike w:val="0"/>
               <w:color w:val="000000"/>
+              <w:sz w:val="24"/>
+              <w:szCs w:val="24"/>
+              <w:u w:val="none"/>
+              <w:shd w:fill="auto" w:val="clear"/>
+              <w:vertAlign w:val="baseline"/>
             </w:rPr>
           </w:pPr>
           <w:hyperlink w:anchor="is295_ch6_a">
             <w:r>
               <w:rPr>
+                <w:rFonts w:ascii="Arial" w:cs="Arial" w:eastAsia="Arial" w:hAnsi="Arial"/>
+                <w:b w:val="0"/>
+                <w:i w:val="0"/>
+                <w:smallCaps w:val="0"/>
+                <w:strike w:val="0"/>
                 <w:color w:val="000000"/>
+                <w:sz w:val="24"/>
+                <w:szCs w:val="24"/>
+                <w:u w:val="none"/>
+                <w:shd w:fill="auto" w:val="clear"/>
+                <w:vertAlign w:val="baseline"/>
+                <w:rtl w:val="0"/>
               </w:rPr>
-              <w:t>A.    Conclusion</w:t>
-            </w:r>
-            <w:r>
-              <w:rPr>
-                <w:color w:val="000000"/>
-              </w:rPr>
+              <w:t xml:space="preserve">A.    Conclusion</w:t>
               <w:tab/>
-              <w:t>21</w:t>
+              <w:t xml:space="preserve">21</w:t>
             </w:r>
           </w:hyperlink>
+          <w:r>
+            <w:rPr>
+              <w:rtl w:val="0"/>
+            </w:rPr>
+          </w:r>
         </w:p>
         <w:p>
           <w:pPr>
+            <w:keepNext w:val="0"/>
+            <w:keepLines w:val="0"/>
+            <w:pageBreakBefore w:val="0"/>
+            <w:widowControl w:val="1"/>
             <w:pBdr>
-              <w:top w:val="nil"/>
-              <w:left w:val="nil"/>
-              <w:bottom w:val="nil"/>
-              <w:right w:val="nil"/>
-              <w:between w:val="nil"/>
+              <w:top w:space="0" w:sz="0" w:val="nil"/>
+              <w:left w:space="0" w:sz="0" w:val="nil"/>
+              <w:bottom w:space="0" w:sz="0" w:val="nil"/>
+              <w:right w:space="0" w:sz="0" w:val="nil"/>
+              <w:between w:space="0" w:sz="0" w:val="nil"/>
             </w:pBdr>
+            <w:shd w:fill="auto" w:val="clear"/>
             <w:tabs>
-              <w:tab w:val="right" w:pos="9011"/>
+              <w:tab w:val="right" w:leader="none" w:pos="9011"/>
             </w:tabs>
-            <w:spacing w:after="100"/>
-            <w:ind w:left="240"/>
+            <w:spacing w:after="100" w:before="0" w:line="238" w:lineRule="auto"/>
+            <w:ind w:left="567" w:right="0" w:firstLine="0"/>
+            <w:jc w:val="both"/>
             <w:rPr>
-              <w:rFonts w:ascii="Calibri" w:eastAsia="Calibri" w:hAnsi="Calibri" w:cs="Calibri"/>
+              <w:rFonts w:ascii="Calibri" w:cs="Calibri" w:eastAsia="Calibri" w:hAnsi="Calibri"/>
+              <w:b w:val="0"/>
+              <w:i w:val="0"/>
+              <w:smallCaps w:val="0"/>
+              <w:strike w:val="0"/>
               <w:color w:val="000000"/>
+              <w:sz w:val="24"/>
+              <w:szCs w:val="24"/>
+              <w:u w:val="none"/>
+              <w:shd w:fill="auto" w:val="clear"/>
+              <w:vertAlign w:val="baseline"/>
             </w:rPr>
           </w:pPr>
           <w:hyperlink w:anchor="is295_ch6_b">
             <w:r>
               <w:rPr>
+                <w:rFonts w:ascii="Arial" w:cs="Arial" w:eastAsia="Arial" w:hAnsi="Arial"/>
+                <w:b w:val="0"/>
+                <w:i w:val="0"/>
+                <w:smallCaps w:val="0"/>
+                <w:strike w:val="0"/>
                 <w:color w:val="000000"/>
+                <w:sz w:val="24"/>
+                <w:szCs w:val="24"/>
+                <w:u w:val="none"/>
+                <w:shd w:fill="auto" w:val="clear"/>
+                <w:vertAlign w:val="baseline"/>
+                <w:rtl w:val="0"/>
               </w:rPr>
-              <w:t>B.    Recommendations</w:t>
-            </w:r>
-            <w:r>
-              <w:rPr>
-                <w:color w:val="000000"/>
-              </w:rPr>
+              <w:t xml:space="preserve">B.    Recommendations</w:t>
               <w:tab/>
-              <w:t>21</w:t>
+              <w:t xml:space="preserve">21</w:t>
             </w:r>
           </w:hyperlink>
-          <w:commentRangeEnd w:id="3"/>
+          <w:commentRangeEnd w:id="0"/>
           <w:r>
-            <w:commentReference w:id="3"/>
+            <w:commentReference w:id="0"/>
+          </w:r>
+          <w:r>
+            <w:rPr>
+              <w:rtl w:val="0"/>
+            </w:rPr>
           </w:r>
         </w:p>
         <w:p>
           <w:pPr>
+            <w:keepNext w:val="0"/>
+            <w:keepLines w:val="0"/>
+            <w:pageBreakBefore w:val="0"/>
+            <w:widowControl w:val="1"/>
             <w:pBdr>
-              <w:top w:val="nil"/>
-              <w:left w:val="nil"/>
-              <w:bottom w:val="nil"/>
-              <w:right w:val="nil"/>
-              <w:between w:val="nil"/>
+              <w:top w:space="0" w:sz="0" w:val="nil"/>
+              <w:left w:space="0" w:sz="0" w:val="nil"/>
+              <w:bottom w:space="0" w:sz="0" w:val="nil"/>
+              <w:right w:space="0" w:sz="0" w:val="nil"/>
+              <w:between w:space="0" w:sz="0" w:val="nil"/>
             </w:pBdr>
+            <w:shd w:fill="auto" w:val="clear"/>
             <w:tabs>
-              <w:tab w:val="right" w:pos="9011"/>
+              <w:tab w:val="right" w:leader="none" w:pos="9011"/>
             </w:tabs>
-            <w:spacing w:after="100"/>
+            <w:spacing w:after="100" w:before="0" w:line="238" w:lineRule="auto"/>
+            <w:ind w:left="0" w:right="0" w:firstLine="0"/>
+            <w:jc w:val="both"/>
             <w:rPr>
-              <w:rFonts w:ascii="Calibri" w:eastAsia="Calibri" w:hAnsi="Calibri" w:cs="Calibri"/>
+              <w:rFonts w:ascii="Calibri" w:cs="Calibri" w:eastAsia="Calibri" w:hAnsi="Calibri"/>
+              <w:b w:val="0"/>
+              <w:i w:val="0"/>
+              <w:smallCaps w:val="0"/>
+              <w:strike w:val="0"/>
               <w:color w:val="000000"/>
+              <w:sz w:val="24"/>
+              <w:szCs w:val="24"/>
+              <w:u w:val="none"/>
+              <w:shd w:fill="auto" w:val="clear"/>
+              <w:vertAlign w:val="baseline"/>
             </w:rPr>
           </w:pPr>
           <w:hyperlink w:anchor="is295_references">
             <w:r>
               <w:rPr>
+                <w:rFonts w:ascii="Arial" w:cs="Arial" w:eastAsia="Arial" w:hAnsi="Arial"/>
+                <w:b w:val="0"/>
+                <w:i w:val="0"/>
+                <w:smallCaps w:val="0"/>
+                <w:strike w:val="0"/>
                 <w:color w:val="000000"/>
+                <w:sz w:val="24"/>
+                <w:szCs w:val="24"/>
+                <w:u w:val="none"/>
+                <w:shd w:fill="auto" w:val="clear"/>
+                <w:vertAlign w:val="baseline"/>
+                <w:rtl w:val="0"/>
               </w:rPr>
-              <w:t>References</w:t>
-            </w:r>
-            <w:r>
-              <w:rPr>
-                <w:color w:val="000000"/>
-              </w:rPr>
+              <w:t xml:space="preserve">References</w:t>
               <w:tab/>
-              <w:t>22</w:t>
+              <w:t xml:space="preserve">22</w:t>
             </w:r>
           </w:hyperlink>
+          <w:r>
+            <w:rPr>
+              <w:rtl w:val="0"/>
+            </w:rPr>
+          </w:r>
         </w:p>
         <w:p>
           <w:pPr>
+            <w:keepNext w:val="0"/>
+            <w:keepLines w:val="0"/>
+            <w:pageBreakBefore w:val="0"/>
+            <w:widowControl w:val="1"/>
             <w:pBdr>
-              <w:top w:val="nil"/>
-              <w:left w:val="nil"/>
-              <w:bottom w:val="nil"/>
-              <w:right w:val="nil"/>
-              <w:between w:val="nil"/>
+              <w:top w:space="0" w:sz="0" w:val="nil"/>
+              <w:left w:space="0" w:sz="0" w:val="nil"/>
+              <w:bottom w:space="0" w:sz="0" w:val="nil"/>
+              <w:right w:space="0" w:sz="0" w:val="nil"/>
+              <w:between w:space="0" w:sz="0" w:val="nil"/>
             </w:pBdr>
+            <w:shd w:fill="auto" w:val="clear"/>
             <w:tabs>
-              <w:tab w:val="right" w:pos="9011"/>
+              <w:tab w:val="right" w:leader="none" w:pos="9011"/>
             </w:tabs>
-            <w:spacing w:after="100"/>
+            <w:spacing w:after="100" w:before="0" w:line="238" w:lineRule="auto"/>
+            <w:ind w:left="0" w:right="0" w:firstLine="0"/>
+            <w:jc w:val="both"/>
             <w:rPr>
-              <w:rFonts w:ascii="Calibri" w:eastAsia="Calibri" w:hAnsi="Calibri" w:cs="Calibri"/>
+              <w:rFonts w:ascii="Calibri" w:cs="Calibri" w:eastAsia="Calibri" w:hAnsi="Calibri"/>
+              <w:b w:val="0"/>
+              <w:i w:val="0"/>
+              <w:smallCaps w:val="0"/>
+              <w:strike w:val="0"/>
               <w:color w:val="000000"/>
+              <w:sz w:val="24"/>
+              <w:szCs w:val="24"/>
+              <w:u w:val="none"/>
+              <w:shd w:fill="auto" w:val="clear"/>
+              <w:vertAlign w:val="baseline"/>
             </w:rPr>
           </w:pPr>
           <w:hyperlink w:anchor="is295_ai_declaration">
             <w:r>
               <w:rPr>
+                <w:rFonts w:ascii="Arial" w:cs="Arial" w:eastAsia="Arial" w:hAnsi="Arial"/>
+                <w:b w:val="0"/>
+                <w:i w:val="0"/>
+                <w:smallCaps w:val="0"/>
+                <w:strike w:val="0"/>
                 <w:color w:val="000000"/>
+                <w:sz w:val="24"/>
+                <w:szCs w:val="24"/>
+                <w:u w:val="none"/>
+                <w:shd w:fill="auto" w:val="clear"/>
+                <w:vertAlign w:val="baseline"/>
+                <w:rtl w:val="0"/>
               </w:rPr>
-              <w:t>Declaration of AI Use</w:t>
-            </w:r>
-            <w:r>
-              <w:rPr>
-                <w:color w:val="000000"/>
-              </w:rPr>
+              <w:t xml:space="preserve">Declaration of AI Use</w:t>
               <w:tab/>
-              <w:t>23</w:t>
+              <w:t xml:space="preserve">23</w:t>
             </w:r>
           </w:hyperlink>
+          <w:r>
+            <w:rPr>
+              <w:rtl w:val="0"/>
+            </w:rPr>
+          </w:r>
         </w:p>
         <w:p>
           <w:pPr>
+            <w:keepNext w:val="0"/>
+            <w:keepLines w:val="0"/>
+            <w:pageBreakBefore w:val="0"/>
+            <w:widowControl w:val="1"/>
             <w:pBdr>
-              <w:top w:val="nil"/>
-              <w:left w:val="nil"/>
-              <w:bottom w:val="nil"/>
-              <w:right w:val="nil"/>
-              <w:between w:val="nil"/>
+              <w:top w:space="0" w:sz="0" w:val="nil"/>
+              <w:left w:space="0" w:sz="0" w:val="nil"/>
+              <w:bottom w:space="0" w:sz="0" w:val="nil"/>
+              <w:right w:space="0" w:sz="0" w:val="nil"/>
+              <w:between w:space="0" w:sz="0" w:val="nil"/>
             </w:pBdr>
+            <w:shd w:fill="auto" w:val="clear"/>
             <w:tabs>
-              <w:tab w:val="right" w:pos="9011"/>
+              <w:tab w:val="right" w:leader="none" w:pos="9011"/>
             </w:tabs>
-            <w:spacing w:after="100"/>
+            <w:spacing w:after="100" w:before="0" w:line="238" w:lineRule="auto"/>
+            <w:ind w:left="0" w:right="0" w:firstLine="0"/>
+            <w:jc w:val="both"/>
             <w:rPr>
-              <w:rFonts w:ascii="Calibri" w:eastAsia="Calibri" w:hAnsi="Calibri" w:cs="Calibri"/>
+              <w:rFonts w:ascii="Calibri" w:cs="Calibri" w:eastAsia="Calibri" w:hAnsi="Calibri"/>
+              <w:b w:val="0"/>
+              <w:i w:val="0"/>
+              <w:smallCaps w:val="0"/>
+              <w:strike w:val="0"/>
               <w:color w:val="000000"/>
+              <w:sz w:val="24"/>
+              <w:szCs w:val="24"/>
+              <w:u w:val="none"/>
+              <w:shd w:fill="auto" w:val="clear"/>
+              <w:vertAlign w:val="baseline"/>
             </w:rPr>
           </w:pPr>
           <w:hyperlink w:anchor="is295_appendices">
             <w:r>
               <w:rPr>
+                <w:rFonts w:ascii="Arial" w:cs="Arial" w:eastAsia="Arial" w:hAnsi="Arial"/>
+                <w:b w:val="0"/>
+                <w:i w:val="0"/>
+                <w:smallCaps w:val="0"/>
+                <w:strike w:val="0"/>
                 <w:color w:val="000000"/>
+                <w:sz w:val="24"/>
+                <w:szCs w:val="24"/>
+                <w:u w:val="none"/>
+                <w:shd w:fill="auto" w:val="clear"/>
+                <w:vertAlign w:val="baseline"/>
+                <w:rtl w:val="0"/>
               </w:rPr>
-              <w:t>Appendices</w:t>
-            </w:r>
-            <w:r>
-              <w:rPr>
-                <w:color w:val="000000"/>
-              </w:rPr>
+              <w:t xml:space="preserve">Appendices</w:t>
               <w:tab/>
-              <w:t>24</w:t>
+              <w:t xml:space="preserve">24</w:t>
             </w:r>
           </w:hyperlink>
+          <w:r>
+            <w:rPr>
+              <w:rtl w:val="0"/>
+            </w:rPr>
+          </w:r>
           <w:r>
             <w:fldChar w:fldCharType="end"/>
           </w:r>
@@ -2490,1331 +3855,2455 @@
     </w:sdt>
     <w:p>
       <w:pPr>
+        <w:rPr/>
         <w:sectPr>
-          <w:pgSz w:w="11901" w:h="16817"/>
-          <w:pgMar w:top="1440" w:right="1440" w:bottom="1440" w:left="1440" w:header="709" w:footer="709" w:gutter="0"/>
-          <w:cols w:space="720"/>
+          <w:type w:val="nextPage"/>
+          <w:pgSz w:h="16817" w:w="11901" w:orient="portrait"/>
+          <w:pgMar w:bottom="1440" w:top="1440" w:left="1440" w:right="1440" w:header="709" w:footer="709"/>
         </w:sectPr>
       </w:pPr>
+      <w:r>
+        <w:rPr>
+          <w:rtl w:val="0"/>
+        </w:rPr>
+      </w:r>
     </w:p>
     <w:p>
       <w:pPr>
         <w:pStyle w:val="Heading4"/>
-      </w:pPr>
-      <w:r>
-        <w:lastRenderedPageBreak/>
-        <w:t>Chapter I</w:t>
-      </w:r>
-    </w:p>
-    <w:p/>
+        <w:rPr/>
+      </w:pPr>
+      <w:r>
+        <w:rPr>
+          <w:rtl w:val="0"/>
+        </w:rPr>
+        <w:t xml:space="preserve">Chapter I</w:t>
+      </w:r>
+    </w:p>
+    <w:p>
+      <w:pPr>
+        <w:rPr/>
+      </w:pPr>
+      <w:r>
+        <w:rPr>
+          <w:rtl w:val="0"/>
+        </w:rPr>
+      </w:r>
+    </w:p>
     <w:p>
       <w:pPr>
         <w:pStyle w:val="Heading1"/>
-      </w:pPr>
-      <w:bookmarkStart w:id="4" w:name="is295_ch1" w:colFirst="0" w:colLast="0"/>
-      <w:bookmarkEnd w:id="4"/>
-      <w:r>
-        <w:t>Introduction</w:t>
-      </w:r>
-    </w:p>
-    <w:p/>
+        <w:rPr/>
+      </w:pPr>
+      <w:bookmarkStart w:colFirst="0" w:colLast="0" w:name="is295_ch1" w:id="101"/>
+      <w:bookmarkEnd w:id="101"/>
+      <w:r>
+        <w:rPr>
+          <w:rtl w:val="0"/>
+        </w:rPr>
+        <w:t xml:space="preserve">Introduction</w:t>
+      </w:r>
+    </w:p>
+    <w:p>
+      <w:pPr>
+        <w:rPr/>
+      </w:pPr>
+      <w:r>
+        <w:rPr>
+          <w:rtl w:val="0"/>
+        </w:rPr>
+      </w:r>
+    </w:p>
     <w:p>
       <w:pPr>
         <w:spacing w:line="480" w:lineRule="auto"/>
         <w:ind w:firstLine="567"/>
-      </w:pPr>
-      <w:r>
-        <w:t>This chapter establishes the foundation of the study by presenting the problem context, rationale, objectives, significance, and boundaries of the study.</w:t>
-      </w:r>
-    </w:p>
-    <w:p/>
+        <w:jc w:val="both"/>
+        <w:rPr/>
+      </w:pPr>
+      <w:r>
+        <w:rPr>
+          <w:rtl w:val="0"/>
+        </w:rPr>
+        <w:t xml:space="preserve">This chapter establishes the foundation of the study by presenting the problem context, rationale, objectives, significance, and boundaries of the study.</w:t>
+      </w:r>
+    </w:p>
+    <w:p>
+      <w:pPr>
+        <w:rPr/>
+      </w:pPr>
+      <w:r>
+        <w:rPr>
+          <w:rtl w:val="0"/>
+        </w:rPr>
+      </w:r>
+    </w:p>
     <w:p>
       <w:pPr>
         <w:pStyle w:val="Heading2"/>
         <w:ind w:left="567" w:hanging="567"/>
-      </w:pPr>
-      <w:bookmarkStart w:id="5" w:name="is295_ch1_a" w:colFirst="0" w:colLast="0"/>
-      <w:bookmarkEnd w:id="5"/>
-      <w:r>
-        <w:t>A.    Background of the Study</w:t>
-      </w:r>
-    </w:p>
-    <w:p/>
+        <w:rPr/>
+      </w:pPr>
+      <w:bookmarkStart w:colFirst="0" w:colLast="0" w:name="is295_ch1_a" w:id="102"/>
+      <w:bookmarkEnd w:id="102"/>
+      <w:r>
+        <w:rPr>
+          <w:rtl w:val="0"/>
+        </w:rPr>
+        <w:t xml:space="preserve">A.    Background of the Study</w:t>
+      </w:r>
+    </w:p>
+    <w:p>
+      <w:pPr>
+        <w:rPr/>
+      </w:pPr>
+      <w:r>
+        <w:rPr>
+          <w:rtl w:val="0"/>
+        </w:rPr>
+      </w:r>
+    </w:p>
     <w:p>
       <w:pPr>
         <w:spacing w:line="480" w:lineRule="auto"/>
         <w:ind w:firstLine="567"/>
-      </w:pPr>
-      <w:r>
-        <w:t>Provide the context and justification for the study. Explain the real-world problem, unmet need, or operational challenge being addressed; the broader domain or environment in which the problem exists; existing systems, practices, or current approaches and their limitations, inefficiencies, or gaps; why the problem is important; and why an information systems intervention is appropriate.</w:t>
+        <w:jc w:val="both"/>
+        <w:rPr/>
+      </w:pPr>
+      <w:r>
+        <w:rPr>
+          <w:rtl w:val="0"/>
+        </w:rPr>
+        <w:t xml:space="preserve">Provide the context and justification for the study. Explain the real-world problem, unmet need, or operational challenge being addressed; the broader domain or environment in which the problem exists; existing systems, practices, or current approaches and their limitations, inefficiencies, or gaps; why the problem is important; and why an information systems intervention is appropriate.</w:t>
       </w:r>
     </w:p>
     <w:p>
       <w:pPr>
         <w:spacing w:line="480" w:lineRule="auto"/>
         <w:ind w:firstLine="567"/>
-      </w:pPr>
-      <w:r>
-        <w:t>The discussion should progressively move from the broader context toward the specific problem addressed by the study.</w:t>
-      </w:r>
-    </w:p>
-    <w:p/>
+        <w:jc w:val="both"/>
+        <w:rPr/>
+      </w:pPr>
+      <w:r>
+        <w:rPr>
+          <w:rtl w:val="0"/>
+        </w:rPr>
+        <w:t xml:space="preserve">The discussion should progressively move from the broader context toward the specific problem addressed by the study.</w:t>
+      </w:r>
+    </w:p>
+    <w:p>
+      <w:pPr>
+        <w:rPr/>
+      </w:pPr>
+      <w:r>
+        <w:rPr>
+          <w:rtl w:val="0"/>
+        </w:rPr>
+      </w:r>
+    </w:p>
     <w:p>
       <w:pPr>
         <w:pStyle w:val="Heading2"/>
         <w:ind w:left="567" w:hanging="567"/>
-      </w:pPr>
-      <w:bookmarkStart w:id="6" w:name="is295_ch1_b" w:colFirst="0" w:colLast="0"/>
-      <w:bookmarkEnd w:id="6"/>
-      <w:r>
-        <w:t>B.    Statement of the Problem</w:t>
-      </w:r>
-    </w:p>
-    <w:p/>
+        <w:rPr/>
+      </w:pPr>
+      <w:bookmarkStart w:colFirst="0" w:colLast="0" w:name="is295_ch1_b" w:id="103"/>
+      <w:bookmarkEnd w:id="103"/>
+      <w:r>
+        <w:rPr>
+          <w:rtl w:val="0"/>
+        </w:rPr>
+        <w:t xml:space="preserve">B.    Statement of the Problem</w:t>
+      </w:r>
+    </w:p>
+    <w:p>
+      <w:pPr>
+        <w:rPr/>
+      </w:pPr>
+      <w:r>
+        <w:rPr>
+          <w:rtl w:val="0"/>
+        </w:rPr>
+      </w:r>
+    </w:p>
     <w:p>
       <w:pPr>
         <w:spacing w:line="480" w:lineRule="auto"/>
         <w:ind w:firstLine="567"/>
-      </w:pPr>
-      <w:r>
-        <w:t>Clearly define the specific problem or problems the study seeks to address. Translate the broader background into focused problem statements; identify the operational, technical, informational, organizational, or user-centered issues involved; clarify what is currently lacking, ineffective, or inefficient; and logically establish the need for the system or intervention developed in the study.</w:t>
+        <w:jc w:val="both"/>
+        <w:rPr/>
+      </w:pPr>
+      <w:r>
+        <w:rPr>
+          <w:rtl w:val="0"/>
+        </w:rPr>
+        <w:t xml:space="preserve">Clearly define the specific problem or problems the study seeks to address. Translate the broader background into focused problem statements; identify the operational, technical, informational, organizational, or user-centered issues involved; clarify what is currently lacking, ineffective, or inefficient; and logically establish the need for the system or intervention developed in the study.</w:t>
       </w:r>
     </w:p>
     <w:p>
       <w:pPr>
         <w:spacing w:line="480" w:lineRule="auto"/>
         <w:ind w:firstLine="567"/>
-      </w:pPr>
-      <w:r>
-        <w:t>This may be presented as a general problem statement followed by specific research or project questions, where appropriate.</w:t>
-      </w:r>
-    </w:p>
-    <w:p/>
+        <w:jc w:val="both"/>
+        <w:rPr/>
+      </w:pPr>
+      <w:r>
+        <w:rPr>
+          <w:rtl w:val="0"/>
+        </w:rPr>
+        <w:t xml:space="preserve">This may be presented as a general problem statement followed by specific research or project questions, where appropriate.</w:t>
+      </w:r>
+    </w:p>
+    <w:p>
+      <w:pPr>
+        <w:rPr/>
+      </w:pPr>
+      <w:r>
+        <w:rPr>
+          <w:rtl w:val="0"/>
+        </w:rPr>
+      </w:r>
+    </w:p>
     <w:p>
       <w:pPr>
         <w:pStyle w:val="Heading2"/>
         <w:ind w:left="567" w:hanging="567"/>
-      </w:pPr>
-      <w:bookmarkStart w:id="7" w:name="is295_ch1_c" w:colFirst="0" w:colLast="0"/>
-      <w:bookmarkEnd w:id="7"/>
-      <w:r>
-        <w:t>C.    Objectives of the Study</w:t>
-      </w:r>
-    </w:p>
-    <w:p/>
+        <w:rPr/>
+      </w:pPr>
+      <w:bookmarkStart w:colFirst="0" w:colLast="0" w:name="is295_ch1_c" w:id="104"/>
+      <w:bookmarkEnd w:id="104"/>
+      <w:r>
+        <w:rPr>
+          <w:rtl w:val="0"/>
+        </w:rPr>
+        <w:t xml:space="preserve">C.    Objectives of the Study</w:t>
+      </w:r>
+    </w:p>
+    <w:p>
+      <w:pPr>
+        <w:rPr/>
+      </w:pPr>
+      <w:r>
+        <w:rPr>
+          <w:rtl w:val="0"/>
+        </w:rPr>
+      </w:r>
+    </w:p>
     <w:p>
       <w:pPr>
         <w:spacing w:line="480" w:lineRule="auto"/>
         <w:ind w:firstLine="567"/>
-      </w:pPr>
-      <w:r>
-        <w:t>State what the study aims to accomplish.</w:t>
+        <w:jc w:val="both"/>
+        <w:rPr/>
+      </w:pPr>
+      <w:r>
+        <w:rPr>
+          <w:rtl w:val="0"/>
+        </w:rPr>
+        <w:t xml:space="preserve">State what the study aims to accomplish.</w:t>
       </w:r>
     </w:p>
     <w:p>
       <w:pPr>
         <w:spacing w:line="480" w:lineRule="auto"/>
         <w:ind w:firstLine="567"/>
-      </w:pPr>
-      <w:r>
-        <w:rPr>
-          <w:b/>
+        <w:jc w:val="both"/>
+        <w:rPr/>
+      </w:pPr>
+      <w:r>
+        <w:rPr>
+          <w:b w:val="1"/>
+          <w:rtl w:val="0"/>
         </w:rPr>
         <w:t xml:space="preserve">General Objective. </w:t>
       </w:r>
       <w:r>
-        <w:t>State the overall purpose of the study.</w:t>
+        <w:rPr>
+          <w:rtl w:val="0"/>
+        </w:rPr>
+        <w:t xml:space="preserve">State the overall purpose of the study.</w:t>
       </w:r>
     </w:p>
     <w:p>
       <w:pPr>
         <w:spacing w:line="480" w:lineRule="auto"/>
         <w:ind w:firstLine="567"/>
-      </w:pPr>
-      <w:r>
-        <w:rPr>
-          <w:b/>
-        </w:rPr>
-        <w:lastRenderedPageBreak/>
+        <w:jc w:val="both"/>
+        <w:rPr/>
+      </w:pPr>
+      <w:r>
+        <w:rPr>
+          <w:b w:val="1"/>
+          <w:rtl w:val="0"/>
+        </w:rPr>
         <w:t xml:space="preserve">Specific Objectives. </w:t>
       </w:r>
       <w:r>
-        <w:t>Break down the general objective into concrete and assessable objectives. Depending on the nature of the study, these may involve analyzing current processes or stakeholder needs; identifying and specifying system requirements; designing an appropriate information system; developing and implementing the system; testing and validating system functionality; and evaluating usability, acceptance, effectiveness, performance, or other relevant outcomes.</w:t>
+        <w:rPr>
+          <w:rtl w:val="0"/>
+        </w:rPr>
+        <w:t xml:space="preserve">Break down the general objective into concrete and assessable objectives. Depending on the nature of the study, these may involve analyzing current processes or stakeholder needs; identifying and specifying system requirements; designing an appropriate information system; developing and implementing the system; testing and validating system functionality; and evaluating usability, acceptance, effectiveness, performance, or other relevant outcomes.</w:t>
       </w:r>
     </w:p>
     <w:p>
       <w:pPr>
         <w:spacing w:line="480" w:lineRule="auto"/>
         <w:ind w:firstLine="567"/>
-      </w:pPr>
-      <w:r>
-        <w:t>The objectives should align with the succeeding methodology, results, and conclusions.</w:t>
-      </w:r>
-    </w:p>
-    <w:p/>
+        <w:jc w:val="both"/>
+        <w:rPr/>
+      </w:pPr>
+      <w:r>
+        <w:rPr>
+          <w:rtl w:val="0"/>
+        </w:rPr>
+        <w:t xml:space="preserve">The objectives should align with the succeeding methodology, results, and conclusions.</w:t>
+      </w:r>
+    </w:p>
+    <w:p>
+      <w:pPr>
+        <w:rPr/>
+      </w:pPr>
+      <w:r>
+        <w:rPr>
+          <w:rtl w:val="0"/>
+        </w:rPr>
+      </w:r>
+    </w:p>
     <w:p>
       <w:pPr>
         <w:pStyle w:val="Heading2"/>
         <w:ind w:left="567" w:hanging="567"/>
-      </w:pPr>
-      <w:bookmarkStart w:id="8" w:name="is295_ch1_d" w:colFirst="0" w:colLast="0"/>
-      <w:bookmarkEnd w:id="8"/>
-      <w:r>
-        <w:t>D.    Significance of the Study</w:t>
-      </w:r>
-    </w:p>
-    <w:p/>
+        <w:rPr/>
+      </w:pPr>
+      <w:bookmarkStart w:colFirst="0" w:colLast="0" w:name="is295_ch1_d" w:id="105"/>
+      <w:bookmarkEnd w:id="105"/>
+      <w:r>
+        <w:rPr>
+          <w:rtl w:val="0"/>
+        </w:rPr>
+        <w:t xml:space="preserve">D.    Significance of the Study</w:t>
+      </w:r>
+    </w:p>
+    <w:p>
+      <w:pPr>
+        <w:rPr/>
+      </w:pPr>
+      <w:r>
+        <w:rPr>
+          <w:rtl w:val="0"/>
+        </w:rPr>
+      </w:r>
+    </w:p>
     <w:p>
       <w:pPr>
         <w:spacing w:line="480" w:lineRule="auto"/>
         <w:ind w:firstLine="567"/>
-      </w:pPr>
-      <w:r>
-        <w:t>Explain who may benefit from the study and how. Potential beneficiaries may include end users; organizations or institutions; administrators and decision-makers; operational personnel; researchers; future developers; and broader communities or sectors.</w:t>
+        <w:jc w:val="both"/>
+        <w:rPr/>
+      </w:pPr>
+      <w:r>
+        <w:rPr>
+          <w:rtl w:val="0"/>
+        </w:rPr>
+        <w:t xml:space="preserve">Explain who may benefit from the study and how. Potential beneficiaries may include end users; organizations or institutions; administrators and decision-makers; operational personnel; researchers; future developers; and broader communities or sectors.</w:t>
       </w:r>
     </w:p>
     <w:p>
       <w:pPr>
         <w:spacing w:line="480" w:lineRule="auto"/>
         <w:ind w:firstLine="567"/>
-      </w:pPr>
-      <w:r>
-        <w:t>Explain the specific value or contribution of the study to each relevant stakeholder rather than merely listing potential beneficiaries.</w:t>
-      </w:r>
-    </w:p>
-    <w:p/>
+        <w:jc w:val="both"/>
+        <w:rPr/>
+      </w:pPr>
+      <w:r>
+        <w:rPr>
+          <w:rtl w:val="0"/>
+        </w:rPr>
+        <w:t xml:space="preserve">Explain the specific value or contribution of the study to each relevant stakeholder rather than merely listing potential beneficiaries.</w:t>
+      </w:r>
+    </w:p>
+    <w:p>
+      <w:pPr>
+        <w:rPr/>
+      </w:pPr>
+      <w:r>
+        <w:rPr>
+          <w:rtl w:val="0"/>
+        </w:rPr>
+      </w:r>
+    </w:p>
     <w:p>
       <w:pPr>
         <w:pStyle w:val="Heading2"/>
         <w:ind w:left="567" w:hanging="567"/>
-      </w:pPr>
-      <w:bookmarkStart w:id="9" w:name="is295_ch1_e" w:colFirst="0" w:colLast="0"/>
-      <w:bookmarkEnd w:id="9"/>
-      <w:r>
-        <w:t>E.    Scope and Limitations</w:t>
-      </w:r>
-    </w:p>
-    <w:p/>
+        <w:rPr/>
+      </w:pPr>
+      <w:bookmarkStart w:colFirst="0" w:colLast="0" w:name="is295_ch1_e" w:id="106"/>
+      <w:bookmarkEnd w:id="106"/>
+      <w:r>
+        <w:rPr>
+          <w:rtl w:val="0"/>
+        </w:rPr>
+        <w:t xml:space="preserve">E.    Scope and Limitations</w:t>
+      </w:r>
+    </w:p>
+    <w:p>
+      <w:pPr>
+        <w:rPr/>
+      </w:pPr>
+      <w:r>
+        <w:rPr>
+          <w:rtl w:val="0"/>
+        </w:rPr>
+      </w:r>
+    </w:p>
     <w:p>
       <w:pPr>
         <w:spacing w:line="480" w:lineRule="auto"/>
         <w:ind w:firstLine="567"/>
-      </w:pPr>
-      <w:r>
-        <w:t>Define the boundaries of the study.</w:t>
+        <w:jc w:val="both"/>
+        <w:rPr/>
+      </w:pPr>
+      <w:r>
+        <w:rPr>
+          <w:rtl w:val="0"/>
+        </w:rPr>
+        <w:t xml:space="preserve">Define the boundaries of the study.</w:t>
       </w:r>
     </w:p>
     <w:p>
       <w:pPr>
         <w:spacing w:line="480" w:lineRule="auto"/>
         <w:ind w:firstLine="567"/>
-      </w:pPr>
-      <w:r>
-        <w:rPr>
-          <w:b/>
+        <w:jc w:val="both"/>
+        <w:rPr/>
+      </w:pPr>
+      <w:r>
+        <w:rPr>
+          <w:b w:val="1"/>
+          <w:rtl w:val="0"/>
         </w:rPr>
         <w:t xml:space="preserve">Scope. </w:t>
       </w:r>
       <w:r>
-        <w:t>Clarify, where applicable, the target users; processes or workflows covered; included modules and functionalities; implementation or deployment environment; datasets or information covered; and extent of testing and evaluation.</w:t>
+        <w:rPr>
+          <w:rtl w:val="0"/>
+        </w:rPr>
+        <w:t xml:space="preserve">Clarify, where applicable, the target users; processes or workflows covered; included modules and functionalities; implementation or deployment environment; datasets or information covered; and extent of testing and evaluation.</w:t>
       </w:r>
     </w:p>
     <w:p>
       <w:pPr>
         <w:spacing w:line="480" w:lineRule="auto"/>
         <w:ind w:firstLine="567"/>
-      </w:pPr>
-      <w:r>
-        <w:rPr>
-          <w:b/>
+        <w:jc w:val="both"/>
+        <w:rPr/>
+      </w:pPr>
+      <w:r>
+        <w:rPr>
+          <w:b w:val="1"/>
+          <w:rtl w:val="0"/>
         </w:rPr>
         <w:t xml:space="preserve">Limitations. </w:t>
       </w:r>
       <w:r>
-        <w:t xml:space="preserve">Identify relevant constraints, such as excluded features or processes; deployment constraints; unavailable integrations; limited participants or datasets; technological constraints; time or resource constraints; and prototype-only or limited deployment, where applicable. Limitations should describe genuine </w:t>
-      </w:r>
-      <w:r>
-        <w:lastRenderedPageBreak/>
-        <w:t>boundaries or constraints of the work rather than serve as justification for avoidable shortcomings.</w:t>
-      </w:r>
-    </w:p>
-    <w:p>
-      <w:pPr>
+        <w:rPr>
+          <w:rtl w:val="0"/>
+        </w:rPr>
+        <w:t xml:space="preserve">Identify relevant constraints, such as excluded features or processes; deployment constraints; unavailable integrations; limited participants or datasets; technological constraints; time or resource constraints; and prototype-only or limited deployment, where applicable. Limitations should describe genuine boundaries or constraints of the work rather than serve as justification for avoidable shortcomings.</w:t>
+      </w:r>
+    </w:p>
+    <w:p>
+      <w:pPr>
+        <w:rPr/>
         <w:sectPr>
-          <w:pgSz w:w="11901" w:h="16817"/>
-          <w:pgMar w:top="1440" w:right="1440" w:bottom="1440" w:left="1440" w:header="709" w:footer="709" w:gutter="0"/>
-          <w:cols w:space="720"/>
+          <w:type w:val="nextPage"/>
+          <w:pgSz w:h="16817" w:w="11901" w:orient="portrait"/>
+          <w:pgMar w:bottom="1440" w:top="1440" w:left="1440" w:right="1440" w:header="709" w:footer="709"/>
         </w:sectPr>
       </w:pPr>
+      <w:r>
+        <w:rPr>
+          <w:rtl w:val="0"/>
+        </w:rPr>
+      </w:r>
     </w:p>
     <w:p>
       <w:pPr>
         <w:pStyle w:val="Heading4"/>
-      </w:pPr>
-      <w:r>
-        <w:lastRenderedPageBreak/>
-        <w:t>Chapter II</w:t>
-      </w:r>
-    </w:p>
-    <w:p/>
+        <w:rPr/>
+      </w:pPr>
+      <w:r>
+        <w:rPr>
+          <w:rtl w:val="0"/>
+        </w:rPr>
+        <w:t xml:space="preserve">Chapter II</w:t>
+      </w:r>
+    </w:p>
+    <w:p>
+      <w:pPr>
+        <w:rPr/>
+      </w:pPr>
+      <w:r>
+        <w:rPr>
+          <w:rtl w:val="0"/>
+        </w:rPr>
+      </w:r>
+    </w:p>
     <w:p>
       <w:pPr>
         <w:pStyle w:val="Heading1"/>
-      </w:pPr>
-      <w:bookmarkStart w:id="10" w:name="is295_ch2" w:colFirst="0" w:colLast="0"/>
-      <w:bookmarkEnd w:id="10"/>
-      <w:r>
-        <w:t>Review of Related Works</w:t>
-      </w:r>
-    </w:p>
-    <w:p/>
+        <w:rPr/>
+      </w:pPr>
+      <w:bookmarkStart w:colFirst="0" w:colLast="0" w:name="is295_ch2" w:id="107"/>
+      <w:bookmarkEnd w:id="107"/>
+      <w:r>
+        <w:rPr>
+          <w:rtl w:val="0"/>
+        </w:rPr>
+        <w:t xml:space="preserve">Review of Related Works</w:t>
+      </w:r>
+    </w:p>
+    <w:p>
+      <w:pPr>
+        <w:rPr/>
+      </w:pPr>
+      <w:r>
+        <w:rPr>
+          <w:rtl w:val="0"/>
+        </w:rPr>
+      </w:r>
+    </w:p>
     <w:p>
       <w:pPr>
         <w:spacing w:line="480" w:lineRule="auto"/>
         <w:ind w:firstLine="567"/>
-      </w:pPr>
-      <w:r>
-        <w:t>This chapter situates the study within existing knowledge, prior studies, technologies, and comparable systems. It should establish what is already known or available, identify relevant gaps, and demonstrate how the study is positioned in relation to existing work.</w:t>
+        <w:jc w:val="both"/>
+        <w:rPr/>
+      </w:pPr>
+      <w:r>
+        <w:rPr>
+          <w:rtl w:val="0"/>
+        </w:rPr>
+        <w:t xml:space="preserve">This chapter situates the study within existing knowledge, prior studies, technologies, and comparable systems. It should establish what is already known or available, identify relevant gaps, and demonstrate how the study is positioned in relation to existing work.</w:t>
       </w:r>
     </w:p>
     <w:p>
       <w:pPr>
         <w:spacing w:line="480" w:lineRule="auto"/>
         <w:ind w:firstLine="567"/>
-      </w:pPr>
-      <w:r>
-        <w:t>The chapter should be analytical and synthetic rather than merely descriptive. Do not simply summarize one study or system after another.</w:t>
-      </w:r>
-    </w:p>
-    <w:p/>
+        <w:jc w:val="both"/>
+        <w:rPr/>
+      </w:pPr>
+      <w:r>
+        <w:rPr>
+          <w:rtl w:val="0"/>
+        </w:rPr>
+        <w:t xml:space="preserve">The chapter should be analytical and synthetic rather than merely descriptive. Do not simply summarize one study or system after another.</w:t>
+      </w:r>
+    </w:p>
+    <w:p>
+      <w:pPr>
+        <w:rPr/>
+      </w:pPr>
+      <w:r>
+        <w:rPr>
+          <w:rtl w:val="0"/>
+        </w:rPr>
+      </w:r>
+    </w:p>
     <w:p>
       <w:pPr>
         <w:pStyle w:val="Heading2"/>
         <w:ind w:left="567" w:hanging="567"/>
-      </w:pPr>
-      <w:bookmarkStart w:id="11" w:name="is295_ch2_a" w:colFirst="0" w:colLast="0"/>
-      <w:bookmarkEnd w:id="11"/>
-      <w:r>
-        <w:t>A.    Related Studies and Existing Systems</w:t>
-      </w:r>
-    </w:p>
-    <w:p/>
+        <w:rPr/>
+      </w:pPr>
+      <w:bookmarkStart w:colFirst="0" w:colLast="0" w:name="is295_ch2_a" w:id="108"/>
+      <w:bookmarkEnd w:id="108"/>
+      <w:r>
+        <w:rPr>
+          <w:rtl w:val="0"/>
+        </w:rPr>
+        <w:t xml:space="preserve">A.    Related Studies and Existing Systems</w:t>
+      </w:r>
+    </w:p>
+    <w:p>
+      <w:pPr>
+        <w:rPr/>
+      </w:pPr>
+      <w:r>
+        <w:rPr>
+          <w:rtl w:val="0"/>
+        </w:rPr>
+      </w:r>
+    </w:p>
     <w:p>
       <w:pPr>
         <w:spacing w:line="480" w:lineRule="auto"/>
         <w:ind w:firstLine="567"/>
-      </w:pPr>
-      <w:r>
-        <w:t>Present and synthesize relevant academic studies, existing systems, technologies, and practical solutions related to the problem domain. Depending on the study, this may include prior research studies; relevant theories and concepts; existing platforms, applications, or information systems; technological approaches; methods used in comparable projects; and relevant practical implementations.</w:t>
+        <w:jc w:val="both"/>
+        <w:rPr/>
+      </w:pPr>
+      <w:r>
+        <w:rPr>
+          <w:rtl w:val="0"/>
+        </w:rPr>
+        <w:t xml:space="preserve">Present and synthesize relevant academic studies, existing systems, technologies, and practical solutions related to the problem domain. Depending on the study, this may include prior research studies; relevant theories and concepts; existing platforms, applications, or information systems; technological approaches; methods used in comparable projects; and relevant practical implementations.</w:t>
       </w:r>
     </w:p>
     <w:p>
       <w:pPr>
         <w:spacing w:line="480" w:lineRule="auto"/>
         <w:ind w:firstLine="567"/>
-      </w:pPr>
-      <w:r>
-        <w:t>Prioritize works that directly inform the problem, system design, development approach, or evaluation.</w:t>
-      </w:r>
-    </w:p>
-    <w:p/>
+        <w:jc w:val="both"/>
+        <w:rPr/>
+      </w:pPr>
+      <w:r>
+        <w:rPr>
+          <w:rtl w:val="0"/>
+        </w:rPr>
+        <w:t xml:space="preserve">Prioritize works that directly inform the problem, system design, development approach, or evaluation.</w:t>
+      </w:r>
+    </w:p>
+    <w:p>
+      <w:pPr>
+        <w:rPr/>
+      </w:pPr>
+      <w:r>
+        <w:rPr>
+          <w:rtl w:val="0"/>
+        </w:rPr>
+      </w:r>
+    </w:p>
     <w:p>
       <w:pPr>
         <w:pStyle w:val="Heading2"/>
         <w:ind w:left="567" w:hanging="567"/>
-      </w:pPr>
-      <w:bookmarkStart w:id="12" w:name="is295_ch2_b" w:colFirst="0" w:colLast="0"/>
-      <w:bookmarkEnd w:id="12"/>
-      <w:r>
-        <w:t>B.    Comparative Analysis</w:t>
-      </w:r>
-    </w:p>
-    <w:p/>
+        <w:rPr/>
+      </w:pPr>
+      <w:bookmarkStart w:colFirst="0" w:colLast="0" w:name="is295_ch2_b" w:id="109"/>
+      <w:bookmarkEnd w:id="109"/>
+      <w:r>
+        <w:rPr>
+          <w:rtl w:val="0"/>
+        </w:rPr>
+        <w:t xml:space="preserve">B.    Comparative Analysis</w:t>
+      </w:r>
+    </w:p>
+    <w:p>
+      <w:pPr>
+        <w:rPr/>
+      </w:pPr>
+      <w:r>
+        <w:rPr>
+          <w:rtl w:val="0"/>
+        </w:rPr>
+      </w:r>
+    </w:p>
     <w:p>
       <w:pPr>
         <w:spacing w:line="480" w:lineRule="auto"/>
         <w:ind w:firstLine="567"/>
-      </w:pPr>
-      <w:r>
-        <w:t>Compare relevant existing systems, alternatives, or approaches. The comparison may examine features; capabilities; target users; strengths and weaknesses; limitations; technologies or approaches used; and relevance to the present study.</w:t>
+        <w:jc w:val="both"/>
+        <w:rPr/>
+      </w:pPr>
+      <w:r>
+        <w:rPr>
+          <w:rtl w:val="0"/>
+        </w:rPr>
+        <w:t xml:space="preserve">Compare relevant existing systems, alternatives, or approaches. The comparison may examine features; capabilities; target users; strengths and weaknesses; limitations; technologies or approaches used; and relevance to the present study.</w:t>
       </w:r>
     </w:p>
     <w:p>
       <w:pPr>
         <w:spacing w:line="480" w:lineRule="auto"/>
         <w:ind w:firstLine="567"/>
-      </w:pPr>
-      <w:r>
-        <w:t>Where appropriate, a comparative matrix may be used, but it should be accompanied by analytical discussion.</w:t>
-      </w:r>
-    </w:p>
-    <w:p/>
+        <w:jc w:val="both"/>
+        <w:rPr/>
+      </w:pPr>
+      <w:r>
+        <w:rPr>
+          <w:rtl w:val="0"/>
+        </w:rPr>
+        <w:t xml:space="preserve">Where appropriate, a comparative matrix may be used, but it should be accompanied by analytical discussion.</w:t>
+      </w:r>
+    </w:p>
+    <w:p>
+      <w:pPr>
+        <w:rPr/>
+      </w:pPr>
+      <w:r>
+        <w:rPr>
+          <w:rtl w:val="0"/>
+        </w:rPr>
+      </w:r>
+    </w:p>
     <w:p>
       <w:pPr>
         <w:pStyle w:val="Heading2"/>
         <w:ind w:left="567" w:hanging="567"/>
-      </w:pPr>
-      <w:bookmarkStart w:id="13" w:name="is295_ch2_c" w:colFirst="0" w:colLast="0"/>
-      <w:bookmarkEnd w:id="13"/>
-      <w:r>
-        <w:t>C.    Identified Gaps and Opportunities</w:t>
-      </w:r>
-    </w:p>
-    <w:p/>
+        <w:rPr/>
+      </w:pPr>
+      <w:bookmarkStart w:colFirst="0" w:colLast="0" w:name="is295_ch2_c" w:id="110"/>
+      <w:bookmarkEnd w:id="110"/>
+      <w:r>
+        <w:rPr>
+          <w:rtl w:val="0"/>
+        </w:rPr>
+        <w:t xml:space="preserve">C.    Identified Gaps and Opportunities</w:t>
+      </w:r>
+    </w:p>
+    <w:p>
+      <w:pPr>
+        <w:rPr/>
+      </w:pPr>
+      <w:r>
+        <w:rPr>
+          <w:rtl w:val="0"/>
+        </w:rPr>
+      </w:r>
+    </w:p>
     <w:p>
       <w:pPr>
         <w:spacing w:line="480" w:lineRule="auto"/>
         <w:ind w:firstLine="567"/>
-      </w:pPr>
-      <w:r>
-        <w:t>Synthesize the review and identify the unmet needs, unresolved limitations, or opportunities that provide the basis for the study. Clearly explain what existing studies or solutions already address; what they fail to address adequately; what limitations or needs remain unresolved; and what opportunity exists for an improved or alternative information systems solution.</w:t>
+        <w:jc w:val="both"/>
+        <w:rPr/>
+      </w:pPr>
+      <w:r>
+        <w:rPr>
+          <w:rtl w:val="0"/>
+        </w:rPr>
+        <w:t xml:space="preserve">Synthesize the review and identify the unmet needs, unresolved limitations, or opportunities that provide the basis for the study. Clearly explain what existing studies or solutions already address; what they fail to address adequately; what limitations or needs remain unresolved; and what opportunity exists for an improved or alternative information systems solution.</w:t>
       </w:r>
     </w:p>
     <w:p>
       <w:pPr>
         <w:spacing w:line="480" w:lineRule="auto"/>
         <w:ind w:firstLine="567"/>
-      </w:pPr>
-      <w:r>
-        <w:t>The identified gap should logically emerge from the preceding review rather than simply assert that no similar system exists.</w:t>
-      </w:r>
-    </w:p>
-    <w:p/>
+        <w:jc w:val="both"/>
+        <w:rPr/>
+      </w:pPr>
+      <w:r>
+        <w:rPr>
+          <w:rtl w:val="0"/>
+        </w:rPr>
+        <w:t xml:space="preserve">The identified gap should logically emerge from the preceding review rather than simply assert that no similar system exists.</w:t>
+      </w:r>
+    </w:p>
+    <w:p>
+      <w:pPr>
+        <w:rPr/>
+      </w:pPr>
+      <w:r>
+        <w:rPr>
+          <w:rtl w:val="0"/>
+        </w:rPr>
+      </w:r>
+    </w:p>
     <w:p>
       <w:pPr>
         <w:pStyle w:val="Heading2"/>
         <w:ind w:left="567" w:hanging="567"/>
-      </w:pPr>
-      <w:bookmarkStart w:id="14" w:name="is295_ch2_d" w:colFirst="0" w:colLast="0"/>
-      <w:bookmarkEnd w:id="14"/>
-      <w:r>
-        <w:t>D.    Conceptual Positioning of the System</w:t>
-      </w:r>
-    </w:p>
-    <w:p/>
+        <w:rPr/>
+      </w:pPr>
+      <w:bookmarkStart w:colFirst="0" w:colLast="0" w:name="is295_ch2_d" w:id="111"/>
+      <w:bookmarkEnd w:id="111"/>
+      <w:r>
+        <w:rPr>
+          <w:rtl w:val="0"/>
+        </w:rPr>
+        <w:t xml:space="preserve">D.    Conceptual Positioning of the System</w:t>
+      </w:r>
+    </w:p>
+    <w:p>
+      <w:pPr>
+        <w:rPr/>
+      </w:pPr>
+      <w:r>
+        <w:rPr>
+          <w:rtl w:val="0"/>
+        </w:rPr>
+      </w:r>
+    </w:p>
     <w:p>
       <w:pPr>
         <w:spacing w:line="480" w:lineRule="auto"/>
         <w:ind w:firstLine="567"/>
-      </w:pPr>
-      <w:r>
-        <w:t>Explain how the system responds to the identified gaps and how it is positioned relative to existing alternatives. Clarify the intended contribution of the system; the innovation, improvement, adaptation, or integration it introduces; how it differs meaningfully from relevant existing solutions; and why the study is warranted.</w:t>
+        <w:jc w:val="both"/>
+        <w:rPr/>
+      </w:pPr>
+      <w:r>
+        <w:rPr>
+          <w:rtl w:val="0"/>
+        </w:rPr>
+        <w:t xml:space="preserve">Explain how the system responds to the identified gaps and how it is positioned relative to existing alternatives. Clarify the intended contribution of the system; the innovation, improvement, adaptation, or integration it introduces; how it differs meaningfully from relevant existing solutions; and why the study is warranted.</w:t>
       </w:r>
     </w:p>
     <w:p>
       <w:pPr>
         <w:spacing w:line="480" w:lineRule="auto"/>
         <w:ind w:firstLine="567"/>
-      </w:pPr>
-      <w:r>
-        <w:t>In IS 295a, this section may discuss the proposed system. In IS 295b, revise it to describe the system developed in the study.</w:t>
-      </w:r>
-    </w:p>
-    <w:p>
-      <w:pPr>
+        <w:jc w:val="both"/>
+        <w:rPr/>
+      </w:pPr>
+      <w:r>
+        <w:rPr>
+          <w:rtl w:val="0"/>
+        </w:rPr>
+        <w:t xml:space="preserve">In IS 295a, this section may discuss the proposed system. In IS 295b, revise it to describe the system developed in the study.</w:t>
+      </w:r>
+    </w:p>
+    <w:p>
+      <w:pPr>
+        <w:rPr/>
         <w:sectPr>
-          <w:pgSz w:w="11901" w:h="16817"/>
-          <w:pgMar w:top="1440" w:right="1440" w:bottom="1440" w:left="1440" w:header="709" w:footer="709" w:gutter="0"/>
-          <w:cols w:space="720"/>
+          <w:type w:val="nextPage"/>
+          <w:pgSz w:h="16817" w:w="11901" w:orient="portrait"/>
+          <w:pgMar w:bottom="1440" w:top="1440" w:left="1440" w:right="1440" w:header="709" w:footer="709"/>
         </w:sectPr>
       </w:pPr>
+      <w:r>
+        <w:rPr>
+          <w:rtl w:val="0"/>
+        </w:rPr>
+      </w:r>
     </w:p>
     <w:p>
       <w:pPr>
         <w:pStyle w:val="Heading4"/>
-      </w:pPr>
-      <w:r>
-        <w:lastRenderedPageBreak/>
-        <w:t>Chapter III</w:t>
-      </w:r>
-    </w:p>
-    <w:p/>
+        <w:rPr/>
+      </w:pPr>
+      <w:r>
+        <w:rPr>
+          <w:rtl w:val="0"/>
+        </w:rPr>
+        <w:t xml:space="preserve">Chapter III</w:t>
+      </w:r>
+    </w:p>
+    <w:p>
+      <w:pPr>
+        <w:rPr/>
+      </w:pPr>
+      <w:r>
+        <w:rPr>
+          <w:rtl w:val="0"/>
+        </w:rPr>
+      </w:r>
+    </w:p>
     <w:p>
       <w:pPr>
         <w:pStyle w:val="Heading1"/>
-      </w:pPr>
-      <w:bookmarkStart w:id="15" w:name="is295_ch3" w:colFirst="0" w:colLast="0"/>
-      <w:bookmarkEnd w:id="15"/>
-      <w:r>
-        <w:t>System Design and Development Methodology</w:t>
-      </w:r>
-    </w:p>
-    <w:p/>
+        <w:rPr/>
+      </w:pPr>
+      <w:bookmarkStart w:colFirst="0" w:colLast="0" w:name="is295_ch3" w:id="112"/>
+      <w:bookmarkEnd w:id="112"/>
+      <w:r>
+        <w:rPr>
+          <w:rtl w:val="0"/>
+        </w:rPr>
+        <w:t xml:space="preserve">System Design and Development Methodology</w:t>
+      </w:r>
+    </w:p>
+    <w:p>
+      <w:pPr>
+        <w:rPr/>
+      </w:pPr>
+      <w:r>
+        <w:rPr>
+          <w:rtl w:val="0"/>
+        </w:rPr>
+      </w:r>
+    </w:p>
     <w:p>
       <w:pPr>
         <w:spacing w:line="480" w:lineRule="auto"/>
         <w:ind w:firstLine="567"/>
-      </w:pPr>
-      <w:r>
-        <w:t>This chapter explains how the system was conceptualized, designed, and developed. For IS 295a, describe the planned design and development methodology. For IS 295b, document how this approved plan was carried out. Any substantive deviation should be justified and approved by your adviser.</w:t>
+        <w:jc w:val="both"/>
+        <w:rPr/>
+      </w:pPr>
+      <w:r>
+        <w:rPr>
+          <w:rtl w:val="0"/>
+        </w:rPr>
+        <w:t xml:space="preserve">This chapter explains how the system was conceptualized, designed, and developed. For IS 295a, describe the planned design and development methodology. For IS 295b, document how this approved plan was carried out. Any substantive deviation should be justified and approved by your adviser.</w:t>
       </w:r>
     </w:p>
     <w:p>
       <w:pPr>
         <w:spacing w:line="480" w:lineRule="auto"/>
         <w:ind w:firstLine="567"/>
-      </w:pPr>
-      <w:r>
-        <w:t>Present the methodology, design logic, and technical approach at an appropriate academic level of abstraction. Avoid turning this chapter into software engineering documentation, a developer manual, or a code-level implementation walkthrough. Place excessively detailed technical artifacts in the Appendices.</w:t>
-      </w:r>
-    </w:p>
-    <w:p/>
+        <w:jc w:val="both"/>
+        <w:rPr/>
+      </w:pPr>
+      <w:r>
+        <w:rPr>
+          <w:rtl w:val="0"/>
+        </w:rPr>
+        <w:t xml:space="preserve">Present the methodology, design logic, and technical approach at an appropriate academic level of abstraction. Avoid turning this chapter into software engineering documentation, a developer manual, or a code-level implementation walkthrough. Place excessively detailed technical artifacts in the Appendices.</w:t>
+      </w:r>
+    </w:p>
+    <w:p>
+      <w:pPr>
+        <w:rPr/>
+      </w:pPr>
+      <w:r>
+        <w:rPr>
+          <w:rtl w:val="0"/>
+        </w:rPr>
+      </w:r>
+    </w:p>
     <w:p>
       <w:pPr>
         <w:pStyle w:val="Heading2"/>
         <w:ind w:left="567" w:hanging="567"/>
-      </w:pPr>
-      <w:bookmarkStart w:id="16" w:name="is295_ch3_a" w:colFirst="0" w:colLast="0"/>
-      <w:bookmarkEnd w:id="16"/>
-      <w:r>
-        <w:t>A.    Requirements Analysis</w:t>
-      </w:r>
-    </w:p>
-    <w:p/>
+        <w:rPr/>
+      </w:pPr>
+      <w:bookmarkStart w:colFirst="0" w:colLast="0" w:name="is295_ch3_a" w:id="113"/>
+      <w:bookmarkEnd w:id="113"/>
+      <w:r>
+        <w:rPr>
+          <w:rtl w:val="0"/>
+        </w:rPr>
+        <w:t xml:space="preserve">A.    Requirements Analysis</w:t>
+      </w:r>
+    </w:p>
+    <w:p>
+      <w:pPr>
+        <w:rPr/>
+      </w:pPr>
+      <w:r>
+        <w:rPr>
+          <w:rtl w:val="0"/>
+        </w:rPr>
+      </w:r>
+    </w:p>
     <w:p>
       <w:pPr>
         <w:spacing w:line="480" w:lineRule="auto"/>
         <w:ind w:firstLine="567"/>
-      </w:pPr>
-      <w:r>
-        <w:t>Explain how stakeholder needs and system requirements were identified and translated into system specifications. Include, where applicable, stakeholder analysis; needs assessment; interviews, consultations, surveys, or observations; current process or workflow analysis; functional requirements; non-functional requirements; and use case identification.</w:t>
+        <w:jc w:val="both"/>
+        <w:rPr/>
+      </w:pPr>
+      <w:r>
+        <w:rPr>
+          <w:rtl w:val="0"/>
+        </w:rPr>
+        <w:t xml:space="preserve">Explain how stakeholder needs and system requirements were identified and translated into system specifications. Include, where applicable, stakeholder analysis; needs assessment; interviews, consultations, surveys, or observations; current process or workflow analysis; functional requirements; non-functional requirements; and use case identification.</w:t>
       </w:r>
     </w:p>
     <w:p>
       <w:pPr>
         <w:spacing w:line="480" w:lineRule="auto"/>
         <w:ind w:firstLine="567"/>
-      </w:pPr>
-      <w:r>
-        <w:t>The requirements presented should be traceable to the problem and objectives established in Chapter I.</w:t>
-      </w:r>
-    </w:p>
-    <w:p/>
+        <w:jc w:val="both"/>
+        <w:rPr/>
+      </w:pPr>
+      <w:r>
+        <w:rPr>
+          <w:rtl w:val="0"/>
+        </w:rPr>
+        <w:t xml:space="preserve">The requirements presented should be traceable to the problem and objectives established in Chapter I.</w:t>
+      </w:r>
+    </w:p>
+    <w:p>
+      <w:pPr>
+        <w:rPr/>
+      </w:pPr>
+      <w:r>
+        <w:rPr>
+          <w:rtl w:val="0"/>
+        </w:rPr>
+      </w:r>
+    </w:p>
     <w:p>
       <w:pPr>
         <w:pStyle w:val="Heading2"/>
         <w:ind w:left="567" w:hanging="567"/>
-      </w:pPr>
-      <w:bookmarkStart w:id="17" w:name="is295_ch3_b" w:colFirst="0" w:colLast="0"/>
-      <w:bookmarkEnd w:id="17"/>
-      <w:r>
-        <w:t>B.    Theoretical and Conceptual Framework</w:t>
-      </w:r>
-    </w:p>
-    <w:p/>
+        <w:rPr/>
+      </w:pPr>
+      <w:bookmarkStart w:colFirst="0" w:colLast="0" w:name="is295_ch3_b" w:id="114"/>
+      <w:bookmarkEnd w:id="114"/>
+      <w:r>
+        <w:rPr>
+          <w:rtl w:val="0"/>
+        </w:rPr>
+        <w:t xml:space="preserve">B.    Theoretical and Conceptual Framework</w:t>
+      </w:r>
+    </w:p>
+    <w:p>
+      <w:pPr>
+        <w:rPr/>
+      </w:pPr>
+      <w:r>
+        <w:rPr>
+          <w:rtl w:val="0"/>
+        </w:rPr>
+      </w:r>
+    </w:p>
     <w:p>
       <w:pPr>
         <w:spacing w:line="480" w:lineRule="auto"/>
         <w:ind w:firstLine="567"/>
-      </w:pPr>
-      <w:r>
-        <w:t>Present the frameworks that guide the design, development, or evaluation of the system. Include, where applicable, the theoretical framework or frameworks; the conceptual framework; the rationale for framework selection; and an explanation of how the framework informs the study, system design, or evaluation.</w:t>
+        <w:jc w:val="both"/>
+        <w:rPr/>
+      </w:pPr>
+      <w:r>
+        <w:rPr>
+          <w:rtl w:val="0"/>
+        </w:rPr>
+        <w:t xml:space="preserve">Present the frameworks that guide the design, development, or evaluation of the system. Include, where applicable, the theoretical framework or frameworks; the conceptual framework; the rationale for framework selection; and an explanation of how the framework informs the study, system design, or evaluation.</w:t>
       </w:r>
     </w:p>
     <w:p>
       <w:pPr>
         <w:spacing w:line="480" w:lineRule="auto"/>
         <w:ind w:firstLine="567"/>
-      </w:pPr>
-      <w:r>
-        <w:lastRenderedPageBreak/>
-        <w:t>Frameworks should be meaningfully integrated into the study rather than included solely as a formal requirement.</w:t>
-      </w:r>
-    </w:p>
-    <w:p/>
+        <w:jc w:val="both"/>
+        <w:rPr/>
+      </w:pPr>
+      <w:r>
+        <w:rPr>
+          <w:rtl w:val="0"/>
+        </w:rPr>
+        <w:t xml:space="preserve">Frameworks should be meaningfully integrated into the study rather than included solely as a formal requirement.</w:t>
+      </w:r>
+    </w:p>
+    <w:p>
+      <w:pPr>
+        <w:rPr/>
+      </w:pPr>
+      <w:r>
+        <w:rPr>
+          <w:rtl w:val="0"/>
+        </w:rPr>
+      </w:r>
+    </w:p>
     <w:p>
       <w:pPr>
         <w:pStyle w:val="Heading2"/>
         <w:ind w:left="567" w:hanging="567"/>
-      </w:pPr>
-      <w:bookmarkStart w:id="18" w:name="is295_ch3_c" w:colFirst="0" w:colLast="0"/>
-      <w:bookmarkEnd w:id="18"/>
-      <w:r>
-        <w:t>C.    System Development Approach</w:t>
-      </w:r>
-    </w:p>
-    <w:p/>
+        <w:rPr/>
+      </w:pPr>
+      <w:bookmarkStart w:colFirst="0" w:colLast="0" w:name="is295_ch3_c" w:id="115"/>
+      <w:bookmarkEnd w:id="115"/>
+      <w:r>
+        <w:rPr>
+          <w:rtl w:val="0"/>
+        </w:rPr>
+        <w:t xml:space="preserve">C.    System Development Approach</w:t>
+      </w:r>
+    </w:p>
+    <w:p>
+      <w:pPr>
+        <w:rPr/>
+      </w:pPr>
+      <w:r>
+        <w:rPr>
+          <w:rtl w:val="0"/>
+        </w:rPr>
+      </w:r>
+    </w:p>
     <w:p>
       <w:pPr>
         <w:spacing w:line="480" w:lineRule="auto"/>
         <w:ind w:firstLine="567"/>
-      </w:pPr>
-      <w:r>
-        <w:t>Explain the development methodology or approach adopted in creating the system, such as Agile, Scrum, Waterfall, Rapid Application Development (RAD), iterative development, or another justified approach. Depending on the selected methodology, relevant phases may include planning; analysis; design; development; testing during development; deployment; and refinement or iteration.</w:t>
+        <w:jc w:val="both"/>
+        <w:rPr/>
+      </w:pPr>
+      <w:r>
+        <w:rPr>
+          <w:rtl w:val="0"/>
+        </w:rPr>
+        <w:t xml:space="preserve">Explain the development methodology or approach adopted in creating the system, such as Agile, Scrum, Waterfall, Rapid Application Development (RAD), iterative development, or another justified approach. Depending on the selected methodology, relevant phases may include planning; analysis; design; development; testing during development; deployment; and refinement or iteration.</w:t>
       </w:r>
     </w:p>
     <w:p>
       <w:pPr>
         <w:spacing w:line="480" w:lineRule="auto"/>
         <w:ind w:firstLine="567"/>
-      </w:pPr>
-      <w:r>
-        <w:t>Explain how the selected approach was applied to the study rather than merely providing a textbook definition of the methodology.</w:t>
-      </w:r>
-    </w:p>
-    <w:p/>
+        <w:jc w:val="both"/>
+        <w:rPr/>
+      </w:pPr>
+      <w:r>
+        <w:rPr>
+          <w:rtl w:val="0"/>
+        </w:rPr>
+        <w:t xml:space="preserve">Explain how the selected approach was applied to the study rather than merely providing a textbook definition of the methodology.</w:t>
+      </w:r>
+    </w:p>
+    <w:p>
+      <w:pPr>
+        <w:rPr/>
+      </w:pPr>
+      <w:r>
+        <w:rPr>
+          <w:rtl w:val="0"/>
+        </w:rPr>
+      </w:r>
+    </w:p>
     <w:p>
       <w:pPr>
         <w:pStyle w:val="Heading2"/>
         <w:ind w:left="567" w:hanging="567"/>
-      </w:pPr>
-      <w:bookmarkStart w:id="19" w:name="is295_ch3_d" w:colFirst="0" w:colLast="0"/>
-      <w:bookmarkEnd w:id="19"/>
-      <w:r>
-        <w:t>D.    System Architecture and Technology Stack</w:t>
-      </w:r>
-    </w:p>
-    <w:p/>
+        <w:rPr/>
+      </w:pPr>
+      <w:bookmarkStart w:colFirst="0" w:colLast="0" w:name="is295_ch3_d" w:id="116"/>
+      <w:bookmarkEnd w:id="116"/>
+      <w:r>
+        <w:rPr>
+          <w:rtl w:val="0"/>
+        </w:rPr>
+        <w:t xml:space="preserve">D.    System Architecture and Technology Stack</w:t>
+      </w:r>
+    </w:p>
+    <w:p>
+      <w:pPr>
+        <w:rPr/>
+      </w:pPr>
+      <w:r>
+        <w:rPr>
+          <w:rtl w:val="0"/>
+        </w:rPr>
+      </w:r>
+    </w:p>
     <w:p>
       <w:pPr>
         <w:spacing w:line="480" w:lineRule="auto"/>
         <w:ind w:firstLine="567"/>
-      </w:pPr>
-      <w:r>
-        <w:t>Describe the technical architecture and implementation environment of the system. Include, where relevant, the overall system architecture; frontend technologies; backend technologies; databases; APIs and integrations; infrastructure or hosting environment; and major technical design decisions.</w:t>
+        <w:jc w:val="both"/>
+        <w:rPr/>
+      </w:pPr>
+      <w:r>
+        <w:rPr>
+          <w:rtl w:val="0"/>
+        </w:rPr>
+        <w:t xml:space="preserve">Describe the technical architecture and implementation environment of the system. Include, where relevant, the overall system architecture; frontend technologies; backend technologies; databases; APIs and integrations; infrastructure or hosting environment; and major technical design decisions.</w:t>
       </w:r>
     </w:p>
     <w:p>
       <w:pPr>
         <w:spacing w:line="480" w:lineRule="auto"/>
         <w:ind w:firstLine="567"/>
-      </w:pPr>
-      <w:r>
-        <w:t>Explain important technological choices and their relationship to system requirements rather than provide an exhaustive inventory of tools or implementation details.</w:t>
-      </w:r>
-    </w:p>
-    <w:p/>
+        <w:jc w:val="both"/>
+        <w:rPr/>
+      </w:pPr>
+      <w:r>
+        <w:rPr>
+          <w:rtl w:val="0"/>
+        </w:rPr>
+        <w:t xml:space="preserve">Explain important technological choices and their relationship to system requirements rather than provide an exhaustive inventory of tools or implementation details.</w:t>
+      </w:r>
+    </w:p>
+    <w:p>
+      <w:pPr>
+        <w:rPr/>
+      </w:pPr>
+      <w:r>
+        <w:rPr>
+          <w:rtl w:val="0"/>
+        </w:rPr>
+      </w:r>
+    </w:p>
     <w:p>
       <w:pPr>
         <w:pStyle w:val="Heading2"/>
         <w:ind w:left="567" w:hanging="567"/>
-      </w:pPr>
-      <w:bookmarkStart w:id="20" w:name="is295_ch3_e" w:colFirst="0" w:colLast="0"/>
-      <w:bookmarkEnd w:id="20"/>
-      <w:r>
-        <w:t>E.    System Design and Functional Modules</w:t>
-      </w:r>
-    </w:p>
-    <w:p/>
+        <w:rPr/>
+      </w:pPr>
+      <w:bookmarkStart w:colFirst="0" w:colLast="0" w:name="is295_ch3_e" w:id="117"/>
+      <w:bookmarkEnd w:id="117"/>
+      <w:r>
+        <w:rPr>
+          <w:rtl w:val="0"/>
+        </w:rPr>
+        <w:t xml:space="preserve">E.    System Design and Functional Modules</w:t>
+      </w:r>
+    </w:p>
+    <w:p>
+      <w:pPr>
+        <w:rPr/>
+      </w:pPr>
+      <w:r>
+        <w:rPr>
+          <w:rtl w:val="0"/>
+        </w:rPr>
+      </w:r>
+    </w:p>
     <w:p>
       <w:pPr>
         <w:spacing w:line="480" w:lineRule="auto"/>
         <w:ind w:firstLine="567"/>
-      </w:pPr>
-      <w:r>
-        <w:t>Present the planned or implemented system design and its major components. Include, where applicable, a module overview; process flows; use case diagrams; data flow diagrams; entity relationship diagrams; interface or interaction designs; and major system features and modules. The discussion should demonstrate how the system design responds to the identified requirements.</w:t>
+        <w:jc w:val="both"/>
+        <w:rPr/>
+      </w:pPr>
+      <w:r>
+        <w:rPr>
+          <w:rtl w:val="0"/>
+        </w:rPr>
+        <w:t xml:space="preserve">Present the planned or implemented system design and its major components. Include, where applicable, a module overview; process flows; use case diagrams; data flow diagrams; entity relationship diagrams; interface or interaction designs; and major system features and modules. The discussion should demonstrate how the system design responds to the identified requirements.</w:t>
       </w:r>
     </w:p>
     <w:p>
       <w:pPr>
         <w:spacing w:line="480" w:lineRule="auto"/>
         <w:ind w:firstLine="567"/>
-      </w:pPr>
-      <w:r>
-        <w:lastRenderedPageBreak/>
-        <w:t>In IS 295a, interface mockups, wireframes, or prototypes may be included to communicate the intended design. In IS 295b, move them to the Appendices, since screenshots of the completed system are presented in Chapter V. Keep a mockup in Chapter III only when it is needed to explain a design decision.</w:t>
+        <w:jc w:val="both"/>
+        <w:rPr/>
+      </w:pPr>
+      <w:r>
+        <w:rPr>
+          <w:rtl w:val="0"/>
+        </w:rPr>
+        <w:t xml:space="preserve">In IS 295a, interface mockups, wireframes, or prototypes may be included to communicate the intended design. In IS 295b, move them to the Appendices, since screenshots of the completed system are presented in Chapter V. Keep a mockup in Chapter III only when it is needed to explain a design decision.</w:t>
       </w:r>
     </w:p>
     <w:p>
       <w:pPr>
         <w:spacing w:line="480" w:lineRule="auto"/>
         <w:ind w:firstLine="567"/>
-      </w:pPr>
-      <w:r>
-        <w:t>This section is not a copy of the Software Requirements Specification (SRS), which is submitted as a separate document. The SRS states what the system must do; this section explains how the design meets those requirements and why it was designed that way. Refer to requirements by their SRS IDs (e.g., FR-03 to FR-07) rather than reproducing them.</w:t>
+        <w:jc w:val="both"/>
+        <w:rPr/>
+      </w:pPr>
+      <w:r>
+        <w:rPr>
+          <w:rtl w:val="0"/>
+        </w:rPr>
+        <w:t xml:space="preserve">This section is not a copy of the Software Requirements Specification (SRS), which is submitted as a separate document. The SRS states what the system must do; this section explains how the design meets those requirements and why it was designed that way. Refer to requirements by their SRS IDs (e.g., FR-03 to FR-07) rather than reproducing them.</w:t>
       </w:r>
     </w:p>
     <w:p>
       <w:pPr>
         <w:spacing w:line="480" w:lineRule="auto"/>
         <w:ind w:firstLine="567"/>
-      </w:pPr>
-      <w:r>
-        <w:t>Organize the discussion by module rather than by requirement. For each major module, explain its purpose, key design decisions, and the requirements it satisfies, and summarize this traceability in a single table that maps modules to SRS requirement IDs. Explain the design rationale, including alternatives considered, trade-offs, and how the framework in Chapter III-B shaped the design. Follow every diagram with a discussion of what it shows. Avoid "The system shall…" statements, which belong in the SRS.</w:t>
+        <w:jc w:val="both"/>
+        <w:rPr/>
+      </w:pPr>
+      <w:r>
+        <w:rPr>
+          <w:rtl w:val="0"/>
+        </w:rPr>
+        <w:t xml:space="preserve">Organize the discussion by module rather than by requirement. For each major module, explain its purpose, key design decisions, and the requirements it satisfies, and summarize this traceability in a single table that maps modules to SRS requirement IDs. Explain the design rationale, including alternatives considered, trade-offs, and how the framework in Chapter III-B shaped the design. Follow every diagram with a discussion of what it shows. Avoid "The system shall…" statements, which belong in the SRS.</w:t>
       </w:r>
     </w:p>
     <w:p>
       <w:pPr>
         <w:spacing w:line="480" w:lineRule="auto"/>
         <w:ind w:firstLine="567"/>
-      </w:pPr>
-      <w:r>
-        <w:t>Overly detailed implementation diagrams, CRUD walkthroughs, exhaustive database documentation, complete API specifications, source code listings, and similar code-level technical artifacts should be placed in the Appendices.</w:t>
-      </w:r>
-    </w:p>
-    <w:p>
-      <w:pPr>
+        <w:jc w:val="both"/>
+        <w:rPr/>
+      </w:pPr>
+      <w:r>
+        <w:rPr>
+          <w:rtl w:val="0"/>
+        </w:rPr>
+        <w:t xml:space="preserve">Overly detailed implementation diagrams, CRUD walkthroughs, exhaustive database documentation, complete API specifications, source code listings, and similar code-level technical artifacts should be placed in the Appendices.</w:t>
+      </w:r>
+    </w:p>
+    <w:p>
+      <w:pPr>
+        <w:rPr/>
         <w:sectPr>
-          <w:pgSz w:w="11901" w:h="16817"/>
-          <w:pgMar w:top="1440" w:right="1440" w:bottom="1440" w:left="1440" w:header="709" w:footer="709" w:gutter="0"/>
-          <w:cols w:space="720"/>
+          <w:type w:val="nextPage"/>
+          <w:pgSz w:h="16817" w:w="11901" w:orient="portrait"/>
+          <w:pgMar w:bottom="1440" w:top="1440" w:left="1440" w:right="1440" w:header="709" w:footer="709"/>
         </w:sectPr>
       </w:pPr>
+      <w:r>
+        <w:rPr>
+          <w:rtl w:val="0"/>
+        </w:rPr>
+      </w:r>
     </w:p>
     <w:p>
       <w:pPr>
         <w:pStyle w:val="Heading4"/>
-      </w:pPr>
-      <w:r>
-        <w:lastRenderedPageBreak/>
-        <w:t>Chapter IV</w:t>
-      </w:r>
-    </w:p>
-    <w:p/>
+        <w:rPr/>
+      </w:pPr>
+      <w:r>
+        <w:rPr>
+          <w:rtl w:val="0"/>
+        </w:rPr>
+        <w:t xml:space="preserve">Chapter IV</w:t>
+      </w:r>
+    </w:p>
+    <w:p>
+      <w:pPr>
+        <w:rPr/>
+      </w:pPr>
+      <w:r>
+        <w:rPr>
+          <w:rtl w:val="0"/>
+        </w:rPr>
+      </w:r>
+    </w:p>
     <w:p>
       <w:pPr>
         <w:pStyle w:val="Heading1"/>
-      </w:pPr>
-      <w:bookmarkStart w:id="21" w:name="is295_ch4" w:colFirst="0" w:colLast="0"/>
-      <w:bookmarkEnd w:id="21"/>
-      <w:r>
-        <w:t>System Testing and Evaluation Methodology</w:t>
-      </w:r>
-    </w:p>
-    <w:p/>
+        <w:rPr/>
+      </w:pPr>
+      <w:bookmarkStart w:colFirst="0" w:colLast="0" w:name="is295_ch4" w:id="118"/>
+      <w:bookmarkEnd w:id="118"/>
+      <w:r>
+        <w:rPr>
+          <w:rtl w:val="0"/>
+        </w:rPr>
+        <w:t xml:space="preserve">System Testing and Evaluation Methodology</w:t>
+      </w:r>
+    </w:p>
+    <w:p>
+      <w:pPr>
+        <w:rPr/>
+      </w:pPr>
+      <w:r>
+        <w:rPr>
+          <w:rtl w:val="0"/>
+        </w:rPr>
+      </w:r>
+    </w:p>
     <w:p>
       <w:pPr>
         <w:spacing w:line="480" w:lineRule="auto"/>
         <w:ind w:firstLine="567"/>
-      </w:pPr>
-      <w:r>
-        <w:t>This chapter explains how the system will be or was tested, validated, and evaluated. For IS 295a, specify the planned testing and evaluation procedures. For IS 295b, document how these approved procedures were carried out. Any substantive deviation should be justified and approved by your adviser.</w:t>
+        <w:jc w:val="both"/>
+        <w:rPr/>
+      </w:pPr>
+      <w:r>
+        <w:rPr>
+          <w:rtl w:val="0"/>
+        </w:rPr>
+        <w:t xml:space="preserve">This chapter explains how the system will be or was tested, validated, and evaluated. For IS 295a, specify the planned testing and evaluation procedures. For IS 295b, document how these approved procedures were carried out. Any substantive deviation should be justified and approved by your adviser.</w:t>
       </w:r>
     </w:p>
     <w:p>
       <w:pPr>
         <w:spacing w:line="480" w:lineRule="auto"/>
         <w:ind w:firstLine="567"/>
-      </w:pPr>
-      <w:r>
-        <w:t>Focus on the testing strategy, validation procedures, and evaluation methodology. Avoid overwhelming the chapter with raw logs, repetitive screenshots, exhaustive bug reports, or full documentary evidence better suited for the Appendices.</w:t>
-      </w:r>
-    </w:p>
-    <w:p/>
+        <w:jc w:val="both"/>
+        <w:rPr/>
+      </w:pPr>
+      <w:r>
+        <w:rPr>
+          <w:rtl w:val="0"/>
+        </w:rPr>
+        <w:t xml:space="preserve">Focus on the testing strategy, validation procedures, and evaluation methodology. Avoid overwhelming the chapter with raw logs, repetitive screenshots, exhaustive bug reports, or full documentary evidence better suited for the Appendices.</w:t>
+      </w:r>
+    </w:p>
+    <w:p>
+      <w:pPr>
+        <w:rPr/>
+      </w:pPr>
+      <w:r>
+        <w:rPr>
+          <w:rtl w:val="0"/>
+        </w:rPr>
+      </w:r>
+    </w:p>
     <w:p>
       <w:pPr>
         <w:pStyle w:val="Heading2"/>
         <w:ind w:left="567" w:hanging="567"/>
-      </w:pPr>
-      <w:bookmarkStart w:id="22" w:name="is295_ch4_a" w:colFirst="0" w:colLast="0"/>
-      <w:bookmarkEnd w:id="22"/>
-      <w:r>
-        <w:t>A.    Testing and Technical Validation</w:t>
-      </w:r>
-    </w:p>
-    <w:p/>
+        <w:rPr/>
+      </w:pPr>
+      <w:bookmarkStart w:colFirst="0" w:colLast="0" w:name="is295_ch4_a" w:id="119"/>
+      <w:bookmarkEnd w:id="119"/>
+      <w:r>
+        <w:rPr>
+          <w:rtl w:val="0"/>
+        </w:rPr>
+        <w:t xml:space="preserve">A.    Testing and Technical Validation</w:t>
+      </w:r>
+    </w:p>
+    <w:p>
+      <w:pPr>
+        <w:rPr/>
+      </w:pPr>
+      <w:r>
+        <w:rPr>
+          <w:rtl w:val="0"/>
+        </w:rPr>
+      </w:r>
+    </w:p>
     <w:p>
       <w:pPr>
         <w:spacing w:line="480" w:lineRule="auto"/>
         <w:ind w:firstLine="567"/>
-      </w:pPr>
-      <w:r>
-        <w:t>Describe how the technical correctness, reliability, and performance of the system will be or were verified. Depending on the system, this may include unit testing; integration testing; system testing; functional testing; user acceptance testing; performance testing; security testing, where relevant; bug or issue tracking; issue resolution and retesting; and technical acceptance criteria.</w:t>
+        <w:jc w:val="both"/>
+        <w:rPr/>
+      </w:pPr>
+      <w:r>
+        <w:rPr>
+          <w:rtl w:val="0"/>
+        </w:rPr>
+        <w:t xml:space="preserve">Describe how the technical correctness, reliability, and performance of the system will be or were verified. Depending on the system, this may include unit testing; integration testing; system testing; functional testing; user acceptance testing; performance testing; security testing, where relevant; bug or issue tracking; issue resolution and retesting; and technical acceptance criteria.</w:t>
       </w:r>
     </w:p>
     <w:p>
       <w:pPr>
         <w:spacing w:line="480" w:lineRule="auto"/>
         <w:ind w:firstLine="567"/>
-      </w:pPr>
-      <w:r>
-        <w:t>Not every project is required to use every type of testing listed above. The testing strategy should be appropriate to the nature, scale, objectives, and risks of the system. Detailed test cases, test scripts, bug logs, and related evidence may be placed in the Appendices.</w:t>
-      </w:r>
-    </w:p>
-    <w:p/>
+        <w:jc w:val="both"/>
+        <w:rPr/>
+      </w:pPr>
+      <w:r>
+        <w:rPr>
+          <w:rtl w:val="0"/>
+        </w:rPr>
+        <w:t xml:space="preserve">Not every project is required to use every type of testing listed above. The testing strategy should be appropriate to the nature, scale, objectives, and risks of the system. Detailed test cases, test scripts, bug logs, and related evidence may be placed in the Appendices.</w:t>
+      </w:r>
+    </w:p>
+    <w:p>
+      <w:pPr>
+        <w:rPr/>
+      </w:pPr>
+      <w:r>
+        <w:rPr>
+          <w:rtl w:val="0"/>
+        </w:rPr>
+      </w:r>
+    </w:p>
     <w:p>
       <w:pPr>
         <w:pStyle w:val="Heading2"/>
         <w:ind w:left="567" w:hanging="567"/>
-      </w:pPr>
-      <w:bookmarkStart w:id="23" w:name="is295_ch4_b" w:colFirst="0" w:colLast="0"/>
-      <w:bookmarkEnd w:id="23"/>
-      <w:r>
-        <w:t>B.    User Evaluation Procedures</w:t>
-      </w:r>
-    </w:p>
-    <w:p/>
+        <w:rPr/>
+      </w:pPr>
+      <w:bookmarkStart w:colFirst="0" w:colLast="0" w:name="is295_ch4_b" w:id="120"/>
+      <w:bookmarkEnd w:id="120"/>
+      <w:r>
+        <w:rPr>
+          <w:rtl w:val="0"/>
+        </w:rPr>
+        <w:t xml:space="preserve">B.    User Evaluation Procedures</w:t>
+      </w:r>
+    </w:p>
+    <w:p>
+      <w:pPr>
+        <w:rPr/>
+      </w:pPr>
+      <w:r>
+        <w:rPr>
+          <w:rtl w:val="0"/>
+        </w:rPr>
+      </w:r>
+    </w:p>
     <w:p>
       <w:pPr>
         <w:spacing w:line="480" w:lineRule="auto"/>
         <w:ind w:firstLine="567"/>
-      </w:pPr>
-      <w:r>
-        <w:t xml:space="preserve">Describe how the system will be or was evaluated by intended users or relevant stakeholders. Include, where applicable, participant selection; stakeholder or user groups; evaluation environment; evaluation scenarios and assigned tasks; data collection procedures; survey instruments or questionnaires; Likert-scale criteria; </w:t>
-      </w:r>
-      <w:r>
-        <w:lastRenderedPageBreak/>
-        <w:t>rubric-based assessment; qualitative feedback collection; and evaluation dimensions derived from the selected theoretical or conceptual framework.</w:t>
+        <w:jc w:val="both"/>
+        <w:rPr/>
+      </w:pPr>
+      <w:r>
+        <w:rPr>
+          <w:rtl w:val="0"/>
+        </w:rPr>
+        <w:t xml:space="preserve">Describe how the system will be or was evaluated by intended users or relevant stakeholders. Include, where applicable, participant selection; stakeholder or user groups; evaluation environment; evaluation scenarios and assigned tasks; data collection procedures; survey instruments or questionnaires; Likert-scale criteria; rubric-based assessment; qualitative feedback collection; and evaluation dimensions derived from the selected theoretical or conceptual framework.</w:t>
       </w:r>
     </w:p>
     <w:p>
       <w:pPr>
         <w:spacing w:line="480" w:lineRule="auto"/>
         <w:ind w:firstLine="567"/>
-      </w:pPr>
-      <w:r>
-        <w:t>The evaluation method should be appropriate to the study objectives. Avoid adding statistical procedures simply for complexity; use analytical methods only when they meaningfully answer the study’s questions or objectives. Detailed instruments, questionnaires, consent forms, task sheets, and similar materials may be placed in the Appendices.</w:t>
-      </w:r>
-    </w:p>
-    <w:p>
-      <w:pPr>
+        <w:jc w:val="both"/>
+        <w:rPr/>
+      </w:pPr>
+      <w:r>
+        <w:rPr>
+          <w:rtl w:val="0"/>
+        </w:rPr>
+        <w:t xml:space="preserve">The evaluation method should be appropriate to the study objectives. Avoid adding statistical procedures simply for complexity; use analytical methods only when they meaningfully answer the study’s questions or objectives. Detailed instruments, questionnaires, consent forms, task sheets, and similar materials may be placed in the Appendices.</w:t>
+      </w:r>
+    </w:p>
+    <w:p>
+      <w:pPr>
+        <w:rPr/>
         <w:sectPr>
-          <w:pgSz w:w="11901" w:h="16817"/>
-          <w:pgMar w:top="1440" w:right="1440" w:bottom="1440" w:left="1440" w:header="709" w:footer="709" w:gutter="0"/>
-          <w:cols w:space="720"/>
+          <w:type w:val="nextPage"/>
+          <w:pgSz w:h="16817" w:w="11901" w:orient="portrait"/>
+          <w:pgMar w:bottom="1440" w:top="1440" w:left="1440" w:right="1440" w:header="709" w:footer="709"/>
         </w:sectPr>
       </w:pPr>
+      <w:r>
+        <w:rPr>
+          <w:rtl w:val="0"/>
+        </w:rPr>
+      </w:r>
     </w:p>
     <w:p>
       <w:pPr>
         <w:pStyle w:val="Heading4"/>
-      </w:pPr>
-      <w:r>
-        <w:lastRenderedPageBreak/>
-        <w:t>Chapter V</w:t>
-      </w:r>
-    </w:p>
-    <w:p/>
+        <w:rPr/>
+      </w:pPr>
+      <w:r>
+        <w:rPr>
+          <w:rtl w:val="0"/>
+        </w:rPr>
+        <w:t xml:space="preserve">Chapter V</w:t>
+      </w:r>
+    </w:p>
+    <w:p>
+      <w:pPr>
+        <w:rPr/>
+      </w:pPr>
+      <w:r>
+        <w:rPr>
+          <w:rtl w:val="0"/>
+        </w:rPr>
+      </w:r>
+    </w:p>
     <w:p>
       <w:pPr>
         <w:pStyle w:val="Heading1"/>
-      </w:pPr>
-      <w:bookmarkStart w:id="24" w:name="is295_ch5" w:colFirst="0" w:colLast="0"/>
-      <w:bookmarkEnd w:id="24"/>
-      <w:r>
-        <w:t>Results and Discussion</w:t>
-      </w:r>
-    </w:p>
-    <w:p/>
+        <w:rPr/>
+      </w:pPr>
+      <w:bookmarkStart w:colFirst="0" w:colLast="0" w:name="is295_ch5" w:id="121"/>
+      <w:bookmarkEnd w:id="121"/>
+      <w:r>
+        <w:rPr>
+          <w:rtl w:val="0"/>
+        </w:rPr>
+        <w:t xml:space="preserve">Results and Discussion</w:t>
+      </w:r>
+    </w:p>
+    <w:p>
+      <w:pPr>
+        <w:rPr/>
+      </w:pPr>
+      <w:r>
+        <w:rPr>
+          <w:rtl w:val="0"/>
+        </w:rPr>
+      </w:r>
+    </w:p>
     <w:p>
       <w:pPr>
         <w:spacing w:line="480" w:lineRule="auto"/>
         <w:ind w:firstLine="567"/>
-      </w:pPr>
-      <w:r>
-        <w:rPr>
-          <w:i/>
-        </w:rPr>
-        <w:t>Note: This chapter is not included in the IS 295a proposal. It is required for IS 295b.</w:t>
+        <w:jc w:val="both"/>
+        <w:rPr/>
+      </w:pPr>
+      <w:r>
+        <w:rPr>
+          <w:i w:val="1"/>
+          <w:rtl w:val="0"/>
+        </w:rPr>
+        <w:t xml:space="preserve">Note: This chapter is not included in the IS 295a proposal. It is required for IS 295b.</w:t>
       </w:r>
     </w:p>
     <w:p>
       <w:pPr>
         <w:spacing w:line="480" w:lineRule="auto"/>
         <w:ind w:firstLine="567"/>
-      </w:pPr>
-      <w:r>
-        <w:t xml:space="preserve">This chapter presents what was </w:t>
-      </w:r>
-      <w:proofErr w:type="gramStart"/>
-      <w:r>
-        <w:t>actually developed</w:t>
-      </w:r>
-      <w:proofErr w:type="gramEnd"/>
-      <w:r>
-        <w:t>, what was found through testing and evaluation, and what those findings mean. Present the completed system and synthesized findings rather than raw documentation or data dumps, and interpret the findings in relation to the objectives, requirements, frameworks, and relevant existing work.</w:t>
+        <w:jc w:val="both"/>
+        <w:rPr/>
+      </w:pPr>
+      <w:r>
+        <w:rPr>
+          <w:rtl w:val="0"/>
+        </w:rPr>
+        <w:t xml:space="preserve">This chapter presents what was actually developed, what was found through testing and evaluation, and what those findings mean. Present the completed system and synthesized findings rather than raw documentation or data dumps, and interpret the findings in relation to the objectives, requirements, frameworks, and relevant existing work.</w:t>
       </w:r>
     </w:p>
     <w:p>
       <w:pPr>
         <w:spacing w:line="480" w:lineRule="auto"/>
         <w:ind w:firstLine="567"/>
-      </w:pPr>
-      <w:r>
-        <w:t>Where appropriate, the organization of this chapter may follow the specific objectives established in Chapter I to maintain clear alignment across the manuscript.</w:t>
-      </w:r>
-    </w:p>
-    <w:p/>
+        <w:jc w:val="both"/>
+        <w:rPr/>
+      </w:pPr>
+      <w:r>
+        <w:rPr>
+          <w:rtl w:val="0"/>
+        </w:rPr>
+        <w:t xml:space="preserve">Where appropriate, the organization of this chapter may follow the specific objectives established in Chapter I to maintain clear alignment across the manuscript.</w:t>
+      </w:r>
+    </w:p>
+    <w:p>
+      <w:pPr>
+        <w:rPr/>
+      </w:pPr>
+      <w:r>
+        <w:rPr>
+          <w:rtl w:val="0"/>
+        </w:rPr>
+      </w:r>
+    </w:p>
     <w:p>
       <w:pPr>
         <w:pStyle w:val="Heading2"/>
         <w:ind w:left="567" w:hanging="567"/>
-      </w:pPr>
-      <w:bookmarkStart w:id="25" w:name="is295_ch5_a" w:colFirst="0" w:colLast="0"/>
-      <w:bookmarkEnd w:id="25"/>
-      <w:r>
-        <w:t>A.    Developed System and Major Features</w:t>
-      </w:r>
-    </w:p>
-    <w:p/>
+        <w:rPr/>
+      </w:pPr>
+      <w:bookmarkStart w:colFirst="0" w:colLast="0" w:name="is295_ch5_a" w:id="122"/>
+      <w:bookmarkEnd w:id="122"/>
+      <w:r>
+        <w:rPr>
+          <w:rtl w:val="0"/>
+        </w:rPr>
+        <w:t xml:space="preserve">A.    Developed System and Major Features</w:t>
+      </w:r>
+    </w:p>
+    <w:p>
+      <w:pPr>
+        <w:rPr/>
+      </w:pPr>
+      <w:r>
+        <w:rPr>
+          <w:rtl w:val="0"/>
+        </w:rPr>
+      </w:r>
+    </w:p>
     <w:p>
       <w:pPr>
         <w:spacing w:line="480" w:lineRule="auto"/>
         <w:ind w:firstLine="567"/>
-      </w:pPr>
-      <w:r>
-        <w:t>Present the completed system and demonstrate its major implemented features. Include, where appropriate, an overview of the completed system; major modules and functionalities; representative screenshots of important interfaces and features; a brief explanation of what each major feature does; important workflows or user interactions; and the relationship of implemented features to the identified requirements and study objectives.</w:t>
+        <w:jc w:val="both"/>
+        <w:rPr/>
+      </w:pPr>
+      <w:r>
+        <w:rPr>
+          <w:rtl w:val="0"/>
+        </w:rPr>
+        <w:t xml:space="preserve">Present the completed system and demonstrate its major implemented features. Include, where appropriate, an overview of the completed system; major modules and functionalities; representative screenshots of important interfaces and features; a brief explanation of what each major feature does; important workflows or user interactions; and the relationship of implemented features to the identified requirements and study objectives.</w:t>
       </w:r>
     </w:p>
     <w:p>
       <w:pPr>
         <w:spacing w:line="480" w:lineRule="auto"/>
         <w:ind w:firstLine="567"/>
-      </w:pPr>
-      <w:r>
+        <w:jc w:val="both"/>
+        <w:rPr/>
+      </w:pPr>
+      <w:r>
+        <w:rPr>
+          <w:rtl w:val="0"/>
+        </w:rPr>
         <w:t xml:space="preserve">Screenshots should be selective and purposeful. Present each as a properly numbered and captioned figure (e.g., </w:t>
       </w:r>
       <w:r>
         <w:rPr>
-          <w:i/>
-        </w:rPr>
-        <w:t>Figure 5.1. Administrator Dashboard</w:t>
-      </w:r>
-      <w:r>
-        <w:t>) and discuss what it demonstrates, its function within the system, and its relevance to the requirements or objectives.</w:t>
+          <w:i w:val="1"/>
+          <w:rtl w:val="0"/>
+        </w:rPr>
+        <w:t xml:space="preserve">Figure 5.1. Administrator Dashboard</w:t>
+      </w:r>
+      <w:r>
+        <w:rPr>
+          <w:rtl w:val="0"/>
+        </w:rPr>
+        <w:t xml:space="preserve">) and discuss what it demonstrates, its function within the system, and its relevance to the requirements or objectives.</w:t>
       </w:r>
     </w:p>
     <w:p>
       <w:pPr>
         <w:spacing w:line="480" w:lineRule="auto"/>
         <w:ind w:firstLine="567"/>
-      </w:pPr>
-      <w:r>
-        <w:t>Do not include screenshots of every page, button, CRUD operation, form, or minor interface variation. Comprehensive interface documentation may instead be placed in the Appendices.</w:t>
-      </w:r>
-    </w:p>
-    <w:p/>
+        <w:jc w:val="both"/>
+        <w:rPr/>
+      </w:pPr>
+      <w:r>
+        <w:rPr>
+          <w:rtl w:val="0"/>
+        </w:rPr>
+        <w:t xml:space="preserve">Do not include screenshots of every page, button, CRUD operation, form, or minor interface variation. Comprehensive interface documentation may instead be placed in the Appendices.</w:t>
+      </w:r>
+    </w:p>
+    <w:p>
+      <w:pPr>
+        <w:rPr/>
+      </w:pPr>
+      <w:r>
+        <w:rPr>
+          <w:rtl w:val="0"/>
+        </w:rPr>
+      </w:r>
+    </w:p>
     <w:p>
       <w:pPr>
         <w:pStyle w:val="Heading2"/>
         <w:ind w:left="567" w:hanging="567"/>
-      </w:pPr>
-      <w:bookmarkStart w:id="26" w:name="is295_ch5_b" w:colFirst="0" w:colLast="0"/>
-      <w:bookmarkEnd w:id="26"/>
-      <w:r>
-        <w:t>B.    Technical Testing and Validation Results</w:t>
-      </w:r>
-    </w:p>
-    <w:p/>
+        <w:rPr/>
+      </w:pPr>
+      <w:bookmarkStart w:colFirst="0" w:colLast="0" w:name="is295_ch5_b" w:id="123"/>
+      <w:bookmarkEnd w:id="123"/>
+      <w:r>
+        <w:rPr>
+          <w:rtl w:val="0"/>
+        </w:rPr>
+        <w:t xml:space="preserve">B.    Technical Testing and Validation Results</w:t>
+      </w:r>
+    </w:p>
+    <w:p>
+      <w:pPr>
+        <w:rPr/>
+      </w:pPr>
+      <w:r>
+        <w:rPr>
+          <w:rtl w:val="0"/>
+        </w:rPr>
+      </w:r>
+    </w:p>
     <w:p>
       <w:pPr>
         <w:spacing w:line="480" w:lineRule="auto"/>
         <w:ind w:firstLine="567"/>
-      </w:pPr>
-      <w:r>
-        <w:t>Present the results of the technical testing procedures described in Chapter IV. Include, where applicable, functional, integration, and system testing results; performance findings; security testing findings; user acceptance testing results; identified issues and their resolution; and overall technical validation against established acceptance criteria.</w:t>
+        <w:jc w:val="both"/>
+        <w:rPr/>
+      </w:pPr>
+      <w:r>
+        <w:rPr>
+          <w:rtl w:val="0"/>
+        </w:rPr>
+        <w:t xml:space="preserve">Present the results of the technical testing procedures described in Chapter IV. Include, where applicable, functional, integration, and system testing results; performance findings; security testing findings; user acceptance testing results; identified issues and their resolution; and overall technical validation against established acceptance criteria.</w:t>
       </w:r>
     </w:p>
     <w:p>
       <w:pPr>
         <w:spacing w:line="480" w:lineRule="auto"/>
         <w:ind w:firstLine="567"/>
-      </w:pPr>
-      <w:r>
-        <w:t>Results may be summarized through tables, figures, or appropriate metrics. Raw test logs, exhaustive test cases, bug reports, and repetitive screenshots should generally be placed in the Appendices.</w:t>
-      </w:r>
-    </w:p>
-    <w:p/>
+        <w:jc w:val="both"/>
+        <w:rPr/>
+      </w:pPr>
+      <w:r>
+        <w:rPr>
+          <w:rtl w:val="0"/>
+        </w:rPr>
+        <w:t xml:space="preserve">Results may be summarized through tables, figures, or appropriate metrics. Raw test logs, exhaustive test cases, bug reports, and repetitive screenshots should generally be placed in the Appendices.</w:t>
+      </w:r>
+    </w:p>
+    <w:p>
+      <w:pPr>
+        <w:rPr/>
+      </w:pPr>
+      <w:r>
+        <w:rPr>
+          <w:rtl w:val="0"/>
+        </w:rPr>
+      </w:r>
+    </w:p>
     <w:p>
       <w:pPr>
         <w:pStyle w:val="Heading2"/>
         <w:ind w:left="567" w:hanging="567"/>
-      </w:pPr>
-      <w:bookmarkStart w:id="27" w:name="is295_ch5_c" w:colFirst="0" w:colLast="0"/>
-      <w:bookmarkEnd w:id="27"/>
-      <w:r>
-        <w:t>C.    User Evaluation Results</w:t>
-      </w:r>
-    </w:p>
-    <w:p/>
+        <w:rPr/>
+      </w:pPr>
+      <w:bookmarkStart w:colFirst="0" w:colLast="0" w:name="is295_ch5_c" w:id="124"/>
+      <w:bookmarkEnd w:id="124"/>
+      <w:r>
+        <w:rPr>
+          <w:rtl w:val="0"/>
+        </w:rPr>
+        <w:t xml:space="preserve">C.    User Evaluation Results</w:t>
+      </w:r>
+    </w:p>
+    <w:p>
+      <w:pPr>
+        <w:rPr/>
+      </w:pPr>
+      <w:r>
+        <w:rPr>
+          <w:rtl w:val="0"/>
+        </w:rPr>
+      </w:r>
+    </w:p>
     <w:p>
       <w:pPr>
         <w:spacing w:line="480" w:lineRule="auto"/>
         <w:ind w:firstLine="567"/>
-      </w:pPr>
-      <w:r>
-        <w:t>Present the findings from the user or stakeholder evaluation described in Chapter IV. Include, where applicable, participant characteristics relevant to the evaluation; task completion or evaluation outcomes; usability, acceptance, effectiveness, or satisfaction findings; quantitative results; qualitative feedback; and recurring themes or observations.</w:t>
+        <w:jc w:val="both"/>
+        <w:rPr/>
+      </w:pPr>
+      <w:r>
+        <w:rPr>
+          <w:rtl w:val="0"/>
+        </w:rPr>
+        <w:t xml:space="preserve">Present the findings from the user or stakeholder evaluation described in Chapter IV. Include, where applicable, participant characteristics relevant to the evaluation; task completion or evaluation outcomes; usability, acceptance, effectiveness, or satisfaction findings; quantitative results; qualitative feedback; and recurring themes or observations.</w:t>
       </w:r>
     </w:p>
     <w:p>
       <w:pPr>
         <w:spacing w:line="480" w:lineRule="auto"/>
         <w:ind w:firstLine="567"/>
-      </w:pPr>
-      <w:r>
-        <w:t>Organize the results according to the evaluation dimensions and study objectives rather than simply reproducing questionnaire responses.</w:t>
-      </w:r>
-    </w:p>
-    <w:p/>
+        <w:jc w:val="both"/>
+        <w:rPr/>
+      </w:pPr>
+      <w:r>
+        <w:rPr>
+          <w:rtl w:val="0"/>
+        </w:rPr>
+        <w:t xml:space="preserve">Organize the results according to the evaluation dimensions and study objectives rather than simply reproducing questionnaire responses.</w:t>
+      </w:r>
+    </w:p>
+    <w:p>
+      <w:pPr>
+        <w:rPr/>
+      </w:pPr>
+      <w:r>
+        <w:rPr>
+          <w:rtl w:val="0"/>
+        </w:rPr>
+      </w:r>
+    </w:p>
     <w:p>
       <w:pPr>
         <w:pStyle w:val="Heading2"/>
         <w:ind w:left="567" w:hanging="567"/>
-      </w:pPr>
-      <w:bookmarkStart w:id="28" w:name="is295_ch5_d" w:colFirst="0" w:colLast="0"/>
-      <w:bookmarkEnd w:id="28"/>
-      <w:r>
-        <w:t>D.    Discussion of Findings</w:t>
-      </w:r>
-    </w:p>
-    <w:p/>
+        <w:rPr/>
+      </w:pPr>
+      <w:bookmarkStart w:colFirst="0" w:colLast="0" w:name="is295_ch5_d" w:id="125"/>
+      <w:bookmarkEnd w:id="125"/>
+      <w:r>
+        <w:rPr>
+          <w:rtl w:val="0"/>
+        </w:rPr>
+        <w:t xml:space="preserve">D.    Discussion of Findings</w:t>
+      </w:r>
+    </w:p>
+    <w:p>
+      <w:pPr>
+        <w:rPr/>
+      </w:pPr>
+      <w:r>
+        <w:rPr>
+          <w:rtl w:val="0"/>
+        </w:rPr>
+      </w:r>
+    </w:p>
     <w:p>
       <w:pPr>
         <w:spacing w:line="480" w:lineRule="auto"/>
         <w:ind w:firstLine="567"/>
-      </w:pPr>
-      <w:r>
-        <w:t xml:space="preserve">Interpret the findings and explain their significance. Address what the results indicate about the developed system; the extent to which the system met the identified requirements and the study objectives were achieved; the strengths and limitations that emerged from testing and evaluation; how the findings relate to the theoretical or conceptual framework; how they compare with relevant existing systems or prior </w:t>
-      </w:r>
-      <w:r>
-        <w:lastRenderedPageBreak/>
-        <w:t>studies; and what insights can be drawn from the development and evaluation of the system.</w:t>
+        <w:jc w:val="both"/>
+        <w:rPr/>
+      </w:pPr>
+      <w:r>
+        <w:rPr>
+          <w:rtl w:val="0"/>
+        </w:rPr>
+        <w:t xml:space="preserve">Interpret the findings and explain their significance. Address what the results indicate about the developed system; the extent to which the system met the identified requirements and the study objectives were achieved; the strengths and limitations that emerged from testing and evaluation; how the findings relate to the theoretical or conceptual framework; how they compare with relevant existing systems or prior studies; and what insights can be drawn from the development and evaluation of the system.</w:t>
       </w:r>
     </w:p>
     <w:p>
       <w:pPr>
         <w:spacing w:line="480" w:lineRule="auto"/>
         <w:ind w:firstLine="567"/>
-      </w:pPr>
-      <w:r>
-        <w:t>Do not merely repeat the results already presented in Chapters V-B and V-C. Explain what the findings mean and why they matter.</w:t>
-      </w:r>
-    </w:p>
-    <w:p>
-      <w:pPr>
+        <w:jc w:val="both"/>
+        <w:rPr/>
+      </w:pPr>
+      <w:r>
+        <w:rPr>
+          <w:rtl w:val="0"/>
+        </w:rPr>
+        <w:t xml:space="preserve">Do not merely repeat the results already presented in Chapters V-B and V-C. Explain what the findings mean and why they matter.</w:t>
+      </w:r>
+    </w:p>
+    <w:p>
+      <w:pPr>
+        <w:rPr/>
         <w:sectPr>
-          <w:pgSz w:w="11901" w:h="16817"/>
-          <w:pgMar w:top="1440" w:right="1440" w:bottom="1440" w:left="1440" w:header="709" w:footer="709" w:gutter="0"/>
-          <w:cols w:space="720"/>
+          <w:type w:val="nextPage"/>
+          <w:pgSz w:h="16817" w:w="11901" w:orient="portrait"/>
+          <w:pgMar w:bottom="1440" w:top="1440" w:left="1440" w:right="1440" w:header="709" w:footer="709"/>
         </w:sectPr>
       </w:pPr>
+      <w:r>
+        <w:rPr>
+          <w:rtl w:val="0"/>
+        </w:rPr>
+      </w:r>
     </w:p>
     <w:p>
       <w:pPr>
         <w:pStyle w:val="Heading4"/>
-      </w:pPr>
-      <w:r>
-        <w:lastRenderedPageBreak/>
-        <w:t>Chapter VI</w:t>
-      </w:r>
-    </w:p>
-    <w:p/>
+        <w:rPr/>
+      </w:pPr>
+      <w:r>
+        <w:rPr>
+          <w:rtl w:val="0"/>
+        </w:rPr>
+        <w:t xml:space="preserve">Chapter VI</w:t>
+      </w:r>
+    </w:p>
+    <w:p>
+      <w:pPr>
+        <w:rPr/>
+      </w:pPr>
+      <w:r>
+        <w:rPr>
+          <w:rtl w:val="0"/>
+        </w:rPr>
+      </w:r>
+    </w:p>
     <w:p>
       <w:pPr>
         <w:pStyle w:val="Heading1"/>
-      </w:pPr>
-      <w:bookmarkStart w:id="29" w:name="is295_ch6" w:colFirst="0" w:colLast="0"/>
-      <w:bookmarkEnd w:id="29"/>
-      <w:r>
-        <w:t>Conclusion and Recommendations</w:t>
-      </w:r>
-    </w:p>
-    <w:p/>
+        <w:rPr/>
+      </w:pPr>
+      <w:bookmarkStart w:colFirst="0" w:colLast="0" w:name="is295_ch6" w:id="126"/>
+      <w:bookmarkEnd w:id="126"/>
+      <w:r>
+        <w:rPr>
+          <w:rtl w:val="0"/>
+        </w:rPr>
+        <w:t xml:space="preserve">Conclusion and Recommendations</w:t>
+      </w:r>
+    </w:p>
+    <w:p>
+      <w:pPr>
+        <w:rPr/>
+      </w:pPr>
+      <w:r>
+        <w:rPr>
+          <w:rtl w:val="0"/>
+        </w:rPr>
+      </w:r>
+    </w:p>
     <w:p>
       <w:pPr>
         <w:spacing w:line="480" w:lineRule="auto"/>
         <w:ind w:firstLine="567"/>
-      </w:pPr>
-      <w:r>
-        <w:rPr>
-          <w:i/>
-        </w:rPr>
-        <w:t>Note: This chapter is not included in the IS 295a proposal. It is required for IS 295b.</w:t>
+        <w:jc w:val="both"/>
+        <w:rPr/>
+      </w:pPr>
+      <w:r>
+        <w:rPr>
+          <w:i w:val="1"/>
+          <w:rtl w:val="0"/>
+        </w:rPr>
+        <w:t xml:space="preserve">Note: This chapter is not included in the IS 295a proposal. It is required for IS 295b.</w:t>
       </w:r>
     </w:p>
     <w:p>
       <w:pPr>
         <w:spacing w:line="480" w:lineRule="auto"/>
         <w:ind w:firstLine="567"/>
-      </w:pPr>
-      <w:r>
-        <w:t>This chapter synthesizes the overall contribution of the completed study and identifies appropriate directions arising from its findings.</w:t>
-      </w:r>
-    </w:p>
-    <w:p/>
+        <w:jc w:val="both"/>
+        <w:rPr/>
+      </w:pPr>
+      <w:r>
+        <w:rPr>
+          <w:rtl w:val="0"/>
+        </w:rPr>
+        <w:t xml:space="preserve">This chapter synthesizes the overall contribution of the completed study and identifies appropriate directions arising from its findings.</w:t>
+      </w:r>
+    </w:p>
+    <w:p>
+      <w:pPr>
+        <w:rPr/>
+      </w:pPr>
+      <w:r>
+        <w:rPr>
+          <w:rtl w:val="0"/>
+        </w:rPr>
+      </w:r>
+    </w:p>
     <w:p>
       <w:pPr>
         <w:pStyle w:val="Heading2"/>
         <w:ind w:left="567" w:hanging="567"/>
-      </w:pPr>
-      <w:bookmarkStart w:id="30" w:name="is295_ch6_a" w:colFirst="0" w:colLast="0"/>
-      <w:bookmarkEnd w:id="30"/>
-      <w:r>
-        <w:t>A.    Conclusion</w:t>
-      </w:r>
-    </w:p>
-    <w:p/>
+        <w:rPr/>
+      </w:pPr>
+      <w:bookmarkStart w:colFirst="0" w:colLast="0" w:name="is295_ch6_a" w:id="127"/>
+      <w:bookmarkEnd w:id="127"/>
+      <w:r>
+        <w:rPr>
+          <w:rtl w:val="0"/>
+        </w:rPr>
+        <w:t xml:space="preserve">A.    Conclusion</w:t>
+      </w:r>
+    </w:p>
+    <w:p>
+      <w:pPr>
+        <w:rPr/>
+      </w:pPr>
+      <w:r>
+        <w:rPr>
+          <w:rtl w:val="0"/>
+        </w:rPr>
+      </w:r>
+    </w:p>
     <w:p>
       <w:pPr>
         <w:spacing w:line="480" w:lineRule="auto"/>
         <w:ind w:firstLine="567"/>
-      </w:pPr>
-      <w:r>
-        <w:t>Present the conclusions that can reasonably be drawn from the study. Synthesize the major findings; indicate the extent to which the objectives were achieved; explain how the developed system addressed the identified problem; highlight the overall contribution of the study; and acknowledge important limitations where relevant.</w:t>
+        <w:jc w:val="both"/>
+        <w:rPr/>
+      </w:pPr>
+      <w:r>
+        <w:rPr>
+          <w:rtl w:val="0"/>
+        </w:rPr>
+        <w:t xml:space="preserve">Present the conclusions that can reasonably be drawn from the study. Synthesize the major findings; indicate the extent to which the objectives were achieved; explain how the developed system addressed the identified problem; highlight the overall contribution of the study; and acknowledge important limitations where relevant.</w:t>
       </w:r>
     </w:p>
     <w:p>
       <w:pPr>
         <w:spacing w:line="480" w:lineRule="auto"/>
         <w:ind w:firstLine="567"/>
-      </w:pPr>
-      <w:r>
-        <w:t>The conclusion should be based on the evidence presented in Chapter V. Do not introduce new findings or make claims that were not supported by the study.</w:t>
-      </w:r>
-    </w:p>
-    <w:p/>
+        <w:jc w:val="both"/>
+        <w:rPr/>
+      </w:pPr>
+      <w:r>
+        <w:rPr>
+          <w:rtl w:val="0"/>
+        </w:rPr>
+        <w:t xml:space="preserve">The conclusion should be based on the evidence presented in Chapter V. Do not introduce new findings or make claims that were not supported by the study.</w:t>
+      </w:r>
+    </w:p>
+    <w:p>
+      <w:pPr>
+        <w:rPr/>
+      </w:pPr>
+      <w:r>
+        <w:rPr>
+          <w:rtl w:val="0"/>
+        </w:rPr>
+      </w:r>
+    </w:p>
     <w:p>
       <w:pPr>
         <w:pStyle w:val="Heading2"/>
         <w:ind w:left="567" w:hanging="567"/>
-      </w:pPr>
-      <w:bookmarkStart w:id="31" w:name="is295_ch6_b" w:colFirst="0" w:colLast="0"/>
-      <w:bookmarkEnd w:id="31"/>
-      <w:r>
-        <w:t>B.    Recommendations</w:t>
-      </w:r>
-    </w:p>
-    <w:p/>
+        <w:rPr/>
+      </w:pPr>
+      <w:bookmarkStart w:colFirst="0" w:colLast="0" w:name="is295_ch6_b" w:id="128"/>
+      <w:bookmarkEnd w:id="128"/>
+      <w:r>
+        <w:rPr>
+          <w:rtl w:val="0"/>
+        </w:rPr>
+        <w:t xml:space="preserve">B.    Recommendations</w:t>
+      </w:r>
+    </w:p>
+    <w:p>
+      <w:pPr>
+        <w:rPr/>
+      </w:pPr>
+      <w:r>
+        <w:rPr>
+          <w:rtl w:val="0"/>
+        </w:rPr>
+      </w:r>
+    </w:p>
     <w:p>
       <w:pPr>
         <w:spacing w:line="480" w:lineRule="auto"/>
         <w:ind w:firstLine="567"/>
-      </w:pPr>
-      <w:r>
-        <w:t>Present practical and future-oriented recommendations arising from the findings and limitations of the study. These may include system improvements; additional features or integrations; deployment or implementation recommendations; organizational or operational recommendations; further technical enhancements; future evaluation directions; and future research opportunities.</w:t>
+        <w:jc w:val="both"/>
+        <w:rPr/>
+      </w:pPr>
+      <w:r>
+        <w:rPr>
+          <w:rtl w:val="0"/>
+        </w:rPr>
+        <w:t xml:space="preserve">Present practical and future-oriented recommendations arising from the findings and limitations of the study. These may include system improvements; additional features or integrations; deployment or implementation recommendations; organizational or operational recommendations; further technical enhancements; future evaluation directions; and future research opportunities.</w:t>
       </w:r>
     </w:p>
     <w:p>
       <w:pPr>
         <w:spacing w:line="480" w:lineRule="auto"/>
         <w:ind w:firstLine="567"/>
-      </w:pPr>
-      <w:r>
-        <w:t>Recommendations should follow logically from the results and limitations of the study rather than serve as a general wish list of possible features.</w:t>
-      </w:r>
-    </w:p>
-    <w:p>
-      <w:pPr>
+        <w:jc w:val="both"/>
+        <w:rPr/>
+      </w:pPr>
+      <w:r>
+        <w:rPr>
+          <w:rtl w:val="0"/>
+        </w:rPr>
+        <w:t xml:space="preserve">Recommendations should follow logically from the results and limitations of the study rather than serve as a general wish list of possible features.</w:t>
+      </w:r>
+    </w:p>
+    <w:p>
+      <w:pPr>
+        <w:rPr/>
         <w:sectPr>
-          <w:pgSz w:w="11901" w:h="16817"/>
-          <w:pgMar w:top="1440" w:right="1440" w:bottom="1440" w:left="1440" w:header="709" w:footer="709" w:gutter="0"/>
-          <w:cols w:space="720"/>
+          <w:type w:val="nextPage"/>
+          <w:pgSz w:h="16817" w:w="11901" w:orient="portrait"/>
+          <w:pgMar w:bottom="1440" w:top="1440" w:left="1440" w:right="1440" w:header="709" w:footer="709"/>
         </w:sectPr>
       </w:pPr>
+      <w:r>
+        <w:rPr>
+          <w:rtl w:val="0"/>
+        </w:rPr>
+      </w:r>
     </w:p>
     <w:p>
       <w:pPr>
         <w:pStyle w:val="Heading1"/>
-      </w:pPr>
-      <w:bookmarkStart w:id="32" w:name="is295_references" w:colFirst="0" w:colLast="0"/>
-      <w:bookmarkEnd w:id="32"/>
-      <w:r>
-        <w:lastRenderedPageBreak/>
-        <w:t>References</w:t>
-      </w:r>
-    </w:p>
-    <w:p/>
+        <w:rPr/>
+      </w:pPr>
+      <w:bookmarkStart w:colFirst="0" w:colLast="0" w:name="is295_references" w:id="129"/>
+      <w:bookmarkEnd w:id="129"/>
+      <w:r>
+        <w:rPr>
+          <w:rtl w:val="0"/>
+        </w:rPr>
+        <w:t xml:space="preserve">References</w:t>
+      </w:r>
+    </w:p>
+    <w:p>
+      <w:pPr>
+        <w:rPr/>
+      </w:pPr>
+      <w:r>
+        <w:rPr>
+          <w:rtl w:val="0"/>
+        </w:rPr>
+      </w:r>
+    </w:p>
     <w:p>
       <w:pPr>
         <w:spacing w:line="480" w:lineRule="auto"/>
         <w:ind w:firstLine="567"/>
-      </w:pPr>
-      <w:r>
-        <w:t>Please use the APA Style (7th edition) for both in-text citations and the reference list.</w:t>
+        <w:jc w:val="both"/>
+        <w:rPr/>
+      </w:pPr>
+      <w:r>
+        <w:rPr>
+          <w:rtl w:val="0"/>
+        </w:rPr>
+        <w:t xml:space="preserve">Please use the APA Style (7th edition) for both in-text citations and the reference list.</w:t>
       </w:r>
     </w:p>
     <w:p>
       <w:pPr>
         <w:spacing w:line="480" w:lineRule="auto"/>
         <w:ind w:firstLine="567"/>
-      </w:pPr>
-      <w:r>
-        <w:rPr>
-          <w:b/>
+        <w:jc w:val="both"/>
+        <w:rPr/>
+      </w:pPr>
+      <w:r>
+        <w:rPr>
+          <w:b w:val="1"/>
+          <w:rtl w:val="0"/>
         </w:rPr>
         <w:t xml:space="preserve">In-text citations. </w:t>
       </w:r>
       <w:r>
-        <w:t>Cite sources in the body using the author–date format, e.g., (Santos, 2024) or Santos (2024). Include page numbers for direct quotations, e.g., (Santos, 2024, p. 15).</w:t>
+        <w:rPr>
+          <w:rtl w:val="0"/>
+        </w:rPr>
+        <w:t xml:space="preserve">Cite sources in the body using the author–date format, e.g., (Santos, 2024) or Santos (2024). Include page numbers for direct quotations, e.g., (Santos, 2024, p. 15).</w:t>
       </w:r>
     </w:p>
     <w:p>
       <w:pPr>
         <w:spacing w:line="480" w:lineRule="auto"/>
         <w:ind w:firstLine="567"/>
-      </w:pPr>
-      <w:r>
-        <w:rPr>
-          <w:b/>
+        <w:jc w:val="both"/>
+        <w:rPr/>
+      </w:pPr>
+      <w:r>
+        <w:rPr>
+          <w:b w:val="1"/>
+          <w:rtl w:val="0"/>
         </w:rPr>
         <w:t xml:space="preserve">Reference list. </w:t>
       </w:r>
       <w:r>
-        <w:t>List entries alphabetically by the first author’s surname, with a hanging indent, following the APA format for each source type.</w:t>
+        <w:rPr>
+          <w:rtl w:val="0"/>
+        </w:rPr>
+        <w:t xml:space="preserve">List entries alphabetically by the first author’s surname, with a hanging indent, following the APA format for each source type.</w:t>
       </w:r>
     </w:p>
     <w:p>
       <w:pPr>
         <w:spacing w:line="480" w:lineRule="auto"/>
         <w:ind w:firstLine="567"/>
-      </w:pPr>
-      <w:r>
-        <w:t>Every source cited in the text should appear in the References, and every entry in the References should be cited in the text. Verify that each source exists and supports the claim for which it is cited, including sources suggested or generated by AI tools.</w:t>
-      </w:r>
-    </w:p>
-    <w:p>
-      <w:hyperlink r:id="rId15">
+        <w:jc w:val="both"/>
+        <w:rPr/>
+      </w:pPr>
+      <w:r>
+        <w:rPr>
+          <w:rtl w:val="0"/>
+        </w:rPr>
+        <w:t xml:space="preserve">Every source cited in the text should appear in the References, and every entry in the References should be cited in the text. Verify that each source exists and supports the claim for which it is cited, including sources suggested or generated by AI tools.</w:t>
+      </w:r>
+    </w:p>
+    <w:p>
+      <w:pPr>
+        <w:rPr/>
+      </w:pPr>
+      <w:hyperlink r:id="rId13">
         <w:r>
           <w:rPr>
-            <w:color w:val="0563C1"/>
+            <w:color w:val="0563c1"/>
             <w:u w:val="single"/>
+            <w:rtl w:val="0"/>
           </w:rPr>
-          <w:t>https://apastyle.apa.org/style-grammar-guidelines/references/examples</w:t>
+          <w:t xml:space="preserve">https://apastyle.apa.org/style-grammar-guidelines/references/examples</w:t>
         </w:r>
       </w:hyperlink>
     </w:p>
     <w:p>
       <w:pPr>
+        <w:rPr/>
         <w:sectPr>
-          <w:pgSz w:w="11901" w:h="16817"/>
-          <w:pgMar w:top="1440" w:right="1440" w:bottom="1440" w:left="1440" w:header="709" w:footer="709" w:gutter="0"/>
-          <w:cols w:space="720"/>
+          <w:type w:val="nextPage"/>
+          <w:pgSz w:h="16817" w:w="11901" w:orient="portrait"/>
+          <w:pgMar w:bottom="1440" w:top="1440" w:left="1440" w:right="1440" w:header="709" w:footer="709"/>
         </w:sectPr>
       </w:pPr>
+      <w:r>
+        <w:rPr>
+          <w:rtl w:val="0"/>
+        </w:rPr>
+      </w:r>
     </w:p>
     <w:p>
       <w:pPr>
         <w:pStyle w:val="Heading1"/>
-      </w:pPr>
-      <w:bookmarkStart w:id="33" w:name="is295_ai_declaration" w:colFirst="0" w:colLast="0"/>
-      <w:bookmarkEnd w:id="33"/>
-      <w:r>
-        <w:lastRenderedPageBreak/>
-        <w:t>Declaration of AI Use</w:t>
-      </w:r>
-    </w:p>
-    <w:p/>
+        <w:rPr/>
+      </w:pPr>
+      <w:bookmarkStart w:colFirst="0" w:colLast="0" w:name="is295_ai_declaration" w:id="130"/>
+      <w:bookmarkEnd w:id="130"/>
+      <w:r>
+        <w:rPr>
+          <w:rtl w:val="0"/>
+        </w:rPr>
+        <w:t xml:space="preserve">Declaration of AI Use</w:t>
+      </w:r>
+    </w:p>
+    <w:p>
+      <w:pPr>
+        <w:rPr/>
+      </w:pPr>
+      <w:r>
+        <w:rPr>
+          <w:rtl w:val="0"/>
+        </w:rPr>
+      </w:r>
+    </w:p>
     <w:p>
       <w:pPr>
         <w:spacing w:line="480" w:lineRule="auto"/>
         <w:ind w:firstLine="567"/>
-      </w:pPr>
-      <w:r>
-        <w:t>Disclose whether and how AI tools were used in conducting the study and preparing the manuscript. State, where applicable, the AI tools used; the purposes for which they were used, such as ideation, literature search, coding assistance, data analysis, writing, or editing; the parts of the study or manuscript in which they were used; and how AI-generated outputs were reviewed, verified, and revised.</w:t>
+        <w:jc w:val="both"/>
+        <w:rPr/>
+      </w:pPr>
+      <w:r>
+        <w:rPr>
+          <w:rtl w:val="0"/>
+        </w:rPr>
+        <w:t xml:space="preserve">Disclose whether and how AI tools were used in conducting the study and preparing the manuscript. State, where applicable, the AI tools used; the purposes for which they were used, such as ideation, literature search, coding assistance, data analysis, writing, or editing; the parts of the study or manuscript in which they were used; and how AI-generated outputs were reviewed, verified, and revised.</w:t>
       </w:r>
     </w:p>
     <w:p>
       <w:pPr>
         <w:spacing w:line="480" w:lineRule="auto"/>
         <w:ind w:firstLine="567"/>
-      </w:pPr>
-      <w:r>
-        <w:t>If no AI tools were used, state so.</w:t>
+        <w:jc w:val="both"/>
+        <w:rPr/>
+      </w:pPr>
+      <w:r>
+        <w:rPr>
+          <w:rtl w:val="0"/>
+        </w:rPr>
+        <w:t xml:space="preserve">If no AI tools were used, state so.</w:t>
       </w:r>
     </w:p>
     <w:p>
       <w:pPr>
         <w:spacing w:line="480" w:lineRule="auto"/>
         <w:ind w:firstLine="567"/>
-      </w:pPr>
-      <w:r>
-        <w:t>The use of AI tools does not transfer responsibility for the accuracy, originality, and integrity of the manuscript. You remain accountable for all content you submit.</w:t>
-      </w:r>
-    </w:p>
-    <w:p>
-      <w:pPr>
+        <w:jc w:val="both"/>
+        <w:rPr/>
+      </w:pPr>
+      <w:r>
+        <w:rPr>
+          <w:rtl w:val="0"/>
+        </w:rPr>
+        <w:t xml:space="preserve">The use of AI tools does not transfer responsibility for the accuracy, originality, and integrity of the manuscript. You remain accountable for all content you submit.</w:t>
+      </w:r>
+    </w:p>
+    <w:p>
+      <w:pPr>
+        <w:rPr/>
         <w:sectPr>
-          <w:pgSz w:w="11901" w:h="16817"/>
-          <w:pgMar w:top="1440" w:right="1440" w:bottom="1440" w:left="1440" w:header="709" w:footer="709" w:gutter="0"/>
-          <w:cols w:space="720"/>
+          <w:type w:val="nextPage"/>
+          <w:pgSz w:h="16817" w:w="11901" w:orient="portrait"/>
+          <w:pgMar w:bottom="1440" w:top="1440" w:left="1440" w:right="1440" w:header="709" w:footer="709"/>
         </w:sectPr>
       </w:pPr>
+      <w:r>
+        <w:rPr>
+          <w:rtl w:val="0"/>
+        </w:rPr>
+      </w:r>
     </w:p>
     <w:p>
       <w:pPr>
         <w:pStyle w:val="Heading1"/>
-      </w:pPr>
-      <w:bookmarkStart w:id="34" w:name="is295_appendices" w:colFirst="0" w:colLast="0"/>
-      <w:bookmarkEnd w:id="34"/>
-      <w:r>
-        <w:lastRenderedPageBreak/>
-        <w:t>Appendices</w:t>
-      </w:r>
-    </w:p>
-    <w:p/>
+        <w:rPr/>
+      </w:pPr>
+      <w:bookmarkStart w:colFirst="0" w:colLast="0" w:name="is295_appendices" w:id="131"/>
+      <w:bookmarkEnd w:id="131"/>
+      <w:r>
+        <w:rPr>
+          <w:rtl w:val="0"/>
+        </w:rPr>
+        <w:t xml:space="preserve">Appendices</w:t>
+      </w:r>
+    </w:p>
+    <w:p>
+      <w:pPr>
+        <w:rPr/>
+      </w:pPr>
+      <w:r>
+        <w:rPr>
+          <w:rtl w:val="0"/>
+        </w:rPr>
+      </w:r>
+    </w:p>
     <w:p>
       <w:pPr>
         <w:spacing w:line="480" w:lineRule="auto"/>
         <w:ind w:firstLine="567"/>
-      </w:pPr>
-      <w:r>
-        <w:t>Include supporting materials that are important for documentation and verification but would interrupt the flow of the main manuscript if presented in full. Depending on the study, these may include detailed system screenshots and interface documentation; complete test cases and test scripts; testing logs and bug reports; questionnaires and evaluation instruments; interview or consultation guides; consent forms and related documents; supplementary diagrams; detailed database schemas; API documentation; installation or deployment instructions; user manuals; and other technical documentation.</w:t>
+        <w:jc w:val="both"/>
+        <w:rPr/>
+      </w:pPr>
+      <w:r>
+        <w:rPr>
+          <w:rtl w:val="0"/>
+        </w:rPr>
+        <w:t xml:space="preserve">Include supporting materials that are important for documentation and verification but would interrupt the flow of the main manuscript if presented in full. Depending on the study, these may include detailed system screenshots and interface documentation; complete test cases and test scripts; testing logs and bug reports; questionnaires and evaluation instruments; interview or consultation guides; consent forms and related documents; supplementary diagrams; detailed database schemas; API documentation; installation or deployment instructions; user manuals; and other technical documentation.</w:t>
       </w:r>
     </w:p>
     <w:p>
       <w:pPr>
         <w:spacing w:line="480" w:lineRule="auto"/>
         <w:ind w:firstLine="567"/>
-      </w:pPr>
-      <w:r>
-        <w:t>The main manuscript should contain only those artifacts necessary to explain and support the study. Please see the style guide on how to write down the appendices section.</w:t>
-      </w:r>
-    </w:p>
-    <w:p/>
+        <w:jc w:val="both"/>
+        <w:rPr/>
+      </w:pPr>
+      <w:r>
+        <w:rPr>
+          <w:rtl w:val="0"/>
+        </w:rPr>
+        <w:t xml:space="preserve">The main manuscript should contain only those artifacts necessary to explain and support the study. Please see the style guide on how to write down the appendices section.</w:t>
+      </w:r>
+    </w:p>
+    <w:p>
+      <w:pPr>
+        <w:rPr/>
+      </w:pPr>
+      <w:r>
+        <w:rPr>
+          <w:rtl w:val="0"/>
+        </w:rPr>
+      </w:r>
+    </w:p>
     <w:sectPr>
-      <w:pgSz w:w="11901" w:h="16817"/>
-      <w:pgMar w:top="1440" w:right="1440" w:bottom="1440" w:left="1440" w:header="709" w:footer="709" w:gutter="0"/>
-      <w:cols w:space="720"/>
+      <w:type w:val="nextPage"/>
+      <w:pgSz w:h="16817" w:w="11901" w:orient="portrait"/>
+      <w:pgMar w:bottom="1440" w:top="1440" w:left="1440" w:right="1440" w:header="709" w:footer="709"/>
     </w:sectPr>
   </w:body>
 </w:document>
 </file>
 
 <file path=word/comments.xml><?xml version="1.0" encoding="utf-8"?>
-<w:comments xmlns:wpc="http://schemas.microsoft.com/office/word/2010/wordprocessingCanvas" xmlns:cx="http://schemas.microsoft.com/office/drawing/2014/chartex" xmlns:cx1="http://schemas.microsoft.com/office/drawing/2015/9/8/chartex" xmlns:cx2="http://schemas.microsoft.com/office/drawing/2015/10/21/chartex" xmlns:cx3="http://schemas.microsoft.com/office/drawing/2016/5/9/chartex" xmlns:cx4="http://schemas.microsoft.com/office/drawing/2016/5/10/chartex" xmlns:cx5="http://schemas.microsoft.com/office/drawing/2016/5/11/chartex" xmlns:cx6="http://schemas.microsoft.com/office/drawing/2016/5/12/chartex" xmlns:cx7="http://schemas.microsoft.com/office/drawing/2016/5/13/chartex" xmlns:cx8="http://schemas.microsoft.com/office/drawing/2016/5/14/chartex" xmlns:mc="http://schemas.openxmlformats.org/markup-compatibility/2006" xmlns:aink="http://schemas.microsoft.com/office/drawing/2016/ink" xmlns:am3d="http://schemas.microsoft.com/office/drawing/2017/model3d" xmlns:o="urn:schemas-microsoft-com:office:office" xmlns:oel="http://schemas.microsoft.com/office/2019/extlst" xmlns:r="http://schemas.openxmlformats.org/officeDocument/2006/relationships" xmlns:m="http://schemas.openxmlformats.org/officeDocument/2006/math" xmlns:v="urn:schemas-microsoft-com:vml" xmlns:wp14="http://schemas.microsoft.com/office/word/2010/wordprocessingDrawing" xmlns:wp="http://schemas.openxmlformats.org/drawingml/2006/wordprocessingDrawing" xmlns:w10="urn:schemas-microsoft-com:office:word" xmlns:w="http://schemas.openxmlformats.org/wordprocessingml/2006/main" xmlns:w14="http://schemas.microsoft.com/office/word/2010/wordml" xmlns:w15="http://schemas.microsoft.com/office/word/2012/wordml" xmlns:w16cex="http://schemas.microsoft.com/office/word/2018/wordml/cex" xmlns:w16cid="http://schemas.microsoft.com/office/word/2016/wordml/cid" xmlns:w16="http://schemas.microsoft.com/office/word/2018/wordml" xmlns:w16du="http://schemas.microsoft.com/office/word/2023/wordml/word16du" xmlns:w16sdtdh="http://schemas.microsoft.com/office/word/2020/wordml/sdtdatahash" xmlns:w16sdtfl="http://schemas.microsoft.com/office/word/2024/wordml/sdtformatlock" xmlns:w16se="http://schemas.microsoft.com/office/word/2015/wordml/symex" xmlns:wpg="http://schemas.microsoft.com/office/word/2010/wordprocessingGroup" xmlns:wpi="http://schemas.microsoft.com/office/word/2010/wordprocessingInk" xmlns:wne="http://schemas.microsoft.com/office/word/2006/wordml" xmlns:wps="http://schemas.microsoft.com/office/word/2010/wordprocessingShape" mc:Ignorable="w14 w15 w16se w16cid w16 w16cex w16sdtdh w16sdtfl w16du wp14">
-  <w:comment w:id="3" w:author="Reinald Pugoy" w:date="2024-10-17T02:05:00Z" w:initials="">
-    <w:p>
-      <w:pPr>
+<w:comments xmlns:mc="http://schemas.openxmlformats.org/markup-compatibility/2006" xmlns:o="urn:schemas-microsoft-com:office:office" xmlns:r="http://schemas.openxmlformats.org/officeDocument/2006/relationships" xmlns:m="http://schemas.openxmlformats.org/officeDocument/2006/math" xmlns:v="urn:schemas-microsoft-com:vml" xmlns:wp="http://schemas.openxmlformats.org/drawingml/2006/wordprocessingDrawing" xmlns:w10="urn:schemas-microsoft-com:office:word" xmlns:w="http://schemas.openxmlformats.org/wordprocessingml/2006/main" xmlns:wne="http://schemas.microsoft.com/office/word/2006/wordml" xmlns:sl="http://schemas.openxmlformats.org/schemaLibrary/2006/main" xmlns:a="http://schemas.openxmlformats.org/drawingml/2006/main" xmlns:pic="http://schemas.openxmlformats.org/drawingml/2006/picture" xmlns:c="http://schemas.openxmlformats.org/drawingml/2006/chart" xmlns:lc="http://schemas.openxmlformats.org/drawingml/2006/lockedCanvas" xmlns:dgm="http://schemas.openxmlformats.org/drawingml/2006/diagram" xmlns:wps="http://schemas.microsoft.com/office/word/2010/wordprocessingShape" xmlns:wpg="http://schemas.microsoft.com/office/word/2010/wordprocessingGroup" xmlns:w14="http://schemas.microsoft.com/office/word/2010/wordml" xmlns:w15="http://schemas.microsoft.com/office/word/2012/wordml" xmlns:w16="http://schemas.microsoft.com/office/word/2018/wordml" xmlns:w16cex="http://schemas.microsoft.com/office/word/2018/wordml/cex" xmlns:w16cid="http://schemas.microsoft.com/office/word/2016/wordml/cid" xmlns="http://schemas.microsoft.com/office/tasks/2019/documenttasks" xmlns:cr="http://schemas.microsoft.com/office/comments/2020/reactions">
+  <w:comment w:author="Reinald Pugoy" w:id="0" w:date="2024-10-17T02:05:28Z">
+    <w:p>
+      <w:pPr>
+        <w:keepNext w:val="0"/>
+        <w:keepLines w:val="0"/>
+        <w:pageBreakBefore w:val="0"/>
         <w:widowControl w:val="0"/>
         <w:pBdr>
-          <w:top w:val="nil"/>
-          <w:left w:val="nil"/>
-          <w:bottom w:val="nil"/>
-          <w:right w:val="nil"/>
-          <w:between w:val="nil"/>
+          <w:top w:space="0" w:sz="0" w:val="nil"/>
+          <w:left w:space="0" w:sz="0" w:val="nil"/>
+          <w:bottom w:space="0" w:sz="0" w:val="nil"/>
+          <w:right w:space="0" w:sz="0" w:val="nil"/>
+          <w:between w:space="0" w:sz="0" w:val="nil"/>
         </w:pBdr>
-        <w:spacing w:line="240" w:lineRule="auto"/>
+        <w:shd w:fill="auto" w:val="clear"/>
+        <w:spacing w:after="0" w:before="0" w:line="240" w:lineRule="auto"/>
+        <w:ind w:left="0" w:right="0" w:firstLine="0"/>
         <w:jc w:val="left"/>
         <w:rPr>
+          <w:rFonts w:ascii="Arial" w:cs="Arial" w:eastAsia="Arial" w:hAnsi="Arial"/>
+          <w:b w:val="0"/>
+          <w:i w:val="0"/>
+          <w:smallCaps w:val="0"/>
+          <w:strike w:val="0"/>
           <w:color w:val="000000"/>
           <w:sz w:val="22"/>
           <w:szCs w:val="22"/>
-        </w:rPr>
-      </w:pPr>
-      <w:r>
-        <w:rPr>
+          <w:u w:val="none"/>
+          <w:shd w:fill="auto" w:val="clear"/>
+          <w:vertAlign w:val="baseline"/>
+        </w:rPr>
+      </w:pPr>
+      <w:r>
+        <w:rPr>
+          <w:rFonts w:ascii="Arial" w:cs="Arial" w:eastAsia="Arial" w:hAnsi="Arial"/>
+          <w:b w:val="0"/>
+          <w:i w:val="0"/>
+          <w:smallCaps w:val="0"/>
+          <w:strike w:val="0"/>
           <w:color w:val="000000"/>
           <w:sz w:val="22"/>
           <w:szCs w:val="22"/>
-        </w:rPr>
-        <w:t>This is NOT included in an IS 295a proposal.</w:t>
-      </w:r>
-    </w:p>
-    <w:p>
-      <w:pPr>
+          <w:u w:val="none"/>
+          <w:shd w:fill="auto" w:val="clear"/>
+          <w:vertAlign w:val="baseline"/>
+          <w:rtl w:val="0"/>
+        </w:rPr>
+        <w:t xml:space="preserve">This is NOT included in an IS 295a proposal.</w:t>
+      </w:r>
+    </w:p>
+    <w:p>
+      <w:pPr>
+        <w:keepNext w:val="0"/>
+        <w:keepLines w:val="0"/>
+        <w:pageBreakBefore w:val="0"/>
         <w:widowControl w:val="0"/>
         <w:pBdr>
-          <w:top w:val="nil"/>
-          <w:left w:val="nil"/>
-          <w:bottom w:val="nil"/>
-          <w:right w:val="nil"/>
-          <w:between w:val="nil"/>
+          <w:top w:space="0" w:sz="0" w:val="nil"/>
+          <w:left w:space="0" w:sz="0" w:val="nil"/>
+          <w:bottom w:space="0" w:sz="0" w:val="nil"/>
+          <w:right w:space="0" w:sz="0" w:val="nil"/>
+          <w:between w:space="0" w:sz="0" w:val="nil"/>
         </w:pBdr>
-        <w:spacing w:line="240" w:lineRule="auto"/>
+        <w:shd w:fill="auto" w:val="clear"/>
+        <w:spacing w:after="0" w:before="0" w:line="240" w:lineRule="auto"/>
+        <w:ind w:left="0" w:right="0" w:firstLine="0"/>
         <w:jc w:val="left"/>
         <w:rPr>
+          <w:rFonts w:ascii="Arial" w:cs="Arial" w:eastAsia="Arial" w:hAnsi="Arial"/>
+          <w:b w:val="0"/>
+          <w:i w:val="0"/>
+          <w:smallCaps w:val="0"/>
+          <w:strike w:val="0"/>
           <w:color w:val="000000"/>
           <w:sz w:val="22"/>
           <w:szCs w:val="22"/>
-        </w:rPr>
-      </w:pPr>
-      <w:r>
-        <w:rPr>
+          <w:u w:val="none"/>
+          <w:shd w:fill="auto" w:val="clear"/>
+          <w:vertAlign w:val="baseline"/>
+        </w:rPr>
+      </w:pPr>
+      <w:r>
+        <w:rPr>
+          <w:rFonts w:ascii="Arial" w:cs="Arial" w:eastAsia="Arial" w:hAnsi="Arial"/>
+          <w:b w:val="0"/>
+          <w:i w:val="0"/>
+          <w:smallCaps w:val="0"/>
+          <w:strike w:val="0"/>
           <w:color w:val="000000"/>
           <w:sz w:val="22"/>
           <w:szCs w:val="22"/>
-        </w:rPr>
-        <w:t>But, required for IS 295b.</w:t>
+          <w:u w:val="none"/>
+          <w:shd w:fill="auto" w:val="clear"/>
+          <w:vertAlign w:val="baseline"/>
+          <w:rtl w:val="0"/>
+        </w:rPr>
+        <w:t xml:space="preserve">But, required for IS 295b.</w:t>
       </w:r>
     </w:p>
   </w:comment>
@@ -3822,241 +6311,272 @@
 </file>
 
 <file path=word/commentsExtended.xml><?xml version="1.0" encoding="utf-8"?>
-<w15:commentsEx xmlns:wpc="http://schemas.microsoft.com/office/word/2010/wordprocessingCanvas" xmlns:cx="http://schemas.microsoft.com/office/drawing/2014/chartex" xmlns:cx1="http://schemas.microsoft.com/office/drawing/2015/9/8/chartex" xmlns:cx2="http://schemas.microsoft.com/office/drawing/2015/10/21/chartex" xmlns:cx3="http://schemas.microsoft.com/office/drawing/2016/5/9/chartex" xmlns:cx4="http://schemas.microsoft.com/office/drawing/2016/5/10/chartex" xmlns:cx5="http://schemas.microsoft.com/office/drawing/2016/5/11/chartex" xmlns:cx6="http://schemas.microsoft.com/office/drawing/2016/5/12/chartex" xmlns:cx7="http://schemas.microsoft.com/office/drawing/2016/5/13/chartex" xmlns:cx8="http://schemas.microsoft.com/office/drawing/2016/5/14/chartex" xmlns:mc="http://schemas.openxmlformats.org/markup-compatibility/2006" xmlns:aink="http://schemas.microsoft.com/office/drawing/2016/ink" xmlns:am3d="http://schemas.microsoft.com/office/drawing/2017/model3d" xmlns:o="urn:schemas-microsoft-com:office:office" xmlns:oel="http://schemas.microsoft.com/office/2019/extlst" xmlns:r="http://schemas.openxmlformats.org/officeDocument/2006/relationships" xmlns:m="http://schemas.openxmlformats.org/officeDocument/2006/math" xmlns:v="urn:schemas-microsoft-com:vml" xmlns:wp14="http://schemas.microsoft.com/office/word/2010/wordprocessingDrawing" xmlns:wp="http://schemas.openxmlformats.org/drawingml/2006/wordprocessingDrawing" xmlns:w10="urn:schemas-microsoft-com:office:word" xmlns:w="http://schemas.openxmlformats.org/wordprocessingml/2006/main" xmlns:w14="http://schemas.microsoft.com/office/word/2010/wordml" xmlns:w15="http://schemas.microsoft.com/office/word/2012/wordml" xmlns:w16cex="http://schemas.microsoft.com/office/word/2018/wordml/cex" xmlns:w16cid="http://schemas.microsoft.com/office/word/2016/wordml/cid" xmlns:w16="http://schemas.microsoft.com/office/word/2018/wordml" xmlns:w16du="http://schemas.microsoft.com/office/word/2023/wordml/word16du" xmlns:w16sdtdh="http://schemas.microsoft.com/office/word/2020/wordml/sdtdatahash" xmlns:w16sdtfl="http://schemas.microsoft.com/office/word/2024/wordml/sdtformatlock" xmlns:w16se="http://schemas.microsoft.com/office/word/2015/wordml/symex" xmlns:wpg="http://schemas.microsoft.com/office/word/2010/wordprocessingGroup" xmlns:wpi="http://schemas.microsoft.com/office/word/2010/wordprocessingInk" xmlns:wne="http://schemas.microsoft.com/office/word/2006/wordml" xmlns:wps="http://schemas.microsoft.com/office/word/2010/wordprocessingShape" mc:Ignorable="w14 w15 w16se w16cid w16 w16cex w16sdtdh w16sdtfl w16du wp14">
+<w15:commentsEx xmlns:mc="http://schemas.openxmlformats.org/markup-compatibility/2006" xmlns:o="urn:schemas-microsoft-com:office:office" xmlns:r="http://schemas.openxmlformats.org/officeDocument/2006/relationships" xmlns:m="http://schemas.openxmlformats.org/officeDocument/2006/math" xmlns:v="urn:schemas-microsoft-com:vml" xmlns:wp="http://schemas.openxmlformats.org/drawingml/2006/wordprocessingDrawing" xmlns:w10="urn:schemas-microsoft-com:office:word" xmlns:w="http://schemas.openxmlformats.org/wordprocessingml/2006/main" xmlns:wne="http://schemas.microsoft.com/office/word/2006/wordml" xmlns:sl="http://schemas.openxmlformats.org/schemaLibrary/2006/main" xmlns:a="http://schemas.openxmlformats.org/drawingml/2006/main" xmlns:pic="http://schemas.openxmlformats.org/drawingml/2006/picture" xmlns:c="http://schemas.openxmlformats.org/drawingml/2006/chart" xmlns:lc="http://schemas.openxmlformats.org/drawingml/2006/lockedCanvas" xmlns:dgm="http://schemas.openxmlformats.org/drawingml/2006/diagram" xmlns:wps="http://schemas.microsoft.com/office/word/2010/wordprocessingShape" xmlns:wpg="http://schemas.microsoft.com/office/word/2010/wordprocessingGroup" xmlns:w14="http://schemas.microsoft.com/office/word/2010/wordml" xmlns:w15="http://schemas.microsoft.com/office/word/2012/wordml" xmlns:w16="http://schemas.microsoft.com/office/word/2018/wordml" xmlns:w16cex="http://schemas.microsoft.com/office/word/2018/wordml/cex" xmlns:w16cid="http://schemas.microsoft.com/office/word/2016/wordml/cid" xmlns="http://schemas.microsoft.com/office/tasks/2019/documenttasks" xmlns:cr="http://schemas.microsoft.com/office/comments/2020/reactions">
   <w15:commentEx w15:paraId="000000E2" w15:done="0"/>
 </w15:commentsEx>
 </file>
 
-<file path=word/commentsIds.xml><?xml version="1.0" encoding="utf-8"?>
-<w16cid:commentsIds xmlns:wpc="http://schemas.microsoft.com/office/word/2010/wordprocessingCanvas" xmlns:cx="http://schemas.microsoft.com/office/drawing/2014/chartex" xmlns:cx1="http://schemas.microsoft.com/office/drawing/2015/9/8/chartex" xmlns:cx2="http://schemas.microsoft.com/office/drawing/2015/10/21/chartex" xmlns:cx3="http://schemas.microsoft.com/office/drawing/2016/5/9/chartex" xmlns:cx4="http://schemas.microsoft.com/office/drawing/2016/5/10/chartex" xmlns:cx5="http://schemas.microsoft.com/office/drawing/2016/5/11/chartex" xmlns:cx6="http://schemas.microsoft.com/office/drawing/2016/5/12/chartex" xmlns:cx7="http://schemas.microsoft.com/office/drawing/2016/5/13/chartex" xmlns:cx8="http://schemas.microsoft.com/office/drawing/2016/5/14/chartex" xmlns:mc="http://schemas.openxmlformats.org/markup-compatibility/2006" xmlns:aink="http://schemas.microsoft.com/office/drawing/2016/ink" xmlns:am3d="http://schemas.microsoft.com/office/drawing/2017/model3d" xmlns:o="urn:schemas-microsoft-com:office:office" xmlns:oel="http://schemas.microsoft.com/office/2019/extlst" xmlns:r="http://schemas.openxmlformats.org/officeDocument/2006/relationships" xmlns:m="http://schemas.openxmlformats.org/officeDocument/2006/math" xmlns:v="urn:schemas-microsoft-com:vml" xmlns:wp14="http://schemas.microsoft.com/office/word/2010/wordprocessingDrawing" xmlns:wp="http://schemas.openxmlformats.org/drawingml/2006/wordprocessingDrawing" xmlns:w10="urn:schemas-microsoft-com:office:word" xmlns:w="http://schemas.openxmlformats.org/wordprocessingml/2006/main" xmlns:w14="http://schemas.microsoft.com/office/word/2010/wordml" xmlns:w15="http://schemas.microsoft.com/office/word/2012/wordml" xmlns:w16cex="http://schemas.microsoft.com/office/word/2018/wordml/cex" xmlns:w16cid="http://schemas.microsoft.com/office/word/2016/wordml/cid" xmlns:w16="http://schemas.microsoft.com/office/word/2018/wordml" xmlns:w16du="http://schemas.microsoft.com/office/word/2023/wordml/word16du" xmlns:w16sdtdh="http://schemas.microsoft.com/office/word/2020/wordml/sdtdatahash" xmlns:w16sdtfl="http://schemas.microsoft.com/office/word/2024/wordml/sdtformatlock" xmlns:w16se="http://schemas.microsoft.com/office/word/2015/wordml/symex" xmlns:wpg="http://schemas.microsoft.com/office/word/2010/wordprocessingGroup" xmlns:wpi="http://schemas.microsoft.com/office/word/2010/wordprocessingInk" xmlns:wne="http://schemas.microsoft.com/office/word/2006/wordml" xmlns:wps="http://schemas.microsoft.com/office/word/2010/wordprocessingShape" mc:Ignorable="w14 w15 w16se w16cid w16 w16cex w16sdtdh w16sdtfl w16du wp14">
-  <w16cid:commentId w16cid:paraId="000000E2" w16cid:durableId="000000E2"/>
-</w16cid:commentsIds>
-</file>
-
-<file path=word/endnotes.xml><?xml version="1.0" encoding="utf-8"?>
-<w:endnotes xmlns:wpc="http://schemas.microsoft.com/office/word/2010/wordprocessingCanvas" xmlns:cx="http://schemas.microsoft.com/office/drawing/2014/chartex" xmlns:cx1="http://schemas.microsoft.com/office/drawing/2015/9/8/chartex" xmlns:cx2="http://schemas.microsoft.com/office/drawing/2015/10/21/chartex" xmlns:cx3="http://schemas.microsoft.com/office/drawing/2016/5/9/chartex" xmlns:cx4="http://schemas.microsoft.com/office/drawing/2016/5/10/chartex" xmlns:cx5="http://schemas.microsoft.com/office/drawing/2016/5/11/chartex" xmlns:cx6="http://schemas.microsoft.com/office/drawing/2016/5/12/chartex" xmlns:cx7="http://schemas.microsoft.com/office/drawing/2016/5/13/chartex" xmlns:cx8="http://schemas.microsoft.com/office/drawing/2016/5/14/chartex" xmlns:mc="http://schemas.openxmlformats.org/markup-compatibility/2006" xmlns:aink="http://schemas.microsoft.com/office/drawing/2016/ink" xmlns:am3d="http://schemas.microsoft.com/office/drawing/2017/model3d" xmlns:o="urn:schemas-microsoft-com:office:office" xmlns:oel="http://schemas.microsoft.com/office/2019/extlst" xmlns:r="http://schemas.openxmlformats.org/officeDocument/2006/relationships" xmlns:m="http://schemas.openxmlformats.org/officeDocument/2006/math" xmlns:v="urn:schemas-microsoft-com:vml" xmlns:wp14="http://schemas.microsoft.com/office/word/2010/wordprocessingDrawing" xmlns:wp="http://schemas.openxmlformats.org/drawingml/2006/wordprocessingDrawing" xmlns:w10="urn:schemas-microsoft-com:office:word" xmlns:w="http://schemas.openxmlformats.org/wordprocessingml/2006/main" xmlns:w14="http://schemas.microsoft.com/office/word/2010/wordml" xmlns:w15="http://schemas.microsoft.com/office/word/2012/wordml" xmlns:w16cex="http://schemas.microsoft.com/office/word/2018/wordml/cex" xmlns:w16cid="http://schemas.microsoft.com/office/word/2016/wordml/cid" xmlns:w16="http://schemas.microsoft.com/office/word/2018/wordml" xmlns:w16du="http://schemas.microsoft.com/office/word/2023/wordml/word16du" xmlns:w16sdtdh="http://schemas.microsoft.com/office/word/2020/wordml/sdtdatahash" xmlns:w16sdtfl="http://schemas.microsoft.com/office/word/2024/wordml/sdtformatlock" xmlns:w16se="http://schemas.microsoft.com/office/word/2015/wordml/symex" xmlns:wpg="http://schemas.microsoft.com/office/word/2010/wordprocessingGroup" xmlns:wpi="http://schemas.microsoft.com/office/word/2010/wordprocessingInk" xmlns:wne="http://schemas.microsoft.com/office/word/2006/wordml" xmlns:wps="http://schemas.microsoft.com/office/word/2010/wordprocessingShape" mc:Ignorable="w14 w15 w16se w16cid w16 w16cex w16sdtdh w16sdtfl w16du wp14">
-  <w:endnote w:type="separator" w:id="-1">
-    <w:p>
-      <w:pPr>
-        <w:spacing w:line="240" w:lineRule="auto"/>
-      </w:pPr>
-      <w:r>
-        <w:separator/>
-      </w:r>
-    </w:p>
-  </w:endnote>
-  <w:endnote w:type="continuationSeparator" w:id="0">
-    <w:p>
-      <w:pPr>
-        <w:spacing w:line="240" w:lineRule="auto"/>
-      </w:pPr>
-      <w:r>
-        <w:continuationSeparator/>
-      </w:r>
-    </w:p>
-  </w:endnote>
-</w:endnotes>
-</file>
-
 <file path=word/footer1.xml><?xml version="1.0" encoding="utf-8"?>
-<w:ftr xmlns:wpc="http://schemas.microsoft.com/office/word/2010/wordprocessingCanvas" xmlns:cx="http://schemas.microsoft.com/office/drawing/2014/chartex" xmlns:cx1="http://schemas.microsoft.com/office/drawing/2015/9/8/chartex" xmlns:cx2="http://schemas.microsoft.com/office/drawing/2015/10/21/chartex" xmlns:cx3="http://schemas.microsoft.com/office/drawing/2016/5/9/chartex" xmlns:cx4="http://schemas.microsoft.com/office/drawing/2016/5/10/chartex" xmlns:cx5="http://schemas.microsoft.com/office/drawing/2016/5/11/chartex" xmlns:cx6="http://schemas.microsoft.com/office/drawing/2016/5/12/chartex" xmlns:cx7="http://schemas.microsoft.com/office/drawing/2016/5/13/chartex" xmlns:cx8="http://schemas.microsoft.com/office/drawing/2016/5/14/chartex" xmlns:mc="http://schemas.openxmlformats.org/markup-compatibility/2006" xmlns:aink="http://schemas.microsoft.com/office/drawing/2016/ink" xmlns:am3d="http://schemas.microsoft.com/office/drawing/2017/model3d" xmlns:o="urn:schemas-microsoft-com:office:office" xmlns:oel="http://schemas.microsoft.com/office/2019/extlst" xmlns:r="http://schemas.openxmlformats.org/officeDocument/2006/relationships" xmlns:m="http://schemas.openxmlformats.org/officeDocument/2006/math" xmlns:v="urn:schemas-microsoft-com:vml" xmlns:wp14="http://schemas.microsoft.com/office/word/2010/wordprocessingDrawing" xmlns:wp="http://schemas.openxmlformats.org/drawingml/2006/wordprocessingDrawing" xmlns:w10="urn:schemas-microsoft-com:office:word" xmlns:w="http://schemas.openxmlformats.org/wordprocessingml/2006/main" xmlns:w14="http://schemas.microsoft.com/office/word/2010/wordml" xmlns:w15="http://schemas.microsoft.com/office/word/2012/wordml" xmlns:w16cex="http://schemas.microsoft.com/office/word/2018/wordml/cex" xmlns:w16cid="http://schemas.microsoft.com/office/word/2016/wordml/cid" xmlns:w16="http://schemas.microsoft.com/office/word/2018/wordml" xmlns:w16du="http://schemas.microsoft.com/office/word/2023/wordml/word16du" xmlns:w16sdtdh="http://schemas.microsoft.com/office/word/2020/wordml/sdtdatahash" xmlns:w16sdtfl="http://schemas.microsoft.com/office/word/2024/wordml/sdtformatlock" xmlns:w16se="http://schemas.microsoft.com/office/word/2015/wordml/symex" xmlns:wpg="http://schemas.microsoft.com/office/word/2010/wordprocessingGroup" xmlns:wpi="http://schemas.microsoft.com/office/word/2010/wordprocessingInk" xmlns:wne="http://schemas.microsoft.com/office/word/2006/wordml" xmlns:wps="http://schemas.microsoft.com/office/word/2010/wordprocessingShape" mc:Ignorable="w14 w15 w16se w16cid w16 w16cex w16sdtdh w16sdtfl w16du wp14">
+<w:ftr xmlns:mc="http://schemas.openxmlformats.org/markup-compatibility/2006" xmlns:o="urn:schemas-microsoft-com:office:office" xmlns:r="http://schemas.openxmlformats.org/officeDocument/2006/relationships" xmlns:m="http://schemas.openxmlformats.org/officeDocument/2006/math" xmlns:v="urn:schemas-microsoft-com:vml" xmlns:wp="http://schemas.openxmlformats.org/drawingml/2006/wordprocessingDrawing" xmlns:w10="urn:schemas-microsoft-com:office:word" xmlns:w="http://schemas.openxmlformats.org/wordprocessingml/2006/main" xmlns:wne="http://schemas.microsoft.com/office/word/2006/wordml" xmlns:sl="http://schemas.openxmlformats.org/schemaLibrary/2006/main" xmlns:a="http://schemas.openxmlformats.org/drawingml/2006/main" xmlns:pic="http://schemas.openxmlformats.org/drawingml/2006/picture" xmlns:c="http://schemas.openxmlformats.org/drawingml/2006/chart" xmlns:lc="http://schemas.openxmlformats.org/drawingml/2006/lockedCanvas" xmlns:dgm="http://schemas.openxmlformats.org/drawingml/2006/diagram" xmlns:wps="http://schemas.microsoft.com/office/word/2010/wordprocessingShape" xmlns:wpg="http://schemas.microsoft.com/office/word/2010/wordprocessingGroup" xmlns:w14="http://schemas.microsoft.com/office/word/2010/wordml" xmlns:w15="http://schemas.microsoft.com/office/word/2012/wordml" xmlns:w16="http://schemas.microsoft.com/office/word/2018/wordml" xmlns:w16cex="http://schemas.microsoft.com/office/word/2018/wordml/cex" xmlns:w16cid="http://schemas.microsoft.com/office/word/2016/wordml/cid" xmlns="http://schemas.microsoft.com/office/tasks/2019/documenttasks" xmlns:cr="http://schemas.microsoft.com/office/comments/2020/reactions">
   <w:p>
     <w:pPr>
+      <w:keepNext w:val="0"/>
+      <w:keepLines w:val="0"/>
+      <w:pageBreakBefore w:val="0"/>
+      <w:widowControl w:val="1"/>
       <w:pBdr>
-        <w:top w:val="nil"/>
-        <w:left w:val="nil"/>
-        <w:bottom w:val="nil"/>
-        <w:right w:val="nil"/>
-        <w:between w:val="nil"/>
+        <w:top w:space="0" w:sz="0" w:val="nil"/>
+        <w:left w:space="0" w:sz="0" w:val="nil"/>
+        <w:bottom w:space="0" w:sz="0" w:val="nil"/>
+        <w:right w:space="0" w:sz="0" w:val="nil"/>
+        <w:between w:space="0" w:sz="0" w:val="nil"/>
       </w:pBdr>
+      <w:shd w:fill="auto" w:val="clear"/>
       <w:tabs>
-        <w:tab w:val="center" w:pos="4680"/>
-        <w:tab w:val="right" w:pos="9360"/>
+        <w:tab w:val="center" w:leader="none" w:pos="4680"/>
+        <w:tab w:val="right" w:leader="none" w:pos="9360"/>
       </w:tabs>
-      <w:spacing w:line="240" w:lineRule="auto"/>
+      <w:spacing w:after="0" w:before="0" w:line="240" w:lineRule="auto"/>
+      <w:ind w:left="0" w:right="0" w:firstLine="0"/>
       <w:jc w:val="right"/>
       <w:rPr>
+        <w:rFonts w:ascii="Arial" w:cs="Arial" w:eastAsia="Arial" w:hAnsi="Arial"/>
+        <w:b w:val="0"/>
+        <w:i w:val="0"/>
+        <w:smallCaps w:val="0"/>
+        <w:strike w:val="0"/>
         <w:color w:val="000000"/>
-      </w:rPr>
-    </w:pPr>
-  </w:p>
-  <w:p>
-    <w:pPr>
-      <w:pBdr>
-        <w:top w:val="nil"/>
-        <w:left w:val="nil"/>
-        <w:bottom w:val="nil"/>
-        <w:right w:val="nil"/>
-        <w:between w:val="nil"/>
-      </w:pBdr>
-      <w:tabs>
-        <w:tab w:val="center" w:pos="4680"/>
-        <w:tab w:val="right" w:pos="9360"/>
-      </w:tabs>
-      <w:spacing w:line="240" w:lineRule="auto"/>
-      <w:ind w:right="360"/>
-      <w:rPr>
-        <w:color w:val="000000"/>
+        <w:sz w:val="24"/>
+        <w:szCs w:val="24"/>
+        <w:u w:val="none"/>
+        <w:shd w:fill="auto" w:val="clear"/>
+        <w:vertAlign w:val="baseline"/>
       </w:rPr>
     </w:pPr>
     <w:r>
       <w:rPr>
+        <w:rtl w:val="0"/>
+      </w:rPr>
+    </w:r>
+  </w:p>
+  <w:p>
+    <w:pPr>
+      <w:keepNext w:val="0"/>
+      <w:keepLines w:val="0"/>
+      <w:pageBreakBefore w:val="0"/>
+      <w:widowControl w:val="1"/>
+      <w:pBdr>
+        <w:top w:space="0" w:sz="0" w:val="nil"/>
+        <w:left w:space="0" w:sz="0" w:val="nil"/>
+        <w:bottom w:space="0" w:sz="0" w:val="nil"/>
+        <w:right w:space="0" w:sz="0" w:val="nil"/>
+        <w:between w:space="0" w:sz="0" w:val="nil"/>
+      </w:pBdr>
+      <w:shd w:fill="auto" w:val="clear"/>
+      <w:tabs>
+        <w:tab w:val="center" w:leader="none" w:pos="4680"/>
+        <w:tab w:val="right" w:leader="none" w:pos="9360"/>
+      </w:tabs>
+      <w:spacing w:after="0" w:before="0" w:line="240" w:lineRule="auto"/>
+      <w:ind w:left="0" w:right="360" w:firstLine="0"/>
+      <w:jc w:val="both"/>
+      <w:rPr>
+        <w:rFonts w:ascii="Arial" w:cs="Arial" w:eastAsia="Arial" w:hAnsi="Arial"/>
+        <w:b w:val="0"/>
+        <w:i w:val="0"/>
+        <w:smallCaps w:val="0"/>
+        <w:strike w:val="0"/>
         <w:color w:val="000000"/>
+        <w:sz w:val="24"/>
+        <w:szCs w:val="24"/>
+        <w:u w:val="none"/>
+        <w:shd w:fill="auto" w:val="clear"/>
+        <w:vertAlign w:val="baseline"/>
+      </w:rPr>
+    </w:pPr>
+    <w:r>
+      <w:rPr>
+        <w:rFonts w:ascii="Arial" w:cs="Arial" w:eastAsia="Arial" w:hAnsi="Arial"/>
+        <w:b w:val="0"/>
+        <w:i w:val="0"/>
+        <w:smallCaps w:val="0"/>
+        <w:strike w:val="0"/>
+        <w:color w:val="000000"/>
+        <w:sz w:val="24"/>
+        <w:szCs w:val="24"/>
+        <w:u w:val="none"/>
+        <w:shd w:fill="auto" w:val="clear"/>
+        <w:vertAlign w:val="baseline"/>
       </w:rPr>
       <w:fldChar w:fldCharType="begin"/>
+      <w:instrText xml:space="preserve">PAGE</w:instrText>
+      <w:fldChar w:fldCharType="separate"/>
+      <w:fldChar w:fldCharType="end"/>
     </w:r>
     <w:r>
       <w:rPr>
-        <w:color w:val="000000"/>
+        <w:rtl w:val="0"/>
       </w:rPr>
-      <w:instrText>PAGE</w:instrText>
-    </w:r>
-    <w:r>
-      <w:rPr>
-        <w:color w:val="000000"/>
-      </w:rPr>
-      <w:fldChar w:fldCharType="separate"/>
-    </w:r>
-    <w:r>
-      <w:rPr>
-        <w:color w:val="000000"/>
-      </w:rPr>
-      <w:fldChar w:fldCharType="end"/>
     </w:r>
   </w:p>
 </w:ftr>
 </file>
 
 <file path=word/footer2.xml><?xml version="1.0" encoding="utf-8"?>
-<w:ftr xmlns:wpc="http://schemas.microsoft.com/office/word/2010/wordprocessingCanvas" xmlns:cx="http://schemas.microsoft.com/office/drawing/2014/chartex" xmlns:cx1="http://schemas.microsoft.com/office/drawing/2015/9/8/chartex" xmlns:cx2="http://schemas.microsoft.com/office/drawing/2015/10/21/chartex" xmlns:cx3="http://schemas.microsoft.com/office/drawing/2016/5/9/chartex" xmlns:cx4="http://schemas.microsoft.com/office/drawing/2016/5/10/chartex" xmlns:cx5="http://schemas.microsoft.com/office/drawing/2016/5/11/chartex" xmlns:cx6="http://schemas.microsoft.com/office/drawing/2016/5/12/chartex" xmlns:cx7="http://schemas.microsoft.com/office/drawing/2016/5/13/chartex" xmlns:cx8="http://schemas.microsoft.com/office/drawing/2016/5/14/chartex" xmlns:mc="http://schemas.openxmlformats.org/markup-compatibility/2006" xmlns:aink="http://schemas.microsoft.com/office/drawing/2016/ink" xmlns:am3d="http://schemas.microsoft.com/office/drawing/2017/model3d" xmlns:o="urn:schemas-microsoft-com:office:office" xmlns:oel="http://schemas.microsoft.com/office/2019/extlst" xmlns:r="http://schemas.openxmlformats.org/officeDocument/2006/relationships" xmlns:m="http://schemas.openxmlformats.org/officeDocument/2006/math" xmlns:v="urn:schemas-microsoft-com:vml" xmlns:wp14="http://schemas.microsoft.com/office/word/2010/wordprocessingDrawing" xmlns:wp="http://schemas.openxmlformats.org/drawingml/2006/wordprocessingDrawing" xmlns:w10="urn:schemas-microsoft-com:office:word" xmlns:w="http://schemas.openxmlformats.org/wordprocessingml/2006/main" xmlns:w14="http://schemas.microsoft.com/office/word/2010/wordml" xmlns:w15="http://schemas.microsoft.com/office/word/2012/wordml" xmlns:w16cex="http://schemas.microsoft.com/office/word/2018/wordml/cex" xmlns:w16cid="http://schemas.microsoft.com/office/word/2016/wordml/cid" xmlns:w16="http://schemas.microsoft.com/office/word/2018/wordml" xmlns:w16du="http://schemas.microsoft.com/office/word/2023/wordml/word16du" xmlns:w16sdtdh="http://schemas.microsoft.com/office/word/2020/wordml/sdtdatahash" xmlns:w16sdtfl="http://schemas.microsoft.com/office/word/2024/wordml/sdtformatlock" xmlns:w16se="http://schemas.microsoft.com/office/word/2015/wordml/symex" xmlns:wpg="http://schemas.microsoft.com/office/word/2010/wordprocessingGroup" xmlns:wpi="http://schemas.microsoft.com/office/word/2010/wordprocessingInk" xmlns:wne="http://schemas.microsoft.com/office/word/2006/wordml" xmlns:wps="http://schemas.microsoft.com/office/word/2010/wordprocessingShape" mc:Ignorable="w14 w15 w16se w16cid w16 w16cex w16sdtdh w16sdtfl w16du wp14">
+<w:ftr xmlns:mc="http://schemas.openxmlformats.org/markup-compatibility/2006" xmlns:o="urn:schemas-microsoft-com:office:office" xmlns:r="http://schemas.openxmlformats.org/officeDocument/2006/relationships" xmlns:m="http://schemas.openxmlformats.org/officeDocument/2006/math" xmlns:v="urn:schemas-microsoft-com:vml" xmlns:wp="http://schemas.openxmlformats.org/drawingml/2006/wordprocessingDrawing" xmlns:w10="urn:schemas-microsoft-com:office:word" xmlns:w="http://schemas.openxmlformats.org/wordprocessingml/2006/main" xmlns:wne="http://schemas.microsoft.com/office/word/2006/wordml" xmlns:sl="http://schemas.openxmlformats.org/schemaLibrary/2006/main" xmlns:a="http://schemas.openxmlformats.org/drawingml/2006/main" xmlns:pic="http://schemas.openxmlformats.org/drawingml/2006/picture" xmlns:c="http://schemas.openxmlformats.org/drawingml/2006/chart" xmlns:lc="http://schemas.openxmlformats.org/drawingml/2006/lockedCanvas" xmlns:dgm="http://schemas.openxmlformats.org/drawingml/2006/diagram" xmlns:wps="http://schemas.microsoft.com/office/word/2010/wordprocessingShape" xmlns:wpg="http://schemas.microsoft.com/office/word/2010/wordprocessingGroup" xmlns:w14="http://schemas.microsoft.com/office/word/2010/wordml" xmlns:w15="http://schemas.microsoft.com/office/word/2012/wordml" xmlns:w16="http://schemas.microsoft.com/office/word/2018/wordml" xmlns:w16cex="http://schemas.microsoft.com/office/word/2018/wordml/cex" xmlns:w16cid="http://schemas.microsoft.com/office/word/2016/wordml/cid" xmlns="http://schemas.microsoft.com/office/tasks/2019/documenttasks" xmlns:cr="http://schemas.microsoft.com/office/comments/2020/reactions">
   <w:p>
     <w:pPr>
+      <w:keepNext w:val="0"/>
+      <w:keepLines w:val="0"/>
+      <w:pageBreakBefore w:val="0"/>
+      <w:widowControl w:val="1"/>
       <w:pBdr>
-        <w:top w:val="nil"/>
-        <w:left w:val="nil"/>
-        <w:bottom w:val="nil"/>
-        <w:right w:val="nil"/>
-        <w:between w:val="nil"/>
+        <w:top w:space="0" w:sz="0" w:val="nil"/>
+        <w:left w:space="0" w:sz="0" w:val="nil"/>
+        <w:bottom w:space="0" w:sz="0" w:val="nil"/>
+        <w:right w:space="0" w:sz="0" w:val="nil"/>
+        <w:between w:space="0" w:sz="0" w:val="nil"/>
       </w:pBdr>
+      <w:shd w:fill="auto" w:val="clear"/>
       <w:tabs>
-        <w:tab w:val="center" w:pos="4680"/>
-        <w:tab w:val="right" w:pos="9360"/>
+        <w:tab w:val="center" w:leader="none" w:pos="4680"/>
+        <w:tab w:val="right" w:leader="none" w:pos="9360"/>
       </w:tabs>
-      <w:spacing w:line="240" w:lineRule="auto"/>
+      <w:spacing w:after="0" w:before="0" w:line="240" w:lineRule="auto"/>
+      <w:ind w:left="0" w:right="0" w:firstLine="0"/>
+      <w:jc w:val="both"/>
       <w:rPr>
+        <w:rFonts w:ascii="Arial" w:cs="Arial" w:eastAsia="Arial" w:hAnsi="Arial"/>
+        <w:b w:val="0"/>
+        <w:i w:val="0"/>
+        <w:smallCaps w:val="0"/>
+        <w:strike w:val="0"/>
         <w:color w:val="000000"/>
+        <w:sz w:val="24"/>
+        <w:szCs w:val="24"/>
+        <w:u w:val="none"/>
+        <w:shd w:fill="auto" w:val="clear"/>
+        <w:vertAlign w:val="baseline"/>
       </w:rPr>
     </w:pPr>
     <w:r>
       <w:rPr>
+        <w:rFonts w:ascii="Arial" w:cs="Arial" w:eastAsia="Arial" w:hAnsi="Arial"/>
+        <w:b w:val="0"/>
+        <w:i w:val="0"/>
+        <w:smallCaps w:val="0"/>
+        <w:strike w:val="0"/>
         <w:color w:val="000000"/>
+        <w:sz w:val="24"/>
+        <w:szCs w:val="24"/>
+        <w:u w:val="none"/>
+        <w:shd w:fill="auto" w:val="clear"/>
+        <w:vertAlign w:val="baseline"/>
       </w:rPr>
       <w:fldChar w:fldCharType="begin"/>
+      <w:instrText xml:space="preserve">PAGE</w:instrText>
+      <w:fldChar w:fldCharType="separate"/>
+      <w:fldChar w:fldCharType="end"/>
     </w:r>
     <w:r>
       <w:rPr>
-        <w:color w:val="000000"/>
+        <w:rtl w:val="0"/>
       </w:rPr>
-      <w:instrText>PAGE</w:instrText>
-    </w:r>
-    <w:r>
-      <w:rPr>
-        <w:color w:val="000000"/>
-      </w:rPr>
-      <w:fldChar w:fldCharType="separate"/>
-    </w:r>
-    <w:r>
-      <w:rPr>
-        <w:noProof/>
-        <w:color w:val="000000"/>
-      </w:rPr>
-      <w:t>2</w:t>
-    </w:r>
-    <w:r>
-      <w:rPr>
-        <w:color w:val="000000"/>
-      </w:rPr>
-      <w:fldChar w:fldCharType="end"/>
     </w:r>
   </w:p>
   <w:p>
     <w:pPr>
+      <w:keepNext w:val="0"/>
+      <w:keepLines w:val="0"/>
+      <w:pageBreakBefore w:val="0"/>
+      <w:widowControl w:val="1"/>
       <w:pBdr>
-        <w:top w:val="nil"/>
-        <w:left w:val="nil"/>
-        <w:bottom w:val="nil"/>
-        <w:right w:val="nil"/>
-        <w:between w:val="nil"/>
+        <w:top w:space="0" w:sz="0" w:val="nil"/>
+        <w:left w:space="0" w:sz="0" w:val="nil"/>
+        <w:bottom w:space="0" w:sz="0" w:val="nil"/>
+        <w:right w:space="0" w:sz="0" w:val="nil"/>
+        <w:between w:space="0" w:sz="0" w:val="nil"/>
       </w:pBdr>
+      <w:shd w:fill="auto" w:val="clear"/>
       <w:tabs>
-        <w:tab w:val="center" w:pos="4680"/>
-        <w:tab w:val="right" w:pos="9360"/>
+        <w:tab w:val="center" w:leader="none" w:pos="4680"/>
+        <w:tab w:val="right" w:leader="none" w:pos="9360"/>
       </w:tabs>
-      <w:spacing w:line="240" w:lineRule="auto"/>
-      <w:ind w:right="360"/>
+      <w:spacing w:after="0" w:before="0" w:line="240" w:lineRule="auto"/>
+      <w:ind w:left="0" w:right="360" w:firstLine="0"/>
+      <w:jc w:val="both"/>
       <w:rPr>
+        <w:rFonts w:ascii="Arial" w:cs="Arial" w:eastAsia="Arial" w:hAnsi="Arial"/>
+        <w:b w:val="0"/>
+        <w:i w:val="0"/>
+        <w:smallCaps w:val="0"/>
+        <w:strike w:val="0"/>
         <w:color w:val="000000"/>
+        <w:sz w:val="24"/>
+        <w:szCs w:val="24"/>
+        <w:u w:val="none"/>
+        <w:shd w:fill="auto" w:val="clear"/>
+        <w:vertAlign w:val="baseline"/>
       </w:rPr>
     </w:pPr>
+    <w:r>
+      <w:rPr>
+        <w:rtl w:val="0"/>
+      </w:rPr>
+    </w:r>
   </w:p>
 </w:ftr>
 </file>
 
-<file path=word/footnotes.xml><?xml version="1.0" encoding="utf-8"?>
-<w:footnotes xmlns:wpc="http://schemas.microsoft.com/office/word/2010/wordprocessingCanvas" xmlns:cx="http://schemas.microsoft.com/office/drawing/2014/chartex" xmlns:cx1="http://schemas.microsoft.com/office/drawing/2015/9/8/chartex" xmlns:cx2="http://schemas.microsoft.com/office/drawing/2015/10/21/chartex" xmlns:cx3="http://schemas.microsoft.com/office/drawing/2016/5/9/chartex" xmlns:cx4="http://schemas.microsoft.com/office/drawing/2016/5/10/chartex" xmlns:cx5="http://schemas.microsoft.com/office/drawing/2016/5/11/chartex" xmlns:cx6="http://schemas.microsoft.com/office/drawing/2016/5/12/chartex" xmlns:cx7="http://schemas.microsoft.com/office/drawing/2016/5/13/chartex" xmlns:cx8="http://schemas.microsoft.com/office/drawing/2016/5/14/chartex" xmlns:mc="http://schemas.openxmlformats.org/markup-compatibility/2006" xmlns:aink="http://schemas.microsoft.com/office/drawing/2016/ink" xmlns:am3d="http://schemas.microsoft.com/office/drawing/2017/model3d" xmlns:o="urn:schemas-microsoft-com:office:office" xmlns:oel="http://schemas.microsoft.com/office/2019/extlst" xmlns:r="http://schemas.openxmlformats.org/officeDocument/2006/relationships" xmlns:m="http://schemas.openxmlformats.org/officeDocument/2006/math" xmlns:v="urn:schemas-microsoft-com:vml" xmlns:wp14="http://schemas.microsoft.com/office/word/2010/wordprocessingDrawing" xmlns:wp="http://schemas.openxmlformats.org/drawingml/2006/wordprocessingDrawing" xmlns:w10="urn:schemas-microsoft-com:office:word" xmlns:w="http://schemas.openxmlformats.org/wordprocessingml/2006/main" xmlns:w14="http://schemas.microsoft.com/office/word/2010/wordml" xmlns:w15="http://schemas.microsoft.com/office/word/2012/wordml" xmlns:w16cex="http://schemas.microsoft.com/office/word/2018/wordml/cex" xmlns:w16cid="http://schemas.microsoft.com/office/word/2016/wordml/cid" xmlns:w16="http://schemas.microsoft.com/office/word/2018/wordml" xmlns:w16du="http://schemas.microsoft.com/office/word/2023/wordml/word16du" xmlns:w16sdtdh="http://schemas.microsoft.com/office/word/2020/wordml/sdtdatahash" xmlns:w16sdtfl="http://schemas.microsoft.com/office/word/2024/wordml/sdtformatlock" xmlns:w16se="http://schemas.microsoft.com/office/word/2015/wordml/symex" xmlns:wpg="http://schemas.microsoft.com/office/word/2010/wordprocessingGroup" xmlns:wpi="http://schemas.microsoft.com/office/word/2010/wordprocessingInk" xmlns:wne="http://schemas.microsoft.com/office/word/2006/wordml" xmlns:wps="http://schemas.microsoft.com/office/word/2010/wordprocessingShape" mc:Ignorable="w14 w15 w16se w16cid w16 w16cex w16sdtdh w16sdtfl w16du wp14">
-  <w:footnote w:type="separator" w:id="-1">
-    <w:p>
-      <w:pPr>
-        <w:spacing w:line="240" w:lineRule="auto"/>
-      </w:pPr>
-      <w:r>
-        <w:separator/>
-      </w:r>
-    </w:p>
-  </w:footnote>
-  <w:footnote w:type="continuationSeparator" w:id="0">
-    <w:p>
-      <w:pPr>
-        <w:spacing w:line="240" w:lineRule="auto"/>
-      </w:pPr>
-      <w:r>
-        <w:continuationSeparator/>
-      </w:r>
-    </w:p>
-  </w:footnote>
-</w:footnotes>
-</file>
-
 <file path=word/header1.xml><?xml version="1.0" encoding="utf-8"?>
-<w:hdr xmlns:wpc="http://schemas.microsoft.com/office/word/2010/wordprocessingCanvas" xmlns:cx="http://schemas.microsoft.com/office/drawing/2014/chartex" xmlns:cx1="http://schemas.microsoft.com/office/drawing/2015/9/8/chartex" xmlns:cx2="http://schemas.microsoft.com/office/drawing/2015/10/21/chartex" xmlns:cx3="http://schemas.microsoft.com/office/drawing/2016/5/9/chartex" xmlns:cx4="http://schemas.microsoft.com/office/drawing/2016/5/10/chartex" xmlns:cx5="http://schemas.microsoft.com/office/drawing/2016/5/11/chartex" xmlns:cx6="http://schemas.microsoft.com/office/drawing/2016/5/12/chartex" xmlns:cx7="http://schemas.microsoft.com/office/drawing/2016/5/13/chartex" xmlns:cx8="http://schemas.microsoft.com/office/drawing/2016/5/14/chartex" xmlns:mc="http://schemas.openxmlformats.org/markup-compatibility/2006" xmlns:aink="http://schemas.microsoft.com/office/drawing/2016/ink" xmlns:am3d="http://schemas.microsoft.com/office/drawing/2017/model3d" xmlns:o="urn:schemas-microsoft-com:office:office" xmlns:oel="http://schemas.microsoft.com/office/2019/extlst" xmlns:r="http://schemas.openxmlformats.org/officeDocument/2006/relationships" xmlns:m="http://schemas.openxmlformats.org/officeDocument/2006/math" xmlns:v="urn:schemas-microsoft-com:vml" xmlns:wp14="http://schemas.microsoft.com/office/word/2010/wordprocessingDrawing" xmlns:wp="http://schemas.openxmlformats.org/drawingml/2006/wordprocessingDrawing" xmlns:w10="urn:schemas-microsoft-com:office:word" xmlns:w="http://schemas.openxmlformats.org/wordprocessingml/2006/main" xmlns:w14="http://schemas.microsoft.com/office/word/2010/wordml" xmlns:w15="http://schemas.microsoft.com/office/word/2012/wordml" xmlns:w16cex="http://schemas.microsoft.com/office/word/2018/wordml/cex" xmlns:w16cid="http://schemas.microsoft.com/office/word/2016/wordml/cid" xmlns:w16="http://schemas.microsoft.com/office/word/2018/wordml" xmlns:w16du="http://schemas.microsoft.com/office/word/2023/wordml/word16du" xmlns:w16sdtdh="http://schemas.microsoft.com/office/word/2020/wordml/sdtdatahash" xmlns:w16sdtfl="http://schemas.microsoft.com/office/word/2024/wordml/sdtformatlock" xmlns:w16se="http://schemas.microsoft.com/office/word/2015/wordml/symex" xmlns:wpg="http://schemas.microsoft.com/office/word/2010/wordprocessingGroup" xmlns:wpi="http://schemas.microsoft.com/office/word/2010/wordprocessingInk" xmlns:wne="http://schemas.microsoft.com/office/word/2006/wordml" xmlns:wps="http://schemas.microsoft.com/office/word/2010/wordprocessingShape" mc:Ignorable="w14 w15 w16se w16cid w16 w16cex w16sdtdh w16sdtfl w16du wp14">
+<w:hdr xmlns:mc="http://schemas.openxmlformats.org/markup-compatibility/2006" xmlns:o="urn:schemas-microsoft-com:office:office" xmlns:r="http://schemas.openxmlformats.org/officeDocument/2006/relationships" xmlns:m="http://schemas.openxmlformats.org/officeDocument/2006/math" xmlns:v="urn:schemas-microsoft-com:vml" xmlns:wp="http://schemas.openxmlformats.org/drawingml/2006/wordprocessingDrawing" xmlns:w10="urn:schemas-microsoft-com:office:word" xmlns:w="http://schemas.openxmlformats.org/wordprocessingml/2006/main" xmlns:wne="http://schemas.microsoft.com/office/word/2006/wordml" xmlns:sl="http://schemas.openxmlformats.org/schemaLibrary/2006/main" xmlns:a="http://schemas.openxmlformats.org/drawingml/2006/main" xmlns:pic="http://schemas.openxmlformats.org/drawingml/2006/picture" xmlns:c="http://schemas.openxmlformats.org/drawingml/2006/chart" xmlns:lc="http://schemas.openxmlformats.org/drawingml/2006/lockedCanvas" xmlns:dgm="http://schemas.openxmlformats.org/drawingml/2006/diagram" xmlns:wps="http://schemas.microsoft.com/office/word/2010/wordprocessingShape" xmlns:wpg="http://schemas.microsoft.com/office/word/2010/wordprocessingGroup" xmlns:w14="http://schemas.microsoft.com/office/word/2010/wordml" xmlns:w15="http://schemas.microsoft.com/office/word/2012/wordml" xmlns:w16="http://schemas.microsoft.com/office/word/2018/wordml" xmlns:w16cex="http://schemas.microsoft.com/office/word/2018/wordml/cex" xmlns:w16cid="http://schemas.microsoft.com/office/word/2016/wordml/cid" xmlns="http://schemas.microsoft.com/office/tasks/2019/documenttasks" xmlns:cr="http://schemas.microsoft.com/office/comments/2020/reactions">
   <w:p>
     <w:pPr>
+      <w:keepNext w:val="0"/>
+      <w:keepLines w:val="0"/>
+      <w:pageBreakBefore w:val="0"/>
+      <w:widowControl w:val="1"/>
       <w:pBdr>
-        <w:top w:val="nil"/>
-        <w:left w:val="nil"/>
-        <w:bottom w:val="nil"/>
-        <w:right w:val="nil"/>
-        <w:between w:val="nil"/>
+        <w:top w:space="0" w:sz="0" w:val="nil"/>
+        <w:left w:space="0" w:sz="0" w:val="nil"/>
+        <w:bottom w:space="0" w:sz="0" w:val="nil"/>
+        <w:right w:space="0" w:sz="0" w:val="nil"/>
+        <w:between w:space="0" w:sz="0" w:val="nil"/>
       </w:pBdr>
+      <w:shd w:fill="auto" w:val="clear"/>
       <w:tabs>
-        <w:tab w:val="center" w:pos="4680"/>
-        <w:tab w:val="right" w:pos="9360"/>
+        <w:tab w:val="center" w:leader="none" w:pos="4680"/>
+        <w:tab w:val="right" w:leader="none" w:pos="9360"/>
       </w:tabs>
-      <w:spacing w:line="240" w:lineRule="auto"/>
+      <w:spacing w:after="0" w:before="0" w:line="240" w:lineRule="auto"/>
+      <w:ind w:left="0" w:right="0" w:firstLine="0"/>
+      <w:jc w:val="both"/>
       <w:rPr>
+        <w:rFonts w:ascii="Arial" w:cs="Arial" w:eastAsia="Arial" w:hAnsi="Arial"/>
+        <w:b w:val="0"/>
+        <w:i w:val="0"/>
+        <w:smallCaps w:val="0"/>
+        <w:strike w:val="0"/>
         <w:color w:val="000000"/>
+        <w:sz w:val="24"/>
+        <w:szCs w:val="24"/>
+        <w:u w:val="none"/>
+        <w:shd w:fill="auto" w:val="clear"/>
+        <w:vertAlign w:val="baseline"/>
       </w:rPr>
     </w:pPr>
+    <w:r>
+      <w:rPr>
+        <w:rtl w:val="0"/>
+      </w:rPr>
+    </w:r>
   </w:p>
 </w:hdr>
 </file>
 
 <file path=word/numbering.xml><?xml version="1.0" encoding="utf-8"?>
-<w:numbering xmlns:wpc="http://schemas.microsoft.com/office/word/2010/wordprocessingCanvas" xmlns:cx="http://schemas.microsoft.com/office/drawing/2014/chartex" xmlns:cx1="http://schemas.microsoft.com/office/drawing/2015/9/8/chartex" xmlns:cx2="http://schemas.microsoft.com/office/drawing/2015/10/21/chartex" xmlns:cx3="http://schemas.microsoft.com/office/drawing/2016/5/9/chartex" xmlns:cx4="http://schemas.microsoft.com/office/drawing/2016/5/10/chartex" xmlns:cx5="http://schemas.microsoft.com/office/drawing/2016/5/11/chartex" xmlns:cx6="http://schemas.microsoft.com/office/drawing/2016/5/12/chartex" xmlns:cx7="http://schemas.microsoft.com/office/drawing/2016/5/13/chartex" xmlns:cx8="http://schemas.microsoft.com/office/drawing/2016/5/14/chartex" xmlns:mc="http://schemas.openxmlformats.org/markup-compatibility/2006" xmlns:aink="http://schemas.microsoft.com/office/drawing/2016/ink" xmlns:am3d="http://schemas.microsoft.com/office/drawing/2017/model3d" xmlns:o="urn:schemas-microsoft-com:office:office" xmlns:oel="http://schemas.microsoft.com/office/2019/extlst" xmlns:r="http://schemas.openxmlformats.org/officeDocument/2006/relationships" xmlns:m="http://schemas.openxmlformats.org/officeDocument/2006/math" xmlns:v="urn:schemas-microsoft-com:vml" xmlns:wp14="http://schemas.microsoft.com/office/word/2010/wordprocessingDrawing" xmlns:wp="http://schemas.openxmlformats.org/drawingml/2006/wordprocessingDrawing" xmlns:w10="urn:schemas-microsoft-com:office:word" xmlns:w="http://schemas.openxmlformats.org/wordprocessingml/2006/main" xmlns:w14="http://schemas.microsoft.com/office/word/2010/wordml" xmlns:w15="http://schemas.microsoft.com/office/word/2012/wordml" xmlns:w16cex="http://schemas.microsoft.com/office/word/2018/wordml/cex" xmlns:w16cid="http://schemas.microsoft.com/office/word/2016/wordml/cid" xmlns:w16="http://schemas.microsoft.com/office/word/2018/wordml" xmlns:w16du="http://schemas.microsoft.com/office/word/2023/wordml/word16du" xmlns:w16sdtdh="http://schemas.microsoft.com/office/word/2020/wordml/sdtdatahash" xmlns:w16sdtfl="http://schemas.microsoft.com/office/word/2024/wordml/sdtformatlock" xmlns:w16se="http://schemas.microsoft.com/office/word/2015/wordml/symex" xmlns:wpg="http://schemas.microsoft.com/office/word/2010/wordprocessingGroup" xmlns:wpi="http://schemas.microsoft.com/office/word/2010/wordprocessingInk" xmlns:wne="http://schemas.microsoft.com/office/word/2006/wordml" xmlns:wps="http://schemas.microsoft.com/office/word/2010/wordprocessingShape" mc:Ignorable="w14 w15 w16se w16cid w16 w16cex w16sdtdh w16sdtfl w16du wp14">
-  <w:abstractNum w:abstractNumId="0" w15:restartNumberingAfterBreak="0">
-    <w:nsid w:val="0B474FBC"/>
-    <w:multiLevelType w:val="multilevel"/>
-    <w:tmpl w:val="26B4319C"/>
+<w:numbering xmlns:mc="http://schemas.openxmlformats.org/markup-compatibility/2006" xmlns:o="urn:schemas-microsoft-com:office:office" xmlns:r="http://schemas.openxmlformats.org/officeDocument/2006/relationships" xmlns:m="http://schemas.openxmlformats.org/officeDocument/2006/math" xmlns:v="urn:schemas-microsoft-com:vml" xmlns:wp="http://schemas.openxmlformats.org/drawingml/2006/wordprocessingDrawing" xmlns:w10="urn:schemas-microsoft-com:office:word" xmlns:w="http://schemas.openxmlformats.org/wordprocessingml/2006/main" xmlns:wne="http://schemas.microsoft.com/office/word/2006/wordml" xmlns:sl="http://schemas.openxmlformats.org/schemaLibrary/2006/main" xmlns:a="http://schemas.openxmlformats.org/drawingml/2006/main" xmlns:pic="http://schemas.openxmlformats.org/drawingml/2006/picture" xmlns:c="http://schemas.openxmlformats.org/drawingml/2006/chart" xmlns:lc="http://schemas.openxmlformats.org/drawingml/2006/lockedCanvas" xmlns:dgm="http://schemas.openxmlformats.org/drawingml/2006/diagram" xmlns:wps="http://schemas.microsoft.com/office/word/2010/wordprocessingShape" xmlns:wpg="http://schemas.microsoft.com/office/word/2010/wordprocessingGroup" xmlns:w14="http://schemas.microsoft.com/office/word/2010/wordml" xmlns:w15="http://schemas.microsoft.com/office/word/2012/wordml" xmlns:w16="http://schemas.microsoft.com/office/word/2018/wordml" xmlns:w16cex="http://schemas.microsoft.com/office/word/2018/wordml/cex" xmlns:w16cid="http://schemas.microsoft.com/office/word/2016/wordml/cid" xmlns="http://schemas.microsoft.com/office/tasks/2019/documenttasks" xmlns:cr="http://schemas.microsoft.com/office/comments/2020/reactions">
+  <w:abstractNum w:abstractNumId="1">
     <w:lvl w:ilvl="0">
       <w:start w:val="1"/>
       <w:numFmt w:val="lowerLetter"/>
@@ -4065,6 +6585,7 @@
       <w:pPr>
         <w:ind w:left="1080" w:hanging="360"/>
       </w:pPr>
+      <w:rPr/>
     </w:lvl>
     <w:lvl w:ilvl="1">
       <w:start w:val="1"/>
@@ -4074,6 +6595,7 @@
       <w:pPr>
         <w:ind w:left="1800" w:hanging="360"/>
       </w:pPr>
+      <w:rPr/>
     </w:lvl>
     <w:lvl w:ilvl="2">
       <w:start w:val="1"/>
@@ -4083,6 +6605,7 @@
       <w:pPr>
         <w:ind w:left="2520" w:hanging="180"/>
       </w:pPr>
+      <w:rPr/>
     </w:lvl>
     <w:lvl w:ilvl="3">
       <w:start w:val="1"/>
@@ -4092,6 +6615,7 @@
       <w:pPr>
         <w:ind w:left="3240" w:hanging="360"/>
       </w:pPr>
+      <w:rPr/>
     </w:lvl>
     <w:lvl w:ilvl="4">
       <w:start w:val="1"/>
@@ -4101,6 +6625,7 @@
       <w:pPr>
         <w:ind w:left="3960" w:hanging="360"/>
       </w:pPr>
+      <w:rPr/>
     </w:lvl>
     <w:lvl w:ilvl="5">
       <w:start w:val="1"/>
@@ -4110,6 +6635,7 @@
       <w:pPr>
         <w:ind w:left="4680" w:hanging="180"/>
       </w:pPr>
+      <w:rPr/>
     </w:lvl>
     <w:lvl w:ilvl="6">
       <w:start w:val="1"/>
@@ -4119,6 +6645,7 @@
       <w:pPr>
         <w:ind w:left="5400" w:hanging="360"/>
       </w:pPr>
+      <w:rPr/>
     </w:lvl>
     <w:lvl w:ilvl="7">
       <w:start w:val="1"/>
@@ -4128,6 +6655,7 @@
       <w:pPr>
         <w:ind w:left="6120" w:hanging="360"/>
       </w:pPr>
+      <w:rPr/>
     </w:lvl>
     <w:lvl w:ilvl="8">
       <w:start w:val="1"/>
@@ -4137,23 +6665,24 @@
       <w:pPr>
         <w:ind w:left="6840" w:hanging="180"/>
       </w:pPr>
+      <w:rPr/>
     </w:lvl>
   </w:abstractNum>
-  <w:num w:numId="1" w16cid:durableId="1869221486">
-    <w:abstractNumId w:val="0"/>
+  <w:num w:numId="1">
+    <w:abstractNumId w:val="1"/>
   </w:num>
 </w:numbering>
 </file>
 
 <file path=word/styles.xml><?xml version="1.0" encoding="utf-8"?>
-<w:styles xmlns:mc="http://schemas.openxmlformats.org/markup-compatibility/2006" xmlns:r="http://schemas.openxmlformats.org/officeDocument/2006/relationships" xmlns:w="http://schemas.openxmlformats.org/wordprocessingml/2006/main" xmlns:w14="http://schemas.microsoft.com/office/word/2010/wordml" xmlns:w15="http://schemas.microsoft.com/office/word/2012/wordml" xmlns:w16cex="http://schemas.microsoft.com/office/word/2018/wordml/cex" xmlns:w16cid="http://schemas.microsoft.com/office/word/2016/wordml/cid" xmlns:w16="http://schemas.microsoft.com/office/word/2018/wordml" xmlns:w16du="http://schemas.microsoft.com/office/word/2023/wordml/word16du" xmlns:w16sdtdh="http://schemas.microsoft.com/office/word/2020/wordml/sdtdatahash" xmlns:w16sdtfl="http://schemas.microsoft.com/office/word/2024/wordml/sdtformatlock" xmlns:w16se="http://schemas.microsoft.com/office/word/2015/wordml/symex" mc:Ignorable="w14 w15 w16se w16cid w16 w16cex w16sdtdh w16sdtfl w16du">
+<w:styles xmlns:mc="http://schemas.openxmlformats.org/markup-compatibility/2006" xmlns:o="urn:schemas-microsoft-com:office:office" xmlns:r="http://schemas.openxmlformats.org/officeDocument/2006/relationships" xmlns:m="http://schemas.openxmlformats.org/officeDocument/2006/math" xmlns:v="urn:schemas-microsoft-com:vml" xmlns:wp="http://schemas.openxmlformats.org/drawingml/2006/wordprocessingDrawing" xmlns:w10="urn:schemas-microsoft-com:office:word" xmlns:w="http://schemas.openxmlformats.org/wordprocessingml/2006/main" xmlns:wne="http://schemas.microsoft.com/office/word/2006/wordml" xmlns:sl="http://schemas.openxmlformats.org/schemaLibrary/2006/main" xmlns:a="http://schemas.openxmlformats.org/drawingml/2006/main" xmlns:pic="http://schemas.openxmlformats.org/drawingml/2006/picture" xmlns:c="http://schemas.openxmlformats.org/drawingml/2006/chart" xmlns:lc="http://schemas.openxmlformats.org/drawingml/2006/lockedCanvas" xmlns:dgm="http://schemas.openxmlformats.org/drawingml/2006/diagram" xmlns:wps="http://schemas.microsoft.com/office/word/2010/wordprocessingShape" xmlns:wpg="http://schemas.microsoft.com/office/word/2010/wordprocessingGroup" xmlns:w14="http://schemas.microsoft.com/office/word/2010/wordml" xmlns:w15="http://schemas.microsoft.com/office/word/2012/wordml" xmlns:w16="http://schemas.microsoft.com/office/word/2018/wordml" xmlns:w16cex="http://schemas.microsoft.com/office/word/2018/wordml/cex" xmlns:w16cid="http://schemas.microsoft.com/office/word/2016/wordml/cid" xmlns="http://schemas.microsoft.com/office/tasks/2019/documenttasks" xmlns:cr="http://schemas.microsoft.com/office/comments/2020/reactions">
   <w:docDefaults>
     <w:rPrDefault>
       <w:rPr>
-        <w:rFonts w:ascii="Arial" w:eastAsia="Arial" w:hAnsi="Arial" w:cs="Arial"/>
+        <w:rFonts w:ascii="Arial" w:cs="Arial" w:eastAsia="Arial" w:hAnsi="Arial"/>
         <w:sz w:val="24"/>
         <w:szCs w:val="24"/>
-        <w:lang w:val="en-US" w:eastAsia="zh-TW" w:bidi="ar-SA"/>
+        <w:lang w:val="en-US"/>
       </w:rPr>
     </w:rPrDefault>
     <w:pPrDefault>
@@ -4163,388 +6692,118 @@
       </w:pPr>
     </w:pPrDefault>
   </w:docDefaults>
-  <w:latentStyles w:defLockedState="0" w:defUIPriority="99" w:defSemiHidden="0" w:defUnhideWhenUsed="0" w:defQFormat="0" w:count="376">
-    <w:lsdException w:name="Normal" w:uiPriority="0" w:qFormat="1"/>
-    <w:lsdException w:name="heading 1" w:uiPriority="9" w:qFormat="1"/>
-    <w:lsdException w:name="heading 2" w:semiHidden="1" w:uiPriority="9" w:unhideWhenUsed="1" w:qFormat="1"/>
-    <w:lsdException w:name="heading 3" w:semiHidden="1" w:uiPriority="9" w:unhideWhenUsed="1" w:qFormat="1"/>
-    <w:lsdException w:name="heading 4" w:semiHidden="1" w:uiPriority="9" w:unhideWhenUsed="1" w:qFormat="1"/>
-    <w:lsdException w:name="heading 5" w:semiHidden="1" w:uiPriority="9" w:unhideWhenUsed="1" w:qFormat="1"/>
-    <w:lsdException w:name="heading 6" w:semiHidden="1" w:uiPriority="9" w:unhideWhenUsed="1" w:qFormat="1"/>
-    <w:lsdException w:name="heading 7" w:semiHidden="1" w:uiPriority="9" w:unhideWhenUsed="1" w:qFormat="1"/>
-    <w:lsdException w:name="heading 8" w:semiHidden="1" w:uiPriority="9" w:unhideWhenUsed="1" w:qFormat="1"/>
-    <w:lsdException w:name="heading 9" w:semiHidden="1" w:uiPriority="9" w:unhideWhenUsed="1" w:qFormat="1"/>
-    <w:lsdException w:name="index 1" w:semiHidden="1" w:unhideWhenUsed="1"/>
-    <w:lsdException w:name="index 2" w:semiHidden="1" w:unhideWhenUsed="1"/>
-    <w:lsdException w:name="index 3" w:semiHidden="1" w:unhideWhenUsed="1"/>
-    <w:lsdException w:name="index 4" w:semiHidden="1" w:unhideWhenUsed="1"/>
-    <w:lsdException w:name="index 5" w:semiHidden="1" w:unhideWhenUsed="1"/>
-    <w:lsdException w:name="index 6" w:semiHidden="1" w:unhideWhenUsed="1"/>
-    <w:lsdException w:name="index 7" w:semiHidden="1" w:unhideWhenUsed="1"/>
-    <w:lsdException w:name="index 8" w:semiHidden="1" w:unhideWhenUsed="1"/>
-    <w:lsdException w:name="index 9" w:semiHidden="1" w:unhideWhenUsed="1"/>
-    <w:lsdException w:name="toc 1" w:semiHidden="1" w:uiPriority="39" w:unhideWhenUsed="1"/>
-    <w:lsdException w:name="toc 2" w:semiHidden="1" w:uiPriority="39" w:unhideWhenUsed="1"/>
-    <w:lsdException w:name="toc 3" w:semiHidden="1" w:uiPriority="39" w:unhideWhenUsed="1"/>
-    <w:lsdException w:name="toc 4" w:semiHidden="1" w:uiPriority="39" w:unhideWhenUsed="1"/>
-    <w:lsdException w:name="toc 5" w:semiHidden="1" w:uiPriority="39" w:unhideWhenUsed="1"/>
-    <w:lsdException w:name="toc 6" w:semiHidden="1" w:uiPriority="39" w:unhideWhenUsed="1"/>
-    <w:lsdException w:name="toc 7" w:semiHidden="1" w:uiPriority="39" w:unhideWhenUsed="1"/>
-    <w:lsdException w:name="toc 8" w:semiHidden="1" w:uiPriority="39" w:unhideWhenUsed="1"/>
-    <w:lsdException w:name="toc 9" w:semiHidden="1" w:uiPriority="39" w:unhideWhenUsed="1"/>
-    <w:lsdException w:name="Normal Indent" w:semiHidden="1" w:unhideWhenUsed="1"/>
-    <w:lsdException w:name="footnote text" w:semiHidden="1" w:unhideWhenUsed="1"/>
-    <w:lsdException w:name="annotation text" w:semiHidden="1" w:unhideWhenUsed="1"/>
-    <w:lsdException w:name="header" w:semiHidden="1" w:unhideWhenUsed="1"/>
-    <w:lsdException w:name="footer" w:semiHidden="1" w:unhideWhenUsed="1"/>
-    <w:lsdException w:name="index heading" w:semiHidden="1" w:unhideWhenUsed="1"/>
-    <w:lsdException w:name="caption" w:semiHidden="1" w:uiPriority="35" w:unhideWhenUsed="1" w:qFormat="1"/>
-    <w:lsdException w:name="table of figures" w:semiHidden="1" w:unhideWhenUsed="1"/>
-    <w:lsdException w:name="envelope address" w:semiHidden="1" w:unhideWhenUsed="1"/>
-    <w:lsdException w:name="envelope return" w:semiHidden="1" w:unhideWhenUsed="1"/>
-    <w:lsdException w:name="footnote reference" w:semiHidden="1" w:unhideWhenUsed="1"/>
-    <w:lsdException w:name="annotation reference" w:semiHidden="1" w:unhideWhenUsed="1"/>
-    <w:lsdException w:name="line number" w:semiHidden="1" w:unhideWhenUsed="1"/>
-    <w:lsdException w:name="page number" w:semiHidden="1" w:unhideWhenUsed="1"/>
-    <w:lsdException w:name="endnote reference" w:semiHidden="1" w:unhideWhenUsed="1"/>
-    <w:lsdException w:name="endnote text" w:semiHidden="1" w:unhideWhenUsed="1"/>
-    <w:lsdException w:name="table of authorities" w:semiHidden="1" w:unhideWhenUsed="1"/>
-    <w:lsdException w:name="macro" w:semiHidden="1" w:unhideWhenUsed="1"/>
-    <w:lsdException w:name="toa heading" w:semiHidden="1" w:unhideWhenUsed="1"/>
-    <w:lsdException w:name="List" w:semiHidden="1" w:unhideWhenUsed="1"/>
-    <w:lsdException w:name="List Bullet" w:semiHidden="1" w:unhideWhenUsed="1"/>
-    <w:lsdException w:name="List Number" w:semiHidden="1" w:unhideWhenUsed="1"/>
-    <w:lsdException w:name="List 2" w:semiHidden="1" w:unhideWhenUsed="1"/>
-    <w:lsdException w:name="List 3" w:semiHidden="1" w:unhideWhenUsed="1"/>
-    <w:lsdException w:name="List 4" w:semiHidden="1" w:unhideWhenUsed="1"/>
-    <w:lsdException w:name="List 5" w:semiHidden="1" w:unhideWhenUsed="1"/>
-    <w:lsdException w:name="List Bullet 2" w:semiHidden="1" w:unhideWhenUsed="1"/>
-    <w:lsdException w:name="List Bullet 3" w:semiHidden="1" w:unhideWhenUsed="1"/>
-    <w:lsdException w:name="List Bullet 4" w:semiHidden="1" w:unhideWhenUsed="1"/>
-    <w:lsdException w:name="List Bullet 5" w:semiHidden="1" w:unhideWhenUsed="1"/>
-    <w:lsdException w:name="List Number 2" w:semiHidden="1" w:unhideWhenUsed="1"/>
-    <w:lsdException w:name="List Number 3" w:semiHidden="1" w:unhideWhenUsed="1"/>
-    <w:lsdException w:name="List Number 4" w:semiHidden="1" w:unhideWhenUsed="1"/>
-    <w:lsdException w:name="List Number 5" w:semiHidden="1" w:unhideWhenUsed="1"/>
-    <w:lsdException w:name="Title" w:uiPriority="10" w:qFormat="1"/>
-    <w:lsdException w:name="Closing" w:semiHidden="1" w:unhideWhenUsed="1"/>
-    <w:lsdException w:name="Signature" w:semiHidden="1" w:unhideWhenUsed="1"/>
-    <w:lsdException w:name="Default Paragraph Font" w:semiHidden="1" w:uiPriority="1" w:unhideWhenUsed="1"/>
-    <w:lsdException w:name="Body Text" w:semiHidden="1" w:unhideWhenUsed="1"/>
-    <w:lsdException w:name="Body Text Indent" w:semiHidden="1" w:unhideWhenUsed="1"/>
-    <w:lsdException w:name="List Continue" w:semiHidden="1" w:unhideWhenUsed="1"/>
-    <w:lsdException w:name="List Continue 2" w:semiHidden="1" w:unhideWhenUsed="1"/>
-    <w:lsdException w:name="List Continue 3" w:semiHidden="1" w:unhideWhenUsed="1"/>
-    <w:lsdException w:name="List Continue 4" w:semiHidden="1" w:unhideWhenUsed="1"/>
-    <w:lsdException w:name="List Continue 5" w:semiHidden="1" w:unhideWhenUsed="1"/>
-    <w:lsdException w:name="Message Header" w:semiHidden="1" w:unhideWhenUsed="1"/>
-    <w:lsdException w:name="Subtitle" w:uiPriority="11" w:qFormat="1"/>
-    <w:lsdException w:name="Salutation" w:semiHidden="1" w:unhideWhenUsed="1"/>
-    <w:lsdException w:name="Date" w:semiHidden="1" w:unhideWhenUsed="1"/>
-    <w:lsdException w:name="Body Text First Indent" w:semiHidden="1" w:unhideWhenUsed="1"/>
-    <w:lsdException w:name="Body Text First Indent 2" w:semiHidden="1" w:unhideWhenUsed="1"/>
-    <w:lsdException w:name="Note Heading" w:semiHidden="1" w:unhideWhenUsed="1"/>
-    <w:lsdException w:name="Body Text 2" w:semiHidden="1" w:unhideWhenUsed="1"/>
-    <w:lsdException w:name="Body Text 3" w:semiHidden="1" w:unhideWhenUsed="1"/>
-    <w:lsdException w:name="Body Text Indent 2" w:semiHidden="1" w:unhideWhenUsed="1"/>
-    <w:lsdException w:name="Body Text Indent 3" w:semiHidden="1" w:unhideWhenUsed="1"/>
-    <w:lsdException w:name="Block Text" w:semiHidden="1" w:unhideWhenUsed="1"/>
-    <w:lsdException w:name="Hyperlink" w:semiHidden="1" w:unhideWhenUsed="1"/>
-    <w:lsdException w:name="FollowedHyperlink" w:semiHidden="1" w:unhideWhenUsed="1"/>
-    <w:lsdException w:name="Strong" w:uiPriority="22" w:qFormat="1"/>
-    <w:lsdException w:name="Emphasis" w:uiPriority="20" w:qFormat="1"/>
-    <w:lsdException w:name="Document Map" w:semiHidden="1" w:unhideWhenUsed="1"/>
-    <w:lsdException w:name="Plain Text" w:semiHidden="1" w:unhideWhenUsed="1"/>
-    <w:lsdException w:name="E-mail Signature" w:semiHidden="1" w:unhideWhenUsed="1"/>
-    <w:lsdException w:name="HTML Top of Form" w:semiHidden="1" w:unhideWhenUsed="1"/>
-    <w:lsdException w:name="HTML Bottom of Form" w:semiHidden="1" w:unhideWhenUsed="1"/>
-    <w:lsdException w:name="Normal (Web)" w:semiHidden="1" w:unhideWhenUsed="1"/>
-    <w:lsdException w:name="HTML Acronym" w:semiHidden="1" w:unhideWhenUsed="1"/>
-    <w:lsdException w:name="HTML Address" w:semiHidden="1" w:unhideWhenUsed="1"/>
-    <w:lsdException w:name="HTML Cite" w:semiHidden="1" w:unhideWhenUsed="1"/>
-    <w:lsdException w:name="HTML Code" w:semiHidden="1" w:unhideWhenUsed="1"/>
-    <w:lsdException w:name="HTML Definition" w:semiHidden="1" w:unhideWhenUsed="1"/>
-    <w:lsdException w:name="HTML Keyboard" w:semiHidden="1" w:unhideWhenUsed="1"/>
-    <w:lsdException w:name="HTML Preformatted" w:semiHidden="1" w:unhideWhenUsed="1"/>
-    <w:lsdException w:name="HTML Sample" w:semiHidden="1" w:unhideWhenUsed="1"/>
-    <w:lsdException w:name="HTML Typewriter" w:semiHidden="1" w:unhideWhenUsed="1"/>
-    <w:lsdException w:name="HTML Variable" w:semiHidden="1" w:unhideWhenUsed="1"/>
-    <w:lsdException w:name="Normal Table" w:semiHidden="1" w:unhideWhenUsed="1"/>
-    <w:lsdException w:name="annotation subject" w:semiHidden="1" w:unhideWhenUsed="1"/>
-    <w:lsdException w:name="No List" w:semiHidden="1" w:unhideWhenUsed="1"/>
-    <w:lsdException w:name="Outline List 1" w:semiHidden="1" w:unhideWhenUsed="1"/>
-    <w:lsdException w:name="Outline List 2" w:semiHidden="1" w:unhideWhenUsed="1"/>
-    <w:lsdException w:name="Outline List 3" w:semiHidden="1" w:unhideWhenUsed="1"/>
-    <w:lsdException w:name="Table Simple 1" w:semiHidden="1" w:unhideWhenUsed="1"/>
-    <w:lsdException w:name="Table Simple 2" w:semiHidden="1" w:unhideWhenUsed="1"/>
-    <w:lsdException w:name="Table Simple 3" w:semiHidden="1" w:unhideWhenUsed="1"/>
-    <w:lsdException w:name="Table Classic 1" w:semiHidden="1" w:unhideWhenUsed="1"/>
-    <w:lsdException w:name="Table Classic 2" w:semiHidden="1" w:unhideWhenUsed="1"/>
-    <w:lsdException w:name="Table Classic 3" w:semiHidden="1" w:unhideWhenUsed="1"/>
-    <w:lsdException w:name="Table Classic 4" w:semiHidden="1" w:unhideWhenUsed="1"/>
-    <w:lsdException w:name="Table Colorful 1" w:semiHidden="1" w:unhideWhenUsed="1"/>
-    <w:lsdException w:name="Table Colorful 2" w:semiHidden="1" w:unhideWhenUsed="1"/>
-    <w:lsdException w:name="Table Colorful 3" w:semiHidden="1" w:unhideWhenUsed="1"/>
-    <w:lsdException w:name="Table Columns 1" w:semiHidden="1" w:unhideWhenUsed="1"/>
-    <w:lsdException w:name="Table Columns 2" w:semiHidden="1" w:unhideWhenUsed="1"/>
-    <w:lsdException w:name="Table Columns 3" w:semiHidden="1" w:unhideWhenUsed="1"/>
-    <w:lsdException w:name="Table Columns 4" w:semiHidden="1" w:unhideWhenUsed="1"/>
-    <w:lsdException w:name="Table Columns 5" w:semiHidden="1" w:unhideWhenUsed="1"/>
-    <w:lsdException w:name="Table Grid 1" w:semiHidden="1" w:unhideWhenUsed="1"/>
-    <w:lsdException w:name="Table Grid 2" w:semiHidden="1" w:unhideWhenUsed="1"/>
-    <w:lsdException w:name="Table Grid 3" w:semiHidden="1" w:unhideWhenUsed="1"/>
-    <w:lsdException w:name="Table Grid 4" w:semiHidden="1" w:unhideWhenUsed="1"/>
-    <w:lsdException w:name="Table Grid 5" w:semiHidden="1" w:unhideWhenUsed="1"/>
-    <w:lsdException w:name="Table Grid 6" w:semiHidden="1" w:unhideWhenUsed="1"/>
-    <w:lsdException w:name="Table Grid 7" w:semiHidden="1" w:unhideWhenUsed="1"/>
-    <w:lsdException w:name="Table Grid 8" w:semiHidden="1" w:unhideWhenUsed="1"/>
-    <w:lsdException w:name="Table List 1" w:semiHidden="1" w:unhideWhenUsed="1"/>
-    <w:lsdException w:name="Table List 2" w:semiHidden="1" w:unhideWhenUsed="1"/>
-    <w:lsdException w:name="Table List 3" w:semiHidden="1" w:unhideWhenUsed="1"/>
-    <w:lsdException w:name="Table List 4" w:semiHidden="1" w:unhideWhenUsed="1"/>
-    <w:lsdException w:name="Table List 5" w:semiHidden="1" w:unhideWhenUsed="1"/>
-    <w:lsdException w:name="Table List 6" w:semiHidden="1" w:unhideWhenUsed="1"/>
-    <w:lsdException w:name="Table List 7" w:semiHidden="1" w:unhideWhenUsed="1"/>
-    <w:lsdException w:name="Table List 8" w:semiHidden="1" w:unhideWhenUsed="1"/>
-    <w:lsdException w:name="Table 3D effects 1" w:semiHidden="1" w:unhideWhenUsed="1"/>
-    <w:lsdException w:name="Table 3D effects 2" w:semiHidden="1" w:unhideWhenUsed="1"/>
-    <w:lsdException w:name="Table 3D effects 3" w:semiHidden="1" w:unhideWhenUsed="1"/>
-    <w:lsdException w:name="Table Contemporary" w:semiHidden="1" w:unhideWhenUsed="1"/>
-    <w:lsdException w:name="Table Elegant" w:semiHidden="1" w:unhideWhenUsed="1"/>
-    <w:lsdException w:name="Table Professional" w:semiHidden="1" w:unhideWhenUsed="1"/>
-    <w:lsdException w:name="Table Subtle 1" w:semiHidden="1" w:unhideWhenUsed="1"/>
-    <w:lsdException w:name="Table Subtle 2" w:semiHidden="1" w:unhideWhenUsed="1"/>
-    <w:lsdException w:name="Table Web 1" w:semiHidden="1" w:unhideWhenUsed="1"/>
-    <w:lsdException w:name="Table Web 2" w:semiHidden="1" w:unhideWhenUsed="1"/>
-    <w:lsdException w:name="Table Web 3" w:semiHidden="1" w:unhideWhenUsed="1"/>
-    <w:lsdException w:name="Balloon Text" w:semiHidden="1" w:unhideWhenUsed="1"/>
-    <w:lsdException w:name="Table Grid" w:uiPriority="39"/>
-    <w:lsdException w:name="Table Theme" w:semiHidden="1" w:unhideWhenUsed="1"/>
-    <w:lsdException w:name="Placeholder Text" w:semiHidden="1"/>
-    <w:lsdException w:name="No Spacing" w:uiPriority="1" w:qFormat="1"/>
-    <w:lsdException w:name="Light Shading" w:uiPriority="60"/>
-    <w:lsdException w:name="Light List" w:uiPriority="61"/>
-    <w:lsdException w:name="Light Grid" w:uiPriority="62"/>
-    <w:lsdException w:name="Medium Shading 1" w:uiPriority="63"/>
-    <w:lsdException w:name="Medium Shading 2" w:uiPriority="64"/>
-    <w:lsdException w:name="Medium List 1" w:uiPriority="65"/>
-    <w:lsdException w:name="Medium List 2" w:uiPriority="66"/>
-    <w:lsdException w:name="Medium Grid 1" w:uiPriority="67"/>
-    <w:lsdException w:name="Medium Grid 2" w:uiPriority="68"/>
-    <w:lsdException w:name="Medium Grid 3" w:uiPriority="69"/>
-    <w:lsdException w:name="Dark List" w:uiPriority="70"/>
-    <w:lsdException w:name="Colorful Shading" w:uiPriority="71"/>
-    <w:lsdException w:name="Colorful List" w:uiPriority="72"/>
-    <w:lsdException w:name="Colorful Grid" w:uiPriority="73"/>
-    <w:lsdException w:name="Light Shading Accent 1" w:uiPriority="60"/>
-    <w:lsdException w:name="Light List Accent 1" w:uiPriority="61"/>
-    <w:lsdException w:name="Light Grid Accent 1" w:uiPriority="62"/>
-    <w:lsdException w:name="Medium Shading 1 Accent 1" w:uiPriority="63"/>
-    <w:lsdException w:name="Medium Shading 2 Accent 1" w:uiPriority="64"/>
-    <w:lsdException w:name="Medium List 1 Accent 1" w:uiPriority="65"/>
-    <w:lsdException w:name="Revision" w:semiHidden="1"/>
-    <w:lsdException w:name="List Paragraph" w:uiPriority="34" w:qFormat="1"/>
-    <w:lsdException w:name="Quote" w:uiPriority="29" w:qFormat="1"/>
-    <w:lsdException w:name="Intense Quote" w:uiPriority="30" w:qFormat="1"/>
-    <w:lsdException w:name="Medium List 2 Accent 1" w:uiPriority="66"/>
-    <w:lsdException w:name="Medium Grid 1 Accent 1" w:uiPriority="67"/>
-    <w:lsdException w:name="Medium Grid 2 Accent 1" w:uiPriority="68"/>
-    <w:lsdException w:name="Medium Grid 3 Accent 1" w:uiPriority="69"/>
-    <w:lsdException w:name="Dark List Accent 1" w:uiPriority="70"/>
-    <w:lsdException w:name="Colorful Shading Accent 1" w:uiPriority="71"/>
-    <w:lsdException w:name="Colorful List Accent 1" w:uiPriority="72"/>
-    <w:lsdException w:name="Colorful Grid Accent 1" w:uiPriority="73"/>
-    <w:lsdException w:name="Light Shading Accent 2" w:uiPriority="60"/>
-    <w:lsdException w:name="Light List Accent 2" w:uiPriority="61"/>
-    <w:lsdException w:name="Light Grid Accent 2" w:uiPriority="62"/>
-    <w:lsdException w:name="Medium Shading 1 Accent 2" w:uiPriority="63"/>
-    <w:lsdException w:name="Medium Shading 2 Accent 2" w:uiPriority="64"/>
-    <w:lsdException w:name="Medium List 1 Accent 2" w:uiPriority="65"/>
-    <w:lsdException w:name="Medium List 2 Accent 2" w:uiPriority="66"/>
-    <w:lsdException w:name="Medium Grid 1 Accent 2" w:uiPriority="67"/>
-    <w:lsdException w:name="Medium Grid 2 Accent 2" w:uiPriority="68"/>
-    <w:lsdException w:name="Medium Grid 3 Accent 2" w:uiPriority="69"/>
-    <w:lsdException w:name="Dark List Accent 2" w:uiPriority="70"/>
-    <w:lsdException w:name="Colorful Shading Accent 2" w:uiPriority="71"/>
-    <w:lsdException w:name="Colorful List Accent 2" w:uiPriority="72"/>
-    <w:lsdException w:name="Colorful Grid Accent 2" w:uiPriority="73"/>
-    <w:lsdException w:name="Light Shading Accent 3" w:uiPriority="60"/>
-    <w:lsdException w:name="Light List Accent 3" w:uiPriority="61"/>
-    <w:lsdException w:name="Light Grid Accent 3" w:uiPriority="62"/>
-    <w:lsdException w:name="Medium Shading 1 Accent 3" w:uiPriority="63"/>
-    <w:lsdException w:name="Medium Shading 2 Accent 3" w:uiPriority="64"/>
-    <w:lsdException w:name="Medium List 1 Accent 3" w:uiPriority="65"/>
-    <w:lsdException w:name="Medium List 2 Accent 3" w:uiPriority="66"/>
-    <w:lsdException w:name="Medium Grid 1 Accent 3" w:uiPriority="67"/>
-    <w:lsdException w:name="Medium Grid 2 Accent 3" w:uiPriority="68"/>
-    <w:lsdException w:name="Medium Grid 3 Accent 3" w:uiPriority="69"/>
-    <w:lsdException w:name="Dark List Accent 3" w:uiPriority="70"/>
-    <w:lsdException w:name="Colorful Shading Accent 3" w:uiPriority="71"/>
-    <w:lsdException w:name="Colorful List Accent 3" w:uiPriority="72"/>
-    <w:lsdException w:name="Colorful Grid Accent 3" w:uiPriority="73"/>
-    <w:lsdException w:name="Light Shading Accent 4" w:uiPriority="60"/>
-    <w:lsdException w:name="Light List Accent 4" w:uiPriority="61"/>
-    <w:lsdException w:name="Light Grid Accent 4" w:uiPriority="62"/>
-    <w:lsdException w:name="Medium Shading 1 Accent 4" w:uiPriority="63"/>
-    <w:lsdException w:name="Medium Shading 2 Accent 4" w:uiPriority="64"/>
-    <w:lsdException w:name="Medium List 1 Accent 4" w:uiPriority="65"/>
-    <w:lsdException w:name="Medium List 2 Accent 4" w:uiPriority="66"/>
-    <w:lsdException w:name="Medium Grid 1 Accent 4" w:uiPriority="67"/>
-    <w:lsdException w:name="Medium Grid 2 Accent 4" w:uiPriority="68"/>
-    <w:lsdException w:name="Medium Grid 3 Accent 4" w:uiPriority="69"/>
-    <w:lsdException w:name="Dark List Accent 4" w:uiPriority="70"/>
-    <w:lsdException w:name="Colorful Shading Accent 4" w:uiPriority="71"/>
-    <w:lsdException w:name="Colorful List Accent 4" w:uiPriority="72"/>
-    <w:lsdException w:name="Colorful Grid Accent 4" w:uiPriority="73"/>
-    <w:lsdException w:name="Light Shading Accent 5" w:uiPriority="60"/>
-    <w:lsdException w:name="Light List Accent 5" w:uiPriority="61"/>
-    <w:lsdException w:name="Light Grid Accent 5" w:uiPriority="62"/>
-    <w:lsdException w:name="Medium Shading 1 Accent 5" w:uiPriority="63"/>
-    <w:lsdException w:name="Medium Shading 2 Accent 5" w:uiPriority="64"/>
-    <w:lsdException w:name="Medium List 1 Accent 5" w:uiPriority="65"/>
-    <w:lsdException w:name="Medium List 2 Accent 5" w:uiPriority="66"/>
-    <w:lsdException w:name="Medium Grid 1 Accent 5" w:uiPriority="67"/>
-    <w:lsdException w:name="Medium Grid 2 Accent 5" w:uiPriority="68"/>
-    <w:lsdException w:name="Medium Grid 3 Accent 5" w:uiPriority="69"/>
-    <w:lsdException w:name="Dark List Accent 5" w:uiPriority="70"/>
-    <w:lsdException w:name="Colorful Shading Accent 5" w:uiPriority="71"/>
-    <w:lsdException w:name="Colorful List Accent 5" w:uiPriority="72"/>
-    <w:lsdException w:name="Colorful Grid Accent 5" w:uiPriority="73"/>
-    <w:lsdException w:name="Light Shading Accent 6" w:uiPriority="60"/>
-    <w:lsdException w:name="Light List Accent 6" w:uiPriority="61"/>
-    <w:lsdException w:name="Light Grid Accent 6" w:uiPriority="62"/>
-    <w:lsdException w:name="Medium Shading 1 Accent 6" w:uiPriority="63"/>
-    <w:lsdException w:name="Medium Shading 2 Accent 6" w:uiPriority="64"/>
-    <w:lsdException w:name="Medium List 1 Accent 6" w:uiPriority="65"/>
-    <w:lsdException w:name="Medium List 2 Accent 6" w:uiPriority="66"/>
-    <w:lsdException w:name="Medium Grid 1 Accent 6" w:uiPriority="67"/>
-    <w:lsdException w:name="Medium Grid 2 Accent 6" w:uiPriority="68"/>
-    <w:lsdException w:name="Medium Grid 3 Accent 6" w:uiPriority="69"/>
-    <w:lsdException w:name="Dark List Accent 6" w:uiPriority="70"/>
-    <w:lsdException w:name="Colorful Shading Accent 6" w:uiPriority="71"/>
-    <w:lsdException w:name="Colorful List Accent 6" w:uiPriority="72"/>
-    <w:lsdException w:name="Colorful Grid Accent 6" w:uiPriority="73"/>
-    <w:lsdException w:name="Subtle Emphasis" w:uiPriority="19" w:qFormat="1"/>
-    <w:lsdException w:name="Intense Emphasis" w:uiPriority="21" w:qFormat="1"/>
-    <w:lsdException w:name="Subtle Reference" w:uiPriority="31" w:qFormat="1"/>
-    <w:lsdException w:name="Intense Reference" w:uiPriority="32" w:qFormat="1"/>
-    <w:lsdException w:name="Book Title" w:uiPriority="33" w:qFormat="1"/>
-    <w:lsdException w:name="Bibliography" w:semiHidden="1" w:uiPriority="37" w:unhideWhenUsed="1"/>
-    <w:lsdException w:name="TOC Heading" w:semiHidden="1" w:uiPriority="39" w:unhideWhenUsed="1" w:qFormat="1"/>
-    <w:lsdException w:name="Plain Table 1" w:uiPriority="41"/>
-    <w:lsdException w:name="Plain Table 2" w:uiPriority="42"/>
-    <w:lsdException w:name="Plain Table 3" w:uiPriority="43"/>
-    <w:lsdException w:name="Plain Table 4" w:uiPriority="44"/>
-    <w:lsdException w:name="Plain Table 5" w:uiPriority="45"/>
-    <w:lsdException w:name="Grid Table Light" w:uiPriority="40"/>
-    <w:lsdException w:name="Grid Table 1 Light" w:uiPriority="46"/>
-    <w:lsdException w:name="Grid Table 2" w:uiPriority="47"/>
-    <w:lsdException w:name="Grid Table 3" w:uiPriority="48"/>
-    <w:lsdException w:name="Grid Table 4" w:uiPriority="49"/>
-    <w:lsdException w:name="Grid Table 5 Dark" w:uiPriority="50"/>
-    <w:lsdException w:name="Grid Table 6 Colorful" w:uiPriority="51"/>
-    <w:lsdException w:name="Grid Table 7 Colorful" w:uiPriority="52"/>
-    <w:lsdException w:name="Grid Table 1 Light Accent 1" w:uiPriority="46"/>
-    <w:lsdException w:name="Grid Table 2 Accent 1" w:uiPriority="47"/>
-    <w:lsdException w:name="Grid Table 3 Accent 1" w:uiPriority="48"/>
-    <w:lsdException w:name="Grid Table 4 Accent 1" w:uiPriority="49"/>
-    <w:lsdException w:name="Grid Table 5 Dark Accent 1" w:uiPriority="50"/>
-    <w:lsdException w:name="Grid Table 6 Colorful Accent 1" w:uiPriority="51"/>
-    <w:lsdException w:name="Grid Table 7 Colorful Accent 1" w:uiPriority="52"/>
-    <w:lsdException w:name="Grid Table 1 Light Accent 2" w:uiPriority="46"/>
-    <w:lsdException w:name="Grid Table 2 Accent 2" w:uiPriority="47"/>
-    <w:lsdException w:name="Grid Table 3 Accent 2" w:uiPriority="48"/>
-    <w:lsdException w:name="Grid Table 4 Accent 2" w:uiPriority="49"/>
-    <w:lsdException w:name="Grid Table 5 Dark Accent 2" w:uiPriority="50"/>
-    <w:lsdException w:name="Grid Table 6 Colorful Accent 2" w:uiPriority="51"/>
-    <w:lsdException w:name="Grid Table 7 Colorful Accent 2" w:uiPriority="52"/>
-    <w:lsdException w:name="Grid Table 1 Light Accent 3" w:uiPriority="46"/>
-    <w:lsdException w:name="Grid Table 2 Accent 3" w:uiPriority="47"/>
-    <w:lsdException w:name="Grid Table 3 Accent 3" w:uiPriority="48"/>
-    <w:lsdException w:name="Grid Table 4 Accent 3" w:uiPriority="49"/>
-    <w:lsdException w:name="Grid Table 5 Dark Accent 3" w:uiPriority="50"/>
-    <w:lsdException w:name="Grid Table 6 Colorful Accent 3" w:uiPriority="51"/>
-    <w:lsdException w:name="Grid Table 7 Colorful Accent 3" w:uiPriority="52"/>
-    <w:lsdException w:name="Grid Table 1 Light Accent 4" w:uiPriority="46"/>
-    <w:lsdException w:name="Grid Table 2 Accent 4" w:uiPriority="47"/>
-    <w:lsdException w:name="Grid Table 3 Accent 4" w:uiPriority="48"/>
-    <w:lsdException w:name="Grid Table 4 Accent 4" w:uiPriority="49"/>
-    <w:lsdException w:name="Grid Table 5 Dark Accent 4" w:uiPriority="50"/>
-    <w:lsdException w:name="Grid Table 6 Colorful Accent 4" w:uiPriority="51"/>
-    <w:lsdException w:name="Grid Table 7 Colorful Accent 4" w:uiPriority="52"/>
-    <w:lsdException w:name="Grid Table 1 Light Accent 5" w:uiPriority="46"/>
-    <w:lsdException w:name="Grid Table 2 Accent 5" w:uiPriority="47"/>
-    <w:lsdException w:name="Grid Table 3 Accent 5" w:uiPriority="48"/>
-    <w:lsdException w:name="Grid Table 4 Accent 5" w:uiPriority="49"/>
-    <w:lsdException w:name="Grid Table 5 Dark Accent 5" w:uiPriority="50"/>
-    <w:lsdException w:name="Grid Table 6 Colorful Accent 5" w:uiPriority="51"/>
-    <w:lsdException w:name="Grid Table 7 Colorful Accent 5" w:uiPriority="52"/>
-    <w:lsdException w:name="Grid Table 1 Light Accent 6" w:uiPriority="46"/>
-    <w:lsdException w:name="Grid Table 2 Accent 6" w:uiPriority="47"/>
-    <w:lsdException w:name="Grid Table 3 Accent 6" w:uiPriority="48"/>
-    <w:lsdException w:name="Grid Table 4 Accent 6" w:uiPriority="49"/>
-    <w:lsdException w:name="Grid Table 5 Dark Accent 6" w:uiPriority="50"/>
-    <w:lsdException w:name="Grid Table 6 Colorful Accent 6" w:uiPriority="51"/>
-    <w:lsdException w:name="Grid Table 7 Colorful Accent 6" w:uiPriority="52"/>
-    <w:lsdException w:name="List Table 1 Light" w:uiPriority="46"/>
-    <w:lsdException w:name="List Table 2" w:uiPriority="47"/>
-    <w:lsdException w:name="List Table 3" w:uiPriority="48"/>
-    <w:lsdException w:name="List Table 4" w:uiPriority="49"/>
-    <w:lsdException w:name="List Table 5 Dark" w:uiPriority="50"/>
-    <w:lsdException w:name="List Table 6 Colorful" w:uiPriority="51"/>
-    <w:lsdException w:name="List Table 7 Colorful" w:uiPriority="52"/>
-    <w:lsdException w:name="List Table 1 Light Accent 1" w:uiPriority="46"/>
-    <w:lsdException w:name="List Table 2 Accent 1" w:uiPriority="47"/>
-    <w:lsdException w:name="List Table 3 Accent 1" w:uiPriority="48"/>
-    <w:lsdException w:name="List Table 4 Accent 1" w:uiPriority="49"/>
-    <w:lsdException w:name="List Table 5 Dark Accent 1" w:uiPriority="50"/>
-    <w:lsdException w:name="List Table 6 Colorful Accent 1" w:uiPriority="51"/>
-    <w:lsdException w:name="List Table 7 Colorful Accent 1" w:uiPriority="52"/>
-    <w:lsdException w:name="List Table 1 Light Accent 2" w:uiPriority="46"/>
-    <w:lsdException w:name="List Table 2 Accent 2" w:uiPriority="47"/>
-    <w:lsdException w:name="List Table 3 Accent 2" w:uiPriority="48"/>
-    <w:lsdException w:name="List Table 4 Accent 2" w:uiPriority="49"/>
-    <w:lsdException w:name="List Table 5 Dark Accent 2" w:uiPriority="50"/>
-    <w:lsdException w:name="List Table 6 Colorful Accent 2" w:uiPriority="51"/>
-    <w:lsdException w:name="List Table 7 Colorful Accent 2" w:uiPriority="52"/>
-    <w:lsdException w:name="List Table 1 Light Accent 3" w:uiPriority="46"/>
-    <w:lsdException w:name="List Table 2 Accent 3" w:uiPriority="47"/>
-    <w:lsdException w:name="List Table 3 Accent 3" w:uiPriority="48"/>
-    <w:lsdException w:name="List Table 4 Accent 3" w:uiPriority="49"/>
-    <w:lsdException w:name="List Table 5 Dark Accent 3" w:uiPriority="50"/>
-    <w:lsdException w:name="List Table 6 Colorful Accent 3" w:uiPriority="51"/>
-    <w:lsdException w:name="List Table 7 Colorful Accent 3" w:uiPriority="52"/>
-    <w:lsdException w:name="List Table 1 Light Accent 4" w:uiPriority="46"/>
-    <w:lsdException w:name="List Table 2 Accent 4" w:uiPriority="47"/>
-    <w:lsdException w:name="List Table 3 Accent 4" w:uiPriority="48"/>
-    <w:lsdException w:name="List Table 4 Accent 4" w:uiPriority="49"/>
-    <w:lsdException w:name="List Table 5 Dark Accent 4" w:uiPriority="50"/>
-    <w:lsdException w:name="List Table 6 Colorful Accent 4" w:uiPriority="51"/>
-    <w:lsdException w:name="List Table 7 Colorful Accent 4" w:uiPriority="52"/>
-    <w:lsdException w:name="List Table 1 Light Accent 5" w:uiPriority="46"/>
-    <w:lsdException w:name="List Table 2 Accent 5" w:uiPriority="47"/>
-    <w:lsdException w:name="List Table 3 Accent 5" w:uiPriority="48"/>
-    <w:lsdException w:name="List Table 4 Accent 5" w:uiPriority="49"/>
-    <w:lsdException w:name="List Table 5 Dark Accent 5" w:uiPriority="50"/>
-    <w:lsdException w:name="List Table 6 Colorful Accent 5" w:uiPriority="51"/>
-    <w:lsdException w:name="List Table 7 Colorful Accent 5" w:uiPriority="52"/>
-    <w:lsdException w:name="List Table 1 Light Accent 6" w:uiPriority="46"/>
-    <w:lsdException w:name="List Table 2 Accent 6" w:uiPriority="47"/>
-    <w:lsdException w:name="List Table 3 Accent 6" w:uiPriority="48"/>
-    <w:lsdException w:name="List Table 4 Accent 6" w:uiPriority="49"/>
-    <w:lsdException w:name="List Table 5 Dark Accent 6" w:uiPriority="50"/>
-    <w:lsdException w:name="List Table 6 Colorful Accent 6" w:uiPriority="51"/>
-    <w:lsdException w:name="List Table 7 Colorful Accent 6" w:uiPriority="52"/>
-    <w:lsdException w:name="Mention" w:semiHidden="1" w:unhideWhenUsed="1"/>
-    <w:lsdException w:name="Smart Hyperlink" w:semiHidden="1" w:unhideWhenUsed="1"/>
-    <w:lsdException w:name="Hashtag" w:semiHidden="1" w:unhideWhenUsed="1"/>
-    <w:lsdException w:name="Unresolved Mention" w:semiHidden="1" w:unhideWhenUsed="1"/>
-    <w:lsdException w:name="Smart Link" w:semiHidden="1" w:unhideWhenUsed="1"/>
-  </w:latentStyles>
-  <w:style w:type="paragraph" w:default="1" w:styleId="Normal">
+  <w:style w:type="paragraph" w:styleId="Normal" w:default="1">
+    <w:name w:val="normal"/>
+  </w:style>
+  <w:style w:type="table" w:styleId="TableNormal" w:default="1">
+    <w:name w:val="Table Normal"/>
+  </w:style>
+  <w:style w:type="paragraph" w:styleId="Heading1">
+    <w:name w:val="heading 1"/>
+    <w:basedOn w:val="Normal"/>
+    <w:next w:val="Normal"/>
+    <w:pPr>
+      <w:jc w:val="center"/>
+    </w:pPr>
+    <w:rPr>
+      <w:b w:val="1"/>
+      <w:smallCaps w:val="1"/>
+    </w:rPr>
+  </w:style>
+  <w:style w:type="paragraph" w:styleId="Heading2">
+    <w:name w:val="heading 2"/>
+    <w:basedOn w:val="Normal"/>
+    <w:next w:val="Normal"/>
+    <w:pPr/>
+    <w:rPr>
+      <w:b w:val="1"/>
+    </w:rPr>
+  </w:style>
+  <w:style w:type="paragraph" w:styleId="Heading3">
+    <w:name w:val="heading 3"/>
+    <w:basedOn w:val="Normal"/>
+    <w:next w:val="Normal"/>
+    <w:pPr>
+      <w:keepNext w:val="1"/>
+      <w:keepLines w:val="1"/>
+      <w:spacing w:before="40" w:lineRule="auto"/>
+    </w:pPr>
+    <w:rPr>
+      <w:rFonts w:ascii="Calibri" w:cs="Calibri" w:eastAsia="Calibri" w:hAnsi="Calibri"/>
+      <w:color w:val="1f3863"/>
+    </w:rPr>
+  </w:style>
+  <w:style w:type="paragraph" w:styleId="Heading4">
+    <w:name w:val="heading 4"/>
+    <w:basedOn w:val="Normal"/>
+    <w:next w:val="Normal"/>
+    <w:pPr>
+      <w:ind w:right="20"/>
+      <w:jc w:val="center"/>
+    </w:pPr>
+    <w:rPr>
+      <w:b w:val="1"/>
+    </w:rPr>
+  </w:style>
+  <w:style w:type="paragraph" w:styleId="Heading5">
+    <w:name w:val="heading 5"/>
+    <w:basedOn w:val="Normal"/>
+    <w:next w:val="Normal"/>
+    <w:pPr>
+      <w:keepNext w:val="1"/>
+      <w:keepLines w:val="1"/>
+      <w:pageBreakBefore w:val="0"/>
+      <w:spacing w:after="40" w:before="220" w:lineRule="auto"/>
+    </w:pPr>
+    <w:rPr>
+      <w:b w:val="1"/>
+      <w:sz w:val="22"/>
+      <w:szCs w:val="22"/>
+    </w:rPr>
+  </w:style>
+  <w:style w:type="paragraph" w:styleId="Heading6">
+    <w:name w:val="heading 6"/>
+    <w:basedOn w:val="Normal"/>
+    <w:next w:val="Normal"/>
+    <w:pPr>
+      <w:keepNext w:val="1"/>
+      <w:keepLines w:val="1"/>
+      <w:pageBreakBefore w:val="0"/>
+      <w:spacing w:after="40" w:before="200" w:lineRule="auto"/>
+    </w:pPr>
+    <w:rPr>
+      <w:b w:val="1"/>
+      <w:sz w:val="20"/>
+      <w:szCs w:val="20"/>
+    </w:rPr>
+  </w:style>
+  <w:style w:type="paragraph" w:styleId="Title">
+    <w:name w:val="Title"/>
+    <w:basedOn w:val="Normal"/>
+    <w:next w:val="Normal"/>
+    <w:pPr>
+      <w:keepNext w:val="1"/>
+      <w:keepLines w:val="1"/>
+      <w:pageBreakBefore w:val="0"/>
+      <w:spacing w:after="120" w:before="480" w:lineRule="auto"/>
+    </w:pPr>
+    <w:rPr>
+      <w:b w:val="1"/>
+      <w:sz w:val="72"/>
+      <w:szCs w:val="72"/>
+    </w:rPr>
+  </w:style>
+  <w:style w:type="paragraph" w:styleId="Normal" w:default="1">
     <w:name w:val="Normal"/>
-    <w:qFormat/>
+    <w:qFormat w:val="1"/>
     <w:rsid w:val="0099080F"/>
+    <w:pPr>
+      <w:spacing w:line="238" w:lineRule="auto"/>
+      <w:jc w:val="both"/>
+    </w:pPr>
+    <w:rPr>
+      <w:rFonts w:ascii="Arial" w:cs="Arial" w:eastAsia="Arial" w:hAnsi="Arial"/>
+    </w:rPr>
   </w:style>
   <w:style w:type="paragraph" w:styleId="Heading1">
     <w:name w:val="heading 1"/>
@@ -4552,15 +6811,15 @@
     <w:next w:val="Normal"/>
     <w:link w:val="Heading1Char"/>
     <w:uiPriority w:val="9"/>
-    <w:qFormat/>
+    <w:qFormat w:val="1"/>
     <w:rsid w:val="00186F13"/>
     <w:pPr>
       <w:jc w:val="center"/>
       <w:outlineLvl w:val="0"/>
     </w:pPr>
     <w:rPr>
-      <w:b/>
-      <w:caps/>
+      <w:b w:val="1"/>
+      <w:caps w:val="1"/>
     </w:rPr>
   </w:style>
   <w:style w:type="paragraph" w:styleId="Heading2">
@@ -4569,14 +6828,14 @@
     <w:next w:val="Normal"/>
     <w:link w:val="Heading2Char"/>
     <w:uiPriority w:val="9"/>
-    <w:unhideWhenUsed/>
-    <w:qFormat/>
+    <w:unhideWhenUsed w:val="1"/>
+    <w:qFormat w:val="1"/>
     <w:rsid w:val="006B4864"/>
     <w:pPr>
       <w:outlineLvl w:val="1"/>
     </w:pPr>
     <w:rPr>
-      <w:b/>
+      <w:b w:val="1"/>
     </w:rPr>
   </w:style>
   <w:style w:type="paragraph" w:styleId="Heading3">
@@ -4585,18 +6844,19 @@
     <w:next w:val="Normal"/>
     <w:link w:val="Heading3Char"/>
     <w:uiPriority w:val="9"/>
-    <w:unhideWhenUsed/>
-    <w:qFormat/>
+    <w:semiHidden w:val="1"/>
+    <w:unhideWhenUsed w:val="1"/>
+    <w:qFormat w:val="1"/>
     <w:rsid w:val="006B4864"/>
     <w:pPr>
-      <w:keepNext/>
-      <w:keepLines/>
+      <w:keepNext w:val="1"/>
+      <w:keepLines w:val="1"/>
       <w:spacing w:before="40"/>
       <w:outlineLvl w:val="2"/>
     </w:pPr>
     <w:rPr>
-      <w:rFonts w:asciiTheme="majorHAnsi" w:eastAsiaTheme="majorEastAsia" w:hAnsiTheme="majorHAnsi" w:cstheme="majorBidi"/>
-      <w:color w:val="1F3763" w:themeColor="accent1" w:themeShade="7F"/>
+      <w:rFonts w:asciiTheme="majorHAnsi" w:cstheme="majorBidi" w:eastAsiaTheme="majorEastAsia" w:hAnsiTheme="majorHAnsi"/>
+      <w:color w:val="1f3763" w:themeColor="accent1" w:themeShade="00007F"/>
     </w:rPr>
   </w:style>
   <w:style w:type="paragraph" w:styleId="Heading4">
@@ -4605,8 +6865,8 @@
     <w:next w:val="Normal"/>
     <w:link w:val="Heading4Char"/>
     <w:uiPriority w:val="9"/>
-    <w:unhideWhenUsed/>
-    <w:qFormat/>
+    <w:unhideWhenUsed w:val="1"/>
+    <w:qFormat w:val="1"/>
     <w:rsid w:val="0099080F"/>
     <w:pPr>
       <w:ind w:right="20"/>
@@ -4614,116 +6874,59 @@
       <w:outlineLvl w:val="3"/>
     </w:pPr>
     <w:rPr>
-      <w:b/>
-      <w:bCs/>
+      <w:b w:val="1"/>
+      <w:bCs w:val="1"/>
     </w:rPr>
   </w:style>
-  <w:style w:type="paragraph" w:styleId="Heading5">
-    <w:name w:val="heading 5"/>
-    <w:basedOn w:val="Normal"/>
-    <w:next w:val="Normal"/>
-    <w:uiPriority w:val="9"/>
-    <w:semiHidden/>
-    <w:unhideWhenUsed/>
-    <w:qFormat/>
-    <w:pPr>
-      <w:keepNext/>
-      <w:keepLines/>
-      <w:spacing w:before="220" w:after="40"/>
-      <w:outlineLvl w:val="4"/>
-    </w:pPr>
-    <w:rPr>
-      <w:b/>
-      <w:sz w:val="22"/>
-      <w:szCs w:val="22"/>
-    </w:rPr>
-  </w:style>
-  <w:style w:type="paragraph" w:styleId="Heading6">
-    <w:name w:val="heading 6"/>
-    <w:basedOn w:val="Normal"/>
-    <w:next w:val="Normal"/>
-    <w:uiPriority w:val="9"/>
-    <w:semiHidden/>
-    <w:unhideWhenUsed/>
-    <w:qFormat/>
-    <w:pPr>
-      <w:keepNext/>
-      <w:keepLines/>
-      <w:spacing w:before="200" w:after="40"/>
-      <w:outlineLvl w:val="5"/>
-    </w:pPr>
-    <w:rPr>
-      <w:b/>
-      <w:sz w:val="20"/>
-      <w:szCs w:val="20"/>
-    </w:rPr>
-  </w:style>
-  <w:style w:type="character" w:default="1" w:styleId="DefaultParagraphFont">
+  <w:style w:type="character" w:styleId="DefaultParagraphFont" w:default="1">
     <w:name w:val="Default Paragraph Font"/>
     <w:uiPriority w:val="1"/>
-    <w:semiHidden/>
-    <w:unhideWhenUsed/>
+    <w:semiHidden w:val="1"/>
+    <w:unhideWhenUsed w:val="1"/>
   </w:style>
-  <w:style w:type="table" w:default="1" w:styleId="TableNormal">
+  <w:style w:type="table" w:styleId="TableNormal" w:default="1">
     <w:name w:val="Normal Table"/>
     <w:uiPriority w:val="99"/>
-    <w:semiHidden/>
-    <w:unhideWhenUsed/>
+    <w:semiHidden w:val="1"/>
+    <w:unhideWhenUsed w:val="1"/>
     <w:tblPr>
-      <w:tblInd w:w="0" w:type="dxa"/>
+      <w:tblInd w:w="0.0" w:type="dxa"/>
       <w:tblCellMar>
-        <w:top w:w="0" w:type="dxa"/>
-        <w:left w:w="108" w:type="dxa"/>
-        <w:bottom w:w="0" w:type="dxa"/>
-        <w:right w:w="108" w:type="dxa"/>
+        <w:top w:w="0.0" w:type="dxa"/>
+        <w:left w:w="108.0" w:type="dxa"/>
+        <w:bottom w:w="0.0" w:type="dxa"/>
+        <w:right w:w="108.0" w:type="dxa"/>
       </w:tblCellMar>
     </w:tblPr>
   </w:style>
-  <w:style w:type="numbering" w:default="1" w:styleId="NoList">
+  <w:style w:type="numbering" w:styleId="NoList" w:default="1">
     <w:name w:val="No List"/>
     <w:uiPriority w:val="99"/>
-    <w:semiHidden/>
-    <w:unhideWhenUsed/>
+    <w:semiHidden w:val="1"/>
+    <w:unhideWhenUsed w:val="1"/>
   </w:style>
-  <w:style w:type="paragraph" w:styleId="Title">
-    <w:name w:val="Title"/>
-    <w:basedOn w:val="Normal"/>
-    <w:next w:val="Normal"/>
-    <w:uiPriority w:val="10"/>
-    <w:qFormat/>
-    <w:pPr>
-      <w:keepNext/>
-      <w:keepLines/>
-      <w:spacing w:before="480" w:after="120"/>
-    </w:pPr>
-    <w:rPr>
-      <w:b/>
-      <w:sz w:val="72"/>
-      <w:szCs w:val="72"/>
-    </w:rPr>
-  </w:style>
-  <w:style w:type="character" w:customStyle="1" w:styleId="Heading1Char">
+  <w:style w:type="character" w:styleId="Heading1Char" w:customStyle="1">
     <w:name w:val="Heading 1 Char"/>
     <w:basedOn w:val="DefaultParagraphFont"/>
     <w:link w:val="Heading1"/>
     <w:uiPriority w:val="9"/>
     <w:rsid w:val="00186F13"/>
     <w:rPr>
-      <w:rFonts w:ascii="Arial" w:eastAsia="Arial" w:hAnsi="Arial" w:cs="Arial"/>
-      <w:b/>
-      <w:caps/>
+      <w:rFonts w:ascii="Arial" w:cs="Arial" w:eastAsia="Arial" w:hAnsi="Arial"/>
+      <w:b w:val="1"/>
+      <w:caps w:val="1"/>
     </w:rPr>
   </w:style>
-  <w:style w:type="character" w:customStyle="1" w:styleId="Heading4Char">
+  <w:style w:type="character" w:styleId="Heading4Char" w:customStyle="1">
     <w:name w:val="Heading 4 Char"/>
     <w:basedOn w:val="DefaultParagraphFont"/>
     <w:link w:val="Heading4"/>
     <w:uiPriority w:val="9"/>
     <w:rsid w:val="0099080F"/>
     <w:rPr>
-      <w:rFonts w:ascii="Arial" w:eastAsia="Arial" w:hAnsi="Arial" w:cs="Arial"/>
-      <w:b/>
-      <w:bCs/>
+      <w:rFonts w:ascii="Arial" w:cs="Arial" w:eastAsia="Arial" w:hAnsi="Arial"/>
+      <w:b w:val="1"/>
+      <w:bCs w:val="1"/>
     </w:rPr>
   </w:style>
   <w:style w:type="paragraph" w:styleId="BalloonText">
@@ -4731,27 +6934,27 @@
     <w:basedOn w:val="Normal"/>
     <w:link w:val="BalloonTextChar"/>
     <w:uiPriority w:val="99"/>
-    <w:semiHidden/>
-    <w:unhideWhenUsed/>
+    <w:semiHidden w:val="1"/>
+    <w:unhideWhenUsed w:val="1"/>
     <w:rsid w:val="0099080F"/>
     <w:pPr>
       <w:spacing w:line="240" w:lineRule="auto"/>
     </w:pPr>
     <w:rPr>
-      <w:rFonts w:ascii="Times New Roman" w:hAnsi="Times New Roman" w:cs="Times New Roman"/>
+      <w:rFonts w:ascii="Times New Roman" w:cs="Times New Roman" w:hAnsi="Times New Roman"/>
       <w:sz w:val="18"/>
       <w:szCs w:val="18"/>
     </w:rPr>
   </w:style>
-  <w:style w:type="character" w:customStyle="1" w:styleId="BalloonTextChar">
+  <w:style w:type="character" w:styleId="BalloonTextChar" w:customStyle="1">
     <w:name w:val="Balloon Text Char"/>
     <w:basedOn w:val="DefaultParagraphFont"/>
     <w:link w:val="BalloonText"/>
     <w:uiPriority w:val="99"/>
-    <w:semiHidden/>
+    <w:semiHidden w:val="1"/>
     <w:rsid w:val="0099080F"/>
     <w:rPr>
-      <w:rFonts w:ascii="Times New Roman" w:eastAsia="Arial" w:hAnsi="Times New Roman" w:cs="Times New Roman"/>
+      <w:rFonts w:ascii="Times New Roman" w:cs="Times New Roman" w:eastAsia="Arial" w:hAnsi="Times New Roman"/>
       <w:sz w:val="18"/>
       <w:szCs w:val="18"/>
     </w:rPr>
@@ -4765,16 +6968,16 @@
       <w:rFonts w:eastAsia="Calibri"/>
       <w:sz w:val="22"/>
       <w:szCs w:val="22"/>
-      <w:lang w:val="en-PH" w:eastAsia="en-US"/>
+      <w:lang w:eastAsia="en-US" w:val="en-PH"/>
     </w:rPr>
     <w:tblPr>
       <w:tblBorders>
-        <w:top w:val="single" w:sz="4" w:space="0" w:color="auto"/>
-        <w:left w:val="single" w:sz="4" w:space="0" w:color="auto"/>
-        <w:bottom w:val="single" w:sz="4" w:space="0" w:color="auto"/>
-        <w:right w:val="single" w:sz="4" w:space="0" w:color="auto"/>
-        <w:insideH w:val="single" w:sz="4" w:space="0" w:color="auto"/>
-        <w:insideV w:val="single" w:sz="4" w:space="0" w:color="auto"/>
+        <w:top w:color="auto" w:space="0" w:sz="4" w:val="single"/>
+        <w:left w:color="auto" w:space="0" w:sz="4" w:val="single"/>
+        <w:bottom w:color="auto" w:space="0" w:sz="4" w:val="single"/>
+        <w:right w:color="auto" w:space="0" w:sz="4" w:val="single"/>
+        <w:insideH w:color="auto" w:space="0" w:sz="4" w:val="single"/>
+        <w:insideV w:color="auto" w:space="0" w:sz="4" w:val="single"/>
       </w:tblBorders>
     </w:tblPr>
   </w:style>
@@ -4782,9 +6985,9 @@
     <w:name w:val="toc 1"/>
     <w:basedOn w:val="Normal"/>
     <w:next w:val="Normal"/>
-    <w:autoRedefine/>
+    <w:autoRedefine w:val="1"/>
     <w:uiPriority w:val="39"/>
-    <w:unhideWhenUsed/>
+    <w:unhideWhenUsed w:val="1"/>
     <w:rsid w:val="00EC6DB9"/>
     <w:pPr>
       <w:spacing w:after="100"/>
@@ -4794,10 +6997,10 @@
     <w:name w:val="Hyperlink"/>
     <w:basedOn w:val="DefaultParagraphFont"/>
     <w:uiPriority w:val="99"/>
-    <w:unhideWhenUsed/>
+    <w:unhideWhenUsed w:val="1"/>
     <w:rsid w:val="00EC6DB9"/>
     <w:rPr>
-      <w:color w:val="0563C1" w:themeColor="hyperlink"/>
+      <w:color w:val="0563c1" w:themeColor="hyperlink"/>
       <w:u w:val="single"/>
     </w:rPr>
   </w:style>
@@ -4806,7 +7009,7 @@
     <w:basedOn w:val="Normal"/>
     <w:link w:val="FooterChar"/>
     <w:uiPriority w:val="99"/>
-    <w:unhideWhenUsed/>
+    <w:unhideWhenUsed w:val="1"/>
     <w:rsid w:val="00EC6DB9"/>
     <w:pPr>
       <w:tabs>
@@ -4816,22 +7019,22 @@
       <w:spacing w:line="240" w:lineRule="auto"/>
     </w:pPr>
   </w:style>
-  <w:style w:type="character" w:customStyle="1" w:styleId="FooterChar">
+  <w:style w:type="character" w:styleId="FooterChar" w:customStyle="1">
     <w:name w:val="Footer Char"/>
     <w:basedOn w:val="DefaultParagraphFont"/>
     <w:link w:val="Footer"/>
     <w:uiPriority w:val="99"/>
     <w:rsid w:val="00EC6DB9"/>
     <w:rPr>
-      <w:rFonts w:ascii="Arial" w:eastAsia="Arial" w:hAnsi="Arial" w:cs="Arial"/>
+      <w:rFonts w:ascii="Arial" w:cs="Arial" w:eastAsia="Arial" w:hAnsi="Arial"/>
     </w:rPr>
   </w:style>
   <w:style w:type="character" w:styleId="PageNumber">
     <w:name w:val="page number"/>
     <w:basedOn w:val="DefaultParagraphFont"/>
     <w:uiPriority w:val="99"/>
-    <w:semiHidden/>
-    <w:unhideWhenUsed/>
+    <w:semiHidden w:val="1"/>
+    <w:unhideWhenUsed w:val="1"/>
     <w:rsid w:val="00EC6DB9"/>
   </w:style>
   <w:style w:type="paragraph" w:styleId="Header">
@@ -4839,7 +7042,7 @@
     <w:basedOn w:val="Normal"/>
     <w:link w:val="HeaderChar"/>
     <w:uiPriority w:val="99"/>
-    <w:unhideWhenUsed/>
+    <w:unhideWhenUsed w:val="1"/>
     <w:rsid w:val="00EC6DB9"/>
     <w:pPr>
       <w:tabs>
@@ -4849,54 +7052,54 @@
       <w:spacing w:line="240" w:lineRule="auto"/>
     </w:pPr>
   </w:style>
-  <w:style w:type="character" w:customStyle="1" w:styleId="HeaderChar">
+  <w:style w:type="character" w:styleId="HeaderChar" w:customStyle="1">
     <w:name w:val="Header Char"/>
     <w:basedOn w:val="DefaultParagraphFont"/>
     <w:link w:val="Header"/>
     <w:uiPriority w:val="99"/>
     <w:rsid w:val="00EC6DB9"/>
     <w:rPr>
-      <w:rFonts w:ascii="Arial" w:eastAsia="Arial" w:hAnsi="Arial" w:cs="Arial"/>
+      <w:rFonts w:ascii="Arial" w:cs="Arial" w:eastAsia="Arial" w:hAnsi="Arial"/>
     </w:rPr>
   </w:style>
   <w:style w:type="paragraph" w:styleId="ListParagraph">
     <w:name w:val="List Paragraph"/>
     <w:basedOn w:val="Normal"/>
     <w:uiPriority w:val="34"/>
-    <w:qFormat/>
+    <w:qFormat w:val="1"/>
     <w:rsid w:val="006B4864"/>
     <w:pPr>
       <w:ind w:left="720"/>
-      <w:contextualSpacing/>
+      <w:contextualSpacing w:val="1"/>
     </w:pPr>
   </w:style>
-  <w:style w:type="character" w:customStyle="1" w:styleId="Heading2Char">
+  <w:style w:type="character" w:styleId="Heading2Char" w:customStyle="1">
     <w:name w:val="Heading 2 Char"/>
     <w:basedOn w:val="DefaultParagraphFont"/>
     <w:link w:val="Heading2"/>
     <w:uiPriority w:val="9"/>
     <w:rsid w:val="006B4864"/>
     <w:rPr>
-      <w:rFonts w:ascii="Arial" w:eastAsia="Arial" w:hAnsi="Arial" w:cs="Arial"/>
-      <w:b/>
+      <w:rFonts w:ascii="Arial" w:cs="Arial" w:eastAsia="Arial" w:hAnsi="Arial"/>
+      <w:b w:val="1"/>
     </w:rPr>
   </w:style>
-  <w:style w:type="character" w:customStyle="1" w:styleId="Heading3Char">
+  <w:style w:type="character" w:styleId="Heading3Char" w:customStyle="1">
     <w:name w:val="Heading 3 Char"/>
     <w:basedOn w:val="DefaultParagraphFont"/>
     <w:link w:val="Heading3"/>
     <w:uiPriority w:val="9"/>
-    <w:semiHidden/>
+    <w:semiHidden w:val="1"/>
     <w:rsid w:val="006B4864"/>
     <w:rPr>
-      <w:rFonts w:asciiTheme="majorHAnsi" w:eastAsiaTheme="majorEastAsia" w:hAnsiTheme="majorHAnsi" w:cstheme="majorBidi"/>
-      <w:color w:val="1F3763" w:themeColor="accent1" w:themeShade="7F"/>
+      <w:rFonts w:asciiTheme="majorHAnsi" w:cstheme="majorBidi" w:eastAsiaTheme="majorEastAsia" w:hAnsiTheme="majorHAnsi"/>
+      <w:color w:val="1f3763" w:themeColor="accent1" w:themeShade="00007F"/>
     </w:rPr>
   </w:style>
-  <w:style w:type="paragraph" w:customStyle="1" w:styleId="TextBody">
+  <w:style w:type="paragraph" w:styleId="TextBody" w:customStyle="1">
     <w:name w:val="Text Body"/>
     <w:basedOn w:val="Normal"/>
-    <w:qFormat/>
+    <w:qFormat w:val="1"/>
     <w:rsid w:val="00B06521"/>
     <w:pPr>
       <w:spacing w:line="480" w:lineRule="auto"/>
@@ -4907,9 +7110,9 @@
     <w:name w:val="toc 2"/>
     <w:basedOn w:val="Normal"/>
     <w:next w:val="Normal"/>
-    <w:autoRedefine/>
+    <w:autoRedefine w:val="1"/>
     <w:uiPriority w:val="39"/>
-    <w:unhideWhenUsed/>
+    <w:unhideWhenUsed w:val="1"/>
     <w:rsid w:val="00290DF6"/>
     <w:pPr>
       <w:spacing w:after="100"/>
@@ -4922,30 +7125,29 @@
     <w:uiPriority w:val="99"/>
     <w:rsid w:val="00FB7604"/>
     <w:rPr>
-      <w:color w:val="605E5C"/>
-      <w:shd w:val="clear" w:color="auto" w:fill="E1DFDD"/>
+      <w:color w:val="605e5c"/>
+      <w:shd w:color="auto" w:fill="e1dfdd" w:val="clear"/>
     </w:rPr>
   </w:style>
   <w:style w:type="paragraph" w:styleId="Subtitle">
     <w:name w:val="Subtitle"/>
     <w:basedOn w:val="Normal"/>
     <w:next w:val="Normal"/>
-    <w:uiPriority w:val="11"/>
-    <w:qFormat/>
     <w:pPr>
-      <w:keepNext/>
-      <w:keepLines/>
-      <w:spacing w:before="360" w:after="80"/>
+      <w:keepNext w:val="1"/>
+      <w:keepLines w:val="1"/>
+      <w:pageBreakBefore w:val="0"/>
+      <w:spacing w:after="80" w:before="360" w:lineRule="auto"/>
     </w:pPr>
     <w:rPr>
-      <w:rFonts w:ascii="Georgia" w:eastAsia="Georgia" w:hAnsi="Georgia" w:cs="Georgia"/>
-      <w:i/>
+      <w:rFonts w:ascii="Georgia" w:cs="Georgia" w:eastAsia="Georgia" w:hAnsi="Georgia"/>
+      <w:i w:val="1"/>
       <w:color w:val="666666"/>
       <w:sz w:val="48"/>
       <w:szCs w:val="48"/>
     </w:rPr>
   </w:style>
-  <w:style w:type="table" w:customStyle="1" w:styleId="a">
+  <w:style w:type="table" w:styleId="Table1">
     <w:basedOn w:val="TableNormal"/>
     <w:rPr>
       <w:sz w:val="22"/>
@@ -4954,44 +7156,13 @@
     <w:tblPr>
       <w:tblStyleRowBandSize w:val="1"/>
       <w:tblStyleColBandSize w:val="1"/>
+      <w:tblCellMar>
+        <w:top w:w="0.0" w:type="dxa"/>
+        <w:left w:w="108.0" w:type="dxa"/>
+        <w:bottom w:w="0.0" w:type="dxa"/>
+        <w:right w:w="108.0" w:type="dxa"/>
+      </w:tblCellMar>
     </w:tblPr>
-  </w:style>
-  <w:style w:type="paragraph" w:styleId="CommentText">
-    <w:name w:val="annotation text"/>
-    <w:basedOn w:val="Normal"/>
-    <w:link w:val="CommentTextChar"/>
-    <w:uiPriority w:val="99"/>
-    <w:semiHidden/>
-    <w:unhideWhenUsed/>
-    <w:pPr>
-      <w:spacing w:line="240" w:lineRule="auto"/>
-    </w:pPr>
-    <w:rPr>
-      <w:sz w:val="20"/>
-      <w:szCs w:val="20"/>
-    </w:rPr>
-  </w:style>
-  <w:style w:type="character" w:customStyle="1" w:styleId="CommentTextChar">
-    <w:name w:val="Comment Text Char"/>
-    <w:basedOn w:val="DefaultParagraphFont"/>
-    <w:link w:val="CommentText"/>
-    <w:uiPriority w:val="99"/>
-    <w:semiHidden/>
-    <w:rPr>
-      <w:sz w:val="20"/>
-      <w:szCs w:val="20"/>
-    </w:rPr>
-  </w:style>
-  <w:style w:type="character" w:styleId="CommentReference">
-    <w:name w:val="annotation reference"/>
-    <w:basedOn w:val="DefaultParagraphFont"/>
-    <w:uiPriority w:val="99"/>
-    <w:semiHidden/>
-    <w:unhideWhenUsed/>
-    <w:rPr>
-      <w:sz w:val="16"/>
-      <w:szCs w:val="16"/>
-    </w:rPr>
   </w:style>
 </w:styles>
 </file>
@@ -5257,17 +7428,17 @@
 </a:theme>
 </file>
 
-<file path=customXml/item1.xml><?xml version="1.0" encoding="utf-8"?>
+<file path=customXML/item1.xml><?xml version="1.0" encoding="utf-8"?>
 <go:gDocsCustomXmlDataStorage xmlns:go="http://customooxmlschemas.google.com/" xmlns:r="http://schemas.openxmlformats.org/officeDocument/2006/relationships" uri="GoogleDocsCustomDataVersion2">
   <go:docsCustomData xmlns:go="http://customooxmlschemas.google.com/" roundtripDataSignature="AMtx7miJyejPANS3t/khPBX3C61amN2yYQ==">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</go:docsCustomData>
 </go:gDocsCustomXmlDataStorage>
 </file>
 
-<file path=customXml/itemProps1.xml><?xml version="1.0" encoding="utf-8"?>
+<file path=customXML/itemProps1.xml><?xml version="1.0" encoding="utf-8"?>
 <ds:datastoreItem xmlns:ds="http://schemas.openxmlformats.org/officeDocument/2006/customXml" ds:itemID="{11111111-1234-1234-1234-123412341234}">
   <ds:schemaRefs>
+    <ds:schemaRef ds:uri="http://schemas.openxmlformats.org/officeDocument/2006/relationships"/>
     <ds:schemaRef ds:uri="http://customooxmlschemas.google.com/"/>
-    <ds:schemaRef ds:uri="http://schemas.openxmlformats.org/officeDocument/2006/relationships"/>
   </ds:schemaRefs>
 </ds:datastoreItem>
 </file>